--- a/enunciado01/Relatório Final.docx
+++ b/enunciado01/Relatório Final.docx
@@ -125,7 +125,7 @@
               <wp:anchor allowOverlap="1" behindDoc="0" distB="0" distT="0" distL="0" distR="0" hidden="0" layoutInCell="1" locked="0" relativeHeight="0" simplePos="0">
                 <wp:simplePos x="0" y="0"/>
                 <wp:positionH relativeFrom="column">
-                  <wp:posOffset>76452</wp:posOffset>
+                  <wp:posOffset>76451</wp:posOffset>
                 </wp:positionH>
                 <wp:positionV relativeFrom="paragraph">
                   <wp:posOffset>138684</wp:posOffset>
@@ -140,10 +140,10 @@
                       <wpg:cNvGrpSpPr/>
                       <wpg:grpSpPr>
                         <a:xfrm>
-                          <a:off x="2000350" y="3618250"/>
+                          <a:off x="2002075" y="3619925"/>
                           <a:ext cx="6687820" cy="320040"/>
-                          <a:chOff x="2000350" y="3618250"/>
-                          <a:chExt cx="6691025" cy="323875"/>
+                          <a:chOff x="2002075" y="3619925"/>
+                          <a:chExt cx="6687850" cy="320150"/>
                         </a:xfrm>
                       </wpg:grpSpPr>
                       <wpg:grpSp>
@@ -151,9 +151,9 @@
                         <wpg:grpSpPr>
                           <a:xfrm>
                             <a:off x="2002090" y="3619980"/>
-                            <a:ext cx="6687800" cy="320025"/>
-                            <a:chOff x="0" y="0"/>
-                            <a:chExt cx="6687800" cy="320025"/>
+                            <a:ext cx="6687820" cy="320040"/>
+                            <a:chOff x="2000350" y="3618250"/>
+                            <a:chExt cx="6691025" cy="323875"/>
                           </a:xfrm>
                         </wpg:grpSpPr>
                         <wps:wsp>
@@ -161,8 +161,8 @@
                           <wps:cNvPr id="3" name="Shape 3"/>
                           <wps:spPr>
                             <a:xfrm>
-                              <a:off x="0" y="0"/>
-                              <a:ext cx="6687800" cy="320025"/>
+                              <a:off x="2000350" y="3618250"/>
+                              <a:ext cx="6691025" cy="323875"/>
                             </a:xfrm>
                             <a:prstGeom prst="rect">
                               <a:avLst/>
@@ -188,108 +188,151 @@
                             <a:noAutofit/>
                           </wps:bodyPr>
                         </wps:wsp>
-                        <wps:wsp>
-                          <wps:cNvSpPr/>
-                          <wps:cNvPr id="4" name="Shape 4"/>
-                          <wps:spPr>
+                        <wpg:grpSp>
+                          <wpg:cNvGrpSpPr/>
+                          <wpg:grpSpPr>
                             <a:xfrm>
-                              <a:off x="551687" y="3047"/>
-                              <a:ext cx="6132830" cy="314325"/>
+                              <a:off x="2002090" y="3619980"/>
+                              <a:ext cx="6687800" cy="320025"/>
+                              <a:chOff x="0" y="0"/>
+                              <a:chExt cx="6687800" cy="320025"/>
                             </a:xfrm>
-                            <a:prstGeom prst="rect">
-                              <a:avLst/>
-                            </a:prstGeom>
-                            <a:noFill/>
-                            <a:ln cap="flat" cmpd="sng" w="9525">
-                              <a:solidFill>
-                                <a:srgbClr val="000000"/>
-                              </a:solidFill>
-                              <a:prstDash val="solid"/>
-                              <a:round/>
-                              <a:headEnd len="sm" w="sm" type="none"/>
-                              <a:tailEnd len="sm" w="sm" type="none"/>
-                            </a:ln>
-                          </wps:spPr>
-                          <wps:txbx>
-                            <w:txbxContent>
-                              <w:p>
-                                <w:pPr>
-                                  <w:spacing w:after="0" w:before="121.00000381469727" w:line="240"/>
-                                  <w:ind w:left="105" w:right="0" w:firstLine="105"/>
-                                  <w:jc w:val="left"/>
-                                  <w:textDirection w:val="btLr"/>
-                                </w:pPr>
-                                <w:r>
-                                  <w:rPr>
-                                    <w:rFonts w:ascii="Calibri" w:cs="Calibri" w:eastAsia="Calibri" w:hAnsi="Calibri"/>
-                                    <w:b w:val="1"/>
-                                    <w:i w:val="0"/>
-                                    <w:smallCaps w:val="0"/>
-                                    <w:strike w:val="0"/>
-                                    <w:color w:val="000000"/>
-                                    <w:sz w:val="20"/>
-                                    <w:vertAlign w:val="baseline"/>
-                                  </w:rPr>
-                                  <w:t xml:space="preserve">Laboratório 01 - 15 pontos</w:t>
-                                </w:r>
-                              </w:p>
-                            </w:txbxContent>
-                          </wps:txbx>
-                          <wps:bodyPr anchorCtr="0" anchor="t" bIns="0" lIns="0" spcFirstLastPara="1" rIns="0" wrap="square" tIns="0">
-                            <a:noAutofit/>
-                          </wps:bodyPr>
-                        </wps:wsp>
-                        <wps:wsp>
-                          <wps:cNvSpPr/>
-                          <wps:cNvPr id="5" name="Shape 5"/>
-                          <wps:spPr>
-                            <a:xfrm>
-                              <a:off x="3047" y="3047"/>
-                              <a:ext cx="548640" cy="314325"/>
-                            </a:xfrm>
-                            <a:prstGeom prst="rect">
-                              <a:avLst/>
-                            </a:prstGeom>
-                            <a:noFill/>
-                            <a:ln cap="flat" cmpd="sng" w="9525">
-                              <a:solidFill>
-                                <a:srgbClr val="000000"/>
-                              </a:solidFill>
-                              <a:prstDash val="solid"/>
-                              <a:round/>
-                              <a:headEnd len="sm" w="sm" type="none"/>
-                              <a:tailEnd len="sm" w="sm" type="none"/>
-                            </a:ln>
-                          </wps:spPr>
-                          <wps:txbx>
-                            <w:txbxContent>
-                              <w:p>
-                                <w:pPr>
-                                  <w:spacing w:after="0" w:before="121.00000381469727" w:line="240"/>
-                                  <w:ind w:left="105" w:right="0" w:firstLine="105"/>
-                                  <w:jc w:val="left"/>
-                                  <w:textDirection w:val="btLr"/>
-                                </w:pPr>
-                                <w:r>
-                                  <w:rPr>
-                                    <w:rFonts w:ascii="Calibri" w:cs="Calibri" w:eastAsia="Calibri" w:hAnsi="Calibri"/>
-                                    <w:b w:val="1"/>
-                                    <w:i w:val="0"/>
-                                    <w:smallCaps w:val="0"/>
-                                    <w:strike w:val="0"/>
-                                    <w:color w:val="000000"/>
-                                    <w:sz w:val="20"/>
-                                    <w:vertAlign w:val="baseline"/>
-                                  </w:rPr>
-                                  <w:t xml:space="preserve">LAB01</w:t>
-                                </w:r>
-                              </w:p>
-                            </w:txbxContent>
-                          </wps:txbx>
-                          <wps:bodyPr anchorCtr="0" anchor="t" bIns="0" lIns="0" spcFirstLastPara="1" rIns="0" wrap="square" tIns="0">
-                            <a:noAutofit/>
-                          </wps:bodyPr>
-                        </wps:wsp>
+                          </wpg:grpSpPr>
+                          <wps:wsp>
+                            <wps:cNvSpPr/>
+                            <wps:cNvPr id="5" name="Shape 5"/>
+                            <wps:spPr>
+                              <a:xfrm>
+                                <a:off x="0" y="0"/>
+                                <a:ext cx="6687800" cy="320025"/>
+                              </a:xfrm>
+                              <a:prstGeom prst="rect">
+                                <a:avLst/>
+                              </a:prstGeom>
+                              <a:noFill/>
+                              <a:ln>
+                                <a:noFill/>
+                              </a:ln>
+                            </wps:spPr>
+                            <wps:txbx>
+                              <w:txbxContent>
+                                <w:p>
+                                  <w:pPr>
+                                    <w:spacing w:after="0" w:before="0" w:line="240"/>
+                                    <w:ind w:left="0" w:right="0" w:firstLine="0"/>
+                                    <w:jc w:val="left"/>
+                                    <w:textDirection w:val="btLr"/>
+                                  </w:pPr>
+                                </w:p>
+                              </w:txbxContent>
+                            </wps:txbx>
+                            <wps:bodyPr anchorCtr="0" anchor="ctr" bIns="91425" lIns="91425" spcFirstLastPara="1" rIns="91425" wrap="square" tIns="91425">
+                              <a:noAutofit/>
+                            </wps:bodyPr>
+                          </wps:wsp>
+                          <wps:wsp>
+                            <wps:cNvSpPr/>
+                            <wps:cNvPr id="6" name="Shape 6"/>
+                            <wps:spPr>
+                              <a:xfrm>
+                                <a:off x="551687" y="3047"/>
+                                <a:ext cx="6132830" cy="314325"/>
+                              </a:xfrm>
+                              <a:prstGeom prst="rect">
+                                <a:avLst/>
+                              </a:prstGeom>
+                              <a:noFill/>
+                              <a:ln cap="flat" cmpd="sng" w="9525">
+                                <a:solidFill>
+                                  <a:srgbClr val="000000"/>
+                                </a:solidFill>
+                                <a:prstDash val="solid"/>
+                                <a:round/>
+                                <a:headEnd len="sm" w="sm" type="none"/>
+                                <a:tailEnd len="sm" w="sm" type="none"/>
+                              </a:ln>
+                            </wps:spPr>
+                            <wps:txbx>
+                              <w:txbxContent>
+                                <w:p>
+                                  <w:pPr>
+                                    <w:spacing w:after="0" w:before="121.00000381469727" w:line="240"/>
+                                    <w:ind w:left="105" w:right="0" w:firstLine="210"/>
+                                    <w:jc w:val="left"/>
+                                    <w:textDirection w:val="btLr"/>
+                                  </w:pPr>
+                                  <w:r>
+                                    <w:rPr>
+                                      <w:rFonts w:ascii="Calibri" w:cs="Calibri" w:eastAsia="Calibri" w:hAnsi="Calibri"/>
+                                      <w:b w:val="1"/>
+                                      <w:i w:val="0"/>
+                                      <w:smallCaps w:val="0"/>
+                                      <w:strike w:val="0"/>
+                                      <w:color w:val="000000"/>
+                                      <w:sz w:val="20"/>
+                                      <w:vertAlign w:val="baseline"/>
+                                    </w:rPr>
+                                    <w:t xml:space="preserve">Laboratório 01 - 15 pontos</w:t>
+                                  </w:r>
+                                </w:p>
+                              </w:txbxContent>
+                            </wps:txbx>
+                            <wps:bodyPr anchorCtr="0" anchor="t" bIns="0" lIns="0" spcFirstLastPara="1" rIns="0" wrap="square" tIns="0">
+                              <a:noAutofit/>
+                            </wps:bodyPr>
+                          </wps:wsp>
+                          <wps:wsp>
+                            <wps:cNvSpPr/>
+                            <wps:cNvPr id="7" name="Shape 7"/>
+                            <wps:spPr>
+                              <a:xfrm>
+                                <a:off x="3047" y="3047"/>
+                                <a:ext cx="548640" cy="314325"/>
+                              </a:xfrm>
+                              <a:prstGeom prst="rect">
+                                <a:avLst/>
+                              </a:prstGeom>
+                              <a:noFill/>
+                              <a:ln cap="flat" cmpd="sng" w="9525">
+                                <a:solidFill>
+                                  <a:srgbClr val="000000"/>
+                                </a:solidFill>
+                                <a:prstDash val="solid"/>
+                                <a:round/>
+                                <a:headEnd len="sm" w="sm" type="none"/>
+                                <a:tailEnd len="sm" w="sm" type="none"/>
+                              </a:ln>
+                            </wps:spPr>
+                            <wps:txbx>
+                              <w:txbxContent>
+                                <w:p>
+                                  <w:pPr>
+                                    <w:spacing w:after="0" w:before="121.00000381469727" w:line="240"/>
+                                    <w:ind w:left="105" w:right="0" w:firstLine="210"/>
+                                    <w:jc w:val="left"/>
+                                    <w:textDirection w:val="btLr"/>
+                                  </w:pPr>
+                                  <w:r>
+                                    <w:rPr>
+                                      <w:rFonts w:ascii="Calibri" w:cs="Calibri" w:eastAsia="Calibri" w:hAnsi="Calibri"/>
+                                      <w:b w:val="1"/>
+                                      <w:i w:val="0"/>
+                                      <w:smallCaps w:val="0"/>
+                                      <w:strike w:val="0"/>
+                                      <w:color w:val="000000"/>
+                                      <w:sz w:val="20"/>
+                                      <w:vertAlign w:val="baseline"/>
+                                    </w:rPr>
+                                    <w:t xml:space="preserve">LAB01</w:t>
+                                  </w:r>
+                                </w:p>
+                              </w:txbxContent>
+                            </wps:txbx>
+                            <wps:bodyPr anchorCtr="0" anchor="t" bIns="0" lIns="0" spcFirstLastPara="1" rIns="0" wrap="square" tIns="0">
+                              <a:noAutofit/>
+                            </wps:bodyPr>
+                          </wps:wsp>
+                        </wpg:grpSp>
                       </wpg:grpSp>
                     </wpg:wgp>
                   </a:graphicData>
@@ -302,7 +345,7 @@
               <wp:anchor allowOverlap="1" behindDoc="0" distB="0" distT="0" distL="0" distR="0" hidden="0" layoutInCell="1" locked="0" relativeHeight="0" simplePos="0">
                 <wp:simplePos x="0" y="0"/>
                 <wp:positionH relativeFrom="column">
-                  <wp:posOffset>76452</wp:posOffset>
+                  <wp:posOffset>76451</wp:posOffset>
                 </wp:positionH>
                 <wp:positionV relativeFrom="paragraph">
                   <wp:posOffset>138684</wp:posOffset>
@@ -310,12 +353,12 @@
                 <wp:extent cx="6687820" cy="320040"/>
                 <wp:effectExtent b="0" l="0" r="0" t="0"/>
                 <wp:wrapTopAndBottom distB="0" distT="0"/>
-                <wp:docPr id="1" name="image2.png"/>
+                <wp:docPr id="1" name="image8.png"/>
                 <a:graphic>
                   <a:graphicData uri="http://schemas.openxmlformats.org/drawingml/2006/picture">
                     <pic:pic>
                       <pic:nvPicPr>
-                        <pic:cNvPr id="0" name="image2.png"/>
+                        <pic:cNvPr id="0" name="image8.png"/>
                         <pic:cNvPicPr preferRelativeResize="0"/>
                       </pic:nvPicPr>
                       <pic:blipFill>
@@ -433,7 +476,6 @@
             <w:pPr>
               <w:keepNext w:val="0"/>
               <w:keepLines w:val="0"/>
-              <w:pageBreakBefore w:val="0"/>
               <w:widowControl w:val="0"/>
               <w:pBdr>
                 <w:top w:space="0" w:sz="0" w:val="nil"/>
@@ -498,7 +540,6 @@
             <w:pPr>
               <w:keepNext w:val="0"/>
               <w:keepLines w:val="0"/>
-              <w:pageBreakBefore w:val="0"/>
               <w:widowControl w:val="0"/>
               <w:pBdr>
                 <w:top w:space="0" w:sz="0" w:val="nil"/>
@@ -556,7 +597,6 @@
             <w:pPr>
               <w:keepNext w:val="0"/>
               <w:keepLines w:val="0"/>
-              <w:pageBreakBefore w:val="0"/>
               <w:widowControl w:val="0"/>
               <w:pBdr>
                 <w:top w:space="0" w:sz="0" w:val="nil"/>
@@ -609,7 +649,6 @@
             <w:pPr>
               <w:keepNext w:val="0"/>
               <w:keepLines w:val="0"/>
-              <w:pageBreakBefore w:val="0"/>
               <w:widowControl w:val="0"/>
               <w:pBdr>
                 <w:top w:space="0" w:sz="0" w:val="nil"/>
@@ -667,7 +706,6 @@
             <w:pPr>
               <w:keepNext w:val="0"/>
               <w:keepLines w:val="0"/>
-              <w:pageBreakBefore w:val="0"/>
               <w:widowControl w:val="0"/>
               <w:pBdr>
                 <w:top w:space="0" w:sz="0" w:val="nil"/>
@@ -706,7 +744,6 @@
             <w:pPr>
               <w:keepNext w:val="0"/>
               <w:keepLines w:val="0"/>
-              <w:pageBreakBefore w:val="0"/>
               <w:widowControl w:val="0"/>
               <w:pBdr>
                 <w:top w:space="0" w:sz="0" w:val="nil"/>
@@ -762,7 +799,6 @@
             <w:pPr>
               <w:keepNext w:val="0"/>
               <w:keepLines w:val="0"/>
-              <w:pageBreakBefore w:val="0"/>
               <w:widowControl w:val="0"/>
               <w:pBdr>
                 <w:top w:space="0" w:sz="0" w:val="nil"/>
@@ -818,7 +854,6 @@
             <w:pPr>
               <w:keepNext w:val="0"/>
               <w:keepLines w:val="0"/>
-              <w:pageBreakBefore w:val="0"/>
               <w:widowControl w:val="0"/>
               <w:pBdr>
                 <w:top w:space="0" w:sz="0" w:val="nil"/>
@@ -874,7 +909,6 @@
             <w:pPr>
               <w:keepNext w:val="0"/>
               <w:keepLines w:val="0"/>
-              <w:pageBreakBefore w:val="0"/>
               <w:widowControl w:val="0"/>
               <w:pBdr>
                 <w:top w:space="0" w:sz="0" w:val="nil"/>
@@ -932,7 +966,6 @@
             <w:pPr>
               <w:keepNext w:val="0"/>
               <w:keepLines w:val="0"/>
-              <w:pageBreakBefore w:val="0"/>
               <w:widowControl w:val="0"/>
               <w:pBdr>
                 <w:top w:space="0" w:sz="0" w:val="nil"/>
@@ -985,7 +1018,6 @@
             <w:pPr>
               <w:keepNext w:val="0"/>
               <w:keepLines w:val="0"/>
-              <w:pageBreakBefore w:val="0"/>
               <w:widowControl w:val="0"/>
               <w:pBdr>
                 <w:top w:space="0" w:sz="0" w:val="nil"/>
@@ -1180,7 +1212,6 @@
             <w:pPr>
               <w:keepNext w:val="0"/>
               <w:keepLines w:val="0"/>
-              <w:pageBreakBefore w:val="0"/>
               <w:widowControl w:val="0"/>
               <w:pBdr>
                 <w:top w:space="0" w:sz="0" w:val="nil"/>
@@ -1222,7 +1253,6 @@
             <w:pPr>
               <w:keepNext w:val="0"/>
               <w:keepLines w:val="0"/>
-              <w:pageBreakBefore w:val="0"/>
               <w:widowControl w:val="0"/>
               <w:pBdr>
                 <w:top w:space="0" w:sz="0" w:val="nil"/>
@@ -1264,7 +1294,6 @@
             <w:pPr>
               <w:keepNext w:val="0"/>
               <w:keepLines w:val="0"/>
-              <w:pageBreakBefore w:val="0"/>
               <w:widowControl w:val="0"/>
               <w:pBdr>
                 <w:top w:space="0" w:sz="0" w:val="nil"/>
@@ -1373,7 +1402,6 @@
             <w:pPr>
               <w:keepNext w:val="0"/>
               <w:keepLines w:val="0"/>
-              <w:pageBreakBefore w:val="0"/>
               <w:widowControl w:val="0"/>
               <w:pBdr>
                 <w:top w:space="0" w:sz="0" w:val="nil"/>
@@ -1509,21 +1537,1344 @@
         </w:pBdr>
         <w:shd w:fill="auto" w:val="clear"/>
         <w:spacing w:after="0" w:before="0" w:line="276" w:lineRule="auto"/>
-        <w:ind w:left="1133" w:right="1132" w:firstLine="0"/>
-        <w:rPr>
-          <w:rFonts w:ascii="Arial" w:cs="Arial" w:eastAsia="Arial" w:hAnsi="Arial"/>
-        </w:rPr>
-      </w:pPr>
-      <w:r>
+        <w:ind w:right="1132"/>
         <w:rPr>
           <w:rFonts w:ascii="Arial" w:cs="Arial" w:eastAsia="Arial" w:hAnsi="Arial"/>
           <w:b w:val="1"/>
           <w:bCs w:val="1"/>
+        </w:rPr>
+      </w:pPr>
+      <w:r>
+        <w:rPr>
+          <w:rFonts w:ascii="Arial" w:cs="Arial" w:eastAsia="Arial" w:hAnsi="Arial"/>
+          <w:b w:val="1"/>
+          <w:bCs w:val="1"/>
           <w:rtl w:val="0"/>
         </w:rPr>
         <w:br w:type="textWrapping"/>
         <w:br w:type="textWrapping"/>
-        <w:t xml:space="preserve">Autores</w:t>
+        <w:t xml:space="preserve"> </w:t>
+      </w:r>
+    </w:p>
+    <w:p>
+      <w:pPr>
+        <w:keepNext w:val="0"/>
+        <w:keepLines w:val="0"/>
+        <w:pageBreakBefore w:val="0"/>
+        <w:widowControl w:val="0"/>
+        <w:pBdr>
+          <w:top w:space="0" w:sz="0" w:val="nil"/>
+          <w:left w:space="0" w:sz="0" w:val="nil"/>
+          <w:bottom w:space="0" w:sz="0" w:val="nil"/>
+          <w:right w:space="0" w:sz="0" w:val="nil"/>
+          <w:between w:space="0" w:sz="0" w:val="nil"/>
+        </w:pBdr>
+        <w:shd w:fill="auto" w:val="clear"/>
+        <w:spacing w:after="0" w:before="0" w:line="276" w:lineRule="auto"/>
+        <w:ind w:right="1132"/>
+        <w:rPr>
+          <w:rFonts w:ascii="Arial" w:cs="Arial" w:eastAsia="Arial" w:hAnsi="Arial"/>
+          <w:b w:val="1"/>
+          <w:bCs w:val="1"/>
+          <w:sz w:val="28"/>
+          <w:szCs w:val="28"/>
+        </w:rPr>
+      </w:pPr>
+      <w:r>
+        <w:rPr>
+          <w:rFonts w:ascii="Arial" w:cs="Arial" w:eastAsia="Arial" w:hAnsi="Arial"/>
+          <w:b w:val="1"/>
+          <w:bCs w:val="1"/>
+          <w:sz w:val="28"/>
+          <w:szCs w:val="28"/>
+          <w:rtl w:val="0"/>
+        </w:rPr>
+        <w:t xml:space="preserve">1. Introdução</w:t>
+      </w:r>
+    </w:p>
+    <w:p>
+      <w:pPr>
+        <w:pStyle w:val="Heading3"/>
+        <w:keepNext w:val="0"/>
+        <w:keepLines w:val="0"/>
+        <w:spacing w:line="276" w:lineRule="auto"/>
+        <w:ind w:left="0" w:right="1132" w:firstLine="720"/>
+        <w:rPr>
+          <w:rFonts w:ascii="Arial" w:cs="Arial" w:eastAsia="Arial" w:hAnsi="Arial"/>
+          <w:sz w:val="24"/>
+          <w:szCs w:val="24"/>
+        </w:rPr>
+      </w:pPr>
+      <w:bookmarkStart w:colFirst="0" w:colLast="0" w:name="_4mh4op24sub8" w:id="0"/>
+      <w:bookmarkEnd w:id="0"/>
+      <w:r>
+        <w:rPr>
+          <w:rFonts w:ascii="Arial" w:cs="Arial" w:eastAsia="Arial" w:hAnsi="Arial"/>
+          <w:sz w:val="24"/>
+          <w:szCs w:val="24"/>
+          <w:rtl w:val="0"/>
+        </w:rPr>
+        <w:t xml:space="preserve">1.1 Contextualização</w:t>
+      </w:r>
+    </w:p>
+    <w:p>
+      <w:pPr>
+        <w:spacing w:after="240" w:before="240" w:line="276" w:lineRule="auto"/>
+        <w:jc w:val="both"/>
+        <w:rPr>
+          <w:rFonts w:ascii="Arial" w:cs="Arial" w:eastAsia="Arial" w:hAnsi="Arial"/>
+        </w:rPr>
+      </w:pPr>
+      <w:r>
+        <w:rPr>
+          <w:rFonts w:ascii="Arial" w:cs="Arial" w:eastAsia="Arial" w:hAnsi="Arial"/>
+          <w:rtl w:val="0"/>
+        </w:rPr>
+        <w:t xml:space="preserve">Plataformas de hospedagem de código-fonte, como o GitHub, tornaram-se vastos repositórios de dados sobre o desenvolvimento de software moderno. Projetos de código aberto (Open Source) hospedados nessas plataformas variam enormemente em tamanho, atividade e popularidade. Compreender as características que tornam um repositório "popular" medido pelo número de </w:t>
+      </w:r>
+      <w:r>
+        <w:rPr>
+          <w:rFonts w:ascii="Arial" w:cs="Arial" w:eastAsia="Arial" w:hAnsi="Arial"/>
+          <w:i w:val="1"/>
+          <w:iCs w:val="1"/>
+          <w:rtl w:val="0"/>
+        </w:rPr>
+        <w:t xml:space="preserve">stars</w:t>
+      </w:r>
+      <w:r>
+        <w:rPr>
+          <w:rFonts w:ascii="Arial" w:cs="Arial" w:eastAsia="Arial" w:hAnsi="Arial"/>
+          <w:rtl w:val="0"/>
+        </w:rPr>
+        <w:t xml:space="preserve"> (estrelas) pode fornecer </w:t>
+      </w:r>
+      <w:r>
+        <w:rPr>
+          <w:rFonts w:ascii="Arial" w:cs="Arial" w:eastAsia="Arial" w:hAnsi="Arial"/>
+          <w:i w:val="1"/>
+          <w:iCs w:val="1"/>
+          <w:rtl w:val="0"/>
+        </w:rPr>
+        <w:t xml:space="preserve">insights</w:t>
+      </w:r>
+      <w:r>
+        <w:rPr>
+          <w:rFonts w:ascii="Arial" w:cs="Arial" w:eastAsia="Arial" w:hAnsi="Arial"/>
+          <w:rtl w:val="0"/>
+        </w:rPr>
+        <w:t xml:space="preserve"> valiosos sobre boas práticas de engenharia de software, engajamento da comunidade e manutenção de sistemas.</w:t>
+      </w:r>
+    </w:p>
+    <w:p>
+      <w:pPr>
+        <w:pStyle w:val="Heading3"/>
+        <w:keepNext w:val="0"/>
+        <w:keepLines w:val="0"/>
+        <w:spacing w:line="276" w:lineRule="auto"/>
+        <w:ind w:left="0" w:right="1132" w:firstLine="720"/>
+        <w:rPr>
+          <w:rFonts w:ascii="Arial" w:cs="Arial" w:eastAsia="Arial" w:hAnsi="Arial"/>
+          <w:sz w:val="24"/>
+          <w:szCs w:val="24"/>
+        </w:rPr>
+      </w:pPr>
+      <w:bookmarkStart w:colFirst="0" w:colLast="0" w:name="_y4igy8uh34rp" w:id="1"/>
+      <w:bookmarkEnd w:id="1"/>
+      <w:r>
+        <w:rPr>
+          <w:rFonts w:ascii="Arial" w:cs="Arial" w:eastAsia="Arial" w:hAnsi="Arial"/>
+          <w:sz w:val="24"/>
+          <w:szCs w:val="24"/>
+          <w:rtl w:val="0"/>
+        </w:rPr>
+        <w:t xml:space="preserve">1.2 Problema foco do experimento</w:t>
+      </w:r>
+    </w:p>
+    <w:p>
+      <w:pPr>
+        <w:spacing w:after="240" w:before="240" w:line="276" w:lineRule="auto"/>
+        <w:jc w:val="both"/>
+        <w:rPr>
+          <w:rFonts w:ascii="Arial" w:cs="Arial" w:eastAsia="Arial" w:hAnsi="Arial"/>
+        </w:rPr>
+      </w:pPr>
+      <w:r>
+        <w:rPr>
+          <w:rFonts w:ascii="Arial" w:cs="Arial" w:eastAsia="Arial" w:hAnsi="Arial"/>
+          <w:rtl w:val="0"/>
+        </w:rPr>
+        <w:t xml:space="preserve">O problema central deste experimento é a falta de clareza empírica sobre o que caracteriza um software de sucesso e alta popularidade no GitHub. O experimento busca investigar se repositórios altamente populares compartilham atributos em comum, como maturidade (idade), nível de colaboração externa, frequência de atualizações e linguagem de programação utilizada.</w:t>
+      </w:r>
+    </w:p>
+    <w:p>
+      <w:pPr>
+        <w:pStyle w:val="Heading3"/>
+        <w:keepNext w:val="0"/>
+        <w:keepLines w:val="0"/>
+        <w:spacing w:line="276" w:lineRule="auto"/>
+        <w:ind w:left="0" w:right="1132" w:firstLine="720"/>
+        <w:rPr>
+          <w:rFonts w:ascii="Arial" w:cs="Arial" w:eastAsia="Arial" w:hAnsi="Arial"/>
+          <w:sz w:val="24"/>
+          <w:szCs w:val="24"/>
+        </w:rPr>
+      </w:pPr>
+      <w:bookmarkStart w:colFirst="0" w:colLast="0" w:name="_pl6y1nkuk0uh" w:id="2"/>
+      <w:bookmarkEnd w:id="2"/>
+      <w:r>
+        <w:rPr>
+          <w:rFonts w:ascii="Arial" w:cs="Arial" w:eastAsia="Arial" w:hAnsi="Arial"/>
+          <w:sz w:val="24"/>
+          <w:szCs w:val="24"/>
+          <w:rtl w:val="0"/>
+        </w:rPr>
+        <w:t xml:space="preserve">1.3 Questões-Pesquisa (RQs)</w:t>
+      </w:r>
+    </w:p>
+    <w:p>
+      <w:pPr>
+        <w:spacing w:after="240" w:before="240" w:line="276" w:lineRule="auto"/>
+        <w:rPr>
+          <w:rFonts w:ascii="Arial" w:cs="Arial" w:eastAsia="Arial" w:hAnsi="Arial"/>
+        </w:rPr>
+      </w:pPr>
+      <w:r>
+        <w:rPr>
+          <w:rFonts w:ascii="Arial" w:cs="Arial" w:eastAsia="Arial" w:hAnsi="Arial"/>
+          <w:rtl w:val="0"/>
+        </w:rPr>
+        <w:t xml:space="preserve">Para guiar o experimento, foram definidas as seguintes Questões de Pesquisa:</w:t>
+      </w:r>
+    </w:p>
+    <w:p>
+      <w:pPr>
+        <w:numPr>
+          <w:ilvl w:val="0"/>
+          <w:numId w:val="7"/>
+        </w:numPr>
+        <w:spacing w:after="0" w:afterAutospacing="0" w:before="240" w:line="276" w:lineRule="auto"/>
+        <w:ind w:left="720" w:hanging="360"/>
+        <w:rPr>
+          <w:rFonts w:ascii="Arial" w:cs="Arial" w:eastAsia="Arial" w:hAnsi="Arial"/>
+        </w:rPr>
+      </w:pPr>
+      <w:r>
+        <w:rPr>
+          <w:rFonts w:ascii="Arial" w:cs="Arial" w:eastAsia="Arial" w:hAnsi="Arial"/>
+          <w:rtl w:val="0"/>
+        </w:rPr>
+        <w:t xml:space="preserve">RQ 01. Sistemas populares são maduros/antigos?</w:t>
+      </w:r>
+    </w:p>
+    <w:p>
+      <w:pPr>
+        <w:numPr>
+          <w:ilvl w:val="0"/>
+          <w:numId w:val="7"/>
+        </w:numPr>
+        <w:spacing w:after="0" w:afterAutospacing="0" w:before="0" w:beforeAutospacing="0" w:line="276" w:lineRule="auto"/>
+        <w:ind w:left="720" w:hanging="360"/>
+        <w:rPr>
+          <w:rFonts w:ascii="Arial" w:cs="Arial" w:eastAsia="Arial" w:hAnsi="Arial"/>
+        </w:rPr>
+      </w:pPr>
+      <w:r>
+        <w:rPr>
+          <w:rFonts w:ascii="Arial" w:cs="Arial" w:eastAsia="Arial" w:hAnsi="Arial"/>
+          <w:rtl w:val="0"/>
+        </w:rPr>
+        <w:t xml:space="preserve">RQ 02. Sistemas populares recebem muita contribuição externa?</w:t>
+      </w:r>
+    </w:p>
+    <w:p>
+      <w:pPr>
+        <w:numPr>
+          <w:ilvl w:val="0"/>
+          <w:numId w:val="7"/>
+        </w:numPr>
+        <w:spacing w:after="0" w:afterAutospacing="0" w:before="0" w:beforeAutospacing="0" w:line="276" w:lineRule="auto"/>
+        <w:ind w:left="720" w:hanging="360"/>
+        <w:rPr>
+          <w:rFonts w:ascii="Arial" w:cs="Arial" w:eastAsia="Arial" w:hAnsi="Arial"/>
+        </w:rPr>
+      </w:pPr>
+      <w:r>
+        <w:rPr>
+          <w:rFonts w:ascii="Arial" w:cs="Arial" w:eastAsia="Arial" w:hAnsi="Arial"/>
+          <w:rtl w:val="0"/>
+        </w:rPr>
+        <w:t xml:space="preserve">RQ 03. Sistemas populares lançam releases com frequência?</w:t>
+      </w:r>
+    </w:p>
+    <w:p>
+      <w:pPr>
+        <w:numPr>
+          <w:ilvl w:val="0"/>
+          <w:numId w:val="7"/>
+        </w:numPr>
+        <w:spacing w:after="0" w:afterAutospacing="0" w:before="0" w:beforeAutospacing="0" w:line="276" w:lineRule="auto"/>
+        <w:ind w:left="720" w:hanging="360"/>
+        <w:rPr>
+          <w:rFonts w:ascii="Arial" w:cs="Arial" w:eastAsia="Arial" w:hAnsi="Arial"/>
+        </w:rPr>
+      </w:pPr>
+      <w:r>
+        <w:rPr>
+          <w:rFonts w:ascii="Arial" w:cs="Arial" w:eastAsia="Arial" w:hAnsi="Arial"/>
+          <w:rtl w:val="0"/>
+        </w:rPr>
+        <w:t xml:space="preserve">RQ 04. Sistemas populares são atualizados com frequência?</w:t>
+      </w:r>
+    </w:p>
+    <w:p>
+      <w:pPr>
+        <w:numPr>
+          <w:ilvl w:val="0"/>
+          <w:numId w:val="7"/>
+        </w:numPr>
+        <w:spacing w:after="0" w:afterAutospacing="0" w:before="0" w:beforeAutospacing="0" w:line="276" w:lineRule="auto"/>
+        <w:ind w:left="720" w:hanging="360"/>
+        <w:rPr>
+          <w:rFonts w:ascii="Arial" w:cs="Arial" w:eastAsia="Arial" w:hAnsi="Arial"/>
+        </w:rPr>
+      </w:pPr>
+      <w:r>
+        <w:rPr>
+          <w:rFonts w:ascii="Arial" w:cs="Arial" w:eastAsia="Arial" w:hAnsi="Arial"/>
+          <w:rtl w:val="0"/>
+        </w:rPr>
+        <w:t xml:space="preserve">RQ 05. Sistemas populares são escritos nas linguagens mais populares?</w:t>
+      </w:r>
+    </w:p>
+    <w:p>
+      <w:pPr>
+        <w:numPr>
+          <w:ilvl w:val="0"/>
+          <w:numId w:val="7"/>
+        </w:numPr>
+        <w:spacing w:after="240" w:before="0" w:beforeAutospacing="0" w:line="276" w:lineRule="auto"/>
+        <w:ind w:left="720" w:hanging="360"/>
+        <w:rPr>
+          <w:rFonts w:ascii="Arial" w:cs="Arial" w:eastAsia="Arial" w:hAnsi="Arial"/>
+        </w:rPr>
+      </w:pPr>
+      <w:r>
+        <w:rPr>
+          <w:rFonts w:ascii="Arial" w:cs="Arial" w:eastAsia="Arial" w:hAnsi="Arial"/>
+          <w:rtl w:val="0"/>
+        </w:rPr>
+        <w:t xml:space="preserve">RQ 06. Sistemas populares possuem um alto percentual de issues fechadas?</w:t>
+      </w:r>
+    </w:p>
+    <w:p>
+      <w:pPr>
+        <w:pStyle w:val="Heading3"/>
+        <w:keepNext w:val="0"/>
+        <w:keepLines w:val="0"/>
+        <w:spacing w:line="276" w:lineRule="auto"/>
+        <w:ind w:left="0" w:right="1132" w:firstLine="720"/>
+        <w:rPr>
+          <w:rFonts w:ascii="Arial" w:cs="Arial" w:eastAsia="Arial" w:hAnsi="Arial"/>
+          <w:sz w:val="24"/>
+          <w:szCs w:val="24"/>
+        </w:rPr>
+      </w:pPr>
+      <w:bookmarkStart w:colFirst="0" w:colLast="0" w:name="_irgfxtp1wako" w:id="3"/>
+      <w:bookmarkEnd w:id="3"/>
+      <w:r>
+        <w:rPr>
+          <w:rFonts w:ascii="Arial" w:cs="Arial" w:eastAsia="Arial" w:hAnsi="Arial"/>
+          <w:sz w:val="24"/>
+          <w:szCs w:val="24"/>
+          <w:rtl w:val="0"/>
+        </w:rPr>
+        <w:t xml:space="preserve">1.4 Hipótese(s)</w:t>
+      </w:r>
+    </w:p>
+    <w:p>
+      <w:pPr>
+        <w:numPr>
+          <w:ilvl w:val="0"/>
+          <w:numId w:val="2"/>
+        </w:numPr>
+        <w:spacing w:after="0" w:afterAutospacing="0" w:before="240" w:line="276" w:lineRule="auto"/>
+        <w:ind w:left="720" w:hanging="360"/>
+        <w:rPr>
+          <w:rFonts w:ascii="Arial" w:cs="Arial" w:eastAsia="Arial" w:hAnsi="Arial"/>
+        </w:rPr>
+      </w:pPr>
+      <w:r>
+        <w:rPr>
+          <w:rFonts w:ascii="Arial" w:cs="Arial" w:eastAsia="Arial" w:hAnsi="Arial"/>
+          <w:rtl w:val="0"/>
+        </w:rPr>
+        <w:t xml:space="preserve">H1: Sistemas populares tendem a ser mais antigos (maduros), pois acumulam usuários e reputação ao longo do tempo.</w:t>
+      </w:r>
+    </w:p>
+    <w:p>
+      <w:pPr>
+        <w:numPr>
+          <w:ilvl w:val="0"/>
+          <w:numId w:val="2"/>
+        </w:numPr>
+        <w:spacing w:after="0" w:afterAutospacing="0" w:before="0" w:beforeAutospacing="0" w:line="276" w:lineRule="auto"/>
+        <w:ind w:left="720" w:hanging="360"/>
+        <w:rPr>
+          <w:rFonts w:ascii="Arial" w:cs="Arial" w:eastAsia="Arial" w:hAnsi="Arial"/>
+        </w:rPr>
+      </w:pPr>
+      <w:r>
+        <w:rPr>
+          <w:rFonts w:ascii="Arial" w:cs="Arial" w:eastAsia="Arial" w:hAnsi="Arial"/>
+          <w:rtl w:val="0"/>
+        </w:rPr>
+        <w:t xml:space="preserve">H2: Sistemas populares possuem um alto índice de contribuição externa (Pull Requests de não-membros) e uma alta taxa de resolução de problemas (issues fechadas), refletindo comunidades ativas.</w:t>
+      </w:r>
+    </w:p>
+    <w:p>
+      <w:pPr>
+        <w:numPr>
+          <w:ilvl w:val="0"/>
+          <w:numId w:val="2"/>
+        </w:numPr>
+        <w:spacing w:after="240" w:before="0" w:beforeAutospacing="0" w:line="276" w:lineRule="auto"/>
+        <w:ind w:left="720" w:hanging="360"/>
+        <w:rPr>
+          <w:rFonts w:ascii="Arial" w:cs="Arial" w:eastAsia="Arial" w:hAnsi="Arial"/>
+        </w:rPr>
+      </w:pPr>
+      <w:r>
+        <w:rPr>
+          <w:rFonts w:ascii="Arial" w:cs="Arial" w:eastAsia="Arial" w:hAnsi="Arial"/>
+          <w:rtl w:val="0"/>
+        </w:rPr>
+        <w:t xml:space="preserve">H3: Repositórios populares são atualizados com alta frequência (baixo tempo desde a última atualização) e possuem um número expressivo de releases.</w:t>
+      </w:r>
+    </w:p>
+    <w:p>
+      <w:pPr>
+        <w:pStyle w:val="Heading3"/>
+        <w:keepNext w:val="0"/>
+        <w:keepLines w:val="0"/>
+        <w:spacing w:line="276" w:lineRule="auto"/>
+        <w:ind w:left="0" w:right="1132" w:firstLine="720"/>
+        <w:rPr>
+          <w:rFonts w:ascii="Arial" w:cs="Arial" w:eastAsia="Arial" w:hAnsi="Arial"/>
+          <w:sz w:val="24"/>
+          <w:szCs w:val="24"/>
+        </w:rPr>
+      </w:pPr>
+      <w:bookmarkStart w:colFirst="0" w:colLast="0" w:name="_ednpz9vy2mqj" w:id="4"/>
+      <w:bookmarkEnd w:id="4"/>
+      <w:r>
+        <w:rPr>
+          <w:rFonts w:ascii="Arial" w:cs="Arial" w:eastAsia="Arial" w:hAnsi="Arial"/>
+          <w:sz w:val="24"/>
+          <w:szCs w:val="24"/>
+          <w:rtl w:val="0"/>
+        </w:rPr>
+        <w:t xml:space="preserve">1.5 Objetivo</w:t>
+      </w:r>
+    </w:p>
+    <w:p>
+      <w:pPr>
+        <w:numPr>
+          <w:ilvl w:val="0"/>
+          <w:numId w:val="4"/>
+        </w:numPr>
+        <w:spacing w:after="0" w:afterAutospacing="0" w:before="240" w:line="276" w:lineRule="auto"/>
+        <w:ind w:left="720" w:hanging="360"/>
+        <w:rPr>
+          <w:rFonts w:ascii="Arial" w:cs="Arial" w:eastAsia="Arial" w:hAnsi="Arial"/>
+        </w:rPr>
+      </w:pPr>
+      <w:r>
+        <w:rPr>
+          <w:rFonts w:ascii="Arial" w:cs="Arial" w:eastAsia="Arial" w:hAnsi="Arial"/>
+          <w:rtl w:val="0"/>
+        </w:rPr>
+        <w:t xml:space="preserve">Objetivo Principal: Analisar empírica e quantitativamente as características dos 1000 repositórios mais populares do GitHub para responder às questões de pesquisa propostas.</w:t>
+      </w:r>
+    </w:p>
+    <w:p>
+      <w:pPr>
+        <w:numPr>
+          <w:ilvl w:val="0"/>
+          <w:numId w:val="4"/>
+        </w:numPr>
+        <w:spacing w:after="240" w:before="0" w:beforeAutospacing="0" w:line="276" w:lineRule="auto"/>
+        <w:ind w:left="720" w:hanging="360"/>
+        <w:rPr>
+          <w:rFonts w:ascii="Arial" w:cs="Arial" w:eastAsia="Arial" w:hAnsi="Arial"/>
+        </w:rPr>
+      </w:pPr>
+      <w:r>
+        <w:rPr>
+          <w:rFonts w:ascii="Arial" w:cs="Arial" w:eastAsia="Arial" w:hAnsi="Arial"/>
+          <w:rtl w:val="0"/>
+        </w:rPr>
+        <w:t xml:space="preserve">Objetivos Específicos: 1. Coletar dados via API GraphQL do GitHub de forma automatizada. 2. Calcular métricas específicas de tempo, contribuição e resolução de problemas. 3. Exportar os dados processados para um formato tabular (.csv) para facilitar a análise de dados posterior.</w:t>
+      </w:r>
+      <w:r>
+        <w:rPr>
+          <w:rtl w:val="0"/>
+        </w:rPr>
+      </w:r>
+    </w:p>
+    <w:p>
+      <w:pPr>
+        <w:pStyle w:val="Heading1"/>
+        <w:spacing w:after="120" w:before="480" w:line="276" w:lineRule="auto"/>
+        <w:ind w:left="0" w:right="1132" w:firstLine="0"/>
+        <w:rPr>
+          <w:rFonts w:ascii="Arial" w:cs="Arial" w:eastAsia="Arial" w:hAnsi="Arial"/>
+          <w:sz w:val="28"/>
+          <w:szCs w:val="28"/>
+        </w:rPr>
+      </w:pPr>
+      <w:bookmarkStart w:colFirst="0" w:colLast="0" w:name="_5zkf507frpun" w:id="5"/>
+      <w:bookmarkEnd w:id="5"/>
+      <w:r>
+        <w:rPr>
+          <w:rFonts w:ascii="Arial" w:cs="Arial" w:eastAsia="Arial" w:hAnsi="Arial"/>
+          <w:sz w:val="28"/>
+          <w:szCs w:val="28"/>
+          <w:rtl w:val="0"/>
+        </w:rPr>
+        <w:t xml:space="preserve">2. Metodologia</w:t>
+      </w:r>
+    </w:p>
+    <w:p>
+      <w:pPr>
+        <w:pStyle w:val="Heading3"/>
+        <w:keepNext w:val="0"/>
+        <w:keepLines w:val="0"/>
+        <w:spacing w:line="276" w:lineRule="auto"/>
+        <w:ind w:left="0" w:right="1132" w:firstLine="720"/>
+        <w:rPr>
+          <w:rFonts w:ascii="Arial" w:cs="Arial" w:eastAsia="Arial" w:hAnsi="Arial"/>
+          <w:sz w:val="24"/>
+          <w:szCs w:val="24"/>
+        </w:rPr>
+      </w:pPr>
+      <w:bookmarkStart w:colFirst="0" w:colLast="0" w:name="_ifw1ky5rgckp" w:id="6"/>
+      <w:bookmarkEnd w:id="6"/>
+      <w:r>
+        <w:rPr>
+          <w:rFonts w:ascii="Arial" w:cs="Arial" w:eastAsia="Arial" w:hAnsi="Arial"/>
+          <w:sz w:val="24"/>
+          <w:szCs w:val="24"/>
+          <w:rtl w:val="0"/>
+        </w:rPr>
+        <w:t xml:space="preserve">2.1 Passo a passo do experimento</w:t>
+      </w:r>
+    </w:p>
+    <w:p>
+      <w:pPr>
+        <w:numPr>
+          <w:ilvl w:val="0"/>
+          <w:numId w:val="6"/>
+        </w:numPr>
+        <w:spacing w:after="0" w:afterAutospacing="0" w:before="240" w:line="276" w:lineRule="auto"/>
+        <w:ind w:left="720" w:hanging="360"/>
+        <w:rPr/>
+      </w:pPr>
+      <w:r>
+        <w:rPr>
+          <w:rFonts w:ascii="Arial" w:cs="Arial" w:eastAsia="Arial" w:hAnsi="Arial"/>
+          <w:rtl w:val="0"/>
+        </w:rPr>
+        <w:t xml:space="preserve">Configuração do Ambiente: Criação de um ambiente virtual Python isolado e configuração de um Token de Acesso Pessoal (PAT) do GitHub para autenticação.</w:t>
+      </w:r>
+    </w:p>
+    <w:p>
+      <w:pPr>
+        <w:numPr>
+          <w:ilvl w:val="0"/>
+          <w:numId w:val="6"/>
+        </w:numPr>
+        <w:spacing w:after="0" w:afterAutospacing="0" w:before="0" w:beforeAutospacing="0" w:line="276" w:lineRule="auto"/>
+        <w:ind w:left="720" w:hanging="360"/>
+        <w:rPr/>
+      </w:pPr>
+      <w:r>
+        <w:rPr>
+          <w:rFonts w:ascii="Arial" w:cs="Arial" w:eastAsia="Arial" w:hAnsi="Arial"/>
+          <w:rtl w:val="0"/>
+        </w:rPr>
+        <w:t xml:space="preserve">Desenvolvimento do Script de Coleta: Implementação de um script em Python para realizar requisições à API GraphQL do GitHub.</w:t>
+      </w:r>
+    </w:p>
+    <w:p>
+      <w:pPr>
+        <w:numPr>
+          <w:ilvl w:val="0"/>
+          <w:numId w:val="6"/>
+        </w:numPr>
+        <w:spacing w:after="0" w:afterAutospacing="0" w:before="0" w:beforeAutospacing="0" w:line="276" w:lineRule="auto"/>
+        <w:ind w:left="720" w:hanging="360"/>
+        <w:rPr/>
+      </w:pPr>
+      <w:r>
+        <w:rPr>
+          <w:rFonts w:ascii="Arial" w:cs="Arial" w:eastAsia="Arial" w:hAnsi="Arial"/>
+          <w:rtl w:val="0"/>
+        </w:rPr>
+        <w:t xml:space="preserve">Execução da Coleta: Busca automatizada dos 1000 repositórios com maior número de estrelas (</w:t>
+      </w:r>
+      <w:r>
+        <w:rPr>
+          <w:rFonts w:ascii="Arial" w:cs="Arial" w:eastAsia="Arial" w:hAnsi="Arial"/>
+          <w:rtl w:val="0"/>
+        </w:rPr>
+        <w:t xml:space="preserve">stars:&gt;10000 sort:stars-desc</w:t>
+      </w:r>
+      <w:r>
+        <w:rPr>
+          <w:rFonts w:ascii="Arial" w:cs="Arial" w:eastAsia="Arial" w:hAnsi="Arial"/>
+          <w:rtl w:val="0"/>
+        </w:rPr>
+        <w:t xml:space="preserve">), utilizando paginação.</w:t>
+      </w:r>
+    </w:p>
+    <w:p>
+      <w:pPr>
+        <w:numPr>
+          <w:ilvl w:val="0"/>
+          <w:numId w:val="6"/>
+        </w:numPr>
+        <w:spacing w:after="0" w:afterAutospacing="0" w:before="0" w:beforeAutospacing="0" w:line="276" w:lineRule="auto"/>
+        <w:ind w:left="720" w:hanging="360"/>
+        <w:rPr/>
+      </w:pPr>
+      <w:r>
+        <w:rPr>
+          <w:rFonts w:ascii="Arial" w:cs="Arial" w:eastAsia="Arial" w:hAnsi="Arial"/>
+          <w:rtl w:val="0"/>
+        </w:rPr>
+        <w:t xml:space="preserve">Processamento das Métricas: Cálculo das idades em dias, contagem de Pull Requests externos aceitos, proporção de issues fechadas e tempo desde a última atualização.</w:t>
+      </w:r>
+    </w:p>
+    <w:p>
+      <w:pPr>
+        <w:numPr>
+          <w:ilvl w:val="0"/>
+          <w:numId w:val="6"/>
+        </w:numPr>
+        <w:spacing w:after="0" w:afterAutospacing="0" w:before="0" w:beforeAutospacing="0" w:line="276" w:lineRule="auto"/>
+        <w:ind w:left="720" w:hanging="360"/>
+        <w:rPr/>
+      </w:pPr>
+      <w:r>
+        <w:rPr>
+          <w:rFonts w:ascii="Arial" w:cs="Arial" w:eastAsia="Arial" w:hAnsi="Arial"/>
+          <w:rtl w:val="0"/>
+        </w:rPr>
+        <w:t xml:space="preserve">Exportação: Salvamento dos dados processados em um arquivo </w:t>
+      </w:r>
+      <w:r>
+        <w:rPr>
+          <w:rFonts w:ascii="Arial" w:cs="Arial" w:eastAsia="Arial" w:hAnsi="Arial"/>
+          <w:rtl w:val="0"/>
+        </w:rPr>
+        <w:t xml:space="preserve">relatorio_repositorios.csv</w:t>
+      </w:r>
+      <w:r>
+        <w:rPr>
+          <w:rFonts w:ascii="Arial" w:cs="Arial" w:eastAsia="Arial" w:hAnsi="Arial"/>
+          <w:rtl w:val="0"/>
+        </w:rPr>
+        <w:t xml:space="preserve">.</w:t>
+      </w:r>
+    </w:p>
+    <w:p>
+      <w:pPr>
+        <w:numPr>
+          <w:ilvl w:val="0"/>
+          <w:numId w:val="6"/>
+        </w:numPr>
+        <w:spacing w:after="240" w:before="0" w:beforeAutospacing="0" w:line="276" w:lineRule="auto"/>
+        <w:ind w:left="720" w:hanging="360"/>
+        <w:rPr/>
+      </w:pPr>
+      <w:r>
+        <w:rPr>
+          <w:rFonts w:ascii="Arial" w:cs="Arial" w:eastAsia="Arial" w:hAnsi="Arial"/>
+          <w:rtl w:val="0"/>
+        </w:rPr>
+        <w:t xml:space="preserve">Análise: (Este passo você fará com os dados gerados, analisando as planilhas).</w:t>
+      </w:r>
+    </w:p>
+    <w:p>
+      <w:pPr>
+        <w:pStyle w:val="Heading3"/>
+        <w:keepNext w:val="0"/>
+        <w:keepLines w:val="0"/>
+        <w:spacing w:line="276" w:lineRule="auto"/>
+        <w:ind w:left="0" w:right="1132" w:firstLine="720"/>
+        <w:rPr>
+          <w:rFonts w:ascii="Arial" w:cs="Arial" w:eastAsia="Arial" w:hAnsi="Arial"/>
+          <w:sz w:val="24"/>
+          <w:szCs w:val="24"/>
+        </w:rPr>
+      </w:pPr>
+      <w:bookmarkStart w:colFirst="0" w:colLast="0" w:name="_85mgbw19t6qd" w:id="7"/>
+      <w:bookmarkEnd w:id="7"/>
+      <w:r>
+        <w:rPr>
+          <w:rFonts w:ascii="Arial" w:cs="Arial" w:eastAsia="Arial" w:hAnsi="Arial"/>
+          <w:sz w:val="24"/>
+          <w:szCs w:val="24"/>
+          <w:rtl w:val="0"/>
+        </w:rPr>
+        <w:t xml:space="preserve">2.2 Decisões</w:t>
+      </w:r>
+    </w:p>
+    <w:p>
+      <w:pPr>
+        <w:numPr>
+          <w:ilvl w:val="0"/>
+          <w:numId w:val="3"/>
+        </w:numPr>
+        <w:spacing w:after="0" w:afterAutospacing="0" w:before="240" w:line="276" w:lineRule="auto"/>
+        <w:ind w:left="720" w:hanging="360"/>
+        <w:rPr>
+          <w:rFonts w:ascii="Arial" w:cs="Arial" w:eastAsia="Arial" w:hAnsi="Arial"/>
+        </w:rPr>
+      </w:pPr>
+      <w:r>
+        <w:rPr>
+          <w:rFonts w:ascii="Arial" w:cs="Arial" w:eastAsia="Arial" w:hAnsi="Arial"/>
+          <w:rtl w:val="0"/>
+        </w:rPr>
+        <w:t xml:space="preserve">Uso de GraphQL em vez de REST: Optou-se pela API GraphQL para evitar o problema de </w:t>
+      </w:r>
+      <w:r>
+        <w:rPr>
+          <w:rFonts w:ascii="Arial" w:cs="Arial" w:eastAsia="Arial" w:hAnsi="Arial"/>
+          <w:i w:val="1"/>
+          <w:iCs w:val="1"/>
+          <w:rtl w:val="0"/>
+        </w:rPr>
+        <w:t xml:space="preserve">Over-fetching</w:t>
+      </w:r>
+      <w:r>
+        <w:rPr>
+          <w:rFonts w:ascii="Arial" w:cs="Arial" w:eastAsia="Arial" w:hAnsi="Arial"/>
+          <w:rtl w:val="0"/>
+        </w:rPr>
+        <w:t xml:space="preserve"> (trazer dados desnecessários) e </w:t>
+      </w:r>
+      <w:r>
+        <w:rPr>
+          <w:rFonts w:ascii="Arial" w:cs="Arial" w:eastAsia="Arial" w:hAnsi="Arial"/>
+          <w:i w:val="1"/>
+          <w:iCs w:val="1"/>
+          <w:rtl w:val="0"/>
+        </w:rPr>
+        <w:t xml:space="preserve">Under-fetching</w:t>
+      </w:r>
+      <w:r>
+        <w:rPr>
+          <w:rFonts w:ascii="Arial" w:cs="Arial" w:eastAsia="Arial" w:hAnsi="Arial"/>
+          <w:rtl w:val="0"/>
+        </w:rPr>
+        <w:t xml:space="preserve"> (fazer múltiplas requisições para o mesmo repositório). Isso reduziu drasticamente o tempo de coleta e o risco de bloqueio por limite de requisições.</w:t>
+      </w:r>
+    </w:p>
+    <w:p>
+      <w:pPr>
+        <w:numPr>
+          <w:ilvl w:val="0"/>
+          <w:numId w:val="3"/>
+        </w:numPr>
+        <w:spacing w:after="240" w:before="0" w:beforeAutospacing="0" w:line="276" w:lineRule="auto"/>
+        <w:ind w:left="720" w:hanging="360"/>
+        <w:rPr>
+          <w:rFonts w:ascii="Arial" w:cs="Arial" w:eastAsia="Arial" w:hAnsi="Arial"/>
+        </w:rPr>
+      </w:pPr>
+      <w:r>
+        <w:rPr>
+          <w:rFonts w:ascii="Arial" w:cs="Arial" w:eastAsia="Arial" w:hAnsi="Arial"/>
+          <w:rtl w:val="0"/>
+        </w:rPr>
+        <w:t xml:space="preserve">Paginação e Tratamento de Erros (Retry): Devido ao volume de dados (como consultar as </w:t>
+      </w:r>
+      <w:r>
+        <w:rPr>
+          <w:rFonts w:ascii="Arial" w:cs="Arial" w:eastAsia="Arial" w:hAnsi="Arial"/>
+          <w:i w:val="1"/>
+          <w:iCs w:val="1"/>
+          <w:rtl w:val="0"/>
+        </w:rPr>
+        <w:t xml:space="preserve">issues</w:t>
+      </w:r>
+      <w:r>
+        <w:rPr>
+          <w:rFonts w:ascii="Arial" w:cs="Arial" w:eastAsia="Arial" w:hAnsi="Arial"/>
+          <w:rtl w:val="0"/>
+        </w:rPr>
+        <w:t xml:space="preserve"> e PRs de 1000 grandes projetos), o servidor do GitHub ocasionalmente retornava erro 502 (Bad Gateway). A decisão arquitetural foi implementar consultas menores (lotes de 10 em 10) atreladas a uma lógica de </w:t>
+      </w:r>
+      <w:r>
+        <w:rPr>
+          <w:rFonts w:ascii="Arial" w:cs="Arial" w:eastAsia="Arial" w:hAnsi="Arial"/>
+          <w:i w:val="1"/>
+          <w:iCs w:val="1"/>
+          <w:rtl w:val="0"/>
+        </w:rPr>
+        <w:t xml:space="preserve">Exponential Backoff</w:t>
+      </w:r>
+      <w:r>
+        <w:rPr>
+          <w:rFonts w:ascii="Arial" w:cs="Arial" w:eastAsia="Arial" w:hAnsi="Arial"/>
+          <w:rtl w:val="0"/>
+        </w:rPr>
+        <w:t xml:space="preserve"> (tentativas repetidas com pausas progressivas) para garantir a resiliência do script sem interrupção manual.</w:t>
+      </w:r>
+    </w:p>
+    <w:p>
+      <w:pPr>
+        <w:pStyle w:val="Heading3"/>
+        <w:keepNext w:val="0"/>
+        <w:keepLines w:val="0"/>
+        <w:spacing w:line="276" w:lineRule="auto"/>
+        <w:ind w:left="0" w:right="1132" w:firstLine="720"/>
+        <w:rPr>
+          <w:rFonts w:ascii="Arial" w:cs="Arial" w:eastAsia="Arial" w:hAnsi="Arial"/>
+          <w:sz w:val="26"/>
+          <w:szCs w:val="26"/>
+        </w:rPr>
+      </w:pPr>
+      <w:bookmarkStart w:colFirst="0" w:colLast="0" w:name="_fkbl95luaqf3" w:id="8"/>
+      <w:bookmarkEnd w:id="8"/>
+      <w:r>
+        <w:rPr>
+          <w:rFonts w:ascii="Arial" w:cs="Arial" w:eastAsia="Arial" w:hAnsi="Arial"/>
+          <w:sz w:val="26"/>
+          <w:szCs w:val="26"/>
+          <w:rtl w:val="0"/>
+        </w:rPr>
+        <w:t xml:space="preserve">2.3 Materiais utilizados</w:t>
+      </w:r>
+    </w:p>
+    <w:p>
+      <w:pPr>
+        <w:numPr>
+          <w:ilvl w:val="0"/>
+          <w:numId w:val="5"/>
+        </w:numPr>
+        <w:spacing w:after="0" w:afterAutospacing="0" w:before="240" w:line="276" w:lineRule="auto"/>
+        <w:ind w:left="720" w:hanging="360"/>
+        <w:rPr>
+          <w:rFonts w:ascii="Arial" w:cs="Arial" w:eastAsia="Arial" w:hAnsi="Arial"/>
+        </w:rPr>
+      </w:pPr>
+      <w:r>
+        <w:rPr>
+          <w:rFonts w:ascii="Arial" w:cs="Arial" w:eastAsia="Arial" w:hAnsi="Arial"/>
+          <w:rtl w:val="0"/>
+        </w:rPr>
+        <w:t xml:space="preserve">Linguagem: Python</w:t>
+      </w:r>
+    </w:p>
+    <w:p>
+      <w:pPr>
+        <w:numPr>
+          <w:ilvl w:val="0"/>
+          <w:numId w:val="5"/>
+        </w:numPr>
+        <w:spacing w:after="0" w:afterAutospacing="0" w:before="0" w:beforeAutospacing="0" w:line="276" w:lineRule="auto"/>
+        <w:ind w:left="720" w:hanging="360"/>
+        <w:rPr>
+          <w:rFonts w:ascii="Arial" w:cs="Arial" w:eastAsia="Arial" w:hAnsi="Arial"/>
+        </w:rPr>
+      </w:pPr>
+      <w:r>
+        <w:rPr>
+          <w:rFonts w:ascii="Arial" w:cs="Arial" w:eastAsia="Arial" w:hAnsi="Arial"/>
+          <w:rtl w:val="0"/>
+        </w:rPr>
+        <w:t xml:space="preserve">IDE: Visual Studio Code (VS Code).</w:t>
+      </w:r>
+    </w:p>
+    <w:p>
+      <w:pPr>
+        <w:numPr>
+          <w:ilvl w:val="0"/>
+          <w:numId w:val="5"/>
+        </w:numPr>
+        <w:spacing w:after="0" w:afterAutospacing="0" w:before="0" w:beforeAutospacing="0" w:line="276" w:lineRule="auto"/>
+        <w:ind w:left="720" w:hanging="360"/>
+        <w:rPr>
+          <w:rFonts w:ascii="Arial" w:cs="Arial" w:eastAsia="Arial" w:hAnsi="Arial"/>
+          <w:b w:val="1"/>
+          <w:bCs w:val="1"/>
+        </w:rPr>
+      </w:pPr>
+      <w:r>
+        <w:rPr>
+          <w:rFonts w:ascii="Arial" w:cs="Arial" w:eastAsia="Arial" w:hAnsi="Arial"/>
+          <w:rtl w:val="0"/>
+        </w:rPr>
+        <w:t xml:space="preserve">Bibliotecas Python: </w:t>
+      </w:r>
+      <w:r>
+        <w:rPr>
+          <w:rFonts w:ascii="Arial" w:cs="Arial" w:eastAsia="Arial" w:hAnsi="Arial"/>
+          <w:rtl w:val="0"/>
+        </w:rPr>
+        <w:t xml:space="preserve">requests</w:t>
+      </w:r>
+      <w:r>
+        <w:rPr>
+          <w:rFonts w:ascii="Arial" w:cs="Arial" w:eastAsia="Arial" w:hAnsi="Arial"/>
+          <w:rtl w:val="0"/>
+        </w:rPr>
+        <w:t xml:space="preserve"> (para comunicação HTTP), </w:t>
+      </w:r>
+      <w:r>
+        <w:rPr>
+          <w:rFonts w:ascii="Arial" w:cs="Arial" w:eastAsia="Arial" w:hAnsi="Arial"/>
+          <w:rtl w:val="0"/>
+        </w:rPr>
+        <w:t xml:space="preserve">python-dotenv</w:t>
+      </w:r>
+      <w:r>
+        <w:rPr>
+          <w:rFonts w:ascii="Arial" w:cs="Arial" w:eastAsia="Arial" w:hAnsi="Arial"/>
+          <w:rtl w:val="0"/>
+        </w:rPr>
+        <w:t xml:space="preserve"> (para gerenciamento seguro do token), </w:t>
+      </w:r>
+      <w:r>
+        <w:rPr>
+          <w:rFonts w:ascii="Arial" w:cs="Arial" w:eastAsia="Arial" w:hAnsi="Arial"/>
+          <w:rtl w:val="0"/>
+        </w:rPr>
+        <w:t xml:space="preserve">datetime</w:t>
+      </w:r>
+      <w:r>
+        <w:rPr>
+          <w:rFonts w:ascii="Arial" w:cs="Arial" w:eastAsia="Arial" w:hAnsi="Arial"/>
+          <w:rtl w:val="0"/>
+        </w:rPr>
+        <w:t xml:space="preserve"> (para cálculos de tempo) e </w:t>
+      </w:r>
+      <w:r>
+        <w:rPr>
+          <w:rFonts w:ascii="Arial" w:cs="Arial" w:eastAsia="Arial" w:hAnsi="Arial"/>
+          <w:rtl w:val="0"/>
+        </w:rPr>
+        <w:t xml:space="preserve">csv</w:t>
+      </w:r>
+      <w:r>
+        <w:rPr>
+          <w:rFonts w:ascii="Arial" w:cs="Arial" w:eastAsia="Arial" w:hAnsi="Arial"/>
+          <w:rtl w:val="0"/>
+        </w:rPr>
+        <w:t xml:space="preserve"> (para exportação).</w:t>
+      </w:r>
+    </w:p>
+    <w:p>
+      <w:pPr>
+        <w:numPr>
+          <w:ilvl w:val="0"/>
+          <w:numId w:val="5"/>
+        </w:numPr>
+        <w:spacing w:after="240" w:before="0" w:beforeAutospacing="0" w:line="276" w:lineRule="auto"/>
+        <w:ind w:left="720" w:hanging="360"/>
+        <w:rPr>
+          <w:rFonts w:ascii="Arial" w:cs="Arial" w:eastAsia="Arial" w:hAnsi="Arial"/>
+        </w:rPr>
+      </w:pPr>
+      <w:r>
+        <w:rPr>
+          <w:rFonts w:ascii="Arial" w:cs="Arial" w:eastAsia="Arial" w:hAnsi="Arial"/>
+          <w:rtl w:val="0"/>
+        </w:rPr>
+        <w:t xml:space="preserve">Fonte de Dados: GitHub GraphQL API.</w:t>
+      </w:r>
+    </w:p>
+    <w:p>
+      <w:pPr>
+        <w:pStyle w:val="Heading3"/>
+        <w:keepNext w:val="0"/>
+        <w:keepLines w:val="0"/>
+        <w:spacing w:line="276" w:lineRule="auto"/>
+        <w:ind w:left="0" w:right="1132" w:firstLine="720"/>
+        <w:rPr>
+          <w:rFonts w:ascii="Arial" w:cs="Arial" w:eastAsia="Arial" w:hAnsi="Arial"/>
+          <w:sz w:val="26"/>
+          <w:szCs w:val="26"/>
+        </w:rPr>
+      </w:pPr>
+      <w:bookmarkStart w:colFirst="0" w:colLast="0" w:name="_av7jad63as97" w:id="9"/>
+      <w:bookmarkEnd w:id="9"/>
+      <w:r>
+        <w:rPr>
+          <w:rFonts w:ascii="Arial" w:cs="Arial" w:eastAsia="Arial" w:hAnsi="Arial"/>
+          <w:sz w:val="26"/>
+          <w:szCs w:val="26"/>
+          <w:rtl w:val="0"/>
+        </w:rPr>
+        <w:t xml:space="preserve">2.4 Métodos utilizados</w:t>
+      </w:r>
+    </w:p>
+    <w:p>
+      <w:pPr>
+        <w:spacing w:after="240" w:before="240" w:line="276" w:lineRule="auto"/>
+        <w:jc w:val="both"/>
+        <w:rPr>
+          <w:rFonts w:ascii="Arial" w:cs="Arial" w:eastAsia="Arial" w:hAnsi="Arial"/>
+        </w:rPr>
+      </w:pPr>
+      <w:r>
+        <w:rPr>
+          <w:rFonts w:ascii="Arial" w:cs="Arial" w:eastAsia="Arial" w:hAnsi="Arial"/>
+          <w:rtl w:val="0"/>
+        </w:rPr>
+        <w:t xml:space="preserve">O experimento utiliza o método de Mineração de Repositórios de Software. Trata-se de uma abordagem quantitativa e empírica, onde dados secundários gerados organicamente pela plataforma GitHub são extraídos de forma automatizada e tratados estatisticamente para identificar padrões.</w:t>
+      </w:r>
+    </w:p>
+    <w:p>
+      <w:pPr>
+        <w:pStyle w:val="Heading3"/>
+        <w:keepNext w:val="0"/>
+        <w:keepLines w:val="0"/>
+        <w:spacing w:line="276" w:lineRule="auto"/>
+        <w:ind w:left="0" w:right="1132" w:firstLine="720"/>
+        <w:rPr>
+          <w:rFonts w:ascii="Arial" w:cs="Arial" w:eastAsia="Arial" w:hAnsi="Arial"/>
+          <w:sz w:val="26"/>
+          <w:szCs w:val="26"/>
+        </w:rPr>
+      </w:pPr>
+      <w:bookmarkStart w:colFirst="0" w:colLast="0" w:name="_ojshjwtzyeyh" w:id="10"/>
+      <w:bookmarkEnd w:id="10"/>
+      <w:r>
+        <w:rPr>
+          <w:rFonts w:ascii="Arial" w:cs="Arial" w:eastAsia="Arial" w:hAnsi="Arial"/>
+          <w:sz w:val="26"/>
+          <w:szCs w:val="26"/>
+          <w:rtl w:val="0"/>
+        </w:rPr>
+        <w:t xml:space="preserve">2.5 Métricas e suas Unidades</w:t>
+      </w:r>
+    </w:p>
+    <w:p>
+      <w:pPr>
+        <w:numPr>
+          <w:ilvl w:val="0"/>
+          <w:numId w:val="1"/>
+        </w:numPr>
+        <w:spacing w:after="0" w:afterAutospacing="0" w:before="240" w:line="276" w:lineRule="auto"/>
+        <w:ind w:left="720" w:hanging="360"/>
+        <w:rPr>
+          <w:rFonts w:ascii="Arial" w:cs="Arial" w:eastAsia="Arial" w:hAnsi="Arial"/>
+        </w:rPr>
+      </w:pPr>
+      <w:r>
+        <w:rPr>
+          <w:rFonts w:ascii="Arial" w:cs="Arial" w:eastAsia="Arial" w:hAnsi="Arial"/>
+          <w:rtl w:val="0"/>
+        </w:rPr>
+        <w:t xml:space="preserve">Idade do repositório (RQ 01): Unidade: Dias inteiros. Calculado pela diferença entre a data atual e a data de </w:t>
+      </w:r>
+      <w:r>
+        <w:rPr>
+          <w:rFonts w:ascii="Arial" w:cs="Arial" w:eastAsia="Arial" w:hAnsi="Arial"/>
+          <w:rtl w:val="0"/>
+        </w:rPr>
+        <w:t xml:space="preserve">createdAt</w:t>
+      </w:r>
+      <w:r>
+        <w:rPr>
+          <w:rFonts w:ascii="Arial" w:cs="Arial" w:eastAsia="Arial" w:hAnsi="Arial"/>
+          <w:rtl w:val="0"/>
+        </w:rPr>
+        <w:t xml:space="preserve">.</w:t>
+      </w:r>
+    </w:p>
+    <w:p>
+      <w:pPr>
+        <w:numPr>
+          <w:ilvl w:val="0"/>
+          <w:numId w:val="1"/>
+        </w:numPr>
+        <w:spacing w:after="0" w:afterAutospacing="0" w:before="0" w:beforeAutospacing="0" w:line="276" w:lineRule="auto"/>
+        <w:ind w:left="720" w:hanging="360"/>
+        <w:rPr>
+          <w:rFonts w:ascii="Arial" w:cs="Arial" w:eastAsia="Arial" w:hAnsi="Arial"/>
+        </w:rPr>
+      </w:pPr>
+      <w:r>
+        <w:rPr>
+          <w:rFonts w:ascii="Arial" w:cs="Arial" w:eastAsia="Arial" w:hAnsi="Arial"/>
+          <w:rtl w:val="0"/>
+        </w:rPr>
+        <w:t xml:space="preserve">Contribuição externa (RQ 02): Unidade: Contagem (inteiro). Número de Pull Requests com status </w:t>
+      </w:r>
+      <w:r>
+        <w:rPr>
+          <w:rFonts w:ascii="Arial" w:cs="Arial" w:eastAsia="Arial" w:hAnsi="Arial"/>
+          <w:rtl w:val="0"/>
+        </w:rPr>
+        <w:t xml:space="preserve">MERGED</w:t>
+      </w:r>
+      <w:r>
+        <w:rPr>
+          <w:rFonts w:ascii="Arial" w:cs="Arial" w:eastAsia="Arial" w:hAnsi="Arial"/>
+          <w:rtl w:val="0"/>
+        </w:rPr>
+        <w:t xml:space="preserve"> onde o autor não é </w:t>
+      </w:r>
+      <w:r>
+        <w:rPr>
+          <w:rFonts w:ascii="Arial" w:cs="Arial" w:eastAsia="Arial" w:hAnsi="Arial"/>
+          <w:rtl w:val="0"/>
+        </w:rPr>
+        <w:t xml:space="preserve">OWNER</w:t>
+      </w:r>
+      <w:r>
+        <w:rPr>
+          <w:rFonts w:ascii="Arial" w:cs="Arial" w:eastAsia="Arial" w:hAnsi="Arial"/>
+          <w:rtl w:val="0"/>
+        </w:rPr>
+        <w:t xml:space="preserve">, </w:t>
+      </w:r>
+      <w:r>
+        <w:rPr>
+          <w:rFonts w:ascii="Arial" w:cs="Arial" w:eastAsia="Arial" w:hAnsi="Arial"/>
+          <w:rtl w:val="0"/>
+        </w:rPr>
+        <w:t xml:space="preserve">MEMBER</w:t>
+      </w:r>
+      <w:r>
+        <w:rPr>
+          <w:rFonts w:ascii="Arial" w:cs="Arial" w:eastAsia="Arial" w:hAnsi="Arial"/>
+          <w:rtl w:val="0"/>
+        </w:rPr>
+        <w:t xml:space="preserve"> ou </w:t>
+      </w:r>
+      <w:r>
+        <w:rPr>
+          <w:rFonts w:ascii="Arial" w:cs="Arial" w:eastAsia="Arial" w:hAnsi="Arial"/>
+          <w:rtl w:val="0"/>
+        </w:rPr>
+        <w:t xml:space="preserve">COLLABORATOR</w:t>
+      </w:r>
+      <w:r>
+        <w:rPr>
+          <w:rFonts w:ascii="Arial" w:cs="Arial" w:eastAsia="Arial" w:hAnsi="Arial"/>
+          <w:rtl w:val="0"/>
+        </w:rPr>
+        <w:t xml:space="preserve">.</w:t>
+      </w:r>
+    </w:p>
+    <w:p>
+      <w:pPr>
+        <w:numPr>
+          <w:ilvl w:val="0"/>
+          <w:numId w:val="1"/>
+        </w:numPr>
+        <w:spacing w:after="0" w:afterAutospacing="0" w:before="0" w:beforeAutospacing="0" w:line="276" w:lineRule="auto"/>
+        <w:ind w:left="720" w:hanging="360"/>
+        <w:rPr>
+          <w:rFonts w:ascii="Arial" w:cs="Arial" w:eastAsia="Arial" w:hAnsi="Arial"/>
+        </w:rPr>
+      </w:pPr>
+      <w:r>
+        <w:rPr>
+          <w:rFonts w:ascii="Arial" w:cs="Arial" w:eastAsia="Arial" w:hAnsi="Arial"/>
+          <w:rtl w:val="0"/>
+        </w:rPr>
+        <w:t xml:space="preserve">Frequência de releases (RQ 03): Unidade: Contagem (inteiro). Representado pelo </w:t>
+      </w:r>
+      <w:r>
+        <w:rPr>
+          <w:rFonts w:ascii="Arial" w:cs="Arial" w:eastAsia="Arial" w:hAnsi="Arial"/>
+          <w:rtl w:val="0"/>
+        </w:rPr>
+        <w:t xml:space="preserve">totalCount</w:t>
+      </w:r>
+      <w:r>
+        <w:rPr>
+          <w:rFonts w:ascii="Arial" w:cs="Arial" w:eastAsia="Arial" w:hAnsi="Arial"/>
+          <w:rtl w:val="0"/>
+        </w:rPr>
+        <w:t xml:space="preserve"> do nó de </w:t>
+      </w:r>
+      <w:r>
+        <w:rPr>
+          <w:rFonts w:ascii="Arial" w:cs="Arial" w:eastAsia="Arial" w:hAnsi="Arial"/>
+          <w:i w:val="1"/>
+          <w:iCs w:val="1"/>
+          <w:rtl w:val="0"/>
+        </w:rPr>
+        <w:t xml:space="preserve">releases</w:t>
+      </w:r>
+      <w:r>
+        <w:rPr>
+          <w:rFonts w:ascii="Arial" w:cs="Arial" w:eastAsia="Arial" w:hAnsi="Arial"/>
+          <w:rtl w:val="0"/>
+        </w:rPr>
+        <w:t xml:space="preserve">.</w:t>
+      </w:r>
+    </w:p>
+    <w:p>
+      <w:pPr>
+        <w:numPr>
+          <w:ilvl w:val="0"/>
+          <w:numId w:val="1"/>
+        </w:numPr>
+        <w:spacing w:after="0" w:afterAutospacing="0" w:before="0" w:beforeAutospacing="0" w:line="276" w:lineRule="auto"/>
+        <w:ind w:left="720" w:hanging="360"/>
+        <w:rPr>
+          <w:rFonts w:ascii="Arial" w:cs="Arial" w:eastAsia="Arial" w:hAnsi="Arial"/>
+        </w:rPr>
+      </w:pPr>
+      <w:r>
+        <w:rPr>
+          <w:rFonts w:ascii="Arial" w:cs="Arial" w:eastAsia="Arial" w:hAnsi="Arial"/>
+          <w:rtl w:val="0"/>
+        </w:rPr>
+        <w:t xml:space="preserve">Tempo até a última atualização (RQ 04): Unidade: Dias inteiros. Calculado pela diferença entre a data atual e a data de </w:t>
+      </w:r>
+      <w:r>
+        <w:rPr>
+          <w:rFonts w:ascii="Arial" w:cs="Arial" w:eastAsia="Arial" w:hAnsi="Arial"/>
+          <w:rtl w:val="0"/>
+        </w:rPr>
+        <w:t xml:space="preserve">updatedAt</w:t>
+      </w:r>
+      <w:r>
+        <w:rPr>
+          <w:rFonts w:ascii="Arial" w:cs="Arial" w:eastAsia="Arial" w:hAnsi="Arial"/>
+          <w:rtl w:val="0"/>
+        </w:rPr>
+        <w:t xml:space="preserve">.</w:t>
+      </w:r>
+    </w:p>
+    <w:p>
+      <w:pPr>
+        <w:numPr>
+          <w:ilvl w:val="0"/>
+          <w:numId w:val="1"/>
+        </w:numPr>
+        <w:spacing w:after="0" w:afterAutospacing="0" w:before="0" w:beforeAutospacing="0" w:line="276" w:lineRule="auto"/>
+        <w:ind w:left="720" w:hanging="360"/>
+        <w:rPr>
+          <w:rFonts w:ascii="Arial" w:cs="Arial" w:eastAsia="Arial" w:hAnsi="Arial"/>
+        </w:rPr>
+      </w:pPr>
+      <w:r>
+        <w:rPr>
+          <w:rFonts w:ascii="Arial" w:cs="Arial" w:eastAsia="Arial" w:hAnsi="Arial"/>
+          <w:rtl w:val="0"/>
+        </w:rPr>
+        <w:t xml:space="preserve">Linguagem popular (RQ 05): Unidade: Categórica (String). Nome da </w:t>
+      </w:r>
+      <w:r>
+        <w:rPr>
+          <w:rFonts w:ascii="Arial" w:cs="Arial" w:eastAsia="Arial" w:hAnsi="Arial"/>
+          <w:rtl w:val="0"/>
+        </w:rPr>
+        <w:t xml:space="preserve">primaryLanguage</w:t>
+      </w:r>
+      <w:r>
+        <w:rPr>
+          <w:rFonts w:ascii="Arial" w:cs="Arial" w:eastAsia="Arial" w:hAnsi="Arial"/>
+          <w:rtl w:val="0"/>
+        </w:rPr>
+        <w:t xml:space="preserve"> identificada pelo GitHub.</w:t>
+      </w:r>
+    </w:p>
+    <w:p>
+      <w:pPr>
+        <w:numPr>
+          <w:ilvl w:val="0"/>
+          <w:numId w:val="1"/>
+        </w:numPr>
+        <w:spacing w:after="240" w:before="0" w:beforeAutospacing="0" w:line="276" w:lineRule="auto"/>
+        <w:ind w:left="720" w:hanging="360"/>
+        <w:rPr>
+          <w:rFonts w:ascii="Arial" w:cs="Arial" w:eastAsia="Arial" w:hAnsi="Arial"/>
+        </w:rPr>
+      </w:pPr>
+      <w:r>
+        <w:rPr>
+          <w:rFonts w:ascii="Arial" w:cs="Arial" w:eastAsia="Arial" w:hAnsi="Arial"/>
+          <w:rtl w:val="0"/>
+        </w:rPr>
+        <w:t xml:space="preserve">Percentual de issues fechadas (RQ 06): Unidade: Porcentagem (%). Razão entre o total de issues </w:t>
+      </w:r>
+      <w:r>
+        <w:rPr>
+          <w:rFonts w:ascii="Arial" w:cs="Arial" w:eastAsia="Arial" w:hAnsi="Arial"/>
+          <w:rtl w:val="0"/>
+        </w:rPr>
+        <w:t xml:space="preserve">CLOSED</w:t>
+      </w:r>
+      <w:r>
+        <w:rPr>
+          <w:rFonts w:ascii="Arial" w:cs="Arial" w:eastAsia="Arial" w:hAnsi="Arial"/>
+          <w:rtl w:val="0"/>
+        </w:rPr>
+        <w:t xml:space="preserve"> e o total geral de issues, multiplicada por 100.</w:t>
+      </w:r>
+    </w:p>
+    <w:p>
+      <w:pPr>
+        <w:spacing w:after="240" w:before="240" w:line="276" w:lineRule="auto"/>
+        <w:ind w:left="0" w:firstLine="0"/>
+        <w:rPr>
+          <w:rFonts w:ascii="Arial" w:cs="Arial" w:eastAsia="Arial" w:hAnsi="Arial"/>
+          <w:b w:val="1"/>
+          <w:bCs w:val="1"/>
+          <w:sz w:val="28"/>
+          <w:szCs w:val="28"/>
+        </w:rPr>
+      </w:pPr>
+      <w:r>
+        <w:rPr>
+          <w:rFonts w:ascii="Arial" w:cs="Arial" w:eastAsia="Arial" w:hAnsi="Arial"/>
+          <w:b w:val="1"/>
+          <w:bCs w:val="1"/>
+          <w:sz w:val="28"/>
+          <w:szCs w:val="28"/>
+          <w:rtl w:val="0"/>
+        </w:rPr>
+        <w:t xml:space="preserve">3. Visualização dos Resultados</w:t>
+      </w:r>
+    </w:p>
+    <w:p>
+      <w:pPr>
+        <w:spacing w:after="240" w:before="240" w:line="276" w:lineRule="auto"/>
+        <w:ind w:firstLine="720"/>
+        <w:rPr>
+          <w:rFonts w:ascii="Arial" w:cs="Arial" w:eastAsia="Arial" w:hAnsi="Arial"/>
+        </w:rPr>
+      </w:pPr>
+      <w:r>
+        <w:rPr>
+          <w:rFonts w:ascii="Arial" w:cs="Arial" w:eastAsia="Arial" w:hAnsi="Arial"/>
+          <w:b w:val="1"/>
+          <w:bCs w:val="1"/>
+          <w:sz w:val="24"/>
+          <w:szCs w:val="24"/>
+          <w:rtl w:val="0"/>
+        </w:rPr>
+        <w:t xml:space="preserve">3.1 Visualização tabular e gráfica dos dados colhidos</w:t>
+      </w:r>
+      <w:r>
+        <w:rPr>
+          <w:rFonts w:ascii="Arial" w:cs="Arial" w:eastAsia="Arial" w:hAnsi="Arial"/>
+          <w:b w:val="1"/>
+          <w:bCs w:val="1"/>
+          <w:rtl w:val="0"/>
+        </w:rPr>
         <w:br w:type="textWrapping"/>
         <w:br w:type="textWrapping"/>
       </w:r>
@@ -1532,8 +2883,98 @@
           <w:rFonts w:ascii="Arial" w:cs="Arial" w:eastAsia="Arial" w:hAnsi="Arial"/>
           <w:rtl w:val="0"/>
         </w:rPr>
-        <w:t xml:space="preserve">Leonardo Vieira Machado e Nicolas Almeida Prado da Silva</w:t>
-      </w:r>
+        <w:t xml:space="preserve"> A extração de dados retornou um </w:t>
+      </w:r>
+      <w:r>
+        <w:rPr>
+          <w:rFonts w:ascii="Arial" w:cs="Arial" w:eastAsia="Arial" w:hAnsi="Arial"/>
+          <w:i w:val="1"/>
+          <w:iCs w:val="1"/>
+          <w:rtl w:val="0"/>
+        </w:rPr>
+        <w:t xml:space="preserve">dataset</w:t>
+      </w:r>
+      <w:r>
+        <w:rPr>
+          <w:rFonts w:ascii="Arial" w:cs="Arial" w:eastAsia="Arial" w:hAnsi="Arial"/>
+          <w:rtl w:val="0"/>
+        </w:rPr>
+        <w:t xml:space="preserve"> composto por 1000 registros, correspondentes aos repositórios mais populares do GitHub no momento da coleta. Devido ao volume de dados gerados no arquivo bruto (.csv), optou-se por apresentar os resultados de forma sumarizada, utilizando visualizações gráficas e tabelas agregadas. Essa abordagem permite uma interpretação direta das métricas relacionadas às Questões de Pesquisa (RQs) estabelecidas na metodologia.</w:t>
+      </w:r>
+    </w:p>
+    <w:p>
+      <w:pPr>
+        <w:spacing w:after="240" w:before="240" w:line="276" w:lineRule="auto"/>
+        <w:rPr>
+          <w:rFonts w:ascii="Arial" w:cs="Arial" w:eastAsia="Arial" w:hAnsi="Arial"/>
+        </w:rPr>
+      </w:pPr>
+      <w:r>
+        <w:rPr>
+          <w:rFonts w:ascii="Arial" w:cs="Arial" w:eastAsia="Arial" w:hAnsi="Arial"/>
+          <w:rtl w:val="0"/>
+        </w:rPr>
+        <w:t xml:space="preserve">Abaixo, apresentam-se as visualizações que ilustram o perfil dos sistemas populares analisados:</w:t>
+      </w:r>
+    </w:p>
+    <w:p>
+      <w:pPr>
+        <w:spacing w:after="240" w:before="240" w:line="276" w:lineRule="auto"/>
+        <w:jc w:val="center"/>
+        <w:rPr>
+          <w:rFonts w:ascii="Arial" w:cs="Arial" w:eastAsia="Arial" w:hAnsi="Arial"/>
+        </w:rPr>
+      </w:pPr>
+      <w:r>
+        <w:rPr>
+          <w:rFonts w:ascii="Arial" w:cs="Arial" w:eastAsia="Arial" w:hAnsi="Arial"/>
+        </w:rPr>
+        <w:drawing>
+          <wp:inline distB="114300" distT="114300" distL="114300" distR="114300">
+            <wp:extent cx="6480000" cy="3434400"/>
+            <wp:effectExtent b="0" l="0" r="0" t="0"/>
+            <wp:docPr id="6" name="image1.png"/>
+            <a:graphic>
+              <a:graphicData uri="http://schemas.openxmlformats.org/drawingml/2006/picture">
+                <pic:pic>
+                  <pic:nvPicPr>
+                    <pic:cNvPr id="0" name="image1.png"/>
+                    <pic:cNvPicPr preferRelativeResize="0"/>
+                  </pic:nvPicPr>
+                  <pic:blipFill>
+                    <a:blip r:embed="rId7"/>
+                    <a:srcRect b="0" l="0" r="0" t="0"/>
+                    <a:stretch>
+                      <a:fillRect/>
+                    </a:stretch>
+                  </pic:blipFill>
+                  <pic:spPr>
+                    <a:xfrm>
+                      <a:off x="0" y="0"/>
+                      <a:ext cx="6480000" cy="3434400"/>
+                    </a:xfrm>
+                    <a:prstGeom prst="rect"/>
+                    <a:ln/>
+                  </pic:spPr>
+                </pic:pic>
+              </a:graphicData>
+            </a:graphic>
+          </wp:inline>
+        </w:drawing>
+      </w:r>
+      <w:r>
+        <w:rPr>
+          <w:rtl w:val="0"/>
+        </w:rPr>
+      </w:r>
+    </w:p>
+    <w:p>
+      <w:pPr>
+        <w:spacing w:after="240" w:before="240" w:line="276" w:lineRule="auto"/>
+        <w:rPr>
+          <w:rFonts w:ascii="Arial" w:cs="Arial" w:eastAsia="Arial" w:hAnsi="Arial"/>
+        </w:rPr>
+      </w:pPr>
       <w:r>
         <w:rPr>
           <w:rFonts w:ascii="Arial" w:cs="Arial" w:eastAsia="Arial" w:hAnsi="Arial"/>
@@ -1541,18 +2982,169 @@
           <w:bCs w:val="1"/>
           <w:rtl w:val="0"/>
         </w:rPr>
-        <w:br w:type="textWrapping"/>
-        <w:br w:type="textWrapping"/>
-        <w:t xml:space="preserve">Introdução</w:t>
-        <w:br w:type="textWrapping"/>
-        <w:br w:type="textWrapping"/>
-      </w:r>
-      <w:r>
-        <w:rPr>
-          <w:rFonts w:ascii="Arial" w:cs="Arial" w:eastAsia="Arial" w:hAnsi="Arial"/>
-          <w:rtl w:val="0"/>
-        </w:rPr>
-        <w:t xml:space="preserve">Nesse relatório, vamos abordar as principais características de sistemas populares open-source estudados. Dessa forma, vamos analisar e relatar como eles são desenvolvidos, com que frequência recebem contribuição externa, com qual frequência lançam releases, entre outras características. Vamos coletar os dados indicados para os 1.000 repositórios com maior número de estrelas no GitHub e discuta os valores obtidos.</w:t>
+        <w:t xml:space="preserve">Gráfico 1:</w:t>
+      </w:r>
+      <w:r>
+        <w:rPr>
+          <w:rFonts w:ascii="Arial" w:cs="Arial" w:eastAsia="Arial" w:hAnsi="Arial"/>
+          <w:rtl w:val="0"/>
+        </w:rPr>
+        <w:t xml:space="preserve"> </w:t>
+      </w:r>
+      <w:r>
+        <w:rPr>
+          <w:rFonts w:ascii="Arial" w:cs="Arial" w:eastAsia="Arial" w:hAnsi="Arial"/>
+          <w:rtl w:val="0"/>
+        </w:rPr>
+        <w:t xml:space="preserve">Distribuição de Idade dos Repositórios (em anos)</w:t>
+      </w:r>
+    </w:p>
+    <w:p>
+      <w:pPr>
+        <w:spacing w:after="240" w:before="240" w:line="276" w:lineRule="auto"/>
+        <w:rPr>
+          <w:rFonts w:ascii="Arial" w:cs="Arial" w:eastAsia="Arial" w:hAnsi="Arial"/>
+        </w:rPr>
+      </w:pPr>
+      <w:r>
+        <w:rPr>
+          <w:rFonts w:ascii="Arial" w:cs="Arial" w:eastAsia="Arial" w:hAnsi="Arial"/>
+        </w:rPr>
+        <w:drawing>
+          <wp:inline distB="114300" distT="114300" distL="114300" distR="114300">
+            <wp:extent cx="6512878" cy="3918612"/>
+            <wp:effectExtent b="0" l="0" r="0" t="0"/>
+            <wp:docPr id="5" name="image6.png"/>
+            <a:graphic>
+              <a:graphicData uri="http://schemas.openxmlformats.org/drawingml/2006/picture">
+                <pic:pic>
+                  <pic:nvPicPr>
+                    <pic:cNvPr id="0" name="image6.png"/>
+                    <pic:cNvPicPr preferRelativeResize="0"/>
+                  </pic:nvPicPr>
+                  <pic:blipFill>
+                    <a:blip r:embed="rId8"/>
+                    <a:srcRect b="0" l="0" r="0" t="0"/>
+                    <a:stretch>
+                      <a:fillRect/>
+                    </a:stretch>
+                  </pic:blipFill>
+                  <pic:spPr>
+                    <a:xfrm>
+                      <a:off x="0" y="0"/>
+                      <a:ext cx="6512878" cy="3918612"/>
+                    </a:xfrm>
+                    <a:prstGeom prst="rect"/>
+                    <a:ln/>
+                  </pic:spPr>
+                </pic:pic>
+              </a:graphicData>
+            </a:graphic>
+          </wp:inline>
+        </w:drawing>
+      </w:r>
+      <w:r>
+        <w:rPr>
+          <w:rtl w:val="0"/>
+        </w:rPr>
+      </w:r>
+    </w:p>
+    <w:p>
+      <w:pPr>
+        <w:spacing w:line="276" w:lineRule="auto"/>
+        <w:jc w:val="both"/>
+        <w:rPr>
+          <w:rFonts w:ascii="Arial" w:cs="Arial" w:eastAsia="Arial" w:hAnsi="Arial"/>
+        </w:rPr>
+      </w:pPr>
+      <w:r>
+        <w:rPr>
+          <w:rFonts w:ascii="Arial" w:cs="Arial" w:eastAsia="Arial" w:hAnsi="Arial"/>
+          <w:b w:val="1"/>
+          <w:bCs w:val="1"/>
+          <w:rtl w:val="0"/>
+        </w:rPr>
+        <w:t xml:space="preserve">Gráfico 2: </w:t>
+      </w:r>
+      <w:r>
+        <w:rPr>
+          <w:rFonts w:ascii="Arial" w:cs="Arial" w:eastAsia="Arial" w:hAnsi="Arial"/>
+          <w:rtl w:val="0"/>
+        </w:rPr>
+        <w:t xml:space="preserve">Distribuição de PRs Externos Aceitos</w:t>
+      </w:r>
+      <w:r>
+        <w:rPr>
+          <w:rtl w:val="0"/>
+        </w:rPr>
+      </w:r>
+    </w:p>
+    <w:p>
+      <w:pPr>
+        <w:keepNext w:val="0"/>
+        <w:keepLines w:val="0"/>
+        <w:pageBreakBefore w:val="0"/>
+        <w:widowControl w:val="0"/>
+        <w:pBdr>
+          <w:top w:space="0" w:sz="0" w:val="nil"/>
+          <w:left w:space="0" w:sz="0" w:val="nil"/>
+          <w:bottom w:space="0" w:sz="0" w:val="nil"/>
+          <w:right w:space="0" w:sz="0" w:val="nil"/>
+          <w:between w:space="0" w:sz="0" w:val="nil"/>
+        </w:pBdr>
+        <w:shd w:fill="auto" w:val="clear"/>
+        <w:spacing w:after="0" w:before="0" w:line="276" w:lineRule="auto"/>
+        <w:ind w:left="413.0000000000001" w:right="1132" w:firstLine="0"/>
+        <w:jc w:val="center"/>
+        <w:rPr>
+          <w:rFonts w:ascii="Arial" w:cs="Arial" w:eastAsia="Arial" w:hAnsi="Arial"/>
+          <w:b w:val="1"/>
+          <w:bCs w:val="1"/>
+        </w:rPr>
+      </w:pPr>
+      <w:r>
+        <w:rPr>
+          <w:rFonts w:ascii="Arial" w:cs="Arial" w:eastAsia="Arial" w:hAnsi="Arial"/>
+          <w:b w:val="1"/>
+          <w:bCs w:val="1"/>
+        </w:rPr>
+        <w:drawing>
+          <wp:inline distB="114300" distT="114300" distL="114300" distR="114300">
+            <wp:extent cx="6480000" cy="3888000"/>
+            <wp:effectExtent b="0" l="0" r="0" t="0"/>
+            <wp:docPr id="4" name="image2.png"/>
+            <a:graphic>
+              <a:graphicData uri="http://schemas.openxmlformats.org/drawingml/2006/picture">
+                <pic:pic>
+                  <pic:nvPicPr>
+                    <pic:cNvPr id="0" name="image2.png"/>
+                    <pic:cNvPicPr preferRelativeResize="0"/>
+                  </pic:nvPicPr>
+                  <pic:blipFill>
+                    <a:blip r:embed="rId9"/>
+                    <a:srcRect b="0" l="0" r="0" t="0"/>
+                    <a:stretch>
+                      <a:fillRect/>
+                    </a:stretch>
+                  </pic:blipFill>
+                  <pic:spPr>
+                    <a:xfrm>
+                      <a:off x="0" y="0"/>
+                      <a:ext cx="6480000" cy="3888000"/>
+                    </a:xfrm>
+                    <a:prstGeom prst="rect"/>
+                    <a:ln/>
+                  </pic:spPr>
+                </pic:pic>
+              </a:graphicData>
+            </a:graphic>
+          </wp:inline>
+        </w:drawing>
+      </w:r>
+      <w:r>
+        <w:rPr>
+          <w:rtl w:val="0"/>
+        </w:rPr>
       </w:r>
     </w:p>
     <w:p>
@@ -1571,53 +3163,23 @@
         <w:shd w:fill="auto" w:val="clear"/>
         <w:spacing w:after="0" w:before="0" w:line="276" w:lineRule="auto"/>
         <w:ind w:left="1133" w:right="1132" w:firstLine="0"/>
-        <w:rPr>
-          <w:rFonts w:ascii="Arial" w:cs="Arial" w:eastAsia="Arial" w:hAnsi="Arial"/>
-        </w:rPr>
-      </w:pPr>
-      <w:r>
+        <w:jc w:val="center"/>
         <w:rPr>
           <w:rFonts w:ascii="Arial" w:cs="Arial" w:eastAsia="Arial" w:hAnsi="Arial"/>
           <w:b w:val="1"/>
           <w:bCs w:val="1"/>
-          <w:rtl w:val="0"/>
-        </w:rPr>
-        <w:br w:type="textWrapping"/>
-        <w:br w:type="textWrapping"/>
-        <w:t xml:space="preserve">Questões de Pesquisa</w:t>
-        <w:br w:type="textWrapping"/>
-        <w:br w:type="textWrapping"/>
-        <w:t xml:space="preserve">RQ 01.</w:t>
-      </w:r>
-      <w:r>
-        <w:rPr>
-          <w:rFonts w:ascii="Arial" w:cs="Arial" w:eastAsia="Arial" w:hAnsi="Arial"/>
-          <w:rtl w:val="0"/>
-        </w:rPr>
-        <w:t xml:space="preserve"> Sistemas populares são maduros/antigos?</w:t>
+        </w:rPr>
+      </w:pPr>
+      <w:r>
+        <w:rPr>
+          <w:rtl w:val="0"/>
+        </w:rPr>
       </w:r>
     </w:p>
     <w:p>
       <w:pPr>
         <w:spacing w:line="276" w:lineRule="auto"/>
-        <w:ind w:left="1133" w:right="1132" w:firstLine="0"/>
-        <w:rPr>
-          <w:rFonts w:ascii="Arial" w:cs="Arial" w:eastAsia="Arial" w:hAnsi="Arial"/>
-        </w:rPr>
-      </w:pPr>
-      <w:r>
-        <w:rPr>
-          <w:rFonts w:ascii="Arial" w:cs="Arial" w:eastAsia="Arial" w:hAnsi="Arial"/>
-          <w:rtl w:val="0"/>
-        </w:rPr>
-        <w:t xml:space="preserve">Métrica: idade do repositório (calculado a partir da data de sua criação)</w:t>
-        <w:br w:type="textWrapping"/>
-      </w:r>
-    </w:p>
-    <w:p>
-      <w:pPr>
-        <w:spacing w:line="276" w:lineRule="auto"/>
-        <w:ind w:left="1133" w:right="1132" w:firstLine="0"/>
+        <w:jc w:val="both"/>
         <w:rPr>
           <w:rFonts w:ascii="Arial" w:cs="Arial" w:eastAsia="Arial" w:hAnsi="Arial"/>
         </w:rPr>
@@ -1629,37 +3191,99 @@
           <w:bCs w:val="1"/>
           <w:rtl w:val="0"/>
         </w:rPr>
-        <w:t xml:space="preserve">RQ 02.</w:t>
-      </w:r>
-      <w:r>
-        <w:rPr>
-          <w:rFonts w:ascii="Arial" w:cs="Arial" w:eastAsia="Arial" w:hAnsi="Arial"/>
-          <w:rtl w:val="0"/>
-        </w:rPr>
-        <w:t xml:space="preserve"> Sistemas populares recebem muita contribuição externa?</w:t>
+        <w:t xml:space="preserve">Gráfico 3: </w:t>
+      </w:r>
+      <w:r>
+        <w:rPr>
+          <w:rFonts w:ascii="Arial" w:cs="Arial" w:eastAsia="Arial" w:hAnsi="Arial"/>
+          <w:rtl w:val="0"/>
+        </w:rPr>
+        <w:t xml:space="preserve">Frequência de Releases Lançadas</w:t>
       </w:r>
     </w:p>
     <w:p>
       <w:pPr>
         <w:spacing w:line="276" w:lineRule="auto"/>
-        <w:ind w:left="1133" w:right="1132" w:firstLine="0"/>
-        <w:rPr>
-          <w:rFonts w:ascii="Arial" w:cs="Arial" w:eastAsia="Arial" w:hAnsi="Arial"/>
-        </w:rPr>
-      </w:pPr>
-      <w:r>
-        <w:rPr>
-          <w:rFonts w:ascii="Arial" w:cs="Arial" w:eastAsia="Arial" w:hAnsi="Arial"/>
-          <w:rtl w:val="0"/>
-        </w:rPr>
-        <w:t xml:space="preserve">Métrica: total de pull requests aceitas</w:t>
-        <w:br w:type="textWrapping"/>
+        <w:jc w:val="both"/>
+        <w:rPr>
+          <w:rFonts w:ascii="Arial" w:cs="Arial" w:eastAsia="Arial" w:hAnsi="Arial"/>
+        </w:rPr>
+      </w:pPr>
+      <w:r>
+        <w:rPr>
+          <w:rtl w:val="0"/>
+        </w:rPr>
       </w:r>
     </w:p>
     <w:p>
       <w:pPr>
         <w:spacing w:line="276" w:lineRule="auto"/>
-        <w:ind w:left="1133" w:right="1132" w:firstLine="0"/>
+        <w:jc w:val="center"/>
+        <w:rPr>
+          <w:rFonts w:ascii="Arial" w:cs="Arial" w:eastAsia="Arial" w:hAnsi="Arial"/>
+        </w:rPr>
+      </w:pPr>
+      <w:r>
+        <w:rPr>
+          <w:rFonts w:ascii="Arial" w:cs="Arial" w:eastAsia="Arial" w:hAnsi="Arial"/>
+        </w:rPr>
+        <w:drawing>
+          <wp:inline distB="114300" distT="114300" distL="114300" distR="114300">
+            <wp:extent cx="6480000" cy="3888000"/>
+            <wp:effectExtent b="0" l="0" r="0" t="0"/>
+            <wp:docPr id="7" name="image5.png"/>
+            <a:graphic>
+              <a:graphicData uri="http://schemas.openxmlformats.org/drawingml/2006/picture">
+                <pic:pic>
+                  <pic:nvPicPr>
+                    <pic:cNvPr id="0" name="image5.png"/>
+                    <pic:cNvPicPr preferRelativeResize="0"/>
+                  </pic:nvPicPr>
+                  <pic:blipFill>
+                    <a:blip r:embed="rId10"/>
+                    <a:srcRect b="0" l="0" r="0" t="0"/>
+                    <a:stretch>
+                      <a:fillRect/>
+                    </a:stretch>
+                  </pic:blipFill>
+                  <pic:spPr>
+                    <a:xfrm>
+                      <a:off x="0" y="0"/>
+                      <a:ext cx="6480000" cy="3888000"/>
+                    </a:xfrm>
+                    <a:prstGeom prst="rect"/>
+                    <a:ln/>
+                  </pic:spPr>
+                </pic:pic>
+              </a:graphicData>
+            </a:graphic>
+          </wp:inline>
+        </w:drawing>
+      </w:r>
+      <w:r>
+        <w:rPr>
+          <w:rtl w:val="0"/>
+        </w:rPr>
+      </w:r>
+    </w:p>
+    <w:p>
+      <w:pPr>
+        <w:spacing w:line="276" w:lineRule="auto"/>
+        <w:jc w:val="both"/>
+        <w:rPr>
+          <w:rFonts w:ascii="Arial" w:cs="Arial" w:eastAsia="Arial" w:hAnsi="Arial"/>
+        </w:rPr>
+      </w:pPr>
+      <w:r>
+        <w:rPr>
+          <w:rtl w:val="0"/>
+        </w:rPr>
+      </w:r>
+    </w:p>
+    <w:p>
+      <w:pPr>
+        <w:spacing w:line="276" w:lineRule="auto"/>
+        <w:jc w:val="both"/>
         <w:rPr>
           <w:rFonts w:ascii="Arial" w:cs="Arial" w:eastAsia="Arial" w:hAnsi="Arial"/>
         </w:rPr>
@@ -1671,95 +3295,101 @@
           <w:bCs w:val="1"/>
           <w:rtl w:val="0"/>
         </w:rPr>
-        <w:t xml:space="preserve">RQ 03</w:t>
-      </w:r>
-      <w:r>
-        <w:rPr>
-          <w:rFonts w:ascii="Arial" w:cs="Arial" w:eastAsia="Arial" w:hAnsi="Arial"/>
-          <w:rtl w:val="0"/>
-        </w:rPr>
-        <w:t xml:space="preserve">. Sistemas populares lançam releases com frequência?</w:t>
+        <w:t xml:space="preserve">Gráfico 4: </w:t>
+      </w:r>
+      <w:r>
+        <w:rPr>
+          <w:rFonts w:ascii="Arial" w:cs="Arial" w:eastAsia="Arial" w:hAnsi="Arial"/>
+          <w:rtl w:val="0"/>
+        </w:rPr>
+        <w:t xml:space="preserve">Tempo desde a Última Atualização (em dias)</w:t>
       </w:r>
     </w:p>
     <w:p>
       <w:pPr>
         <w:spacing w:line="276" w:lineRule="auto"/>
-        <w:ind w:left="1133" w:right="1132" w:firstLine="0"/>
-        <w:rPr>
-          <w:rFonts w:ascii="Arial" w:cs="Arial" w:eastAsia="Arial" w:hAnsi="Arial"/>
-        </w:rPr>
-      </w:pPr>
-      <w:r>
-        <w:rPr>
-          <w:rFonts w:ascii="Arial" w:cs="Arial" w:eastAsia="Arial" w:hAnsi="Arial"/>
-          <w:rtl w:val="0"/>
-        </w:rPr>
-        <w:t xml:space="preserve">Métrica: total de releases</w:t>
-        <w:br w:type="textWrapping"/>
+        <w:jc w:val="both"/>
+        <w:rPr>
+          <w:rFonts w:ascii="Arial" w:cs="Arial" w:eastAsia="Arial" w:hAnsi="Arial"/>
+        </w:rPr>
+      </w:pPr>
+      <w:r>
+        <w:rPr>
+          <w:rtl w:val="0"/>
+        </w:rPr>
       </w:r>
     </w:p>
     <w:p>
       <w:pPr>
         <w:spacing w:line="276" w:lineRule="auto"/>
-        <w:ind w:left="1133" w:right="1132" w:firstLine="0"/>
-        <w:rPr>
-          <w:rFonts w:ascii="Arial" w:cs="Arial" w:eastAsia="Arial" w:hAnsi="Arial"/>
-        </w:rPr>
-      </w:pPr>
-      <w:r>
+        <w:jc w:val="both"/>
+        <w:rPr>
+          <w:rFonts w:ascii="Arial" w:cs="Arial" w:eastAsia="Arial" w:hAnsi="Arial"/>
+        </w:rPr>
+      </w:pPr>
+      <w:r>
+        <w:rPr>
+          <w:rFonts w:ascii="Arial" w:cs="Arial" w:eastAsia="Arial" w:hAnsi="Arial"/>
+        </w:rPr>
+        <w:drawing>
+          <wp:inline distB="114300" distT="114300" distL="114300" distR="114300">
+            <wp:extent cx="6480000" cy="3888000"/>
+            <wp:effectExtent b="0" l="0" r="0" t="0"/>
+            <wp:docPr id="9" name="image4.png"/>
+            <a:graphic>
+              <a:graphicData uri="http://schemas.openxmlformats.org/drawingml/2006/picture">
+                <pic:pic>
+                  <pic:nvPicPr>
+                    <pic:cNvPr id="0" name="image4.png"/>
+                    <pic:cNvPicPr preferRelativeResize="0"/>
+                  </pic:nvPicPr>
+                  <pic:blipFill>
+                    <a:blip r:embed="rId11"/>
+                    <a:srcRect b="0" l="0" r="0" t="0"/>
+                    <a:stretch>
+                      <a:fillRect/>
+                    </a:stretch>
+                  </pic:blipFill>
+                  <pic:spPr>
+                    <a:xfrm>
+                      <a:off x="0" y="0"/>
+                      <a:ext cx="6480000" cy="3888000"/>
+                    </a:xfrm>
+                    <a:prstGeom prst="rect"/>
+                    <a:ln/>
+                  </pic:spPr>
+                </pic:pic>
+              </a:graphicData>
+            </a:graphic>
+          </wp:inline>
+        </w:drawing>
+      </w:r>
+      <w:r>
+        <w:rPr>
+          <w:rtl w:val="0"/>
+        </w:rPr>
+      </w:r>
+    </w:p>
+    <w:p>
+      <w:pPr>
+        <w:spacing w:line="276" w:lineRule="auto"/>
+        <w:jc w:val="both"/>
         <w:rPr>
           <w:rFonts w:ascii="Arial" w:cs="Arial" w:eastAsia="Arial" w:hAnsi="Arial"/>
           <w:b w:val="1"/>
           <w:bCs w:val="1"/>
-          <w:rtl w:val="0"/>
-        </w:rPr>
-        <w:t xml:space="preserve">RQ 04.</w:t>
-      </w:r>
-      <w:r>
-        <w:rPr>
-          <w:rFonts w:ascii="Arial" w:cs="Arial" w:eastAsia="Arial" w:hAnsi="Arial"/>
-          <w:rtl w:val="0"/>
-        </w:rPr>
-        <w:t xml:space="preserve"> Sistemas populares são atualizados com frequência?</w:t>
+        </w:rPr>
+      </w:pPr>
+      <w:r>
+        <w:rPr>
+          <w:rtl w:val="0"/>
+        </w:rPr>
       </w:r>
     </w:p>
     <w:p>
       <w:pPr>
         <w:spacing w:line="276" w:lineRule="auto"/>
-        <w:ind w:left="1133" w:right="1132" w:firstLine="0"/>
-        <w:rPr>
-          <w:rFonts w:ascii="Arial" w:cs="Arial" w:eastAsia="Arial" w:hAnsi="Arial"/>
-        </w:rPr>
-      </w:pPr>
-      <w:r>
-        <w:rPr>
-          <w:rFonts w:ascii="Arial" w:cs="Arial" w:eastAsia="Arial" w:hAnsi="Arial"/>
-          <w:rtl w:val="0"/>
-        </w:rPr>
-        <w:t xml:space="preserve">Métrica: tempo até a última atualização (calculado a partir da data de última</w:t>
-      </w:r>
-    </w:p>
-    <w:p>
-      <w:pPr>
-        <w:spacing w:line="276" w:lineRule="auto"/>
-        <w:ind w:left="1133" w:right="1132" w:firstLine="0"/>
-        <w:rPr>
-          <w:rFonts w:ascii="Arial" w:cs="Arial" w:eastAsia="Arial" w:hAnsi="Arial"/>
-        </w:rPr>
-      </w:pPr>
-      <w:r>
-        <w:rPr>
-          <w:rFonts w:ascii="Arial" w:cs="Arial" w:eastAsia="Arial" w:hAnsi="Arial"/>
-          <w:rtl w:val="0"/>
-        </w:rPr>
-        <w:t xml:space="preserve">atualização)</w:t>
-        <w:br w:type="textWrapping"/>
-      </w:r>
-    </w:p>
-    <w:p>
-      <w:pPr>
-        <w:spacing w:line="276" w:lineRule="auto"/>
-        <w:ind w:left="1133" w:right="1132" w:firstLine="0"/>
+        <w:jc w:val="both"/>
         <w:rPr>
           <w:rFonts w:ascii="Arial" w:cs="Arial" w:eastAsia="Arial" w:hAnsi="Arial"/>
         </w:rPr>
@@ -1771,37 +3401,99 @@
           <w:bCs w:val="1"/>
           <w:rtl w:val="0"/>
         </w:rPr>
-        <w:t xml:space="preserve">RQ 05.</w:t>
-      </w:r>
-      <w:r>
-        <w:rPr>
-          <w:rFonts w:ascii="Arial" w:cs="Arial" w:eastAsia="Arial" w:hAnsi="Arial"/>
-          <w:rtl w:val="0"/>
-        </w:rPr>
-        <w:t xml:space="preserve"> Sistemas populares são escritos nas linguagens mais populares?</w:t>
+        <w:t xml:space="preserve">Gráfico 5: </w:t>
+      </w:r>
+      <w:r>
+        <w:rPr>
+          <w:rFonts w:ascii="Arial" w:cs="Arial" w:eastAsia="Arial" w:hAnsi="Arial"/>
+          <w:rtl w:val="0"/>
+        </w:rPr>
+        <w:t xml:space="preserve">Top 10 Linguagens em Repositórios Populares</w:t>
       </w:r>
     </w:p>
     <w:p>
       <w:pPr>
         <w:spacing w:line="276" w:lineRule="auto"/>
-        <w:ind w:left="1133" w:right="1132" w:firstLine="0"/>
-        <w:rPr>
-          <w:rFonts w:ascii="Arial" w:cs="Arial" w:eastAsia="Arial" w:hAnsi="Arial"/>
-        </w:rPr>
-      </w:pPr>
-      <w:r>
-        <w:rPr>
-          <w:rFonts w:ascii="Arial" w:cs="Arial" w:eastAsia="Arial" w:hAnsi="Arial"/>
-          <w:rtl w:val="0"/>
-        </w:rPr>
-        <w:t xml:space="preserve">Métrica: linguagem primária de cada um desses repositórios</w:t>
-        <w:br w:type="textWrapping"/>
+        <w:jc w:val="both"/>
+        <w:rPr>
+          <w:rFonts w:ascii="Arial" w:cs="Arial" w:eastAsia="Arial" w:hAnsi="Arial"/>
+        </w:rPr>
+      </w:pPr>
+      <w:r>
+        <w:rPr>
+          <w:rtl w:val="0"/>
+        </w:rPr>
       </w:r>
     </w:p>
     <w:p>
       <w:pPr>
         <w:spacing w:line="276" w:lineRule="auto"/>
-        <w:ind w:left="1133" w:right="1132" w:firstLine="0"/>
+        <w:jc w:val="center"/>
+        <w:rPr>
+          <w:rFonts w:ascii="Arial" w:cs="Arial" w:eastAsia="Arial" w:hAnsi="Arial"/>
+        </w:rPr>
+      </w:pPr>
+      <w:r>
+        <w:rPr>
+          <w:rFonts w:ascii="Arial" w:cs="Arial" w:eastAsia="Arial" w:hAnsi="Arial"/>
+        </w:rPr>
+        <w:drawing>
+          <wp:inline distB="114300" distT="114300" distL="114300" distR="114300">
+            <wp:extent cx="6480000" cy="3758400"/>
+            <wp:effectExtent b="0" l="0" r="0" t="0"/>
+            <wp:docPr id="8" name="image7.png"/>
+            <a:graphic>
+              <a:graphicData uri="http://schemas.openxmlformats.org/drawingml/2006/picture">
+                <pic:pic>
+                  <pic:nvPicPr>
+                    <pic:cNvPr id="0" name="image7.png"/>
+                    <pic:cNvPicPr preferRelativeResize="0"/>
+                  </pic:nvPicPr>
+                  <pic:blipFill>
+                    <a:blip r:embed="rId12"/>
+                    <a:srcRect b="0" l="0" r="0" t="0"/>
+                    <a:stretch>
+                      <a:fillRect/>
+                    </a:stretch>
+                  </pic:blipFill>
+                  <pic:spPr>
+                    <a:xfrm>
+                      <a:off x="0" y="0"/>
+                      <a:ext cx="6480000" cy="3758400"/>
+                    </a:xfrm>
+                    <a:prstGeom prst="rect"/>
+                    <a:ln/>
+                  </pic:spPr>
+                </pic:pic>
+              </a:graphicData>
+            </a:graphic>
+          </wp:inline>
+        </w:drawing>
+      </w:r>
+      <w:r>
+        <w:rPr>
+          <w:rtl w:val="0"/>
+        </w:rPr>
+      </w:r>
+    </w:p>
+    <w:p>
+      <w:pPr>
+        <w:spacing w:line="276" w:lineRule="auto"/>
+        <w:jc w:val="both"/>
+        <w:rPr>
+          <w:rFonts w:ascii="Arial" w:cs="Arial" w:eastAsia="Arial" w:hAnsi="Arial"/>
+        </w:rPr>
+      </w:pPr>
+      <w:r>
+        <w:rPr>
+          <w:rtl w:val="0"/>
+        </w:rPr>
+      </w:r>
+    </w:p>
+    <w:p>
+      <w:pPr>
+        <w:spacing w:line="276" w:lineRule="auto"/>
+        <w:jc w:val="both"/>
         <w:rPr>
           <w:rFonts w:ascii="Arial" w:cs="Arial" w:eastAsia="Arial" w:hAnsi="Arial"/>
         </w:rPr>
@@ -1813,36 +3505,34 @@
           <w:bCs w:val="1"/>
           <w:rtl w:val="0"/>
         </w:rPr>
-        <w:t xml:space="preserve">RQ 06</w:t>
-      </w:r>
-      <w:r>
-        <w:rPr>
-          <w:rFonts w:ascii="Arial" w:cs="Arial" w:eastAsia="Arial" w:hAnsi="Arial"/>
-          <w:rtl w:val="0"/>
-        </w:rPr>
-        <w:t xml:space="preserve">. Sistemas populares possuem um alto percentual de issues fechadas?</w:t>
+        <w:t xml:space="preserve">Gráfico 6: </w:t>
+      </w:r>
+      <w:r>
+        <w:rPr>
+          <w:rFonts w:ascii="Arial" w:cs="Arial" w:eastAsia="Arial" w:hAnsi="Arial"/>
+          <w:rtl w:val="0"/>
+        </w:rPr>
+        <w:t xml:space="preserve">Taxa de Resolução de Issues (Problemas Fechados).</w:t>
       </w:r>
     </w:p>
     <w:p>
       <w:pPr>
         <w:spacing w:line="276" w:lineRule="auto"/>
-        <w:ind w:left="1133" w:right="1132" w:firstLine="0"/>
-        <w:rPr>
-          <w:rFonts w:ascii="Arial" w:cs="Arial" w:eastAsia="Arial" w:hAnsi="Arial"/>
-        </w:rPr>
-      </w:pPr>
-      <w:r>
-        <w:rPr>
-          <w:rFonts w:ascii="Arial" w:cs="Arial" w:eastAsia="Arial" w:hAnsi="Arial"/>
-          <w:rtl w:val="0"/>
-        </w:rPr>
-        <w:t xml:space="preserve">Métrica: razão entre número de issues fechadas pelo total de issues Relatório Final:</w:t>
+        <w:jc w:val="both"/>
+        <w:rPr>
+          <w:rFonts w:ascii="Arial" w:cs="Arial" w:eastAsia="Arial" w:hAnsi="Arial"/>
+        </w:rPr>
+      </w:pPr>
+      <w:r>
+        <w:rPr>
+          <w:rtl w:val="0"/>
+        </w:rPr>
       </w:r>
     </w:p>
     <w:p>
       <w:pPr>
         <w:spacing w:line="276" w:lineRule="auto"/>
-        <w:ind w:left="1133" w:right="1132" w:firstLine="0"/>
+        <w:jc w:val="both"/>
         <w:rPr>
           <w:rFonts w:ascii="Arial" w:cs="Arial" w:eastAsia="Arial" w:hAnsi="Arial"/>
         </w:rPr>
@@ -1856,145 +3546,25 @@
     <w:p>
       <w:pPr>
         <w:spacing w:line="276" w:lineRule="auto"/>
-        <w:ind w:left="1133" w:right="1132" w:firstLine="0"/>
-        <w:rPr>
-          <w:rFonts w:ascii="Arial" w:cs="Arial" w:eastAsia="Arial" w:hAnsi="Arial"/>
-          <w:b w:val="1"/>
-          <w:bCs w:val="1"/>
-        </w:rPr>
-      </w:pPr>
-      <w:r>
-        <w:rPr>
-          <w:rFonts w:ascii="Arial" w:cs="Arial" w:eastAsia="Arial" w:hAnsi="Arial"/>
-          <w:b w:val="1"/>
-          <w:bCs w:val="1"/>
-          <w:rtl w:val="0"/>
-        </w:rPr>
-        <w:t xml:space="preserve">Objetivo</w:t>
+        <w:jc w:val="both"/>
+        <w:rPr>
+          <w:rFonts w:ascii="Arial" w:cs="Arial" w:eastAsia="Arial" w:hAnsi="Arial"/>
+        </w:rPr>
+      </w:pPr>
+      <w:r>
+        <w:rPr>
+          <w:rtl w:val="0"/>
+        </w:rPr>
       </w:r>
     </w:p>
     <w:p>
       <w:pPr>
         <w:spacing w:line="276" w:lineRule="auto"/>
-        <w:ind w:left="1133" w:right="1132" w:firstLine="0"/>
-        <w:rPr>
-          <w:rFonts w:ascii="Arial" w:cs="Arial" w:eastAsia="Arial" w:hAnsi="Arial"/>
-          <w:b w:val="1"/>
-          <w:bCs w:val="1"/>
-        </w:rPr>
-      </w:pPr>
-      <w:r>
-        <w:rPr>
-          <w:rtl w:val="0"/>
-        </w:rPr>
-      </w:r>
-    </w:p>
-    <w:p>
-      <w:pPr>
-        <w:spacing w:line="276" w:lineRule="auto"/>
-        <w:ind w:left="1133" w:right="1132" w:firstLine="0"/>
-        <w:rPr>
-          <w:rFonts w:ascii="Arial" w:cs="Arial" w:eastAsia="Arial" w:hAnsi="Arial"/>
-          <w:b w:val="1"/>
-          <w:bCs w:val="1"/>
-        </w:rPr>
-      </w:pPr>
-      <w:r>
-        <w:rPr>
-          <w:rFonts w:ascii="Arial" w:cs="Arial" w:eastAsia="Arial" w:hAnsi="Arial"/>
-          <w:rtl w:val="0"/>
-        </w:rPr>
-        <w:t xml:space="preserve">O objetivo dessa pesquisa é </w:t>
-      </w:r>
-      <w:r>
-        <w:rPr>
-          <w:rFonts w:ascii="Arial" w:cs="Arial" w:eastAsia="Arial" w:hAnsi="Arial"/>
-          <w:rtl w:val="0"/>
-        </w:rPr>
-        <w:t xml:space="preserve">aprender</w:t>
-      </w:r>
-      <w:r>
-        <w:rPr>
-          <w:rFonts w:ascii="Arial" w:cs="Arial" w:eastAsia="Arial" w:hAnsi="Arial"/>
-          <w:rtl w:val="0"/>
-        </w:rPr>
-        <w:t xml:space="preserve"> as características dos principais repositórios do GitHub.</w:t>
-      </w:r>
-      <w:r>
-        <w:rPr>
-          <w:rFonts w:ascii="Arial" w:cs="Arial" w:eastAsia="Arial" w:hAnsi="Arial"/>
-          <w:b w:val="1"/>
-          <w:bCs w:val="1"/>
-          <w:rtl w:val="0"/>
-        </w:rPr>
-        <w:br w:type="textWrapping"/>
-      </w:r>
-    </w:p>
-    <w:p>
-      <w:pPr>
-        <w:keepNext w:val="0"/>
-        <w:keepLines w:val="0"/>
-        <w:pageBreakBefore w:val="0"/>
-        <w:widowControl w:val="0"/>
-        <w:pBdr>
-          <w:top w:space="0" w:sz="0" w:val="nil"/>
-          <w:left w:space="0" w:sz="0" w:val="nil"/>
-          <w:bottom w:space="0" w:sz="0" w:val="nil"/>
-          <w:right w:space="0" w:sz="0" w:val="nil"/>
-          <w:between w:space="0" w:sz="0" w:val="nil"/>
-        </w:pBdr>
-        <w:shd w:fill="auto" w:val="clear"/>
-        <w:spacing w:after="0" w:before="0" w:line="276" w:lineRule="auto"/>
-        <w:ind w:left="1133" w:right="1132" w:firstLine="0"/>
-        <w:rPr>
-          <w:rFonts w:ascii="Arial" w:cs="Arial" w:eastAsia="Arial" w:hAnsi="Arial"/>
-          <w:b w:val="1"/>
-          <w:bCs w:val="1"/>
-          <w:i w:val="0"/>
-          <w:iCs w:val="0"/>
-          <w:smallCaps w:val="0"/>
-          <w:strike w:val="0"/>
-          <w:color w:val="000000"/>
-          <w:u w:val="none"/>
-          <w:shd w:fill="auto" w:val="clear"/>
-          <w:vertAlign w:val="baseline"/>
-        </w:rPr>
-      </w:pPr>
-      <w:r>
-        <w:rPr>
-          <w:rFonts w:ascii="Arial" w:cs="Arial" w:eastAsia="Arial" w:hAnsi="Arial"/>
-          <w:b w:val="1"/>
-          <w:bCs w:val="1"/>
-          <w:rtl w:val="0"/>
-        </w:rPr>
-        <w:t xml:space="preserve">Metodologia</w:t>
-        <w:br w:type="textWrapping"/>
-        <w:br w:type="textWrapping"/>
-      </w:r>
-      <w:r>
-        <w:rPr>
-          <w:rFonts w:ascii="Arial" w:cs="Arial" w:eastAsia="Arial" w:hAnsi="Arial"/>
-          <w:rtl w:val="0"/>
-        </w:rPr>
-        <w:t xml:space="preserve">Utilizaremos Python para extrair as métricas dos repositórios do Github, logo após vamos registrar tudo e organizar em tabelas no Excel e transcrever para o relatório.</w:t>
-      </w:r>
-      <w:r>
-        <w:rPr>
-          <w:rFonts w:ascii="Arial" w:cs="Arial" w:eastAsia="Arial" w:hAnsi="Arial"/>
-          <w:b w:val="1"/>
-          <w:bCs w:val="1"/>
-          <w:rtl w:val="0"/>
-        </w:rPr>
-        <w:br w:type="textWrapping"/>
-        <w:br w:type="textWrapping"/>
-        <w:t xml:space="preserve">Resultados</w:t>
-        <w:br w:type="textWrapping"/>
-        <w:br w:type="textWrapping"/>
-        <w:t xml:space="preserve">Insights</w:t>
-        <w:br w:type="textWrapping"/>
-        <w:br w:type="textWrapping"/>
-        <w:t xml:space="preserve">Conclusão</w:t>
-      </w:r>
+        <w:jc w:val="both"/>
+        <w:rPr>
+          <w:rFonts w:ascii="Arial" w:cs="Arial" w:eastAsia="Arial" w:hAnsi="Arial"/>
+        </w:rPr>
+      </w:pPr>
       <w:r>
         <w:rPr>
           <w:rtl w:val="0"/>
@@ -2002,8 +3572,8 @@
       </w:r>
     </w:p>
     <w:sectPr>
-      <w:headerReference r:id="rId7" w:type="default"/>
-      <w:footerReference r:id="rId8" w:type="default"/>
+      <w:headerReference r:id="rId13" w:type="default"/>
+      <w:footerReference r:id="rId14" w:type="default"/>
       <w:pgSz w:h="16840" w:w="11910" w:orient="portrait"/>
       <w:pgMar w:bottom="1240" w:top="2000" w:left="566" w:right="566" w:header="708" w:footer="1055"/>
       <w:pgNumType w:start="1"/>
@@ -2018,7 +3588,6 @@
     <w:pPr>
       <w:keepNext w:val="0"/>
       <w:keepLines w:val="0"/>
-      <w:pageBreakBefore w:val="0"/>
       <w:widowControl w:val="0"/>
       <w:pBdr>
         <w:top w:space="0" w:sz="0" w:val="nil"/>
@@ -2059,12 +3628,12 @@
             <wp:anchor allowOverlap="1" behindDoc="1" distB="0" distT="0" distL="0" distR="0" hidden="0" layoutInCell="1" locked="0" relativeHeight="0" simplePos="0">
               <wp:simplePos x="0" y="0"/>
               <wp:positionH relativeFrom="column">
-                <wp:posOffset>6000558</wp:posOffset>
+                <wp:posOffset>5995796</wp:posOffset>
               </wp:positionH>
               <wp:positionV relativeFrom="paragraph">
-                <wp:posOffset>9877699</wp:posOffset>
+                <wp:posOffset>9872936</wp:posOffset>
               </wp:positionV>
-              <wp:extent cx="174625" cy="203835"/>
+              <wp:extent cx="184150" cy="213360"/>
               <wp:effectExtent b="0" l="0" r="0" t="0"/>
               <wp:wrapNone/>
               <wp:docPr id="2" name=""/>
@@ -2072,7 +3641,7 @@
                 <a:graphicData uri="http://schemas.microsoft.com/office/word/2010/wordprocessingShape">
                   <wps:wsp>
                     <wps:cNvSpPr/>
-                    <wps:cNvPr id="6" name="Shape 6"/>
+                    <wps:cNvPr id="8" name="Shape 8"/>
                     <wps:spPr>
                       <a:xfrm>
                         <a:off x="5263450" y="3682845"/>
@@ -2091,7 +3660,7 @@
                         <w:p>
                           <w:pPr>
                             <w:spacing w:after="0" w:before="10" w:line="240"/>
-                            <w:ind w:left="60" w:right="0" w:firstLine="0"/>
+                            <w:ind w:left="60" w:right="0" w:firstLine="60"/>
                             <w:jc w:val="left"/>
                             <w:textDirection w:val="btLr"/>
                           </w:pPr>
@@ -2125,20 +3694,20 @@
             <wp:anchor allowOverlap="1" behindDoc="1" distB="0" distT="0" distL="0" distR="0" hidden="0" layoutInCell="1" locked="0" relativeHeight="0" simplePos="0">
               <wp:simplePos x="0" y="0"/>
               <wp:positionH relativeFrom="column">
-                <wp:posOffset>6000558</wp:posOffset>
+                <wp:posOffset>5995796</wp:posOffset>
               </wp:positionH>
               <wp:positionV relativeFrom="paragraph">
-                <wp:posOffset>9877699</wp:posOffset>
+                <wp:posOffset>9872936</wp:posOffset>
               </wp:positionV>
-              <wp:extent cx="174625" cy="203835"/>
+              <wp:extent cx="184150" cy="213360"/>
               <wp:effectExtent b="0" l="0" r="0" t="0"/>
               <wp:wrapNone/>
-              <wp:docPr id="2" name="image3.png"/>
+              <wp:docPr id="2" name="image9.png"/>
               <a:graphic>
                 <a:graphicData uri="http://schemas.openxmlformats.org/drawingml/2006/picture">
                   <pic:pic>
                     <pic:nvPicPr>
-                      <pic:cNvPr id="0" name="image3.png"/>
+                      <pic:cNvPr id="0" name="image9.png"/>
                       <pic:cNvPicPr preferRelativeResize="0"/>
                     </pic:nvPicPr>
                     <pic:blipFill>
@@ -2151,7 +3720,7 @@
                     <pic:spPr>
                       <a:xfrm>
                         <a:off x="0" y="0"/>
-                        <a:ext cx="174625" cy="203835"/>
+                        <a:ext cx="184150" cy="213360"/>
                       </a:xfrm>
                       <a:prstGeom prst="rect"/>
                       <a:ln/>
@@ -2174,7 +3743,6 @@
     <w:pPr>
       <w:keepNext w:val="0"/>
       <w:keepLines w:val="0"/>
-      <w:pageBreakBefore w:val="0"/>
       <w:widowControl w:val="0"/>
       <w:pBdr>
         <w:top w:space="0" w:sz="0" w:val="nil"/>
@@ -2186,7 +3754,6 @@
       <w:shd w:fill="auto" w:val="clear"/>
       <w:spacing w:after="0" w:before="0" w:line="14.399999999999999" w:lineRule="auto"/>
       <w:ind w:left="0" w:right="0" w:firstLine="0"/>
-      <w:jc w:val="left"/>
       <w:rPr>
         <w:rFonts w:ascii="Times New Roman" w:cs="Times New Roman" w:eastAsia="Times New Roman" w:hAnsi="Times New Roman"/>
         <w:b w:val="0"/>
@@ -2231,12 +3798,12 @@
           <wp:extent cx="977900" cy="787400"/>
           <wp:effectExtent b="0" l="0" r="0" t="0"/>
           <wp:wrapNone/>
-          <wp:docPr id="3" name="image1.jpg"/>
+          <wp:docPr id="3" name="image3.jpg"/>
           <a:graphic>
             <a:graphicData uri="http://schemas.openxmlformats.org/drawingml/2006/picture">
               <pic:pic>
                 <pic:nvPicPr>
-                  <pic:cNvPr id="0" name="image1.jpg"/>
+                  <pic:cNvPr id="0" name="image3.jpg"/>
                   <pic:cNvPicPr preferRelativeResize="0"/>
                 </pic:nvPicPr>
                 <pic:blipFill>
@@ -2270,7 +3837,802 @@
 </file>
 
 <file path=word/numbering.xml><?xml version="1.0" encoding="utf-8"?>
-<w:numbering xmlns:mc="http://schemas.openxmlformats.org/markup-compatibility/2006" xmlns:o="urn:schemas-microsoft-com:office:office" xmlns:r="http://schemas.openxmlformats.org/officeDocument/2006/relationships" xmlns:m="http://schemas.openxmlformats.org/officeDocument/2006/math" xmlns:v="urn:schemas-microsoft-com:vml" xmlns:wp="http://schemas.openxmlformats.org/drawingml/2006/wordprocessingDrawing" xmlns:w10="urn:schemas-microsoft-com:office:word" xmlns:w="http://schemas.openxmlformats.org/wordprocessingml/2006/main" xmlns:wne="http://schemas.microsoft.com/office/word/2006/wordml" xmlns:sl="http://schemas.openxmlformats.org/schemaLibrary/2006/main" xmlns:a="http://schemas.openxmlformats.org/drawingml/2006/main" xmlns:pic="http://schemas.openxmlformats.org/drawingml/2006/picture" xmlns:c="http://schemas.openxmlformats.org/drawingml/2006/chart" xmlns:lc="http://schemas.openxmlformats.org/drawingml/2006/lockedCanvas" xmlns:dgm="http://schemas.openxmlformats.org/drawingml/2006/diagram" xmlns:wps="http://schemas.microsoft.com/office/word/2010/wordprocessingShape" xmlns:wpg="http://schemas.microsoft.com/office/word/2010/wordprocessingGroup" xmlns:w14="http://schemas.microsoft.com/office/word/2010/wordml" xmlns:w15="http://schemas.microsoft.com/office/word/2012/wordml" xmlns:w16="http://schemas.microsoft.com/office/word/2018/wordml" xmlns:w16cex="http://schemas.microsoft.com/office/word/2018/wordml/cex" xmlns:w16cid="http://schemas.microsoft.com/office/word/2016/wordml/cid" xmlns="http://schemas.microsoft.com/office/tasks/2019/documenttasks" xmlns:cr="http://schemas.microsoft.com/office/comments/2020/reactions"/>
+<w:numbering xmlns:mc="http://schemas.openxmlformats.org/markup-compatibility/2006" xmlns:o="urn:schemas-microsoft-com:office:office" xmlns:r="http://schemas.openxmlformats.org/officeDocument/2006/relationships" xmlns:m="http://schemas.openxmlformats.org/officeDocument/2006/math" xmlns:v="urn:schemas-microsoft-com:vml" xmlns:wp="http://schemas.openxmlformats.org/drawingml/2006/wordprocessingDrawing" xmlns:w10="urn:schemas-microsoft-com:office:word" xmlns:w="http://schemas.openxmlformats.org/wordprocessingml/2006/main" xmlns:wne="http://schemas.microsoft.com/office/word/2006/wordml" xmlns:sl="http://schemas.openxmlformats.org/schemaLibrary/2006/main" xmlns:a="http://schemas.openxmlformats.org/drawingml/2006/main" xmlns:pic="http://schemas.openxmlformats.org/drawingml/2006/picture" xmlns:c="http://schemas.openxmlformats.org/drawingml/2006/chart" xmlns:lc="http://schemas.openxmlformats.org/drawingml/2006/lockedCanvas" xmlns:dgm="http://schemas.openxmlformats.org/drawingml/2006/diagram" xmlns:wps="http://schemas.microsoft.com/office/word/2010/wordprocessingShape" xmlns:wpg="http://schemas.microsoft.com/office/word/2010/wordprocessingGroup" xmlns:w14="http://schemas.microsoft.com/office/word/2010/wordml" xmlns:w15="http://schemas.microsoft.com/office/word/2012/wordml" xmlns:w16="http://schemas.microsoft.com/office/word/2018/wordml" xmlns:w16cex="http://schemas.microsoft.com/office/word/2018/wordml/cex" xmlns:w16cid="http://schemas.microsoft.com/office/word/2016/wordml/cid" xmlns="http://schemas.microsoft.com/office/tasks/2019/documenttasks" xmlns:cr="http://schemas.microsoft.com/office/comments/2020/reactions">
+  <w:abstractNum w:abstractNumId="1">
+    <w:lvl w:ilvl="0">
+      <w:start w:val="1"/>
+      <w:numFmt w:val="bullet"/>
+      <w:lvlText w:val="●"/>
+      <w:lvlJc w:val="left"/>
+      <w:pPr>
+        <w:ind w:left="720" w:hanging="360"/>
+      </w:pPr>
+      <w:rPr>
+        <w:u w:val="none"/>
+      </w:rPr>
+    </w:lvl>
+    <w:lvl w:ilvl="1">
+      <w:start w:val="1"/>
+      <w:numFmt w:val="bullet"/>
+      <w:lvlText w:val="○"/>
+      <w:lvlJc w:val="left"/>
+      <w:pPr>
+        <w:ind w:left="1440" w:hanging="360"/>
+      </w:pPr>
+      <w:rPr>
+        <w:u w:val="none"/>
+      </w:rPr>
+    </w:lvl>
+    <w:lvl w:ilvl="2">
+      <w:start w:val="1"/>
+      <w:numFmt w:val="bullet"/>
+      <w:lvlText w:val="■"/>
+      <w:lvlJc w:val="left"/>
+      <w:pPr>
+        <w:ind w:left="2160" w:hanging="360"/>
+      </w:pPr>
+      <w:rPr>
+        <w:u w:val="none"/>
+      </w:rPr>
+    </w:lvl>
+    <w:lvl w:ilvl="3">
+      <w:start w:val="1"/>
+      <w:numFmt w:val="bullet"/>
+      <w:lvlText w:val="●"/>
+      <w:lvlJc w:val="left"/>
+      <w:pPr>
+        <w:ind w:left="2880" w:hanging="360"/>
+      </w:pPr>
+      <w:rPr>
+        <w:u w:val="none"/>
+      </w:rPr>
+    </w:lvl>
+    <w:lvl w:ilvl="4">
+      <w:start w:val="1"/>
+      <w:numFmt w:val="bullet"/>
+      <w:lvlText w:val="○"/>
+      <w:lvlJc w:val="left"/>
+      <w:pPr>
+        <w:ind w:left="3600" w:hanging="360"/>
+      </w:pPr>
+      <w:rPr>
+        <w:u w:val="none"/>
+      </w:rPr>
+    </w:lvl>
+    <w:lvl w:ilvl="5">
+      <w:start w:val="1"/>
+      <w:numFmt w:val="bullet"/>
+      <w:lvlText w:val="■"/>
+      <w:lvlJc w:val="left"/>
+      <w:pPr>
+        <w:ind w:left="4320" w:hanging="360"/>
+      </w:pPr>
+      <w:rPr>
+        <w:u w:val="none"/>
+      </w:rPr>
+    </w:lvl>
+    <w:lvl w:ilvl="6">
+      <w:start w:val="1"/>
+      <w:numFmt w:val="bullet"/>
+      <w:lvlText w:val="●"/>
+      <w:lvlJc w:val="left"/>
+      <w:pPr>
+        <w:ind w:left="5040" w:hanging="360"/>
+      </w:pPr>
+      <w:rPr>
+        <w:u w:val="none"/>
+      </w:rPr>
+    </w:lvl>
+    <w:lvl w:ilvl="7">
+      <w:start w:val="1"/>
+      <w:numFmt w:val="bullet"/>
+      <w:lvlText w:val="○"/>
+      <w:lvlJc w:val="left"/>
+      <w:pPr>
+        <w:ind w:left="5760" w:hanging="360"/>
+      </w:pPr>
+      <w:rPr>
+        <w:u w:val="none"/>
+      </w:rPr>
+    </w:lvl>
+    <w:lvl w:ilvl="8">
+      <w:start w:val="1"/>
+      <w:numFmt w:val="bullet"/>
+      <w:lvlText w:val="■"/>
+      <w:lvlJc w:val="left"/>
+      <w:pPr>
+        <w:ind w:left="6480" w:hanging="360"/>
+      </w:pPr>
+      <w:rPr>
+        <w:u w:val="none"/>
+      </w:rPr>
+    </w:lvl>
+  </w:abstractNum>
+  <w:abstractNum w:abstractNumId="2">
+    <w:lvl w:ilvl="0">
+      <w:start w:val="1"/>
+      <w:numFmt w:val="bullet"/>
+      <w:lvlText w:val="●"/>
+      <w:lvlJc w:val="left"/>
+      <w:pPr>
+        <w:ind w:left="720" w:hanging="360"/>
+      </w:pPr>
+      <w:rPr>
+        <w:u w:val="none"/>
+      </w:rPr>
+    </w:lvl>
+    <w:lvl w:ilvl="1">
+      <w:start w:val="1"/>
+      <w:numFmt w:val="bullet"/>
+      <w:lvlText w:val="○"/>
+      <w:lvlJc w:val="left"/>
+      <w:pPr>
+        <w:ind w:left="1440" w:hanging="360"/>
+      </w:pPr>
+      <w:rPr>
+        <w:u w:val="none"/>
+      </w:rPr>
+    </w:lvl>
+    <w:lvl w:ilvl="2">
+      <w:start w:val="1"/>
+      <w:numFmt w:val="bullet"/>
+      <w:lvlText w:val="■"/>
+      <w:lvlJc w:val="left"/>
+      <w:pPr>
+        <w:ind w:left="2160" w:hanging="360"/>
+      </w:pPr>
+      <w:rPr>
+        <w:u w:val="none"/>
+      </w:rPr>
+    </w:lvl>
+    <w:lvl w:ilvl="3">
+      <w:start w:val="1"/>
+      <w:numFmt w:val="bullet"/>
+      <w:lvlText w:val="●"/>
+      <w:lvlJc w:val="left"/>
+      <w:pPr>
+        <w:ind w:left="2880" w:hanging="360"/>
+      </w:pPr>
+      <w:rPr>
+        <w:u w:val="none"/>
+      </w:rPr>
+    </w:lvl>
+    <w:lvl w:ilvl="4">
+      <w:start w:val="1"/>
+      <w:numFmt w:val="bullet"/>
+      <w:lvlText w:val="○"/>
+      <w:lvlJc w:val="left"/>
+      <w:pPr>
+        <w:ind w:left="3600" w:hanging="360"/>
+      </w:pPr>
+      <w:rPr>
+        <w:u w:val="none"/>
+      </w:rPr>
+    </w:lvl>
+    <w:lvl w:ilvl="5">
+      <w:start w:val="1"/>
+      <w:numFmt w:val="bullet"/>
+      <w:lvlText w:val="■"/>
+      <w:lvlJc w:val="left"/>
+      <w:pPr>
+        <w:ind w:left="4320" w:hanging="360"/>
+      </w:pPr>
+      <w:rPr>
+        <w:u w:val="none"/>
+      </w:rPr>
+    </w:lvl>
+    <w:lvl w:ilvl="6">
+      <w:start w:val="1"/>
+      <w:numFmt w:val="bullet"/>
+      <w:lvlText w:val="●"/>
+      <w:lvlJc w:val="left"/>
+      <w:pPr>
+        <w:ind w:left="5040" w:hanging="360"/>
+      </w:pPr>
+      <w:rPr>
+        <w:u w:val="none"/>
+      </w:rPr>
+    </w:lvl>
+    <w:lvl w:ilvl="7">
+      <w:start w:val="1"/>
+      <w:numFmt w:val="bullet"/>
+      <w:lvlText w:val="○"/>
+      <w:lvlJc w:val="left"/>
+      <w:pPr>
+        <w:ind w:left="5760" w:hanging="360"/>
+      </w:pPr>
+      <w:rPr>
+        <w:u w:val="none"/>
+      </w:rPr>
+    </w:lvl>
+    <w:lvl w:ilvl="8">
+      <w:start w:val="1"/>
+      <w:numFmt w:val="bullet"/>
+      <w:lvlText w:val="■"/>
+      <w:lvlJc w:val="left"/>
+      <w:pPr>
+        <w:ind w:left="6480" w:hanging="360"/>
+      </w:pPr>
+      <w:rPr>
+        <w:u w:val="none"/>
+      </w:rPr>
+    </w:lvl>
+  </w:abstractNum>
+  <w:abstractNum w:abstractNumId="3">
+    <w:lvl w:ilvl="0">
+      <w:start w:val="1"/>
+      <w:numFmt w:val="bullet"/>
+      <w:lvlText w:val="●"/>
+      <w:lvlJc w:val="left"/>
+      <w:pPr>
+        <w:ind w:left="720" w:hanging="360"/>
+      </w:pPr>
+      <w:rPr>
+        <w:u w:val="none"/>
+      </w:rPr>
+    </w:lvl>
+    <w:lvl w:ilvl="1">
+      <w:start w:val="1"/>
+      <w:numFmt w:val="bullet"/>
+      <w:lvlText w:val="○"/>
+      <w:lvlJc w:val="left"/>
+      <w:pPr>
+        <w:ind w:left="1440" w:hanging="360"/>
+      </w:pPr>
+      <w:rPr>
+        <w:u w:val="none"/>
+      </w:rPr>
+    </w:lvl>
+    <w:lvl w:ilvl="2">
+      <w:start w:val="1"/>
+      <w:numFmt w:val="bullet"/>
+      <w:lvlText w:val="■"/>
+      <w:lvlJc w:val="left"/>
+      <w:pPr>
+        <w:ind w:left="2160" w:hanging="360"/>
+      </w:pPr>
+      <w:rPr>
+        <w:u w:val="none"/>
+      </w:rPr>
+    </w:lvl>
+    <w:lvl w:ilvl="3">
+      <w:start w:val="1"/>
+      <w:numFmt w:val="bullet"/>
+      <w:lvlText w:val="●"/>
+      <w:lvlJc w:val="left"/>
+      <w:pPr>
+        <w:ind w:left="2880" w:hanging="360"/>
+      </w:pPr>
+      <w:rPr>
+        <w:u w:val="none"/>
+      </w:rPr>
+    </w:lvl>
+    <w:lvl w:ilvl="4">
+      <w:start w:val="1"/>
+      <w:numFmt w:val="bullet"/>
+      <w:lvlText w:val="○"/>
+      <w:lvlJc w:val="left"/>
+      <w:pPr>
+        <w:ind w:left="3600" w:hanging="360"/>
+      </w:pPr>
+      <w:rPr>
+        <w:u w:val="none"/>
+      </w:rPr>
+    </w:lvl>
+    <w:lvl w:ilvl="5">
+      <w:start w:val="1"/>
+      <w:numFmt w:val="bullet"/>
+      <w:lvlText w:val="■"/>
+      <w:lvlJc w:val="left"/>
+      <w:pPr>
+        <w:ind w:left="4320" w:hanging="360"/>
+      </w:pPr>
+      <w:rPr>
+        <w:u w:val="none"/>
+      </w:rPr>
+    </w:lvl>
+    <w:lvl w:ilvl="6">
+      <w:start w:val="1"/>
+      <w:numFmt w:val="bullet"/>
+      <w:lvlText w:val="●"/>
+      <w:lvlJc w:val="left"/>
+      <w:pPr>
+        <w:ind w:left="5040" w:hanging="360"/>
+      </w:pPr>
+      <w:rPr>
+        <w:u w:val="none"/>
+      </w:rPr>
+    </w:lvl>
+    <w:lvl w:ilvl="7">
+      <w:start w:val="1"/>
+      <w:numFmt w:val="bullet"/>
+      <w:lvlText w:val="○"/>
+      <w:lvlJc w:val="left"/>
+      <w:pPr>
+        <w:ind w:left="5760" w:hanging="360"/>
+      </w:pPr>
+      <w:rPr>
+        <w:u w:val="none"/>
+      </w:rPr>
+    </w:lvl>
+    <w:lvl w:ilvl="8">
+      <w:start w:val="1"/>
+      <w:numFmt w:val="bullet"/>
+      <w:lvlText w:val="■"/>
+      <w:lvlJc w:val="left"/>
+      <w:pPr>
+        <w:ind w:left="6480" w:hanging="360"/>
+      </w:pPr>
+      <w:rPr>
+        <w:u w:val="none"/>
+      </w:rPr>
+    </w:lvl>
+  </w:abstractNum>
+  <w:abstractNum w:abstractNumId="4">
+    <w:lvl w:ilvl="0">
+      <w:start w:val="1"/>
+      <w:numFmt w:val="bullet"/>
+      <w:lvlText w:val="●"/>
+      <w:lvlJc w:val="left"/>
+      <w:pPr>
+        <w:ind w:left="720" w:hanging="360"/>
+      </w:pPr>
+      <w:rPr>
+        <w:u w:val="none"/>
+      </w:rPr>
+    </w:lvl>
+    <w:lvl w:ilvl="1">
+      <w:start w:val="1"/>
+      <w:numFmt w:val="bullet"/>
+      <w:lvlText w:val="○"/>
+      <w:lvlJc w:val="left"/>
+      <w:pPr>
+        <w:ind w:left="1440" w:hanging="360"/>
+      </w:pPr>
+      <w:rPr>
+        <w:u w:val="none"/>
+      </w:rPr>
+    </w:lvl>
+    <w:lvl w:ilvl="2">
+      <w:start w:val="1"/>
+      <w:numFmt w:val="bullet"/>
+      <w:lvlText w:val="■"/>
+      <w:lvlJc w:val="left"/>
+      <w:pPr>
+        <w:ind w:left="2160" w:hanging="360"/>
+      </w:pPr>
+      <w:rPr>
+        <w:u w:val="none"/>
+      </w:rPr>
+    </w:lvl>
+    <w:lvl w:ilvl="3">
+      <w:start w:val="1"/>
+      <w:numFmt w:val="bullet"/>
+      <w:lvlText w:val="●"/>
+      <w:lvlJc w:val="left"/>
+      <w:pPr>
+        <w:ind w:left="2880" w:hanging="360"/>
+      </w:pPr>
+      <w:rPr>
+        <w:u w:val="none"/>
+      </w:rPr>
+    </w:lvl>
+    <w:lvl w:ilvl="4">
+      <w:start w:val="1"/>
+      <w:numFmt w:val="bullet"/>
+      <w:lvlText w:val="○"/>
+      <w:lvlJc w:val="left"/>
+      <w:pPr>
+        <w:ind w:left="3600" w:hanging="360"/>
+      </w:pPr>
+      <w:rPr>
+        <w:u w:val="none"/>
+      </w:rPr>
+    </w:lvl>
+    <w:lvl w:ilvl="5">
+      <w:start w:val="1"/>
+      <w:numFmt w:val="bullet"/>
+      <w:lvlText w:val="■"/>
+      <w:lvlJc w:val="left"/>
+      <w:pPr>
+        <w:ind w:left="4320" w:hanging="360"/>
+      </w:pPr>
+      <w:rPr>
+        <w:u w:val="none"/>
+      </w:rPr>
+    </w:lvl>
+    <w:lvl w:ilvl="6">
+      <w:start w:val="1"/>
+      <w:numFmt w:val="bullet"/>
+      <w:lvlText w:val="●"/>
+      <w:lvlJc w:val="left"/>
+      <w:pPr>
+        <w:ind w:left="5040" w:hanging="360"/>
+      </w:pPr>
+      <w:rPr>
+        <w:u w:val="none"/>
+      </w:rPr>
+    </w:lvl>
+    <w:lvl w:ilvl="7">
+      <w:start w:val="1"/>
+      <w:numFmt w:val="bullet"/>
+      <w:lvlText w:val="○"/>
+      <w:lvlJc w:val="left"/>
+      <w:pPr>
+        <w:ind w:left="5760" w:hanging="360"/>
+      </w:pPr>
+      <w:rPr>
+        <w:u w:val="none"/>
+      </w:rPr>
+    </w:lvl>
+    <w:lvl w:ilvl="8">
+      <w:start w:val="1"/>
+      <w:numFmt w:val="bullet"/>
+      <w:lvlText w:val="■"/>
+      <w:lvlJc w:val="left"/>
+      <w:pPr>
+        <w:ind w:left="6480" w:hanging="360"/>
+      </w:pPr>
+      <w:rPr>
+        <w:u w:val="none"/>
+      </w:rPr>
+    </w:lvl>
+  </w:abstractNum>
+  <w:abstractNum w:abstractNumId="5">
+    <w:lvl w:ilvl="0">
+      <w:start w:val="1"/>
+      <w:numFmt w:val="bullet"/>
+      <w:lvlText w:val="●"/>
+      <w:lvlJc w:val="left"/>
+      <w:pPr>
+        <w:ind w:left="720" w:hanging="360"/>
+      </w:pPr>
+      <w:rPr>
+        <w:u w:val="none"/>
+      </w:rPr>
+    </w:lvl>
+    <w:lvl w:ilvl="1">
+      <w:start w:val="1"/>
+      <w:numFmt w:val="bullet"/>
+      <w:lvlText w:val="○"/>
+      <w:lvlJc w:val="left"/>
+      <w:pPr>
+        <w:ind w:left="1440" w:hanging="360"/>
+      </w:pPr>
+      <w:rPr>
+        <w:u w:val="none"/>
+      </w:rPr>
+    </w:lvl>
+    <w:lvl w:ilvl="2">
+      <w:start w:val="1"/>
+      <w:numFmt w:val="bullet"/>
+      <w:lvlText w:val="■"/>
+      <w:lvlJc w:val="left"/>
+      <w:pPr>
+        <w:ind w:left="2160" w:hanging="360"/>
+      </w:pPr>
+      <w:rPr>
+        <w:u w:val="none"/>
+      </w:rPr>
+    </w:lvl>
+    <w:lvl w:ilvl="3">
+      <w:start w:val="1"/>
+      <w:numFmt w:val="bullet"/>
+      <w:lvlText w:val="●"/>
+      <w:lvlJc w:val="left"/>
+      <w:pPr>
+        <w:ind w:left="2880" w:hanging="360"/>
+      </w:pPr>
+      <w:rPr>
+        <w:u w:val="none"/>
+      </w:rPr>
+    </w:lvl>
+    <w:lvl w:ilvl="4">
+      <w:start w:val="1"/>
+      <w:numFmt w:val="bullet"/>
+      <w:lvlText w:val="○"/>
+      <w:lvlJc w:val="left"/>
+      <w:pPr>
+        <w:ind w:left="3600" w:hanging="360"/>
+      </w:pPr>
+      <w:rPr>
+        <w:u w:val="none"/>
+      </w:rPr>
+    </w:lvl>
+    <w:lvl w:ilvl="5">
+      <w:start w:val="1"/>
+      <w:numFmt w:val="bullet"/>
+      <w:lvlText w:val="■"/>
+      <w:lvlJc w:val="left"/>
+      <w:pPr>
+        <w:ind w:left="4320" w:hanging="360"/>
+      </w:pPr>
+      <w:rPr>
+        <w:u w:val="none"/>
+      </w:rPr>
+    </w:lvl>
+    <w:lvl w:ilvl="6">
+      <w:start w:val="1"/>
+      <w:numFmt w:val="bullet"/>
+      <w:lvlText w:val="●"/>
+      <w:lvlJc w:val="left"/>
+      <w:pPr>
+        <w:ind w:left="5040" w:hanging="360"/>
+      </w:pPr>
+      <w:rPr>
+        <w:u w:val="none"/>
+      </w:rPr>
+    </w:lvl>
+    <w:lvl w:ilvl="7">
+      <w:start w:val="1"/>
+      <w:numFmt w:val="bullet"/>
+      <w:lvlText w:val="○"/>
+      <w:lvlJc w:val="left"/>
+      <w:pPr>
+        <w:ind w:left="5760" w:hanging="360"/>
+      </w:pPr>
+      <w:rPr>
+        <w:u w:val="none"/>
+      </w:rPr>
+    </w:lvl>
+    <w:lvl w:ilvl="8">
+      <w:start w:val="1"/>
+      <w:numFmt w:val="bullet"/>
+      <w:lvlText w:val="■"/>
+      <w:lvlJc w:val="left"/>
+      <w:pPr>
+        <w:ind w:left="6480" w:hanging="360"/>
+      </w:pPr>
+      <w:rPr>
+        <w:u w:val="none"/>
+      </w:rPr>
+    </w:lvl>
+  </w:abstractNum>
+  <w:abstractNum w:abstractNumId="6">
+    <w:lvl w:ilvl="0">
+      <w:start w:val="1"/>
+      <w:numFmt w:val="decimal"/>
+      <w:lvlText w:val="%1."/>
+      <w:lvlJc w:val="left"/>
+      <w:pPr>
+        <w:ind w:left="720" w:hanging="360"/>
+      </w:pPr>
+      <w:rPr>
+        <w:rFonts w:ascii="Arial" w:cs="Arial" w:eastAsia="Arial" w:hAnsi="Arial"/>
+        <w:b w:val="0"/>
+        <w:bCs w:val="0"/>
+        <w:u w:val="none"/>
+      </w:rPr>
+    </w:lvl>
+    <w:lvl w:ilvl="1">
+      <w:start w:val="1"/>
+      <w:numFmt w:val="lowerLetter"/>
+      <w:lvlText w:val="%2."/>
+      <w:lvlJc w:val="left"/>
+      <w:pPr>
+        <w:ind w:left="1440" w:hanging="360"/>
+      </w:pPr>
+      <w:rPr>
+        <w:u w:val="none"/>
+      </w:rPr>
+    </w:lvl>
+    <w:lvl w:ilvl="2">
+      <w:start w:val="1"/>
+      <w:numFmt w:val="lowerRoman"/>
+      <w:lvlText w:val="%3."/>
+      <w:lvlJc w:val="left"/>
+      <w:pPr>
+        <w:ind w:left="2160" w:hanging="360"/>
+      </w:pPr>
+      <w:rPr>
+        <w:u w:val="none"/>
+      </w:rPr>
+    </w:lvl>
+    <w:lvl w:ilvl="3">
+      <w:start w:val="1"/>
+      <w:numFmt w:val="decimal"/>
+      <w:lvlText w:val="%4."/>
+      <w:lvlJc w:val="left"/>
+      <w:pPr>
+        <w:ind w:left="2880" w:hanging="360"/>
+      </w:pPr>
+      <w:rPr>
+        <w:u w:val="none"/>
+      </w:rPr>
+    </w:lvl>
+    <w:lvl w:ilvl="4">
+      <w:start w:val="1"/>
+      <w:numFmt w:val="lowerLetter"/>
+      <w:lvlText w:val="%5."/>
+      <w:lvlJc w:val="left"/>
+      <w:pPr>
+        <w:ind w:left="3600" w:hanging="360"/>
+      </w:pPr>
+      <w:rPr>
+        <w:u w:val="none"/>
+      </w:rPr>
+    </w:lvl>
+    <w:lvl w:ilvl="5">
+      <w:start w:val="1"/>
+      <w:numFmt w:val="lowerRoman"/>
+      <w:lvlText w:val="%6."/>
+      <w:lvlJc w:val="left"/>
+      <w:pPr>
+        <w:ind w:left="4320" w:hanging="360"/>
+      </w:pPr>
+      <w:rPr>
+        <w:u w:val="none"/>
+      </w:rPr>
+    </w:lvl>
+    <w:lvl w:ilvl="6">
+      <w:start w:val="1"/>
+      <w:numFmt w:val="decimal"/>
+      <w:lvlText w:val="%7."/>
+      <w:lvlJc w:val="left"/>
+      <w:pPr>
+        <w:ind w:left="5040" w:hanging="360"/>
+      </w:pPr>
+      <w:rPr>
+        <w:u w:val="none"/>
+      </w:rPr>
+    </w:lvl>
+    <w:lvl w:ilvl="7">
+      <w:start w:val="1"/>
+      <w:numFmt w:val="lowerLetter"/>
+      <w:lvlText w:val="%8."/>
+      <w:lvlJc w:val="left"/>
+      <w:pPr>
+        <w:ind w:left="5760" w:hanging="360"/>
+      </w:pPr>
+      <w:rPr>
+        <w:u w:val="none"/>
+      </w:rPr>
+    </w:lvl>
+    <w:lvl w:ilvl="8">
+      <w:start w:val="1"/>
+      <w:numFmt w:val="lowerRoman"/>
+      <w:lvlText w:val="%9."/>
+      <w:lvlJc w:val="left"/>
+      <w:pPr>
+        <w:ind w:left="6480" w:hanging="360"/>
+      </w:pPr>
+      <w:rPr>
+        <w:u w:val="none"/>
+      </w:rPr>
+    </w:lvl>
+  </w:abstractNum>
+  <w:abstractNum w:abstractNumId="7">
+    <w:lvl w:ilvl="0">
+      <w:start w:val="1"/>
+      <w:numFmt w:val="bullet"/>
+      <w:lvlText w:val="●"/>
+      <w:lvlJc w:val="left"/>
+      <w:pPr>
+        <w:ind w:left="720" w:hanging="360"/>
+      </w:pPr>
+      <w:rPr>
+        <w:u w:val="none"/>
+      </w:rPr>
+    </w:lvl>
+    <w:lvl w:ilvl="1">
+      <w:start w:val="1"/>
+      <w:numFmt w:val="bullet"/>
+      <w:lvlText w:val="○"/>
+      <w:lvlJc w:val="left"/>
+      <w:pPr>
+        <w:ind w:left="1440" w:hanging="360"/>
+      </w:pPr>
+      <w:rPr>
+        <w:u w:val="none"/>
+      </w:rPr>
+    </w:lvl>
+    <w:lvl w:ilvl="2">
+      <w:start w:val="1"/>
+      <w:numFmt w:val="bullet"/>
+      <w:lvlText w:val="■"/>
+      <w:lvlJc w:val="left"/>
+      <w:pPr>
+        <w:ind w:left="2160" w:hanging="360"/>
+      </w:pPr>
+      <w:rPr>
+        <w:u w:val="none"/>
+      </w:rPr>
+    </w:lvl>
+    <w:lvl w:ilvl="3">
+      <w:start w:val="1"/>
+      <w:numFmt w:val="bullet"/>
+      <w:lvlText w:val="●"/>
+      <w:lvlJc w:val="left"/>
+      <w:pPr>
+        <w:ind w:left="2880" w:hanging="360"/>
+      </w:pPr>
+      <w:rPr>
+        <w:u w:val="none"/>
+      </w:rPr>
+    </w:lvl>
+    <w:lvl w:ilvl="4">
+      <w:start w:val="1"/>
+      <w:numFmt w:val="bullet"/>
+      <w:lvlText w:val="○"/>
+      <w:lvlJc w:val="left"/>
+      <w:pPr>
+        <w:ind w:left="3600" w:hanging="360"/>
+      </w:pPr>
+      <w:rPr>
+        <w:u w:val="none"/>
+      </w:rPr>
+    </w:lvl>
+    <w:lvl w:ilvl="5">
+      <w:start w:val="1"/>
+      <w:numFmt w:val="bullet"/>
+      <w:lvlText w:val="■"/>
+      <w:lvlJc w:val="left"/>
+      <w:pPr>
+        <w:ind w:left="4320" w:hanging="360"/>
+      </w:pPr>
+      <w:rPr>
+        <w:u w:val="none"/>
+      </w:rPr>
+    </w:lvl>
+    <w:lvl w:ilvl="6">
+      <w:start w:val="1"/>
+      <w:numFmt w:val="bullet"/>
+      <w:lvlText w:val="●"/>
+      <w:lvlJc w:val="left"/>
+      <w:pPr>
+        <w:ind w:left="5040" w:hanging="360"/>
+      </w:pPr>
+      <w:rPr>
+        <w:u w:val="none"/>
+      </w:rPr>
+    </w:lvl>
+    <w:lvl w:ilvl="7">
+      <w:start w:val="1"/>
+      <w:numFmt w:val="bullet"/>
+      <w:lvlText w:val="○"/>
+      <w:lvlJc w:val="left"/>
+      <w:pPr>
+        <w:ind w:left="5760" w:hanging="360"/>
+      </w:pPr>
+      <w:rPr>
+        <w:u w:val="none"/>
+      </w:rPr>
+    </w:lvl>
+    <w:lvl w:ilvl="8">
+      <w:start w:val="1"/>
+      <w:numFmt w:val="bullet"/>
+      <w:lvlText w:val="■"/>
+      <w:lvlJc w:val="left"/>
+      <w:pPr>
+        <w:ind w:left="6480" w:hanging="360"/>
+      </w:pPr>
+      <w:rPr>
+        <w:u w:val="none"/>
+      </w:rPr>
+    </w:lvl>
+  </w:abstractNum>
+  <w:num w:numId="1">
+    <w:abstractNumId w:val="1"/>
+  </w:num>
+  <w:num w:numId="2">
+    <w:abstractNumId w:val="2"/>
+  </w:num>
+  <w:num w:numId="3">
+    <w:abstractNumId w:val="3"/>
+  </w:num>
+  <w:num w:numId="4">
+    <w:abstractNumId w:val="4"/>
+  </w:num>
+  <w:num w:numId="5">
+    <w:abstractNumId w:val="5"/>
+  </w:num>
+  <w:num w:numId="6">
+    <w:abstractNumId w:val="6"/>
+  </w:num>
+  <w:num w:numId="7">
+    <w:abstractNumId w:val="7"/>
+  </w:num>
+</w:numbering>
 </file>
 
 <file path=word/styles.xml><?xml version="1.0" encoding="utf-8"?>

--- a/enunciado01/Relatório Final.docx
+++ b/enunciado01/Relatório Final.docx
@@ -2931,9 +2931,9 @@
         </w:rPr>
         <w:drawing>
           <wp:inline distB="114300" distT="114300" distL="114300" distR="114300">
-            <wp:extent cx="6480000" cy="3434400"/>
+            <wp:extent cx="6480000" cy="3369600"/>
             <wp:effectExtent b="0" l="0" r="0" t="0"/>
-            <wp:docPr id="6" name="image1.png"/>
+            <wp:docPr id="8" name="image1.png"/>
             <a:graphic>
               <a:graphicData uri="http://schemas.openxmlformats.org/drawingml/2006/picture">
                 <pic:pic>
@@ -2951,7 +2951,7 @@
                   <pic:spPr>
                     <a:xfrm>
                       <a:off x="0" y="0"/>
-                      <a:ext cx="6480000" cy="3434400"/>
+                      <a:ext cx="6480000" cy="3369600"/>
                     </a:xfrm>
                     <a:prstGeom prst="rect"/>
                     <a:ln/>
@@ -2996,12 +2996,13 @@
           <w:rFonts w:ascii="Arial" w:cs="Arial" w:eastAsia="Arial" w:hAnsi="Arial"/>
           <w:rtl w:val="0"/>
         </w:rPr>
-        <w:t xml:space="preserve">Distribuição de Idade dos Repositórios (em anos)</w:t>
+        <w:t xml:space="preserve">Distribuição de Idade dos Repositórios (em anos).</w:t>
       </w:r>
     </w:p>
     <w:p>
       <w:pPr>
         <w:spacing w:after="240" w:before="240" w:line="276" w:lineRule="auto"/>
+        <w:jc w:val="center"/>
         <w:rPr>
           <w:rFonts w:ascii="Arial" w:cs="Arial" w:eastAsia="Arial" w:hAnsi="Arial"/>
         </w:rPr>
@@ -3014,12 +3015,12 @@
           <wp:inline distB="114300" distT="114300" distL="114300" distR="114300">
             <wp:extent cx="6512878" cy="3918612"/>
             <wp:effectExtent b="0" l="0" r="0" t="0"/>
-            <wp:docPr id="5" name="image6.png"/>
+            <wp:docPr id="5" name="image5.png"/>
             <a:graphic>
               <a:graphicData uri="http://schemas.openxmlformats.org/drawingml/2006/picture">
                 <pic:pic>
                   <pic:nvPicPr>
-                    <pic:cNvPr id="0" name="image6.png"/>
+                    <pic:cNvPr id="0" name="image5.png"/>
                     <pic:cNvPicPr preferRelativeResize="0"/>
                   </pic:nvPicPr>
                   <pic:blipFill>
@@ -3071,7 +3072,7 @@
           <w:rFonts w:ascii="Arial" w:cs="Arial" w:eastAsia="Arial" w:hAnsi="Arial"/>
           <w:rtl w:val="0"/>
         </w:rPr>
-        <w:t xml:space="preserve">Distribuição de PRs Externos Aceitos</w:t>
+        <w:t xml:space="preserve">Distribuição de PRs Externos Aceitos.</w:t>
       </w:r>
       <w:r>
         <w:rPr>
@@ -3112,12 +3113,12 @@
           <wp:inline distB="114300" distT="114300" distL="114300" distR="114300">
             <wp:extent cx="6480000" cy="3888000"/>
             <wp:effectExtent b="0" l="0" r="0" t="0"/>
-            <wp:docPr id="4" name="image2.png"/>
+            <wp:docPr id="4" name="image6.png"/>
             <a:graphic>
               <a:graphicData uri="http://schemas.openxmlformats.org/drawingml/2006/picture">
                 <pic:pic>
                   <pic:nvPicPr>
-                    <pic:cNvPr id="0" name="image2.png"/>
+                    <pic:cNvPr id="0" name="image6.png"/>
                     <pic:cNvPicPr preferRelativeResize="0"/>
                   </pic:nvPicPr>
                   <pic:blipFill>
@@ -3198,7 +3199,7 @@
           <w:rFonts w:ascii="Arial" w:cs="Arial" w:eastAsia="Arial" w:hAnsi="Arial"/>
           <w:rtl w:val="0"/>
         </w:rPr>
-        <w:t xml:space="preserve">Frequência de Releases Lançadas</w:t>
+        <w:t xml:space="preserve">Frequência de Releases Lançadas.</w:t>
       </w:r>
     </w:p>
     <w:p>
@@ -3231,12 +3232,12 @@
           <wp:inline distB="114300" distT="114300" distL="114300" distR="114300">
             <wp:extent cx="6480000" cy="3888000"/>
             <wp:effectExtent b="0" l="0" r="0" t="0"/>
-            <wp:docPr id="7" name="image5.png"/>
+            <wp:docPr id="6" name="image2.png"/>
             <a:graphic>
               <a:graphicData uri="http://schemas.openxmlformats.org/drawingml/2006/picture">
                 <pic:pic>
                   <pic:nvPicPr>
-                    <pic:cNvPr id="0" name="image5.png"/>
+                    <pic:cNvPr id="0" name="image2.png"/>
                     <pic:cNvPicPr preferRelativeResize="0"/>
                   </pic:nvPicPr>
                   <pic:blipFill>
@@ -3322,7 +3323,7 @@
     <w:p>
       <w:pPr>
         <w:spacing w:line="276" w:lineRule="auto"/>
-        <w:jc w:val="both"/>
+        <w:jc w:val="center"/>
         <w:rPr>
           <w:rFonts w:ascii="Arial" w:cs="Arial" w:eastAsia="Arial" w:hAnsi="Arial"/>
         </w:rPr>
@@ -3408,7 +3409,7 @@
           <w:rFonts w:ascii="Arial" w:cs="Arial" w:eastAsia="Arial" w:hAnsi="Arial"/>
           <w:rtl w:val="0"/>
         </w:rPr>
-        <w:t xml:space="preserve">Top 10 Linguagens em Repositórios Populares</w:t>
+        <w:t xml:space="preserve">Top 10 Linguagens em Repositórios Populares.</w:t>
       </w:r>
     </w:p>
     <w:p>
@@ -3441,12 +3442,12 @@
           <wp:inline distB="114300" distT="114300" distL="114300" distR="114300">
             <wp:extent cx="6480000" cy="3758400"/>
             <wp:effectExtent b="0" l="0" r="0" t="0"/>
-            <wp:docPr id="8" name="image7.png"/>
+            <wp:docPr id="7" name="image3.png"/>
             <a:graphic>
               <a:graphicData uri="http://schemas.openxmlformats.org/drawingml/2006/picture">
                 <pic:pic>
                   <pic:nvPicPr>
-                    <pic:cNvPr id="0" name="image7.png"/>
+                    <pic:cNvPr id="0" name="image3.png"/>
                     <pic:cNvPicPr preferRelativeResize="0"/>
                   </pic:nvPicPr>
                   <pic:blipFill>
@@ -3798,12 +3799,12 @@
           <wp:extent cx="977900" cy="787400"/>
           <wp:effectExtent b="0" l="0" r="0" t="0"/>
           <wp:wrapNone/>
-          <wp:docPr id="3" name="image3.jpg"/>
+          <wp:docPr id="3" name="image7.jpg"/>
           <a:graphic>
             <a:graphicData uri="http://schemas.openxmlformats.org/drawingml/2006/picture">
               <pic:pic>
                 <pic:nvPicPr>
-                  <pic:cNvPr id="0" name="image3.jpg"/>
+                  <pic:cNvPr id="0" name="image7.jpg"/>
                   <pic:cNvPicPr preferRelativeResize="0"/>
                 </pic:nvPicPr>
                 <pic:blipFill>

--- a/enunciado01/Relatório Final.docx
+++ b/enunciado01/Relatório Final.docx
@@ -295,123 +295,82 @@
               </wp:anchor>
             </w:drawing>
           </mc:Choice>
-          <mc:Fallback xmlns:pic="http://schemas.openxmlformats.org/drawingml/2006/picture">
+          <mc:Fallback>
             <w:pict>
-              <v:group id="shape_0" alt="Forma1" style="position:absolute;margin-left:6pt;margin-top:10.9pt;width:526.6pt;height:25.2pt" coordorigin="120,218" coordsize="10532,504">
-                <v:group id="shape_0" style="position:absolute;left:120;top:218;width:10532;height:504">
-                  <v:rect id="shape_0" stroked="f" o:allowincell="f" style="position:absolute;left:120;top:218;width:10531;height:503;mso-wrap-style:none;v-text-anchor:middle">
-                    <v:fill o:detectmouseclick="t" on="false"/>
-                    <v:stroke color="#3465a4" joinstyle="round" endcap="flat"/>
-                    <v:textbox>
+              <v:group w14:anchorId="2565FB98" id="Forma1" o:spid="_x0000_s1026" style="position:absolute;margin-left:6pt;margin-top:10.9pt;width:526.6pt;height:25.2pt;z-index:32;mso-wrap-distance-left:0;mso-wrap-distance-right:0" coordsize="66877,3200" o:gfxdata="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" o:allowincell="f">
+                <v:group id="Agrupar 1864823397" o:spid="_x0000_s1027" style="position:absolute;width:66877;height:3200" coordsize="0,0" o:gfxdata="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">
+                  <v:rect id="Shape 3" o:spid="_x0000_s1028" style="position:absolute;width:6687720;height:320040;visibility:visible;mso-wrap-style:square;v-text-anchor:middle" o:gfxdata="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" filled="f" stroked="f" strokeweight="0">
+                    <v:textbox inset=",7.2pt,,7.2pt">
                       <w:txbxContent>
                         <w:p>
                           <w:pPr>
                             <w:pStyle w:val="normal1"/>
-                            <w:spacing w:lineRule="auto" w:line="240" w:before="0" w:after="0"/>
-                            <w:ind w:hanging="0" w:start="0" w:end="0"/>
-                            <w:jc w:val="start"/>
-                            <w:rPr/>
                           </w:pPr>
-                          <w:r>
-                            <w:rPr/>
-                          </w:r>
                         </w:p>
                       </w:txbxContent>
                     </v:textbox>
-                    <w10:wrap type="topAndBottom"/>
                   </v:rect>
-                  <v:group id="shape_0" style="position:absolute;left:123;top:221;width:10527;height:498">
-                    <v:rect id="shape_0" stroked="f" o:allowincell="f" style="position:absolute;left:123;top:221;width:10526;height:497;mso-wrap-style:none;v-text-anchor:middle">
-                      <v:fill o:detectmouseclick="t" on="false"/>
-                      <v:stroke color="#3465a4" joinstyle="round" endcap="flat"/>
-                      <v:textbox>
+                  <v:group id="Agrupar 1708038558" o:spid="_x0000_s1029" style="position:absolute;left:1800;top:1800;width:6684480;height:316080" coordsize="0,0" o:gfxdata="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">
+                    <v:rect id="Shape 5" o:spid="_x0000_s1030" style="position:absolute;width:6684480;height:316080;visibility:visible;mso-wrap-style:square;v-text-anchor:middle" o:gfxdata="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" filled="f" stroked="f" strokeweight="0">
+                      <v:textbox inset=",7.2pt,,7.2pt">
                         <w:txbxContent>
                           <w:p>
                             <w:pPr>
                               <w:pStyle w:val="normal1"/>
-                              <w:spacing w:lineRule="auto" w:line="240" w:before="0" w:after="0"/>
-                              <w:ind w:hanging="0" w:start="0" w:end="0"/>
-                              <w:jc w:val="start"/>
-                              <w:rPr/>
                             </w:pPr>
-                            <w:r>
-                              <w:rPr/>
-                            </w:r>
                           </w:p>
                         </w:txbxContent>
                       </v:textbox>
-                      <w10:wrap type="topAndBottom"/>
                     </v:rect>
-                    <v:rect id="shape_0" stroked="t" o:allowincell="f" style="position:absolute;left:991;top:226;width:9652;height:488;mso-wrap-style:square;v-text-anchor:top">
-                      <v:fill o:detectmouseclick="t" on="false"/>
-                      <v:stroke color="black" weight="9360" joinstyle="round" endcap="flat"/>
-                      <v:textbox>
+                    <v:rect id="Shape 6" o:spid="_x0000_s1031" style="position:absolute;left:551160;top:3240;width:6129720;height:310680;visibility:visible;mso-wrap-style:square;v-text-anchor:top" o:gfxdata="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" filled="f">
+                      <v:stroke joinstyle="round"/>
+                      <v:textbox inset="0,0,0,0">
                         <w:txbxContent>
                           <w:p>
                             <w:pPr>
                               <w:pStyle w:val="normal1"/>
-                              <w:spacing w:lineRule="auto" w:line="240" w:before="121" w:after="0"/>
-                              <w:ind w:firstLine="210" w:start="105" w:end="0"/>
-                              <w:jc w:val="start"/>
-                              <w:rPr/>
+                              <w:spacing w:before="121"/>
+                              <w:ind w:left="105" w:firstLine="210"/>
                             </w:pPr>
                             <w:r>
                               <w:rPr>
-                                <w:rFonts w:eastAsia="Calibri" w:cs="Calibri" w:ascii="Calibri" w:hAnsi="Calibri"/>
+                                <w:rFonts w:ascii="Calibri" w:eastAsia="Calibri" w:hAnsi="Calibri" w:cs="Calibri"/>
                                 <w:b/>
-                                <w:i w:val="false"/>
-                                <w:caps w:val="false"/>
-                                <w:smallCaps w:val="false"/>
-                                <w:strike w:val="false"/>
-                                <w:dstrike w:val="false"/>
                                 <w:color w:val="000000"/>
-                                <w:position w:val="0"/>
                                 <w:sz w:val="20"/>
-                                <w:vertAlign w:val="baseline"/>
                               </w:rPr>
                               <w:t>Laboratório 01 - 15 pontos</w:t>
                             </w:r>
                           </w:p>
                         </w:txbxContent>
                       </v:textbox>
-                      <w10:wrap type="topAndBottom"/>
                     </v:rect>
-                    <v:rect id="shape_0" stroked="t" o:allowincell="f" style="position:absolute;left:128;top:226;width:862;height:488;mso-wrap-style:square;v-text-anchor:top">
-                      <v:fill o:detectmouseclick="t" on="false"/>
-                      <v:stroke color="black" weight="9360" joinstyle="round" endcap="flat"/>
-                      <v:textbox>
+                    <v:rect id="Shape 7" o:spid="_x0000_s1032" style="position:absolute;left:3240;top:3240;width:547920;height:310680;visibility:visible;mso-wrap-style:square;v-text-anchor:top" o:gfxdata="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" filled="f">
+                      <v:stroke joinstyle="round"/>
+                      <v:textbox inset="0,0,0,0">
                         <w:txbxContent>
                           <w:p>
                             <w:pPr>
                               <w:pStyle w:val="normal1"/>
-                              <w:spacing w:lineRule="auto" w:line="240" w:before="121" w:after="0"/>
-                              <w:ind w:firstLine="210" w:start="105" w:end="0"/>
-                              <w:jc w:val="start"/>
-                              <w:rPr/>
+                              <w:spacing w:before="121"/>
+                              <w:ind w:left="105" w:firstLine="210"/>
                             </w:pPr>
                             <w:r>
                               <w:rPr>
-                                <w:rFonts w:eastAsia="Calibri" w:cs="Calibri" w:ascii="Calibri" w:hAnsi="Calibri"/>
+                                <w:rFonts w:ascii="Calibri" w:eastAsia="Calibri" w:hAnsi="Calibri" w:cs="Calibri"/>
                                 <w:b/>
-                                <w:i w:val="false"/>
-                                <w:caps w:val="false"/>
-                                <w:smallCaps w:val="false"/>
-                                <w:strike w:val="false"/>
-                                <w:dstrike w:val="false"/>
                                 <w:color w:val="000000"/>
-                                <w:position w:val="0"/>
                                 <w:sz w:val="20"/>
-                                <w:vertAlign w:val="baseline"/>
                               </w:rPr>
                               <w:t>LAB01</w:t>
                             </w:r>
                           </w:p>
                         </w:txbxContent>
                       </v:textbox>
-                      <w10:wrap type="topAndBottom"/>
                     </v:rect>
                   </v:group>
                 </v:group>
+                <w10:wrap type="topAndBottom"/>
               </v:group>
             </w:pict>
           </mc:Fallback>
@@ -3129,39 +3088,20 @@
         </w:rPr>
         <w:lastRenderedPageBreak/>
         <w:drawing>
-          <wp:inline distT="0" distB="0" distL="0" distR="0" wp14:anchorId="2B3F5888" wp14:editId="38341D71">
-            <wp:extent cx="6480175" cy="3369310"/>
+          <wp:inline distT="0" distB="0" distL="0" distR="0" wp14:anchorId="2B46CB28" wp14:editId="05F9B09E">
+            <wp:extent cx="6457950" cy="3733800"/>
             <wp:effectExtent l="0" t="0" r="0" b="0"/>
-            <wp:docPr id="6" name="image1.png"/>
-            <wp:cNvGraphicFramePr>
-              <a:graphicFrameLocks xmlns:a="http://schemas.openxmlformats.org/drawingml/2006/main" noChangeAspect="1"/>
-            </wp:cNvGraphicFramePr>
+            <wp:docPr id="179435534" name="Gráfico 1">
+              <a:extLst xmlns:a="http://schemas.openxmlformats.org/drawingml/2006/main">
+                <a:ext uri="{FF2B5EF4-FFF2-40B4-BE49-F238E27FC236}">
+                  <a16:creationId xmlns:a16="http://schemas.microsoft.com/office/drawing/2014/main" id="{7D7B8758-586C-3212-9163-8FCFB3912578}"/>
+                </a:ext>
+              </a:extLst>
+            </wp:docPr>
+            <wp:cNvGraphicFramePr/>
             <a:graphic xmlns:a="http://schemas.openxmlformats.org/drawingml/2006/main">
-              <a:graphicData uri="http://schemas.openxmlformats.org/drawingml/2006/picture">
-                <pic:pic xmlns:pic="http://schemas.openxmlformats.org/drawingml/2006/picture">
-                  <pic:nvPicPr>
-                    <pic:cNvPr id="6" name="image1.png"/>
-                    <pic:cNvPicPr>
-                      <a:picLocks noChangeAspect="1" noChangeArrowheads="1"/>
-                    </pic:cNvPicPr>
-                  </pic:nvPicPr>
-                  <pic:blipFill>
-                    <a:blip r:embed="rId7"/>
-                    <a:stretch>
-                      <a:fillRect/>
-                    </a:stretch>
-                  </pic:blipFill>
-                  <pic:spPr bwMode="auto">
-                    <a:xfrm>
-                      <a:off x="0" y="0"/>
-                      <a:ext cx="6480175" cy="3369310"/>
-                    </a:xfrm>
-                    <a:prstGeom prst="rect">
-                      <a:avLst/>
-                    </a:prstGeom>
-                    <a:noFill/>
-                  </pic:spPr>
-                </pic:pic>
+              <a:graphicData uri="http://schemas.openxmlformats.org/drawingml/2006/chart">
+                <c:chart xmlns:c="http://schemas.openxmlformats.org/drawingml/2006/chart" xmlns:r="http://schemas.openxmlformats.org/officeDocument/2006/relationships" r:id="rId7"/>
               </a:graphicData>
             </a:graphic>
           </wp:inline>
@@ -3208,39 +3148,20 @@
           <w:noProof/>
         </w:rPr>
         <w:drawing>
-          <wp:inline distT="0" distB="0" distL="0" distR="0" wp14:anchorId="425A4F31" wp14:editId="1D9CEE28">
-            <wp:extent cx="6512560" cy="3918585"/>
+          <wp:inline distT="0" distB="0" distL="0" distR="0" wp14:anchorId="14B07C5C" wp14:editId="3FADEDDC">
+            <wp:extent cx="6400800" cy="3676650"/>
             <wp:effectExtent l="0" t="0" r="0" b="0"/>
-            <wp:docPr id="7" name="image5.png"/>
-            <wp:cNvGraphicFramePr>
-              <a:graphicFrameLocks xmlns:a="http://schemas.openxmlformats.org/drawingml/2006/main" noChangeAspect="1"/>
-            </wp:cNvGraphicFramePr>
+            <wp:docPr id="2108523312" name="Gráfico 1">
+              <a:extLst xmlns:a="http://schemas.openxmlformats.org/drawingml/2006/main">
+                <a:ext uri="{FF2B5EF4-FFF2-40B4-BE49-F238E27FC236}">
+                  <a16:creationId xmlns:a16="http://schemas.microsoft.com/office/drawing/2014/main" id="{E95A048C-B4C6-80D3-479E-A1ED922D83C3}"/>
+                </a:ext>
+              </a:extLst>
+            </wp:docPr>
+            <wp:cNvGraphicFramePr/>
             <a:graphic xmlns:a="http://schemas.openxmlformats.org/drawingml/2006/main">
-              <a:graphicData uri="http://schemas.openxmlformats.org/drawingml/2006/picture">
-                <pic:pic xmlns:pic="http://schemas.openxmlformats.org/drawingml/2006/picture">
-                  <pic:nvPicPr>
-                    <pic:cNvPr id="7" name="image5.png"/>
-                    <pic:cNvPicPr>
-                      <a:picLocks noChangeAspect="1" noChangeArrowheads="1"/>
-                    </pic:cNvPicPr>
-                  </pic:nvPicPr>
-                  <pic:blipFill>
-                    <a:blip r:embed="rId8"/>
-                    <a:stretch>
-                      <a:fillRect/>
-                    </a:stretch>
-                  </pic:blipFill>
-                  <pic:spPr bwMode="auto">
-                    <a:xfrm>
-                      <a:off x="0" y="0"/>
-                      <a:ext cx="6512560" cy="3918585"/>
-                    </a:xfrm>
-                    <a:prstGeom prst="rect">
-                      <a:avLst/>
-                    </a:prstGeom>
-                    <a:noFill/>
-                  </pic:spPr>
-                </pic:pic>
+              <a:graphicData uri="http://schemas.openxmlformats.org/drawingml/2006/chart">
+                <c:chart xmlns:c="http://schemas.openxmlformats.org/drawingml/2006/chart" xmlns:r="http://schemas.openxmlformats.org/officeDocument/2006/relationships" r:id="rId8"/>
               </a:graphicData>
             </a:graphic>
           </wp:inline>
@@ -3295,7 +3216,6 @@
         <w:pStyle w:val="normal1"/>
         <w:spacing w:line="276" w:lineRule="auto"/>
         <w:ind w:left="413" w:right="1132"/>
-        <w:jc w:val="center"/>
         <w:rPr>
           <w:rFonts w:ascii="Arial" w:eastAsia="Arial" w:hAnsi="Arial" w:cs="Arial"/>
           <w:b/>
@@ -3308,39 +3228,20 @@
         </w:rPr>
         <w:lastRenderedPageBreak/>
         <w:drawing>
-          <wp:inline distT="0" distB="0" distL="0" distR="0" wp14:anchorId="286948D4" wp14:editId="6A1BADC0">
-            <wp:extent cx="6480175" cy="3888105"/>
-            <wp:effectExtent l="0" t="0" r="0" b="0"/>
-            <wp:docPr id="8" name="image6.png"/>
-            <wp:cNvGraphicFramePr>
-              <a:graphicFrameLocks xmlns:a="http://schemas.openxmlformats.org/drawingml/2006/main" noChangeAspect="1"/>
-            </wp:cNvGraphicFramePr>
+          <wp:inline distT="0" distB="0" distL="0" distR="0" wp14:anchorId="19E7FEB6" wp14:editId="33512A63">
+            <wp:extent cx="6419850" cy="3648075"/>
+            <wp:effectExtent l="0" t="0" r="0" b="9525"/>
+            <wp:docPr id="2012273435" name="Gráfico 1">
+              <a:extLst xmlns:a="http://schemas.openxmlformats.org/drawingml/2006/main">
+                <a:ext uri="{FF2B5EF4-FFF2-40B4-BE49-F238E27FC236}">
+                  <a16:creationId xmlns:a16="http://schemas.microsoft.com/office/drawing/2014/main" id="{F5B3D4CD-B50B-17A9-443A-214D50A99266}"/>
+                </a:ext>
+              </a:extLst>
+            </wp:docPr>
+            <wp:cNvGraphicFramePr/>
             <a:graphic xmlns:a="http://schemas.openxmlformats.org/drawingml/2006/main">
-              <a:graphicData uri="http://schemas.openxmlformats.org/drawingml/2006/picture">
-                <pic:pic xmlns:pic="http://schemas.openxmlformats.org/drawingml/2006/picture">
-                  <pic:nvPicPr>
-                    <pic:cNvPr id="8" name="image6.png"/>
-                    <pic:cNvPicPr>
-                      <a:picLocks noChangeAspect="1" noChangeArrowheads="1"/>
-                    </pic:cNvPicPr>
-                  </pic:nvPicPr>
-                  <pic:blipFill>
-                    <a:blip r:embed="rId9"/>
-                    <a:stretch>
-                      <a:fillRect/>
-                    </a:stretch>
-                  </pic:blipFill>
-                  <pic:spPr bwMode="auto">
-                    <a:xfrm>
-                      <a:off x="0" y="0"/>
-                      <a:ext cx="6480175" cy="3888105"/>
-                    </a:xfrm>
-                    <a:prstGeom prst="rect">
-                      <a:avLst/>
-                    </a:prstGeom>
-                    <a:noFill/>
-                  </pic:spPr>
-                </pic:pic>
+              <a:graphicData uri="http://schemas.openxmlformats.org/drawingml/2006/chart">
+                <c:chart xmlns:c="http://schemas.openxmlformats.org/drawingml/2006/chart" xmlns:r="http://schemas.openxmlformats.org/officeDocument/2006/relationships" r:id="rId9"/>
               </a:graphicData>
             </a:graphic>
           </wp:inline>
@@ -3412,39 +3313,20 @@
           <w:noProof/>
         </w:rPr>
         <w:drawing>
-          <wp:inline distT="0" distB="0" distL="0" distR="0" wp14:anchorId="42E59C8E" wp14:editId="5C8C3FC9">
-            <wp:extent cx="6480175" cy="3762375"/>
+          <wp:inline distT="0" distB="0" distL="0" distR="0" wp14:anchorId="370FBE2C" wp14:editId="4D2119DD">
+            <wp:extent cx="6477000" cy="3705225"/>
             <wp:effectExtent l="0" t="0" r="0" b="9525"/>
-            <wp:docPr id="9" name="image2.png"/>
-            <wp:cNvGraphicFramePr>
-              <a:graphicFrameLocks xmlns:a="http://schemas.openxmlformats.org/drawingml/2006/main" noChangeAspect="1"/>
-            </wp:cNvGraphicFramePr>
+            <wp:docPr id="1187665053" name="Gráfico 1">
+              <a:extLst xmlns:a="http://schemas.openxmlformats.org/drawingml/2006/main">
+                <a:ext uri="{FF2B5EF4-FFF2-40B4-BE49-F238E27FC236}">
+                  <a16:creationId xmlns:a16="http://schemas.microsoft.com/office/drawing/2014/main" id="{76C57194-B704-A678-8E5E-4B75E6B976F1}"/>
+                </a:ext>
+              </a:extLst>
+            </wp:docPr>
+            <wp:cNvGraphicFramePr/>
             <a:graphic xmlns:a="http://schemas.openxmlformats.org/drawingml/2006/main">
-              <a:graphicData uri="http://schemas.openxmlformats.org/drawingml/2006/picture">
-                <pic:pic xmlns:pic="http://schemas.openxmlformats.org/drawingml/2006/picture">
-                  <pic:nvPicPr>
-                    <pic:cNvPr id="9" name="image2.png"/>
-                    <pic:cNvPicPr>
-                      <a:picLocks noChangeAspect="1" noChangeArrowheads="1"/>
-                    </pic:cNvPicPr>
-                  </pic:nvPicPr>
-                  <pic:blipFill>
-                    <a:blip r:embed="rId10"/>
-                    <a:stretch>
-                      <a:fillRect/>
-                    </a:stretch>
-                  </pic:blipFill>
-                  <pic:spPr bwMode="auto">
-                    <a:xfrm>
-                      <a:off x="0" y="0"/>
-                      <a:ext cx="6480175" cy="3762375"/>
-                    </a:xfrm>
-                    <a:prstGeom prst="rect">
-                      <a:avLst/>
-                    </a:prstGeom>
-                    <a:noFill/>
-                  </pic:spPr>
-                </pic:pic>
+              <a:graphicData uri="http://schemas.openxmlformats.org/drawingml/2006/chart">
+                <c:chart xmlns:c="http://schemas.openxmlformats.org/drawingml/2006/chart" xmlns:r="http://schemas.openxmlformats.org/officeDocument/2006/relationships" r:id="rId10"/>
               </a:graphicData>
             </a:graphic>
           </wp:inline>
@@ -3512,40 +3394,22 @@
         <w:rPr>
           <w:noProof/>
         </w:rPr>
+        <w:lastRenderedPageBreak/>
         <w:drawing>
-          <wp:inline distT="0" distB="0" distL="0" distR="0" wp14:anchorId="75B741F3" wp14:editId="1269EFF5">
-            <wp:extent cx="6480175" cy="3888105"/>
-            <wp:effectExtent l="0" t="0" r="0" b="0"/>
-            <wp:docPr id="10" name="image4.png"/>
-            <wp:cNvGraphicFramePr>
-              <a:graphicFrameLocks xmlns:a="http://schemas.openxmlformats.org/drawingml/2006/main" noChangeAspect="1"/>
-            </wp:cNvGraphicFramePr>
+          <wp:inline distT="0" distB="0" distL="0" distR="0" wp14:anchorId="6A0DEF42" wp14:editId="6F2E0B27">
+            <wp:extent cx="6667500" cy="3609975"/>
+            <wp:effectExtent l="0" t="0" r="0" b="9525"/>
+            <wp:docPr id="1014266991" name="Gráfico 1">
+              <a:extLst xmlns:a="http://schemas.openxmlformats.org/drawingml/2006/main">
+                <a:ext uri="{FF2B5EF4-FFF2-40B4-BE49-F238E27FC236}">
+                  <a16:creationId xmlns:a16="http://schemas.microsoft.com/office/drawing/2014/main" id="{AE3185B2-969B-5890-8505-2666CFC4D30A}"/>
+                </a:ext>
+              </a:extLst>
+            </wp:docPr>
+            <wp:cNvGraphicFramePr/>
             <a:graphic xmlns:a="http://schemas.openxmlformats.org/drawingml/2006/main">
-              <a:graphicData uri="http://schemas.openxmlformats.org/drawingml/2006/picture">
-                <pic:pic xmlns:pic="http://schemas.openxmlformats.org/drawingml/2006/picture">
-                  <pic:nvPicPr>
-                    <pic:cNvPr id="10" name="image4.png"/>
-                    <pic:cNvPicPr>
-                      <a:picLocks noChangeAspect="1" noChangeArrowheads="1"/>
-                    </pic:cNvPicPr>
-                  </pic:nvPicPr>
-                  <pic:blipFill>
-                    <a:blip r:embed="rId11"/>
-                    <a:stretch>
-                      <a:fillRect/>
-                    </a:stretch>
-                  </pic:blipFill>
-                  <pic:spPr bwMode="auto">
-                    <a:xfrm>
-                      <a:off x="0" y="0"/>
-                      <a:ext cx="6480175" cy="3888105"/>
-                    </a:xfrm>
-                    <a:prstGeom prst="rect">
-                      <a:avLst/>
-                    </a:prstGeom>
-                    <a:noFill/>
-                  </pic:spPr>
-                </pic:pic>
+              <a:graphicData uri="http://schemas.openxmlformats.org/drawingml/2006/chart">
+                <c:chart xmlns:c="http://schemas.openxmlformats.org/drawingml/2006/chart" xmlns:r="http://schemas.openxmlformats.org/officeDocument/2006/relationships" r:id="rId11"/>
               </a:graphicData>
             </a:graphic>
           </wp:inline>
@@ -3616,10 +3480,10 @@
           <w:noProof/>
         </w:rPr>
         <w:drawing>
-          <wp:inline distT="0" distB="0" distL="0" distR="0" wp14:anchorId="2FD42E4E" wp14:editId="1AF7C8D4">
-            <wp:extent cx="6515100" cy="3333750"/>
-            <wp:effectExtent l="0" t="0" r="0" b="0"/>
-            <wp:docPr id="865905025" name="Gráfico 1">
+          <wp:inline distT="0" distB="0" distL="0" distR="0" wp14:anchorId="2733174B" wp14:editId="629D57AE">
+            <wp:extent cx="6534150" cy="3762375"/>
+            <wp:effectExtent l="0" t="0" r="0" b="9525"/>
+            <wp:docPr id="1109474097" name="Gráfico 1">
               <a:extLst xmlns:a="http://schemas.openxmlformats.org/drawingml/2006/main">
                 <a:ext uri="{FF2B5EF4-FFF2-40B4-BE49-F238E27FC236}">
                   <a16:creationId xmlns:a16="http://schemas.microsoft.com/office/drawing/2014/main" id="{DFB317D3-C3FC-BDC9-8CD9-1E899D534FE1}"/>
@@ -5544,57 +5408,28 @@
             </wp:anchor>
           </w:drawing>
         </mc:Choice>
-        <mc:Fallback xmlns:pic="http://schemas.openxmlformats.org/drawingml/2006/picture">
+        <mc:Fallback>
           <w:pict>
-            <v:rect id="shape_0" stroked="f" o:allowincell="f" style="position:absolute;margin-left:472.1pt;margin-top:777.4pt;width:14.45pt;height:16.75pt;mso-wrap-style:square;v-text-anchor:top">
-              <v:fill o:detectmouseclick="t" on="false"/>
-              <v:stroke color="#3465a4" joinstyle="round" endcap="flat"/>
-              <v:textbox>
+            <v:rect w14:anchorId="18B9A492" id="Shape 8" o:spid="_x0000_s1033" style="position:absolute;margin-left:472.1pt;margin-top:777.4pt;width:14.5pt;height:16.8pt;z-index:-251658240;visibility:visible;mso-wrap-style:square;mso-wrap-distance-left:0;mso-wrap-distance-top:0;mso-wrap-distance-right:0;mso-wrap-distance-bottom:0;mso-position-horizontal:absolute;mso-position-horizontal-relative:text;mso-position-vertical:absolute;mso-position-vertical-relative:text;v-text-anchor:top" o:gfxdata="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" filled="f" stroked="f" strokeweight="0">
+              <v:textbox inset="0,0,0,0">
                 <w:txbxContent>
                   <w:p>
                     <w:pPr>
                       <w:pStyle w:val="Contedodoquadro"/>
-                      <w:spacing w:lineRule="auto" w:line="240" w:before="10" w:after="0"/>
-                      <w:ind w:firstLine="60" w:start="60" w:end="0"/>
-                      <w:jc w:val="start"/>
-                      <w:rPr/>
+                      <w:spacing w:before="10"/>
+                      <w:ind w:left="60" w:firstLine="60"/>
                     </w:pPr>
                     <w:r>
                       <w:rPr>
                         <w:rFonts w:eastAsia="Times New Roman" w:cs="Times New Roman"/>
-                        <w:b w:val="false"/>
-                        <w:i w:val="false"/>
-                        <w:caps w:val="false"/>
-                        <w:smallCaps w:val="false"/>
-                        <w:strike w:val="false"/>
-                        <w:dstrike w:val="false"/>
                         <w:color w:val="000000"/>
-                        <w:position w:val="0"/>
                         <w:sz w:val="24"/>
-                        <w:vertAlign w:val="baseline"/>
                       </w:rPr>
-                      <w:t xml:space="preserve"> </w:t>
-                    </w:r>
-                    <w:r>
-                      <w:rPr>
-                        <w:rFonts w:eastAsia="Times New Roman" w:cs="Times New Roman"/>
-                        <w:b w:val="false"/>
-                        <w:i w:val="false"/>
-                        <w:caps w:val="false"/>
-                        <w:smallCaps w:val="false"/>
-                        <w:strike w:val="false"/>
-                        <w:dstrike w:val="false"/>
-                        <w:color w:val="000000"/>
-                        <w:position w:val="0"/>
-                        <w:sz w:val="24"/>
-                        <w:vertAlign w:val="baseline"/>
-                      </w:rPr>
-                      <w:t>PAGE 1</w:t>
+                      <w:t xml:space="preserve"> PAGE 1</w:t>
                     </w:r>
                   </w:p>
                 </w:txbxContent>
               </v:textbox>
-              <w10:wrap type="none"/>
             </v:rect>
           </w:pict>
         </mc:Fallback>
@@ -5698,57 +5533,28 @@
             </wp:anchor>
           </w:drawing>
         </mc:Choice>
-        <mc:Fallback xmlns:pic="http://schemas.openxmlformats.org/drawingml/2006/picture">
+        <mc:Fallback>
           <w:pict>
-            <v:rect id="shape_0" stroked="f" o:allowincell="f" style="position:absolute;margin-left:472.1pt;margin-top:777.4pt;width:14.45pt;height:16.75pt;mso-wrap-style:square;v-text-anchor:top">
-              <v:fill o:detectmouseclick="t" on="false"/>
-              <v:stroke color="#3465a4" joinstyle="round" endcap="flat"/>
-              <v:textbox>
+            <v:rect w14:anchorId="59CC7DC6" id="_x0000_s1034" style="position:absolute;margin-left:472.1pt;margin-top:777.4pt;width:14.5pt;height:16.8pt;z-index:-251657216;visibility:visible;mso-wrap-style:square;mso-wrap-distance-left:0;mso-wrap-distance-top:0;mso-wrap-distance-right:0;mso-wrap-distance-bottom:0;mso-position-horizontal:absolute;mso-position-horizontal-relative:text;mso-position-vertical:absolute;mso-position-vertical-relative:text;v-text-anchor:top" o:gfxdata="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" filled="f" stroked="f" strokeweight="0">
+              <v:textbox inset="0,0,0,0">
                 <w:txbxContent>
                   <w:p>
                     <w:pPr>
                       <w:pStyle w:val="Contedodoquadro"/>
-                      <w:spacing w:lineRule="auto" w:line="240" w:before="10" w:after="0"/>
-                      <w:ind w:firstLine="60" w:start="60" w:end="0"/>
-                      <w:jc w:val="start"/>
-                      <w:rPr/>
+                      <w:spacing w:before="10"/>
+                      <w:ind w:left="60" w:firstLine="60"/>
                     </w:pPr>
                     <w:r>
                       <w:rPr>
                         <w:rFonts w:eastAsia="Times New Roman" w:cs="Times New Roman"/>
-                        <w:b w:val="false"/>
-                        <w:i w:val="false"/>
-                        <w:caps w:val="false"/>
-                        <w:smallCaps w:val="false"/>
-                        <w:strike w:val="false"/>
-                        <w:dstrike w:val="false"/>
                         <w:color w:val="000000"/>
-                        <w:position w:val="0"/>
                         <w:sz w:val="24"/>
-                        <w:vertAlign w:val="baseline"/>
                       </w:rPr>
-                      <w:t xml:space="preserve"> </w:t>
-                    </w:r>
-                    <w:r>
-                      <w:rPr>
-                        <w:rFonts w:eastAsia="Times New Roman" w:cs="Times New Roman"/>
-                        <w:b w:val="false"/>
-                        <w:i w:val="false"/>
-                        <w:caps w:val="false"/>
-                        <w:smallCaps w:val="false"/>
-                        <w:strike w:val="false"/>
-                        <w:dstrike w:val="false"/>
-                        <w:color w:val="000000"/>
-                        <w:position w:val="0"/>
-                        <w:sz w:val="24"/>
-                        <w:vertAlign w:val="baseline"/>
-                      </w:rPr>
-                      <w:t>PAGE 1</w:t>
+                      <w:t xml:space="preserve"> PAGE 1</w:t>
                     </w:r>
                   </w:p>
                 </w:txbxContent>
               </v:textbox>
-              <w10:wrap type="none"/>
             </v:rect>
           </w:pict>
         </mc:Fallback>
@@ -8222,6 +8028,3053 @@
     </mc:Fallback>
   </mc:AlternateContent>
   <c:pivotSource>
+    <c:name>[relatorio_repositorios.xlsx]Planilha2!Tabela dinâmica1</c:name>
+    <c:fmtId val="-1"/>
+  </c:pivotSource>
+  <c:chart>
+    <c:title>
+      <c:tx>
+        <c:rich>
+          <a:bodyPr rot="0" spcFirstLastPara="1" vertOverflow="ellipsis" vert="horz" wrap="square" anchor="ctr" anchorCtr="1"/>
+          <a:lstStyle/>
+          <a:p>
+            <a:pPr>
+              <a:defRPr sz="1400" b="0" i="0" u="none" strike="noStrike" kern="1200" spc="0" baseline="0">
+                <a:solidFill>
+                  <a:schemeClr val="tx1">
+                    <a:lumMod val="65000"/>
+                    <a:lumOff val="35000"/>
+                  </a:schemeClr>
+                </a:solidFill>
+                <a:latin typeface="+mn-lt"/>
+                <a:ea typeface="+mn-ea"/>
+                <a:cs typeface="+mn-cs"/>
+              </a:defRPr>
+            </a:pPr>
+            <a:r>
+              <a:rPr lang="pt-BR" sz="1400" b="0" i="0" u="none" strike="noStrike" baseline="0"/>
+              <a:t>Distribuição de Idade dos Repositórios (em anos)</a:t>
+            </a:r>
+            <a:endParaRPr lang="en-US"/>
+          </a:p>
+        </c:rich>
+      </c:tx>
+      <c:overlay val="0"/>
+      <c:spPr>
+        <a:noFill/>
+        <a:ln>
+          <a:noFill/>
+        </a:ln>
+        <a:effectLst/>
+      </c:spPr>
+      <c:txPr>
+        <a:bodyPr rot="0" spcFirstLastPara="1" vertOverflow="ellipsis" vert="horz" wrap="square" anchor="ctr" anchorCtr="1"/>
+        <a:lstStyle/>
+        <a:p>
+          <a:pPr>
+            <a:defRPr sz="1400" b="0" i="0" u="none" strike="noStrike" kern="1200" spc="0" baseline="0">
+              <a:solidFill>
+                <a:schemeClr val="tx1">
+                  <a:lumMod val="65000"/>
+                  <a:lumOff val="35000"/>
+                </a:schemeClr>
+              </a:solidFill>
+              <a:latin typeface="+mn-lt"/>
+              <a:ea typeface="+mn-ea"/>
+              <a:cs typeface="+mn-cs"/>
+            </a:defRPr>
+          </a:pPr>
+          <a:endParaRPr lang="en-US"/>
+        </a:p>
+      </c:txPr>
+    </c:title>
+    <c:autoTitleDeleted val="0"/>
+    <c:pivotFmts>
+      <c:pivotFmt>
+        <c:idx val="0"/>
+        <c:spPr>
+          <a:solidFill>
+            <a:schemeClr val="accent1"/>
+          </a:solidFill>
+          <a:ln>
+            <a:noFill/>
+          </a:ln>
+          <a:effectLst/>
+        </c:spPr>
+        <c:marker>
+          <c:symbol val="none"/>
+        </c:marker>
+        <c:dLbl>
+          <c:idx val="0"/>
+          <c:spPr>
+            <a:noFill/>
+            <a:ln>
+              <a:noFill/>
+            </a:ln>
+            <a:effectLst/>
+          </c:spPr>
+          <c:txPr>
+            <a:bodyPr rot="0" spcFirstLastPara="1" vertOverflow="ellipsis" vert="horz" wrap="square" lIns="38100" tIns="19050" rIns="38100" bIns="19050" anchor="ctr" anchorCtr="1">
+              <a:spAutoFit/>
+            </a:bodyPr>
+            <a:lstStyle/>
+            <a:p>
+              <a:pPr>
+                <a:defRPr sz="900" b="0" i="0" u="none" strike="noStrike" kern="1200" baseline="0">
+                  <a:solidFill>
+                    <a:schemeClr val="tx1">
+                      <a:lumMod val="75000"/>
+                      <a:lumOff val="25000"/>
+                    </a:schemeClr>
+                  </a:solidFill>
+                  <a:latin typeface="+mn-lt"/>
+                  <a:ea typeface="+mn-ea"/>
+                  <a:cs typeface="+mn-cs"/>
+                </a:defRPr>
+              </a:pPr>
+              <a:endParaRPr lang="pt-BR"/>
+            </a:p>
+          </c:txPr>
+          <c:showLegendKey val="0"/>
+          <c:showVal val="1"/>
+          <c:showCatName val="0"/>
+          <c:showSerName val="0"/>
+          <c:showPercent val="0"/>
+          <c:showBubbleSize val="0"/>
+          <c:extLst>
+            <c:ext xmlns:c15="http://schemas.microsoft.com/office/drawing/2012/chart" uri="{CE6537A1-D6FC-4f65-9D91-7224C49458BB}"/>
+          </c:extLst>
+        </c:dLbl>
+      </c:pivotFmt>
+      <c:pivotFmt>
+        <c:idx val="1"/>
+        <c:spPr>
+          <a:solidFill>
+            <a:schemeClr val="accent1"/>
+          </a:solidFill>
+          <a:ln>
+            <a:noFill/>
+          </a:ln>
+          <a:effectLst/>
+        </c:spPr>
+        <c:marker>
+          <c:symbol val="none"/>
+        </c:marker>
+        <c:dLbl>
+          <c:idx val="0"/>
+          <c:spPr>
+            <a:noFill/>
+            <a:ln>
+              <a:noFill/>
+            </a:ln>
+            <a:effectLst/>
+          </c:spPr>
+          <c:txPr>
+            <a:bodyPr rot="0" spcFirstLastPara="1" vertOverflow="ellipsis" vert="horz" wrap="square" lIns="38100" tIns="19050" rIns="38100" bIns="19050" anchor="ctr" anchorCtr="1">
+              <a:spAutoFit/>
+            </a:bodyPr>
+            <a:lstStyle/>
+            <a:p>
+              <a:pPr>
+                <a:defRPr sz="900" b="0" i="0" u="none" strike="noStrike" kern="1200" baseline="0">
+                  <a:solidFill>
+                    <a:schemeClr val="tx1">
+                      <a:lumMod val="75000"/>
+                      <a:lumOff val="25000"/>
+                    </a:schemeClr>
+                  </a:solidFill>
+                  <a:latin typeface="+mn-lt"/>
+                  <a:ea typeface="+mn-ea"/>
+                  <a:cs typeface="+mn-cs"/>
+                </a:defRPr>
+              </a:pPr>
+              <a:endParaRPr lang="pt-BR"/>
+            </a:p>
+          </c:txPr>
+          <c:showLegendKey val="0"/>
+          <c:showVal val="1"/>
+          <c:showCatName val="0"/>
+          <c:showSerName val="0"/>
+          <c:showPercent val="0"/>
+          <c:showBubbleSize val="0"/>
+          <c:extLst>
+            <c:ext xmlns:c15="http://schemas.microsoft.com/office/drawing/2012/chart" uri="{CE6537A1-D6FC-4f65-9D91-7224C49458BB}"/>
+          </c:extLst>
+        </c:dLbl>
+      </c:pivotFmt>
+      <c:pivotFmt>
+        <c:idx val="2"/>
+        <c:spPr>
+          <a:solidFill>
+            <a:schemeClr val="accent1"/>
+          </a:solidFill>
+          <a:ln>
+            <a:noFill/>
+          </a:ln>
+          <a:effectLst/>
+        </c:spPr>
+        <c:marker>
+          <c:symbol val="none"/>
+        </c:marker>
+        <c:dLbl>
+          <c:idx val="0"/>
+          <c:spPr>
+            <a:noFill/>
+            <a:ln>
+              <a:noFill/>
+            </a:ln>
+            <a:effectLst/>
+          </c:spPr>
+          <c:txPr>
+            <a:bodyPr rot="0" spcFirstLastPara="1" vertOverflow="ellipsis" vert="horz" wrap="square" lIns="38100" tIns="19050" rIns="38100" bIns="19050" anchor="ctr" anchorCtr="1">
+              <a:spAutoFit/>
+            </a:bodyPr>
+            <a:lstStyle/>
+            <a:p>
+              <a:pPr>
+                <a:defRPr sz="900" b="0" i="0" u="none" strike="noStrike" kern="1200" baseline="0">
+                  <a:solidFill>
+                    <a:schemeClr val="tx1">
+                      <a:lumMod val="75000"/>
+                      <a:lumOff val="25000"/>
+                    </a:schemeClr>
+                  </a:solidFill>
+                  <a:latin typeface="+mn-lt"/>
+                  <a:ea typeface="+mn-ea"/>
+                  <a:cs typeface="+mn-cs"/>
+                </a:defRPr>
+              </a:pPr>
+              <a:endParaRPr lang="pt-BR"/>
+            </a:p>
+          </c:txPr>
+          <c:showLegendKey val="0"/>
+          <c:showVal val="1"/>
+          <c:showCatName val="0"/>
+          <c:showSerName val="0"/>
+          <c:showPercent val="0"/>
+          <c:showBubbleSize val="0"/>
+          <c:extLst>
+            <c:ext xmlns:c15="http://schemas.microsoft.com/office/drawing/2012/chart" uri="{CE6537A1-D6FC-4f65-9D91-7224C49458BB}"/>
+          </c:extLst>
+        </c:dLbl>
+      </c:pivotFmt>
+    </c:pivotFmts>
+    <c:plotArea>
+      <c:layout/>
+      <c:barChart>
+        <c:barDir val="col"/>
+        <c:grouping val="clustered"/>
+        <c:varyColors val="0"/>
+        <c:ser>
+          <c:idx val="0"/>
+          <c:order val="0"/>
+          <c:tx>
+            <c:strRef>
+              <c:f>Planilha2!$B$3</c:f>
+              <c:strCache>
+                <c:ptCount val="1"/>
+                <c:pt idx="0">
+                  <c:v>Total</c:v>
+                </c:pt>
+              </c:strCache>
+            </c:strRef>
+          </c:tx>
+          <c:spPr>
+            <a:solidFill>
+              <a:schemeClr val="accent1"/>
+            </a:solidFill>
+            <a:ln>
+              <a:noFill/>
+            </a:ln>
+            <a:effectLst/>
+          </c:spPr>
+          <c:invertIfNegative val="0"/>
+          <c:dLbls>
+            <c:spPr>
+              <a:noFill/>
+              <a:ln>
+                <a:noFill/>
+              </a:ln>
+              <a:effectLst/>
+            </c:spPr>
+            <c:txPr>
+              <a:bodyPr rot="0" spcFirstLastPara="1" vertOverflow="ellipsis" vert="horz" wrap="square" lIns="38100" tIns="19050" rIns="38100" bIns="19050" anchor="ctr" anchorCtr="1">
+                <a:spAutoFit/>
+              </a:bodyPr>
+              <a:lstStyle/>
+              <a:p>
+                <a:pPr>
+                  <a:defRPr sz="900" b="0" i="0" u="none" strike="noStrike" kern="1200" baseline="0">
+                    <a:solidFill>
+                      <a:schemeClr val="tx1">
+                        <a:lumMod val="75000"/>
+                        <a:lumOff val="25000"/>
+                      </a:schemeClr>
+                    </a:solidFill>
+                    <a:latin typeface="+mn-lt"/>
+                    <a:ea typeface="+mn-ea"/>
+                    <a:cs typeface="+mn-cs"/>
+                  </a:defRPr>
+                </a:pPr>
+                <a:endParaRPr lang="pt-BR"/>
+              </a:p>
+            </c:txPr>
+            <c:showLegendKey val="0"/>
+            <c:showVal val="1"/>
+            <c:showCatName val="0"/>
+            <c:showSerName val="0"/>
+            <c:showPercent val="0"/>
+            <c:showBubbleSize val="0"/>
+            <c:showLeaderLines val="0"/>
+            <c:extLst>
+              <c:ext xmlns:c15="http://schemas.microsoft.com/office/drawing/2012/chart" uri="{CE6537A1-D6FC-4f65-9D91-7224C49458BB}">
+                <c15:showLeaderLines val="1"/>
+                <c15:leaderLines>
+                  <c:spPr>
+                    <a:ln w="9525" cap="flat" cmpd="sng" algn="ctr">
+                      <a:solidFill>
+                        <a:schemeClr val="tx1">
+                          <a:lumMod val="35000"/>
+                          <a:lumOff val="65000"/>
+                        </a:schemeClr>
+                      </a:solidFill>
+                      <a:round/>
+                    </a:ln>
+                    <a:effectLst/>
+                  </c:spPr>
+                </c15:leaderLines>
+              </c:ext>
+            </c:extLst>
+          </c:dLbls>
+          <c:cat>
+            <c:strRef>
+              <c:f>Planilha2!$A$4:$A$22</c:f>
+              <c:strCache>
+                <c:ptCount val="18"/>
+                <c:pt idx="0">
+                  <c:v>0-1</c:v>
+                </c:pt>
+                <c:pt idx="1">
+                  <c:v>1-2</c:v>
+                </c:pt>
+                <c:pt idx="2">
+                  <c:v>2-3</c:v>
+                </c:pt>
+                <c:pt idx="3">
+                  <c:v>3-4</c:v>
+                </c:pt>
+                <c:pt idx="4">
+                  <c:v>4-5</c:v>
+                </c:pt>
+                <c:pt idx="5">
+                  <c:v>5-6</c:v>
+                </c:pt>
+                <c:pt idx="6">
+                  <c:v>6-7</c:v>
+                </c:pt>
+                <c:pt idx="7">
+                  <c:v>7-8</c:v>
+                </c:pt>
+                <c:pt idx="8">
+                  <c:v>8-9</c:v>
+                </c:pt>
+                <c:pt idx="9">
+                  <c:v>9-10</c:v>
+                </c:pt>
+                <c:pt idx="10">
+                  <c:v>10-11</c:v>
+                </c:pt>
+                <c:pt idx="11">
+                  <c:v>11-12</c:v>
+                </c:pt>
+                <c:pt idx="12">
+                  <c:v>12-13</c:v>
+                </c:pt>
+                <c:pt idx="13">
+                  <c:v>13-14</c:v>
+                </c:pt>
+                <c:pt idx="14">
+                  <c:v>14-15</c:v>
+                </c:pt>
+                <c:pt idx="15">
+                  <c:v>15-16</c:v>
+                </c:pt>
+                <c:pt idx="16">
+                  <c:v>16-17</c:v>
+                </c:pt>
+                <c:pt idx="17">
+                  <c:v>17-18</c:v>
+                </c:pt>
+              </c:strCache>
+            </c:strRef>
+          </c:cat>
+          <c:val>
+            <c:numRef>
+              <c:f>Planilha2!$B$4:$B$22</c:f>
+              <c:numCache>
+                <c:formatCode>General</c:formatCode>
+                <c:ptCount val="18"/>
+                <c:pt idx="0">
+                  <c:v>26</c:v>
+                </c:pt>
+                <c:pt idx="1">
+                  <c:v>42</c:v>
+                </c:pt>
+                <c:pt idx="2">
+                  <c:v>82</c:v>
+                </c:pt>
+                <c:pt idx="3">
+                  <c:v>60</c:v>
+                </c:pt>
+                <c:pt idx="4">
+                  <c:v>38</c:v>
+                </c:pt>
+                <c:pt idx="5">
+                  <c:v>72</c:v>
+                </c:pt>
+                <c:pt idx="6">
+                  <c:v>68</c:v>
+                </c:pt>
+                <c:pt idx="7">
+                  <c:v>82</c:v>
+                </c:pt>
+                <c:pt idx="8">
+                  <c:v>72</c:v>
+                </c:pt>
+                <c:pt idx="9">
+                  <c:v>92</c:v>
+                </c:pt>
+                <c:pt idx="10">
+                  <c:v>83</c:v>
+                </c:pt>
+                <c:pt idx="11">
+                  <c:v>89</c:v>
+                </c:pt>
+                <c:pt idx="12">
+                  <c:v>70</c:v>
+                </c:pt>
+                <c:pt idx="13">
+                  <c:v>43</c:v>
+                </c:pt>
+                <c:pt idx="14">
+                  <c:v>37</c:v>
+                </c:pt>
+                <c:pt idx="15">
+                  <c:v>29</c:v>
+                </c:pt>
+                <c:pt idx="16">
+                  <c:v>12</c:v>
+                </c:pt>
+                <c:pt idx="17">
+                  <c:v>3</c:v>
+                </c:pt>
+              </c:numCache>
+            </c:numRef>
+          </c:val>
+          <c:extLst>
+            <c:ext xmlns:c16="http://schemas.microsoft.com/office/drawing/2014/chart" uri="{C3380CC4-5D6E-409C-BE32-E72D297353CC}">
+              <c16:uniqueId val="{00000000-8902-4DA0-A8CC-3DC57AA2D0B1}"/>
+            </c:ext>
+          </c:extLst>
+        </c:ser>
+        <c:dLbls>
+          <c:showLegendKey val="0"/>
+          <c:showVal val="0"/>
+          <c:showCatName val="0"/>
+          <c:showSerName val="0"/>
+          <c:showPercent val="0"/>
+          <c:showBubbleSize val="0"/>
+        </c:dLbls>
+        <c:gapWidth val="219"/>
+        <c:overlap val="-27"/>
+        <c:axId val="2010466528"/>
+        <c:axId val="2010467008"/>
+      </c:barChart>
+      <c:catAx>
+        <c:axId val="2010466528"/>
+        <c:scaling>
+          <c:orientation val="minMax"/>
+        </c:scaling>
+        <c:delete val="0"/>
+        <c:axPos val="b"/>
+        <c:numFmt formatCode="General" sourceLinked="1"/>
+        <c:majorTickMark val="none"/>
+        <c:minorTickMark val="none"/>
+        <c:tickLblPos val="nextTo"/>
+        <c:spPr>
+          <a:noFill/>
+          <a:ln w="9525" cap="flat" cmpd="sng" algn="ctr">
+            <a:solidFill>
+              <a:schemeClr val="tx1">
+                <a:lumMod val="15000"/>
+                <a:lumOff val="85000"/>
+              </a:schemeClr>
+            </a:solidFill>
+            <a:round/>
+          </a:ln>
+          <a:effectLst/>
+        </c:spPr>
+        <c:txPr>
+          <a:bodyPr rot="-60000000" spcFirstLastPara="1" vertOverflow="ellipsis" vert="horz" wrap="square" anchor="ctr" anchorCtr="1"/>
+          <a:lstStyle/>
+          <a:p>
+            <a:pPr>
+              <a:defRPr sz="900" b="0" i="0" u="none" strike="noStrike" kern="1200" baseline="0">
+                <a:solidFill>
+                  <a:schemeClr val="tx1">
+                    <a:lumMod val="65000"/>
+                    <a:lumOff val="35000"/>
+                  </a:schemeClr>
+                </a:solidFill>
+                <a:latin typeface="+mn-lt"/>
+                <a:ea typeface="+mn-ea"/>
+                <a:cs typeface="+mn-cs"/>
+              </a:defRPr>
+            </a:pPr>
+            <a:endParaRPr lang="pt-BR"/>
+          </a:p>
+        </c:txPr>
+        <c:crossAx val="2010467008"/>
+        <c:crosses val="autoZero"/>
+        <c:auto val="1"/>
+        <c:lblAlgn val="ctr"/>
+        <c:lblOffset val="100"/>
+        <c:noMultiLvlLbl val="0"/>
+      </c:catAx>
+      <c:valAx>
+        <c:axId val="2010467008"/>
+        <c:scaling>
+          <c:orientation val="minMax"/>
+        </c:scaling>
+        <c:delete val="1"/>
+        <c:axPos val="l"/>
+        <c:majorGridlines>
+          <c:spPr>
+            <a:ln w="9525" cap="flat" cmpd="sng" algn="ctr">
+              <a:solidFill>
+                <a:schemeClr val="tx1">
+                  <a:lumMod val="15000"/>
+                  <a:lumOff val="85000"/>
+                </a:schemeClr>
+              </a:solidFill>
+              <a:round/>
+            </a:ln>
+            <a:effectLst/>
+          </c:spPr>
+        </c:majorGridlines>
+        <c:numFmt formatCode="General" sourceLinked="1"/>
+        <c:majorTickMark val="none"/>
+        <c:minorTickMark val="none"/>
+        <c:tickLblPos val="nextTo"/>
+        <c:crossAx val="2010466528"/>
+        <c:crosses val="autoZero"/>
+        <c:crossBetween val="between"/>
+      </c:valAx>
+      <c:spPr>
+        <a:noFill/>
+        <a:ln>
+          <a:noFill/>
+        </a:ln>
+        <a:effectLst/>
+      </c:spPr>
+    </c:plotArea>
+    <c:legend>
+      <c:legendPos val="r"/>
+      <c:overlay val="0"/>
+      <c:spPr>
+        <a:noFill/>
+        <a:ln>
+          <a:noFill/>
+        </a:ln>
+        <a:effectLst/>
+      </c:spPr>
+      <c:txPr>
+        <a:bodyPr rot="0" spcFirstLastPara="1" vertOverflow="ellipsis" vert="horz" wrap="square" anchor="ctr" anchorCtr="1"/>
+        <a:lstStyle/>
+        <a:p>
+          <a:pPr>
+            <a:defRPr sz="900" b="0" i="0" u="none" strike="noStrike" kern="1200" baseline="0">
+              <a:solidFill>
+                <a:schemeClr val="tx1">
+                  <a:lumMod val="65000"/>
+                  <a:lumOff val="35000"/>
+                </a:schemeClr>
+              </a:solidFill>
+              <a:latin typeface="+mn-lt"/>
+              <a:ea typeface="+mn-ea"/>
+              <a:cs typeface="+mn-cs"/>
+            </a:defRPr>
+          </a:pPr>
+          <a:endParaRPr lang="pt-BR"/>
+        </a:p>
+      </c:txPr>
+    </c:legend>
+    <c:plotVisOnly val="1"/>
+    <c:dispBlanksAs val="gap"/>
+    <c:showDLblsOverMax val="0"/>
+    <c:extLst>
+      <c:ext xmlns:c16r3="http://schemas.microsoft.com/office/drawing/2017/03/chart" uri="{56B9EC1D-385E-4148-901F-78D8002777C0}">
+        <c16r3:dataDisplayOptions16>
+          <c16r3:dispNaAsBlank val="1"/>
+        </c16r3:dataDisplayOptions16>
+      </c:ext>
+    </c:extLst>
+  </c:chart>
+  <c:spPr>
+    <a:solidFill>
+      <a:schemeClr val="bg1"/>
+    </a:solidFill>
+    <a:ln w="9525" cap="flat" cmpd="sng" algn="ctr">
+      <a:solidFill>
+        <a:schemeClr val="tx1">
+          <a:lumMod val="15000"/>
+          <a:lumOff val="85000"/>
+        </a:schemeClr>
+      </a:solidFill>
+      <a:round/>
+    </a:ln>
+    <a:effectLst/>
+  </c:spPr>
+  <c:txPr>
+    <a:bodyPr/>
+    <a:lstStyle/>
+    <a:p>
+      <a:pPr>
+        <a:defRPr/>
+      </a:pPr>
+      <a:endParaRPr lang="pt-BR"/>
+    </a:p>
+  </c:txPr>
+  <c:externalData r:id="rId3">
+    <c:autoUpdate val="0"/>
+  </c:externalData>
+  <c:extLst>
+    <c:ext xmlns:c14="http://schemas.microsoft.com/office/drawing/2007/8/2/chart" uri="{781A3756-C4B2-4CAC-9D66-4F8BD8637D16}">
+      <c14:pivotOptions>
+        <c14:dropZoneFilter val="1"/>
+        <c14:dropZoneCategories val="1"/>
+        <c14:dropZoneData val="1"/>
+        <c14:dropZoneSeries val="1"/>
+        <c14:dropZonesVisible val="1"/>
+      </c14:pivotOptions>
+    </c:ext>
+    <c:ext xmlns:c16="http://schemas.microsoft.com/office/drawing/2014/chart" uri="{E28EC0CA-F0BB-4C9C-879D-F8772B89E7AC}">
+      <c16:pivotOptions16>
+        <c16:showExpandCollapseFieldButtons val="1"/>
+      </c16:pivotOptions16>
+    </c:ext>
+  </c:extLst>
+</c:chartSpace>
+</file>
+
+<file path=word/charts/chart2.xml><?xml version="1.0" encoding="utf-8"?>
+<c:chartSpace xmlns:c="http://schemas.openxmlformats.org/drawingml/2006/chart" xmlns:a="http://schemas.openxmlformats.org/drawingml/2006/main" xmlns:r="http://schemas.openxmlformats.org/officeDocument/2006/relationships" xmlns:c16r2="http://schemas.microsoft.com/office/drawing/2015/06/chart">
+  <c:date1904 val="0"/>
+  <c:lang val="pt-BR"/>
+  <c:roundedCorners val="0"/>
+  <mc:AlternateContent xmlns:mc="http://schemas.openxmlformats.org/markup-compatibility/2006">
+    <mc:Choice xmlns:c14="http://schemas.microsoft.com/office/drawing/2007/8/2/chart" Requires="c14">
+      <c14:style val="102"/>
+    </mc:Choice>
+    <mc:Fallback>
+      <c:style val="2"/>
+    </mc:Fallback>
+  </mc:AlternateContent>
+  <c:pivotSource>
+    <c:name>[relatorio_repositorios.xlsx]Planilha3!Tabela dinâmica2</c:name>
+    <c:fmtId val="-1"/>
+  </c:pivotSource>
+  <c:chart>
+    <c:title>
+      <c:tx>
+        <c:rich>
+          <a:bodyPr rot="0" spcFirstLastPara="1" vertOverflow="ellipsis" vert="horz" wrap="square" anchor="ctr" anchorCtr="1"/>
+          <a:lstStyle/>
+          <a:p>
+            <a:pPr>
+              <a:defRPr sz="1400" b="0" i="0" u="none" strike="noStrike" kern="1200" spc="0" baseline="0">
+                <a:solidFill>
+                  <a:schemeClr val="tx1">
+                    <a:lumMod val="65000"/>
+                    <a:lumOff val="35000"/>
+                  </a:schemeClr>
+                </a:solidFill>
+                <a:latin typeface="+mn-lt"/>
+                <a:ea typeface="+mn-ea"/>
+                <a:cs typeface="+mn-cs"/>
+              </a:defRPr>
+            </a:pPr>
+            <a:r>
+              <a:rPr lang="pt-BR" sz="1400" b="1" i="0" u="none" strike="noStrike" baseline="0"/>
+              <a:t>Distribuição de PRs Externos Aceitos</a:t>
+            </a:r>
+            <a:endParaRPr lang="en-US"/>
+          </a:p>
+        </c:rich>
+      </c:tx>
+      <c:overlay val="0"/>
+      <c:spPr>
+        <a:noFill/>
+        <a:ln>
+          <a:noFill/>
+        </a:ln>
+        <a:effectLst/>
+      </c:spPr>
+      <c:txPr>
+        <a:bodyPr rot="0" spcFirstLastPara="1" vertOverflow="ellipsis" vert="horz" wrap="square" anchor="ctr" anchorCtr="1"/>
+        <a:lstStyle/>
+        <a:p>
+          <a:pPr>
+            <a:defRPr sz="1400" b="0" i="0" u="none" strike="noStrike" kern="1200" spc="0" baseline="0">
+              <a:solidFill>
+                <a:schemeClr val="tx1">
+                  <a:lumMod val="65000"/>
+                  <a:lumOff val="35000"/>
+                </a:schemeClr>
+              </a:solidFill>
+              <a:latin typeface="+mn-lt"/>
+              <a:ea typeface="+mn-ea"/>
+              <a:cs typeface="+mn-cs"/>
+            </a:defRPr>
+          </a:pPr>
+          <a:endParaRPr lang="en-US"/>
+        </a:p>
+      </c:txPr>
+    </c:title>
+    <c:autoTitleDeleted val="0"/>
+    <c:pivotFmts>
+      <c:pivotFmt>
+        <c:idx val="0"/>
+        <c:spPr>
+          <a:solidFill>
+            <a:schemeClr val="accent1"/>
+          </a:solidFill>
+          <a:ln>
+            <a:noFill/>
+          </a:ln>
+          <a:effectLst/>
+        </c:spPr>
+        <c:marker>
+          <c:symbol val="none"/>
+        </c:marker>
+        <c:dLbl>
+          <c:idx val="0"/>
+          <c:spPr>
+            <a:noFill/>
+            <a:ln>
+              <a:noFill/>
+            </a:ln>
+            <a:effectLst/>
+          </c:spPr>
+          <c:txPr>
+            <a:bodyPr rot="0" spcFirstLastPara="1" vertOverflow="ellipsis" vert="horz" wrap="square" lIns="38100" tIns="19050" rIns="38100" bIns="19050" anchor="ctr" anchorCtr="1">
+              <a:spAutoFit/>
+            </a:bodyPr>
+            <a:lstStyle/>
+            <a:p>
+              <a:pPr>
+                <a:defRPr sz="900" b="0" i="0" u="none" strike="noStrike" kern="1200" baseline="0">
+                  <a:solidFill>
+                    <a:schemeClr val="tx1">
+                      <a:lumMod val="75000"/>
+                      <a:lumOff val="25000"/>
+                    </a:schemeClr>
+                  </a:solidFill>
+                  <a:latin typeface="+mn-lt"/>
+                  <a:ea typeface="+mn-ea"/>
+                  <a:cs typeface="+mn-cs"/>
+                </a:defRPr>
+              </a:pPr>
+              <a:endParaRPr lang="pt-BR"/>
+            </a:p>
+          </c:txPr>
+          <c:showLegendKey val="0"/>
+          <c:showVal val="1"/>
+          <c:showCatName val="0"/>
+          <c:showSerName val="0"/>
+          <c:showPercent val="0"/>
+          <c:showBubbleSize val="0"/>
+          <c:extLst>
+            <c:ext xmlns:c15="http://schemas.microsoft.com/office/drawing/2012/chart" uri="{CE6537A1-D6FC-4f65-9D91-7224C49458BB}"/>
+          </c:extLst>
+        </c:dLbl>
+      </c:pivotFmt>
+      <c:pivotFmt>
+        <c:idx val="1"/>
+        <c:spPr>
+          <a:solidFill>
+            <a:schemeClr val="accent1"/>
+          </a:solidFill>
+          <a:ln>
+            <a:noFill/>
+          </a:ln>
+          <a:effectLst/>
+        </c:spPr>
+        <c:marker>
+          <c:symbol val="none"/>
+        </c:marker>
+        <c:dLbl>
+          <c:idx val="0"/>
+          <c:spPr>
+            <a:noFill/>
+            <a:ln>
+              <a:noFill/>
+            </a:ln>
+            <a:effectLst/>
+          </c:spPr>
+          <c:txPr>
+            <a:bodyPr rot="0" spcFirstLastPara="1" vertOverflow="ellipsis" vert="horz" wrap="square" lIns="38100" tIns="19050" rIns="38100" bIns="19050" anchor="ctr" anchorCtr="1">
+              <a:spAutoFit/>
+            </a:bodyPr>
+            <a:lstStyle/>
+            <a:p>
+              <a:pPr>
+                <a:defRPr sz="900" b="0" i="0" u="none" strike="noStrike" kern="1200" baseline="0">
+                  <a:solidFill>
+                    <a:schemeClr val="tx1">
+                      <a:lumMod val="75000"/>
+                      <a:lumOff val="25000"/>
+                    </a:schemeClr>
+                  </a:solidFill>
+                  <a:latin typeface="+mn-lt"/>
+                  <a:ea typeface="+mn-ea"/>
+                  <a:cs typeface="+mn-cs"/>
+                </a:defRPr>
+              </a:pPr>
+              <a:endParaRPr lang="pt-BR"/>
+            </a:p>
+          </c:txPr>
+          <c:showLegendKey val="0"/>
+          <c:showVal val="1"/>
+          <c:showCatName val="0"/>
+          <c:showSerName val="0"/>
+          <c:showPercent val="0"/>
+          <c:showBubbleSize val="0"/>
+          <c:extLst>
+            <c:ext xmlns:c15="http://schemas.microsoft.com/office/drawing/2012/chart" uri="{CE6537A1-D6FC-4f65-9D91-7224C49458BB}"/>
+          </c:extLst>
+        </c:dLbl>
+      </c:pivotFmt>
+      <c:pivotFmt>
+        <c:idx val="2"/>
+        <c:spPr>
+          <a:solidFill>
+            <a:schemeClr val="accent1"/>
+          </a:solidFill>
+          <a:ln>
+            <a:noFill/>
+          </a:ln>
+          <a:effectLst/>
+        </c:spPr>
+        <c:marker>
+          <c:symbol val="none"/>
+        </c:marker>
+        <c:dLbl>
+          <c:idx val="0"/>
+          <c:spPr>
+            <a:noFill/>
+            <a:ln>
+              <a:noFill/>
+            </a:ln>
+            <a:effectLst/>
+          </c:spPr>
+          <c:txPr>
+            <a:bodyPr rot="0" spcFirstLastPara="1" vertOverflow="ellipsis" vert="horz" wrap="square" lIns="38100" tIns="19050" rIns="38100" bIns="19050" anchor="ctr" anchorCtr="1">
+              <a:spAutoFit/>
+            </a:bodyPr>
+            <a:lstStyle/>
+            <a:p>
+              <a:pPr>
+                <a:defRPr sz="900" b="0" i="0" u="none" strike="noStrike" kern="1200" baseline="0">
+                  <a:solidFill>
+                    <a:schemeClr val="tx1">
+                      <a:lumMod val="75000"/>
+                      <a:lumOff val="25000"/>
+                    </a:schemeClr>
+                  </a:solidFill>
+                  <a:latin typeface="+mn-lt"/>
+                  <a:ea typeface="+mn-ea"/>
+                  <a:cs typeface="+mn-cs"/>
+                </a:defRPr>
+              </a:pPr>
+              <a:endParaRPr lang="pt-BR"/>
+            </a:p>
+          </c:txPr>
+          <c:showLegendKey val="0"/>
+          <c:showVal val="1"/>
+          <c:showCatName val="0"/>
+          <c:showSerName val="0"/>
+          <c:showPercent val="0"/>
+          <c:showBubbleSize val="0"/>
+          <c:extLst>
+            <c:ext xmlns:c15="http://schemas.microsoft.com/office/drawing/2012/chart" uri="{CE6537A1-D6FC-4f65-9D91-7224C49458BB}"/>
+          </c:extLst>
+        </c:dLbl>
+      </c:pivotFmt>
+    </c:pivotFmts>
+    <c:plotArea>
+      <c:layout/>
+      <c:barChart>
+        <c:barDir val="col"/>
+        <c:grouping val="clustered"/>
+        <c:varyColors val="0"/>
+        <c:ser>
+          <c:idx val="0"/>
+          <c:order val="0"/>
+          <c:tx>
+            <c:strRef>
+              <c:f>Planilha3!$B$3</c:f>
+              <c:strCache>
+                <c:ptCount val="1"/>
+                <c:pt idx="0">
+                  <c:v>Total</c:v>
+                </c:pt>
+              </c:strCache>
+            </c:strRef>
+          </c:tx>
+          <c:spPr>
+            <a:solidFill>
+              <a:schemeClr val="accent1"/>
+            </a:solidFill>
+            <a:ln>
+              <a:noFill/>
+            </a:ln>
+            <a:effectLst/>
+          </c:spPr>
+          <c:invertIfNegative val="0"/>
+          <c:dLbls>
+            <c:spPr>
+              <a:noFill/>
+              <a:ln>
+                <a:noFill/>
+              </a:ln>
+              <a:effectLst/>
+            </c:spPr>
+            <c:txPr>
+              <a:bodyPr rot="0" spcFirstLastPara="1" vertOverflow="ellipsis" vert="horz" wrap="square" lIns="38100" tIns="19050" rIns="38100" bIns="19050" anchor="ctr" anchorCtr="1">
+                <a:spAutoFit/>
+              </a:bodyPr>
+              <a:lstStyle/>
+              <a:p>
+                <a:pPr>
+                  <a:defRPr sz="900" b="0" i="0" u="none" strike="noStrike" kern="1200" baseline="0">
+                    <a:solidFill>
+                      <a:schemeClr val="tx1">
+                        <a:lumMod val="75000"/>
+                        <a:lumOff val="25000"/>
+                      </a:schemeClr>
+                    </a:solidFill>
+                    <a:latin typeface="+mn-lt"/>
+                    <a:ea typeface="+mn-ea"/>
+                    <a:cs typeface="+mn-cs"/>
+                  </a:defRPr>
+                </a:pPr>
+                <a:endParaRPr lang="pt-BR"/>
+              </a:p>
+            </c:txPr>
+            <c:showLegendKey val="0"/>
+            <c:showVal val="1"/>
+            <c:showCatName val="0"/>
+            <c:showSerName val="0"/>
+            <c:showPercent val="0"/>
+            <c:showBubbleSize val="0"/>
+            <c:showLeaderLines val="0"/>
+            <c:extLst>
+              <c:ext xmlns:c15="http://schemas.microsoft.com/office/drawing/2012/chart" uri="{CE6537A1-D6FC-4f65-9D91-7224C49458BB}">
+                <c15:showLeaderLines val="1"/>
+                <c15:leaderLines>
+                  <c:spPr>
+                    <a:ln w="9525" cap="flat" cmpd="sng" algn="ctr">
+                      <a:solidFill>
+                        <a:schemeClr val="tx1">
+                          <a:lumMod val="35000"/>
+                          <a:lumOff val="65000"/>
+                        </a:schemeClr>
+                      </a:solidFill>
+                      <a:round/>
+                    </a:ln>
+                    <a:effectLst/>
+                  </c:spPr>
+                </c15:leaderLines>
+              </c:ext>
+            </c:extLst>
+          </c:dLbls>
+          <c:cat>
+            <c:strRef>
+              <c:f>Planilha3!$A$4:$A$9</c:f>
+              <c:strCache>
+                <c:ptCount val="5"/>
+                <c:pt idx="0">
+                  <c:v>0-19</c:v>
+                </c:pt>
+                <c:pt idx="1">
+                  <c:v>20-39</c:v>
+                </c:pt>
+                <c:pt idx="2">
+                  <c:v>40-59</c:v>
+                </c:pt>
+                <c:pt idx="3">
+                  <c:v>60-79</c:v>
+                </c:pt>
+                <c:pt idx="4">
+                  <c:v>80-100</c:v>
+                </c:pt>
+              </c:strCache>
+            </c:strRef>
+          </c:cat>
+          <c:val>
+            <c:numRef>
+              <c:f>Planilha3!$B$4:$B$9</c:f>
+              <c:numCache>
+                <c:formatCode>General</c:formatCode>
+                <c:ptCount val="5"/>
+                <c:pt idx="0">
+                  <c:v>126</c:v>
+                </c:pt>
+                <c:pt idx="1">
+                  <c:v>102</c:v>
+                </c:pt>
+                <c:pt idx="2">
+                  <c:v>134</c:v>
+                </c:pt>
+                <c:pt idx="3">
+                  <c:v>161</c:v>
+                </c:pt>
+                <c:pt idx="4">
+                  <c:v>477</c:v>
+                </c:pt>
+              </c:numCache>
+            </c:numRef>
+          </c:val>
+          <c:extLst>
+            <c:ext xmlns:c16="http://schemas.microsoft.com/office/drawing/2014/chart" uri="{C3380CC4-5D6E-409C-BE32-E72D297353CC}">
+              <c16:uniqueId val="{00000000-35FC-4413-894B-6308341EB245}"/>
+            </c:ext>
+          </c:extLst>
+        </c:ser>
+        <c:dLbls>
+          <c:showLegendKey val="0"/>
+          <c:showVal val="0"/>
+          <c:showCatName val="0"/>
+          <c:showSerName val="0"/>
+          <c:showPercent val="0"/>
+          <c:showBubbleSize val="0"/>
+        </c:dLbls>
+        <c:gapWidth val="219"/>
+        <c:overlap val="-27"/>
+        <c:axId val="1971506768"/>
+        <c:axId val="1971505328"/>
+      </c:barChart>
+      <c:catAx>
+        <c:axId val="1971506768"/>
+        <c:scaling>
+          <c:orientation val="minMax"/>
+        </c:scaling>
+        <c:delete val="0"/>
+        <c:axPos val="b"/>
+        <c:numFmt formatCode="General" sourceLinked="1"/>
+        <c:majorTickMark val="none"/>
+        <c:minorTickMark val="none"/>
+        <c:tickLblPos val="nextTo"/>
+        <c:spPr>
+          <a:noFill/>
+          <a:ln w="9525" cap="flat" cmpd="sng" algn="ctr">
+            <a:solidFill>
+              <a:schemeClr val="tx1">
+                <a:lumMod val="15000"/>
+                <a:lumOff val="85000"/>
+              </a:schemeClr>
+            </a:solidFill>
+            <a:round/>
+          </a:ln>
+          <a:effectLst/>
+        </c:spPr>
+        <c:txPr>
+          <a:bodyPr rot="-60000000" spcFirstLastPara="1" vertOverflow="ellipsis" vert="horz" wrap="square" anchor="ctr" anchorCtr="1"/>
+          <a:lstStyle/>
+          <a:p>
+            <a:pPr>
+              <a:defRPr sz="900" b="0" i="0" u="none" strike="noStrike" kern="1200" baseline="0">
+                <a:solidFill>
+                  <a:schemeClr val="tx1">
+                    <a:lumMod val="65000"/>
+                    <a:lumOff val="35000"/>
+                  </a:schemeClr>
+                </a:solidFill>
+                <a:latin typeface="+mn-lt"/>
+                <a:ea typeface="+mn-ea"/>
+                <a:cs typeface="+mn-cs"/>
+              </a:defRPr>
+            </a:pPr>
+            <a:endParaRPr lang="pt-BR"/>
+          </a:p>
+        </c:txPr>
+        <c:crossAx val="1971505328"/>
+        <c:crosses val="autoZero"/>
+        <c:auto val="1"/>
+        <c:lblAlgn val="ctr"/>
+        <c:lblOffset val="100"/>
+        <c:noMultiLvlLbl val="0"/>
+      </c:catAx>
+      <c:valAx>
+        <c:axId val="1971505328"/>
+        <c:scaling>
+          <c:orientation val="minMax"/>
+        </c:scaling>
+        <c:delete val="1"/>
+        <c:axPos val="l"/>
+        <c:majorGridlines>
+          <c:spPr>
+            <a:ln w="9525" cap="flat" cmpd="sng" algn="ctr">
+              <a:solidFill>
+                <a:schemeClr val="tx1">
+                  <a:lumMod val="15000"/>
+                  <a:lumOff val="85000"/>
+                </a:schemeClr>
+              </a:solidFill>
+              <a:round/>
+            </a:ln>
+            <a:effectLst/>
+          </c:spPr>
+        </c:majorGridlines>
+        <c:numFmt formatCode="General" sourceLinked="1"/>
+        <c:majorTickMark val="none"/>
+        <c:minorTickMark val="none"/>
+        <c:tickLblPos val="nextTo"/>
+        <c:crossAx val="1971506768"/>
+        <c:crosses val="autoZero"/>
+        <c:crossBetween val="between"/>
+      </c:valAx>
+      <c:spPr>
+        <a:noFill/>
+        <a:ln>
+          <a:noFill/>
+        </a:ln>
+        <a:effectLst/>
+      </c:spPr>
+    </c:plotArea>
+    <c:legend>
+      <c:legendPos val="r"/>
+      <c:overlay val="0"/>
+      <c:spPr>
+        <a:noFill/>
+        <a:ln>
+          <a:noFill/>
+        </a:ln>
+        <a:effectLst/>
+      </c:spPr>
+      <c:txPr>
+        <a:bodyPr rot="0" spcFirstLastPara="1" vertOverflow="ellipsis" vert="horz" wrap="square" anchor="ctr" anchorCtr="1"/>
+        <a:lstStyle/>
+        <a:p>
+          <a:pPr>
+            <a:defRPr sz="900" b="0" i="0" u="none" strike="noStrike" kern="1200" baseline="0">
+              <a:solidFill>
+                <a:schemeClr val="tx1">
+                  <a:lumMod val="65000"/>
+                  <a:lumOff val="35000"/>
+                </a:schemeClr>
+              </a:solidFill>
+              <a:latin typeface="+mn-lt"/>
+              <a:ea typeface="+mn-ea"/>
+              <a:cs typeface="+mn-cs"/>
+            </a:defRPr>
+          </a:pPr>
+          <a:endParaRPr lang="pt-BR"/>
+        </a:p>
+      </c:txPr>
+    </c:legend>
+    <c:plotVisOnly val="1"/>
+    <c:dispBlanksAs val="gap"/>
+    <c:showDLblsOverMax val="0"/>
+    <c:extLst>
+      <c:ext xmlns:c16r3="http://schemas.microsoft.com/office/drawing/2017/03/chart" uri="{56B9EC1D-385E-4148-901F-78D8002777C0}">
+        <c16r3:dataDisplayOptions16>
+          <c16r3:dispNaAsBlank val="1"/>
+        </c16r3:dataDisplayOptions16>
+      </c:ext>
+    </c:extLst>
+  </c:chart>
+  <c:spPr>
+    <a:solidFill>
+      <a:schemeClr val="bg1"/>
+    </a:solidFill>
+    <a:ln w="9525" cap="flat" cmpd="sng" algn="ctr">
+      <a:solidFill>
+        <a:schemeClr val="tx1">
+          <a:lumMod val="15000"/>
+          <a:lumOff val="85000"/>
+        </a:schemeClr>
+      </a:solidFill>
+      <a:round/>
+    </a:ln>
+    <a:effectLst/>
+  </c:spPr>
+  <c:txPr>
+    <a:bodyPr/>
+    <a:lstStyle/>
+    <a:p>
+      <a:pPr>
+        <a:defRPr/>
+      </a:pPr>
+      <a:endParaRPr lang="pt-BR"/>
+    </a:p>
+  </c:txPr>
+  <c:externalData r:id="rId3">
+    <c:autoUpdate val="0"/>
+  </c:externalData>
+  <c:extLst>
+    <c:ext xmlns:c14="http://schemas.microsoft.com/office/drawing/2007/8/2/chart" uri="{781A3756-C4B2-4CAC-9D66-4F8BD8637D16}">
+      <c14:pivotOptions>
+        <c14:dropZoneFilter val="1"/>
+        <c14:dropZoneCategories val="1"/>
+        <c14:dropZoneData val="1"/>
+        <c14:dropZoneSeries val="1"/>
+        <c14:dropZonesVisible val="1"/>
+      </c14:pivotOptions>
+    </c:ext>
+    <c:ext xmlns:c16="http://schemas.microsoft.com/office/drawing/2014/chart" uri="{E28EC0CA-F0BB-4C9C-879D-F8772B89E7AC}">
+      <c16:pivotOptions16>
+        <c16:showExpandCollapseFieldButtons val="1"/>
+      </c16:pivotOptions16>
+    </c:ext>
+  </c:extLst>
+</c:chartSpace>
+</file>
+
+<file path=word/charts/chart3.xml><?xml version="1.0" encoding="utf-8"?>
+<c:chartSpace xmlns:c="http://schemas.openxmlformats.org/drawingml/2006/chart" xmlns:a="http://schemas.openxmlformats.org/drawingml/2006/main" xmlns:r="http://schemas.openxmlformats.org/officeDocument/2006/relationships" xmlns:c16r2="http://schemas.microsoft.com/office/drawing/2015/06/chart">
+  <c:date1904 val="0"/>
+  <c:lang val="pt-BR"/>
+  <c:roundedCorners val="0"/>
+  <mc:AlternateContent xmlns:mc="http://schemas.openxmlformats.org/markup-compatibility/2006">
+    <mc:Choice xmlns:c14="http://schemas.microsoft.com/office/drawing/2007/8/2/chart" Requires="c14">
+      <c14:style val="102"/>
+    </mc:Choice>
+    <mc:Fallback>
+      <c:style val="2"/>
+    </mc:Fallback>
+  </mc:AlternateContent>
+  <c:pivotSource>
+    <c:name>[relatorio_repositorios.xlsx]Planilha4!Tabela dinâmica3</c:name>
+    <c:fmtId val="-1"/>
+  </c:pivotSource>
+  <c:chart>
+    <c:title>
+      <c:tx>
+        <c:rich>
+          <a:bodyPr rot="0" spcFirstLastPara="1" vertOverflow="ellipsis" vert="horz" wrap="square" anchor="ctr" anchorCtr="1"/>
+          <a:lstStyle/>
+          <a:p>
+            <a:pPr>
+              <a:defRPr sz="1400" b="0" i="0" u="none" strike="noStrike" kern="1200" spc="0" baseline="0">
+                <a:solidFill>
+                  <a:schemeClr val="tx1">
+                    <a:lumMod val="65000"/>
+                    <a:lumOff val="35000"/>
+                  </a:schemeClr>
+                </a:solidFill>
+                <a:latin typeface="+mn-lt"/>
+                <a:ea typeface="+mn-ea"/>
+                <a:cs typeface="+mn-cs"/>
+              </a:defRPr>
+            </a:pPr>
+            <a:r>
+              <a:rPr lang="pt-BR" sz="1400" b="1" i="0" u="none" strike="noStrike" baseline="0"/>
+              <a:t>Frequência de Releases Lançadas</a:t>
+            </a:r>
+            <a:endParaRPr lang="en-US"/>
+          </a:p>
+        </c:rich>
+      </c:tx>
+      <c:overlay val="0"/>
+      <c:spPr>
+        <a:noFill/>
+        <a:ln>
+          <a:noFill/>
+        </a:ln>
+        <a:effectLst/>
+      </c:spPr>
+      <c:txPr>
+        <a:bodyPr rot="0" spcFirstLastPara="1" vertOverflow="ellipsis" vert="horz" wrap="square" anchor="ctr" anchorCtr="1"/>
+        <a:lstStyle/>
+        <a:p>
+          <a:pPr>
+            <a:defRPr sz="1400" b="0" i="0" u="none" strike="noStrike" kern="1200" spc="0" baseline="0">
+              <a:solidFill>
+                <a:schemeClr val="tx1">
+                  <a:lumMod val="65000"/>
+                  <a:lumOff val="35000"/>
+                </a:schemeClr>
+              </a:solidFill>
+              <a:latin typeface="+mn-lt"/>
+              <a:ea typeface="+mn-ea"/>
+              <a:cs typeface="+mn-cs"/>
+            </a:defRPr>
+          </a:pPr>
+          <a:endParaRPr lang="en-US"/>
+        </a:p>
+      </c:txPr>
+    </c:title>
+    <c:autoTitleDeleted val="0"/>
+    <c:pivotFmts>
+      <c:pivotFmt>
+        <c:idx val="0"/>
+        <c:spPr>
+          <a:solidFill>
+            <a:schemeClr val="accent1"/>
+          </a:solidFill>
+          <a:ln>
+            <a:noFill/>
+          </a:ln>
+          <a:effectLst/>
+        </c:spPr>
+        <c:marker>
+          <c:symbol val="none"/>
+        </c:marker>
+        <c:dLbl>
+          <c:idx val="0"/>
+          <c:spPr>
+            <a:noFill/>
+            <a:ln>
+              <a:noFill/>
+            </a:ln>
+            <a:effectLst/>
+          </c:spPr>
+          <c:txPr>
+            <a:bodyPr rot="0" spcFirstLastPara="1" vertOverflow="ellipsis" vert="horz" wrap="square" lIns="38100" tIns="19050" rIns="38100" bIns="19050" anchor="ctr" anchorCtr="1">
+              <a:spAutoFit/>
+            </a:bodyPr>
+            <a:lstStyle/>
+            <a:p>
+              <a:pPr>
+                <a:defRPr sz="900" b="0" i="0" u="none" strike="noStrike" kern="1200" baseline="0">
+                  <a:solidFill>
+                    <a:schemeClr val="tx1">
+                      <a:lumMod val="75000"/>
+                      <a:lumOff val="25000"/>
+                    </a:schemeClr>
+                  </a:solidFill>
+                  <a:latin typeface="+mn-lt"/>
+                  <a:ea typeface="+mn-ea"/>
+                  <a:cs typeface="+mn-cs"/>
+                </a:defRPr>
+              </a:pPr>
+              <a:endParaRPr lang="pt-BR"/>
+            </a:p>
+          </c:txPr>
+          <c:showLegendKey val="0"/>
+          <c:showVal val="1"/>
+          <c:showCatName val="0"/>
+          <c:showSerName val="0"/>
+          <c:showPercent val="0"/>
+          <c:showBubbleSize val="0"/>
+          <c:extLst>
+            <c:ext xmlns:c15="http://schemas.microsoft.com/office/drawing/2012/chart" uri="{CE6537A1-D6FC-4f65-9D91-7224C49458BB}"/>
+          </c:extLst>
+        </c:dLbl>
+      </c:pivotFmt>
+      <c:pivotFmt>
+        <c:idx val="1"/>
+        <c:spPr>
+          <a:solidFill>
+            <a:schemeClr val="accent1"/>
+          </a:solidFill>
+          <a:ln>
+            <a:noFill/>
+          </a:ln>
+          <a:effectLst/>
+        </c:spPr>
+        <c:marker>
+          <c:symbol val="none"/>
+        </c:marker>
+        <c:dLbl>
+          <c:idx val="0"/>
+          <c:spPr>
+            <a:noFill/>
+            <a:ln>
+              <a:noFill/>
+            </a:ln>
+            <a:effectLst/>
+          </c:spPr>
+          <c:txPr>
+            <a:bodyPr rot="0" spcFirstLastPara="1" vertOverflow="ellipsis" vert="horz" wrap="square" lIns="38100" tIns="19050" rIns="38100" bIns="19050" anchor="ctr" anchorCtr="1">
+              <a:spAutoFit/>
+            </a:bodyPr>
+            <a:lstStyle/>
+            <a:p>
+              <a:pPr>
+                <a:defRPr sz="900" b="0" i="0" u="none" strike="noStrike" kern="1200" baseline="0">
+                  <a:solidFill>
+                    <a:schemeClr val="tx1">
+                      <a:lumMod val="75000"/>
+                      <a:lumOff val="25000"/>
+                    </a:schemeClr>
+                  </a:solidFill>
+                  <a:latin typeface="+mn-lt"/>
+                  <a:ea typeface="+mn-ea"/>
+                  <a:cs typeface="+mn-cs"/>
+                </a:defRPr>
+              </a:pPr>
+              <a:endParaRPr lang="pt-BR"/>
+            </a:p>
+          </c:txPr>
+          <c:showLegendKey val="0"/>
+          <c:showVal val="1"/>
+          <c:showCatName val="0"/>
+          <c:showSerName val="0"/>
+          <c:showPercent val="0"/>
+          <c:showBubbleSize val="0"/>
+          <c:extLst>
+            <c:ext xmlns:c15="http://schemas.microsoft.com/office/drawing/2012/chart" uri="{CE6537A1-D6FC-4f65-9D91-7224C49458BB}"/>
+          </c:extLst>
+        </c:dLbl>
+      </c:pivotFmt>
+      <c:pivotFmt>
+        <c:idx val="2"/>
+        <c:spPr>
+          <a:solidFill>
+            <a:schemeClr val="accent1"/>
+          </a:solidFill>
+          <a:ln>
+            <a:noFill/>
+          </a:ln>
+          <a:effectLst/>
+        </c:spPr>
+        <c:marker>
+          <c:symbol val="none"/>
+        </c:marker>
+        <c:dLbl>
+          <c:idx val="0"/>
+          <c:spPr>
+            <a:noFill/>
+            <a:ln>
+              <a:noFill/>
+            </a:ln>
+            <a:effectLst/>
+          </c:spPr>
+          <c:txPr>
+            <a:bodyPr rot="0" spcFirstLastPara="1" vertOverflow="ellipsis" vert="horz" wrap="square" lIns="38100" tIns="19050" rIns="38100" bIns="19050" anchor="ctr" anchorCtr="1">
+              <a:spAutoFit/>
+            </a:bodyPr>
+            <a:lstStyle/>
+            <a:p>
+              <a:pPr>
+                <a:defRPr sz="900" b="0" i="0" u="none" strike="noStrike" kern="1200" baseline="0">
+                  <a:solidFill>
+                    <a:schemeClr val="tx1">
+                      <a:lumMod val="75000"/>
+                      <a:lumOff val="25000"/>
+                    </a:schemeClr>
+                  </a:solidFill>
+                  <a:latin typeface="+mn-lt"/>
+                  <a:ea typeface="+mn-ea"/>
+                  <a:cs typeface="+mn-cs"/>
+                </a:defRPr>
+              </a:pPr>
+              <a:endParaRPr lang="pt-BR"/>
+            </a:p>
+          </c:txPr>
+          <c:showLegendKey val="0"/>
+          <c:showVal val="1"/>
+          <c:showCatName val="0"/>
+          <c:showSerName val="0"/>
+          <c:showPercent val="0"/>
+          <c:showBubbleSize val="0"/>
+          <c:extLst>
+            <c:ext xmlns:c15="http://schemas.microsoft.com/office/drawing/2012/chart" uri="{CE6537A1-D6FC-4f65-9D91-7224C49458BB}"/>
+          </c:extLst>
+        </c:dLbl>
+      </c:pivotFmt>
+    </c:pivotFmts>
+    <c:plotArea>
+      <c:layout/>
+      <c:barChart>
+        <c:barDir val="col"/>
+        <c:grouping val="clustered"/>
+        <c:varyColors val="0"/>
+        <c:ser>
+          <c:idx val="0"/>
+          <c:order val="0"/>
+          <c:tx>
+            <c:strRef>
+              <c:f>Planilha4!$B$3</c:f>
+              <c:strCache>
+                <c:ptCount val="1"/>
+                <c:pt idx="0">
+                  <c:v>Total</c:v>
+                </c:pt>
+              </c:strCache>
+            </c:strRef>
+          </c:tx>
+          <c:spPr>
+            <a:solidFill>
+              <a:schemeClr val="accent1"/>
+            </a:solidFill>
+            <a:ln>
+              <a:noFill/>
+            </a:ln>
+            <a:effectLst/>
+          </c:spPr>
+          <c:invertIfNegative val="0"/>
+          <c:dLbls>
+            <c:spPr>
+              <a:noFill/>
+              <a:ln>
+                <a:noFill/>
+              </a:ln>
+              <a:effectLst/>
+            </c:spPr>
+            <c:txPr>
+              <a:bodyPr rot="0" spcFirstLastPara="1" vertOverflow="ellipsis" vert="horz" wrap="square" lIns="38100" tIns="19050" rIns="38100" bIns="19050" anchor="ctr" anchorCtr="1">
+                <a:spAutoFit/>
+              </a:bodyPr>
+              <a:lstStyle/>
+              <a:p>
+                <a:pPr>
+                  <a:defRPr sz="900" b="0" i="0" u="none" strike="noStrike" kern="1200" baseline="0">
+                    <a:solidFill>
+                      <a:schemeClr val="tx1">
+                        <a:lumMod val="75000"/>
+                        <a:lumOff val="25000"/>
+                      </a:schemeClr>
+                    </a:solidFill>
+                    <a:latin typeface="+mn-lt"/>
+                    <a:ea typeface="+mn-ea"/>
+                    <a:cs typeface="+mn-cs"/>
+                  </a:defRPr>
+                </a:pPr>
+                <a:endParaRPr lang="pt-BR"/>
+              </a:p>
+            </c:txPr>
+            <c:showLegendKey val="0"/>
+            <c:showVal val="1"/>
+            <c:showCatName val="0"/>
+            <c:showSerName val="0"/>
+            <c:showPercent val="0"/>
+            <c:showBubbleSize val="0"/>
+            <c:showLeaderLines val="0"/>
+            <c:extLst>
+              <c:ext xmlns:c15="http://schemas.microsoft.com/office/drawing/2012/chart" uri="{CE6537A1-D6FC-4f65-9D91-7224C49458BB}">
+                <c15:showLeaderLines val="1"/>
+                <c15:leaderLines>
+                  <c:spPr>
+                    <a:ln w="9525" cap="flat" cmpd="sng" algn="ctr">
+                      <a:solidFill>
+                        <a:schemeClr val="tx1">
+                          <a:lumMod val="35000"/>
+                          <a:lumOff val="65000"/>
+                        </a:schemeClr>
+                      </a:solidFill>
+                      <a:round/>
+                    </a:ln>
+                    <a:effectLst/>
+                  </c:spPr>
+                </c15:leaderLines>
+              </c:ext>
+            </c:extLst>
+          </c:dLbls>
+          <c:cat>
+            <c:strRef>
+              <c:f>Planilha4!$A$4:$A$15</c:f>
+              <c:strCache>
+                <c:ptCount val="11"/>
+                <c:pt idx="0">
+                  <c:v>0-49</c:v>
+                </c:pt>
+                <c:pt idx="1">
+                  <c:v>50-99</c:v>
+                </c:pt>
+                <c:pt idx="2">
+                  <c:v>100-149</c:v>
+                </c:pt>
+                <c:pt idx="3">
+                  <c:v>150-199</c:v>
+                </c:pt>
+                <c:pt idx="4">
+                  <c:v>200-249</c:v>
+                </c:pt>
+                <c:pt idx="5">
+                  <c:v>250-299</c:v>
+                </c:pt>
+                <c:pt idx="6">
+                  <c:v>300-349</c:v>
+                </c:pt>
+                <c:pt idx="7">
+                  <c:v>350-399</c:v>
+                </c:pt>
+                <c:pt idx="8">
+                  <c:v>400-449</c:v>
+                </c:pt>
+                <c:pt idx="9">
+                  <c:v>450-500</c:v>
+                </c:pt>
+                <c:pt idx="10">
+                  <c:v>&gt;500</c:v>
+                </c:pt>
+              </c:strCache>
+            </c:strRef>
+          </c:cat>
+          <c:val>
+            <c:numRef>
+              <c:f>Planilha4!$B$4:$B$15</c:f>
+              <c:numCache>
+                <c:formatCode>General</c:formatCode>
+                <c:ptCount val="11"/>
+                <c:pt idx="0">
+                  <c:v>536</c:v>
+                </c:pt>
+                <c:pt idx="1">
+                  <c:v>118</c:v>
+                </c:pt>
+                <c:pt idx="2">
+                  <c:v>106</c:v>
+                </c:pt>
+                <c:pt idx="3">
+                  <c:v>56</c:v>
+                </c:pt>
+                <c:pt idx="4">
+                  <c:v>43</c:v>
+                </c:pt>
+                <c:pt idx="5">
+                  <c:v>28</c:v>
+                </c:pt>
+                <c:pt idx="6">
+                  <c:v>19</c:v>
+                </c:pt>
+                <c:pt idx="7">
+                  <c:v>15</c:v>
+                </c:pt>
+                <c:pt idx="8">
+                  <c:v>10</c:v>
+                </c:pt>
+                <c:pt idx="9">
+                  <c:v>10</c:v>
+                </c:pt>
+                <c:pt idx="10">
+                  <c:v>59</c:v>
+                </c:pt>
+              </c:numCache>
+            </c:numRef>
+          </c:val>
+          <c:extLst>
+            <c:ext xmlns:c16="http://schemas.microsoft.com/office/drawing/2014/chart" uri="{C3380CC4-5D6E-409C-BE32-E72D297353CC}">
+              <c16:uniqueId val="{00000000-468D-4A08-AF76-A25B935EE225}"/>
+            </c:ext>
+          </c:extLst>
+        </c:ser>
+        <c:dLbls>
+          <c:showLegendKey val="0"/>
+          <c:showVal val="0"/>
+          <c:showCatName val="0"/>
+          <c:showSerName val="0"/>
+          <c:showPercent val="0"/>
+          <c:showBubbleSize val="0"/>
+        </c:dLbls>
+        <c:gapWidth val="219"/>
+        <c:overlap val="-27"/>
+        <c:axId val="379905727"/>
+        <c:axId val="379906207"/>
+      </c:barChart>
+      <c:catAx>
+        <c:axId val="379905727"/>
+        <c:scaling>
+          <c:orientation val="minMax"/>
+        </c:scaling>
+        <c:delete val="0"/>
+        <c:axPos val="b"/>
+        <c:numFmt formatCode="General" sourceLinked="1"/>
+        <c:majorTickMark val="none"/>
+        <c:minorTickMark val="none"/>
+        <c:tickLblPos val="nextTo"/>
+        <c:spPr>
+          <a:noFill/>
+          <a:ln w="9525" cap="flat" cmpd="sng" algn="ctr">
+            <a:solidFill>
+              <a:schemeClr val="tx1">
+                <a:lumMod val="15000"/>
+                <a:lumOff val="85000"/>
+              </a:schemeClr>
+            </a:solidFill>
+            <a:round/>
+          </a:ln>
+          <a:effectLst/>
+        </c:spPr>
+        <c:txPr>
+          <a:bodyPr rot="-60000000" spcFirstLastPara="1" vertOverflow="ellipsis" vert="horz" wrap="square" anchor="ctr" anchorCtr="1"/>
+          <a:lstStyle/>
+          <a:p>
+            <a:pPr>
+              <a:defRPr sz="900" b="0" i="0" u="none" strike="noStrike" kern="1200" baseline="0">
+                <a:solidFill>
+                  <a:schemeClr val="tx1">
+                    <a:lumMod val="65000"/>
+                    <a:lumOff val="35000"/>
+                  </a:schemeClr>
+                </a:solidFill>
+                <a:latin typeface="+mn-lt"/>
+                <a:ea typeface="+mn-ea"/>
+                <a:cs typeface="+mn-cs"/>
+              </a:defRPr>
+            </a:pPr>
+            <a:endParaRPr lang="pt-BR"/>
+          </a:p>
+        </c:txPr>
+        <c:crossAx val="379906207"/>
+        <c:crosses val="autoZero"/>
+        <c:auto val="1"/>
+        <c:lblAlgn val="ctr"/>
+        <c:lblOffset val="100"/>
+        <c:noMultiLvlLbl val="0"/>
+      </c:catAx>
+      <c:valAx>
+        <c:axId val="379906207"/>
+        <c:scaling>
+          <c:orientation val="minMax"/>
+        </c:scaling>
+        <c:delete val="1"/>
+        <c:axPos val="l"/>
+        <c:majorGridlines>
+          <c:spPr>
+            <a:ln w="9525" cap="flat" cmpd="sng" algn="ctr">
+              <a:solidFill>
+                <a:schemeClr val="tx1">
+                  <a:lumMod val="15000"/>
+                  <a:lumOff val="85000"/>
+                </a:schemeClr>
+              </a:solidFill>
+              <a:round/>
+            </a:ln>
+            <a:effectLst/>
+          </c:spPr>
+        </c:majorGridlines>
+        <c:numFmt formatCode="General" sourceLinked="1"/>
+        <c:majorTickMark val="none"/>
+        <c:minorTickMark val="none"/>
+        <c:tickLblPos val="nextTo"/>
+        <c:crossAx val="379905727"/>
+        <c:crosses val="autoZero"/>
+        <c:crossBetween val="between"/>
+      </c:valAx>
+      <c:spPr>
+        <a:noFill/>
+        <a:ln>
+          <a:noFill/>
+        </a:ln>
+        <a:effectLst/>
+      </c:spPr>
+    </c:plotArea>
+    <c:legend>
+      <c:legendPos val="r"/>
+      <c:overlay val="0"/>
+      <c:spPr>
+        <a:noFill/>
+        <a:ln>
+          <a:noFill/>
+        </a:ln>
+        <a:effectLst/>
+      </c:spPr>
+      <c:txPr>
+        <a:bodyPr rot="0" spcFirstLastPara="1" vertOverflow="ellipsis" vert="horz" wrap="square" anchor="ctr" anchorCtr="1"/>
+        <a:lstStyle/>
+        <a:p>
+          <a:pPr>
+            <a:defRPr sz="900" b="0" i="0" u="none" strike="noStrike" kern="1200" baseline="0">
+              <a:solidFill>
+                <a:schemeClr val="tx1">
+                  <a:lumMod val="65000"/>
+                  <a:lumOff val="35000"/>
+                </a:schemeClr>
+              </a:solidFill>
+              <a:latin typeface="+mn-lt"/>
+              <a:ea typeface="+mn-ea"/>
+              <a:cs typeface="+mn-cs"/>
+            </a:defRPr>
+          </a:pPr>
+          <a:endParaRPr lang="pt-BR"/>
+        </a:p>
+      </c:txPr>
+    </c:legend>
+    <c:plotVisOnly val="1"/>
+    <c:dispBlanksAs val="gap"/>
+    <c:showDLblsOverMax val="0"/>
+    <c:extLst>
+      <c:ext xmlns:c16r3="http://schemas.microsoft.com/office/drawing/2017/03/chart" uri="{56B9EC1D-385E-4148-901F-78D8002777C0}">
+        <c16r3:dataDisplayOptions16>
+          <c16r3:dispNaAsBlank val="1"/>
+        </c16r3:dataDisplayOptions16>
+      </c:ext>
+    </c:extLst>
+  </c:chart>
+  <c:spPr>
+    <a:solidFill>
+      <a:schemeClr val="bg1"/>
+    </a:solidFill>
+    <a:ln w="9525" cap="flat" cmpd="sng" algn="ctr">
+      <a:solidFill>
+        <a:schemeClr val="tx1">
+          <a:lumMod val="15000"/>
+          <a:lumOff val="85000"/>
+        </a:schemeClr>
+      </a:solidFill>
+      <a:round/>
+    </a:ln>
+    <a:effectLst/>
+  </c:spPr>
+  <c:txPr>
+    <a:bodyPr/>
+    <a:lstStyle/>
+    <a:p>
+      <a:pPr>
+        <a:defRPr/>
+      </a:pPr>
+      <a:endParaRPr lang="pt-BR"/>
+    </a:p>
+  </c:txPr>
+  <c:externalData r:id="rId3">
+    <c:autoUpdate val="0"/>
+  </c:externalData>
+  <c:extLst>
+    <c:ext xmlns:c14="http://schemas.microsoft.com/office/drawing/2007/8/2/chart" uri="{781A3756-C4B2-4CAC-9D66-4F8BD8637D16}">
+      <c14:pivotOptions>
+        <c14:dropZoneFilter val="1"/>
+        <c14:dropZoneCategories val="1"/>
+        <c14:dropZoneData val="1"/>
+        <c14:dropZoneSeries val="1"/>
+        <c14:dropZonesVisible val="1"/>
+      </c14:pivotOptions>
+    </c:ext>
+    <c:ext xmlns:c16="http://schemas.microsoft.com/office/drawing/2014/chart" uri="{E28EC0CA-F0BB-4C9C-879D-F8772B89E7AC}">
+      <c16:pivotOptions16>
+        <c16:showExpandCollapseFieldButtons val="1"/>
+      </c16:pivotOptions16>
+    </c:ext>
+  </c:extLst>
+</c:chartSpace>
+</file>
+
+<file path=word/charts/chart4.xml><?xml version="1.0" encoding="utf-8"?>
+<c:chartSpace xmlns:c="http://schemas.openxmlformats.org/drawingml/2006/chart" xmlns:a="http://schemas.openxmlformats.org/drawingml/2006/main" xmlns:r="http://schemas.openxmlformats.org/officeDocument/2006/relationships" xmlns:c16r2="http://schemas.microsoft.com/office/drawing/2015/06/chart">
+  <c:date1904 val="0"/>
+  <c:lang val="pt-BR"/>
+  <c:roundedCorners val="0"/>
+  <mc:AlternateContent xmlns:mc="http://schemas.openxmlformats.org/markup-compatibility/2006">
+    <mc:Choice xmlns:c14="http://schemas.microsoft.com/office/drawing/2007/8/2/chart" Requires="c14">
+      <c14:style val="102"/>
+    </mc:Choice>
+    <mc:Fallback>
+      <c:style val="2"/>
+    </mc:Fallback>
+  </mc:AlternateContent>
+  <c:pivotSource>
+    <c:name>[relatorio_repositorios.xlsx]Planilha5!Tabela dinâmica4</c:name>
+    <c:fmtId val="-1"/>
+  </c:pivotSource>
+  <c:chart>
+    <c:title>
+      <c:tx>
+        <c:rich>
+          <a:bodyPr rot="0" spcFirstLastPara="1" vertOverflow="ellipsis" vert="horz" wrap="square" anchor="ctr" anchorCtr="1"/>
+          <a:lstStyle/>
+          <a:p>
+            <a:pPr>
+              <a:defRPr sz="1400" b="0" i="0" u="none" strike="noStrike" kern="1200" spc="0" baseline="0">
+                <a:solidFill>
+                  <a:schemeClr val="tx1">
+                    <a:lumMod val="65000"/>
+                    <a:lumOff val="35000"/>
+                  </a:schemeClr>
+                </a:solidFill>
+                <a:latin typeface="+mn-lt"/>
+                <a:ea typeface="+mn-ea"/>
+                <a:cs typeface="+mn-cs"/>
+              </a:defRPr>
+            </a:pPr>
+            <a:r>
+              <a:rPr lang="pt-BR" sz="1400" b="1" i="0" u="none" strike="noStrike" baseline="0"/>
+              <a:t>Tempo desde a Última Atualização (em dias)</a:t>
+            </a:r>
+            <a:endParaRPr lang="en-US"/>
+          </a:p>
+        </c:rich>
+      </c:tx>
+      <c:overlay val="0"/>
+      <c:spPr>
+        <a:noFill/>
+        <a:ln>
+          <a:noFill/>
+        </a:ln>
+        <a:effectLst/>
+      </c:spPr>
+      <c:txPr>
+        <a:bodyPr rot="0" spcFirstLastPara="1" vertOverflow="ellipsis" vert="horz" wrap="square" anchor="ctr" anchorCtr="1"/>
+        <a:lstStyle/>
+        <a:p>
+          <a:pPr>
+            <a:defRPr sz="1400" b="0" i="0" u="none" strike="noStrike" kern="1200" spc="0" baseline="0">
+              <a:solidFill>
+                <a:schemeClr val="tx1">
+                  <a:lumMod val="65000"/>
+                  <a:lumOff val="35000"/>
+                </a:schemeClr>
+              </a:solidFill>
+              <a:latin typeface="+mn-lt"/>
+              <a:ea typeface="+mn-ea"/>
+              <a:cs typeface="+mn-cs"/>
+            </a:defRPr>
+          </a:pPr>
+          <a:endParaRPr lang="en-US"/>
+        </a:p>
+      </c:txPr>
+    </c:title>
+    <c:autoTitleDeleted val="0"/>
+    <c:pivotFmts>
+      <c:pivotFmt>
+        <c:idx val="0"/>
+        <c:spPr>
+          <a:solidFill>
+            <a:schemeClr val="accent1"/>
+          </a:solidFill>
+          <a:ln>
+            <a:noFill/>
+          </a:ln>
+          <a:effectLst/>
+        </c:spPr>
+        <c:marker>
+          <c:symbol val="none"/>
+        </c:marker>
+        <c:dLbl>
+          <c:idx val="0"/>
+          <c:spPr>
+            <a:noFill/>
+            <a:ln>
+              <a:noFill/>
+            </a:ln>
+            <a:effectLst/>
+          </c:spPr>
+          <c:txPr>
+            <a:bodyPr rot="0" spcFirstLastPara="1" vertOverflow="ellipsis" vert="horz" wrap="square" lIns="38100" tIns="19050" rIns="38100" bIns="19050" anchor="ctr" anchorCtr="1">
+              <a:spAutoFit/>
+            </a:bodyPr>
+            <a:lstStyle/>
+            <a:p>
+              <a:pPr>
+                <a:defRPr sz="900" b="0" i="0" u="none" strike="noStrike" kern="1200" baseline="0">
+                  <a:solidFill>
+                    <a:schemeClr val="tx1">
+                      <a:lumMod val="75000"/>
+                      <a:lumOff val="25000"/>
+                    </a:schemeClr>
+                  </a:solidFill>
+                  <a:latin typeface="+mn-lt"/>
+                  <a:ea typeface="+mn-ea"/>
+                  <a:cs typeface="+mn-cs"/>
+                </a:defRPr>
+              </a:pPr>
+              <a:endParaRPr lang="pt-BR"/>
+            </a:p>
+          </c:txPr>
+          <c:showLegendKey val="0"/>
+          <c:showVal val="1"/>
+          <c:showCatName val="0"/>
+          <c:showSerName val="0"/>
+          <c:showPercent val="0"/>
+          <c:showBubbleSize val="0"/>
+          <c:extLst>
+            <c:ext xmlns:c15="http://schemas.microsoft.com/office/drawing/2012/chart" uri="{CE6537A1-D6FC-4f65-9D91-7224C49458BB}"/>
+          </c:extLst>
+        </c:dLbl>
+      </c:pivotFmt>
+      <c:pivotFmt>
+        <c:idx val="1"/>
+        <c:spPr>
+          <a:solidFill>
+            <a:schemeClr val="accent1"/>
+          </a:solidFill>
+          <a:ln>
+            <a:noFill/>
+          </a:ln>
+          <a:effectLst/>
+        </c:spPr>
+        <c:marker>
+          <c:symbol val="none"/>
+        </c:marker>
+        <c:dLbl>
+          <c:idx val="0"/>
+          <c:spPr>
+            <a:noFill/>
+            <a:ln>
+              <a:noFill/>
+            </a:ln>
+            <a:effectLst/>
+          </c:spPr>
+          <c:txPr>
+            <a:bodyPr rot="0" spcFirstLastPara="1" vertOverflow="ellipsis" vert="horz" wrap="square" lIns="38100" tIns="19050" rIns="38100" bIns="19050" anchor="ctr" anchorCtr="1">
+              <a:spAutoFit/>
+            </a:bodyPr>
+            <a:lstStyle/>
+            <a:p>
+              <a:pPr>
+                <a:defRPr sz="900" b="0" i="0" u="none" strike="noStrike" kern="1200" baseline="0">
+                  <a:solidFill>
+                    <a:schemeClr val="tx1">
+                      <a:lumMod val="75000"/>
+                      <a:lumOff val="25000"/>
+                    </a:schemeClr>
+                  </a:solidFill>
+                  <a:latin typeface="+mn-lt"/>
+                  <a:ea typeface="+mn-ea"/>
+                  <a:cs typeface="+mn-cs"/>
+                </a:defRPr>
+              </a:pPr>
+              <a:endParaRPr lang="pt-BR"/>
+            </a:p>
+          </c:txPr>
+          <c:showLegendKey val="0"/>
+          <c:showVal val="1"/>
+          <c:showCatName val="0"/>
+          <c:showSerName val="0"/>
+          <c:showPercent val="0"/>
+          <c:showBubbleSize val="0"/>
+          <c:extLst>
+            <c:ext xmlns:c15="http://schemas.microsoft.com/office/drawing/2012/chart" uri="{CE6537A1-D6FC-4f65-9D91-7224C49458BB}"/>
+          </c:extLst>
+        </c:dLbl>
+      </c:pivotFmt>
+      <c:pivotFmt>
+        <c:idx val="2"/>
+        <c:spPr>
+          <a:solidFill>
+            <a:schemeClr val="accent1"/>
+          </a:solidFill>
+          <a:ln>
+            <a:noFill/>
+          </a:ln>
+          <a:effectLst/>
+        </c:spPr>
+        <c:marker>
+          <c:symbol val="none"/>
+        </c:marker>
+        <c:dLbl>
+          <c:idx val="0"/>
+          <c:spPr>
+            <a:noFill/>
+            <a:ln>
+              <a:noFill/>
+            </a:ln>
+            <a:effectLst/>
+          </c:spPr>
+          <c:txPr>
+            <a:bodyPr rot="0" spcFirstLastPara="1" vertOverflow="ellipsis" vert="horz" wrap="square" lIns="38100" tIns="19050" rIns="38100" bIns="19050" anchor="ctr" anchorCtr="1">
+              <a:spAutoFit/>
+            </a:bodyPr>
+            <a:lstStyle/>
+            <a:p>
+              <a:pPr>
+                <a:defRPr sz="900" b="0" i="0" u="none" strike="noStrike" kern="1200" baseline="0">
+                  <a:solidFill>
+                    <a:schemeClr val="tx1">
+                      <a:lumMod val="75000"/>
+                      <a:lumOff val="25000"/>
+                    </a:schemeClr>
+                  </a:solidFill>
+                  <a:latin typeface="+mn-lt"/>
+                  <a:ea typeface="+mn-ea"/>
+                  <a:cs typeface="+mn-cs"/>
+                </a:defRPr>
+              </a:pPr>
+              <a:endParaRPr lang="pt-BR"/>
+            </a:p>
+          </c:txPr>
+          <c:showLegendKey val="0"/>
+          <c:showVal val="1"/>
+          <c:showCatName val="0"/>
+          <c:showSerName val="0"/>
+          <c:showPercent val="0"/>
+          <c:showBubbleSize val="0"/>
+          <c:extLst>
+            <c:ext xmlns:c15="http://schemas.microsoft.com/office/drawing/2012/chart" uri="{CE6537A1-D6FC-4f65-9D91-7224C49458BB}"/>
+          </c:extLst>
+        </c:dLbl>
+      </c:pivotFmt>
+    </c:pivotFmts>
+    <c:plotArea>
+      <c:layout/>
+      <c:barChart>
+        <c:barDir val="col"/>
+        <c:grouping val="clustered"/>
+        <c:varyColors val="0"/>
+        <c:ser>
+          <c:idx val="0"/>
+          <c:order val="0"/>
+          <c:tx>
+            <c:strRef>
+              <c:f>Planilha5!$B$3</c:f>
+              <c:strCache>
+                <c:ptCount val="1"/>
+                <c:pt idx="0">
+                  <c:v>Total</c:v>
+                </c:pt>
+              </c:strCache>
+            </c:strRef>
+          </c:tx>
+          <c:spPr>
+            <a:solidFill>
+              <a:schemeClr val="accent1"/>
+            </a:solidFill>
+            <a:ln>
+              <a:noFill/>
+            </a:ln>
+            <a:effectLst/>
+          </c:spPr>
+          <c:invertIfNegative val="0"/>
+          <c:dLbls>
+            <c:spPr>
+              <a:noFill/>
+              <a:ln>
+                <a:noFill/>
+              </a:ln>
+              <a:effectLst/>
+            </c:spPr>
+            <c:txPr>
+              <a:bodyPr rot="0" spcFirstLastPara="1" vertOverflow="ellipsis" vert="horz" wrap="square" lIns="38100" tIns="19050" rIns="38100" bIns="19050" anchor="ctr" anchorCtr="1">
+                <a:spAutoFit/>
+              </a:bodyPr>
+              <a:lstStyle/>
+              <a:p>
+                <a:pPr>
+                  <a:defRPr sz="900" b="0" i="0" u="none" strike="noStrike" kern="1200" baseline="0">
+                    <a:solidFill>
+                      <a:schemeClr val="tx1">
+                        <a:lumMod val="75000"/>
+                        <a:lumOff val="25000"/>
+                      </a:schemeClr>
+                    </a:solidFill>
+                    <a:latin typeface="+mn-lt"/>
+                    <a:ea typeface="+mn-ea"/>
+                    <a:cs typeface="+mn-cs"/>
+                  </a:defRPr>
+                </a:pPr>
+                <a:endParaRPr lang="pt-BR"/>
+              </a:p>
+            </c:txPr>
+            <c:showLegendKey val="0"/>
+            <c:showVal val="1"/>
+            <c:showCatName val="0"/>
+            <c:showSerName val="0"/>
+            <c:showPercent val="0"/>
+            <c:showBubbleSize val="0"/>
+            <c:showLeaderLines val="0"/>
+            <c:extLst>
+              <c:ext xmlns:c15="http://schemas.microsoft.com/office/drawing/2012/chart" uri="{CE6537A1-D6FC-4f65-9D91-7224C49458BB}">
+                <c15:showLeaderLines val="1"/>
+                <c15:leaderLines>
+                  <c:spPr>
+                    <a:ln w="9525" cap="flat" cmpd="sng" algn="ctr">
+                      <a:solidFill>
+                        <a:schemeClr val="tx1">
+                          <a:lumMod val="35000"/>
+                          <a:lumOff val="65000"/>
+                        </a:schemeClr>
+                      </a:solidFill>
+                      <a:round/>
+                    </a:ln>
+                    <a:effectLst/>
+                  </c:spPr>
+                </c15:leaderLines>
+              </c:ext>
+            </c:extLst>
+          </c:dLbls>
+          <c:cat>
+            <c:strRef>
+              <c:f>Planilha5!$A$4:$A$8</c:f>
+              <c:strCache>
+                <c:ptCount val="4"/>
+                <c:pt idx="0">
+                  <c:v>0</c:v>
+                </c:pt>
+                <c:pt idx="1">
+                  <c:v>1</c:v>
+                </c:pt>
+                <c:pt idx="2">
+                  <c:v>2</c:v>
+                </c:pt>
+                <c:pt idx="3">
+                  <c:v>4</c:v>
+                </c:pt>
+              </c:strCache>
+            </c:strRef>
+          </c:cat>
+          <c:val>
+            <c:numRef>
+              <c:f>Planilha5!$B$4:$B$8</c:f>
+              <c:numCache>
+                <c:formatCode>General</c:formatCode>
+                <c:ptCount val="4"/>
+                <c:pt idx="0">
+                  <c:v>986</c:v>
+                </c:pt>
+                <c:pt idx="1">
+                  <c:v>12</c:v>
+                </c:pt>
+                <c:pt idx="2">
+                  <c:v>1</c:v>
+                </c:pt>
+                <c:pt idx="3">
+                  <c:v>1</c:v>
+                </c:pt>
+              </c:numCache>
+            </c:numRef>
+          </c:val>
+          <c:extLst>
+            <c:ext xmlns:c16="http://schemas.microsoft.com/office/drawing/2014/chart" uri="{C3380CC4-5D6E-409C-BE32-E72D297353CC}">
+              <c16:uniqueId val="{00000000-6734-4E12-8EE0-D2D050F6674E}"/>
+            </c:ext>
+          </c:extLst>
+        </c:ser>
+        <c:dLbls>
+          <c:showLegendKey val="0"/>
+          <c:showVal val="0"/>
+          <c:showCatName val="0"/>
+          <c:showSerName val="0"/>
+          <c:showPercent val="0"/>
+          <c:showBubbleSize val="0"/>
+        </c:dLbls>
+        <c:gapWidth val="219"/>
+        <c:overlap val="-27"/>
+        <c:axId val="2034363024"/>
+        <c:axId val="2034360624"/>
+      </c:barChart>
+      <c:catAx>
+        <c:axId val="2034363024"/>
+        <c:scaling>
+          <c:orientation val="minMax"/>
+        </c:scaling>
+        <c:delete val="0"/>
+        <c:axPos val="b"/>
+        <c:numFmt formatCode="General" sourceLinked="1"/>
+        <c:majorTickMark val="none"/>
+        <c:minorTickMark val="none"/>
+        <c:tickLblPos val="nextTo"/>
+        <c:spPr>
+          <a:noFill/>
+          <a:ln w="9525" cap="flat" cmpd="sng" algn="ctr">
+            <a:solidFill>
+              <a:schemeClr val="tx1">
+                <a:lumMod val="15000"/>
+                <a:lumOff val="85000"/>
+              </a:schemeClr>
+            </a:solidFill>
+            <a:round/>
+          </a:ln>
+          <a:effectLst/>
+        </c:spPr>
+        <c:txPr>
+          <a:bodyPr rot="-60000000" spcFirstLastPara="1" vertOverflow="ellipsis" vert="horz" wrap="square" anchor="ctr" anchorCtr="1"/>
+          <a:lstStyle/>
+          <a:p>
+            <a:pPr>
+              <a:defRPr sz="900" b="0" i="0" u="none" strike="noStrike" kern="1200" baseline="0">
+                <a:solidFill>
+                  <a:schemeClr val="tx1">
+                    <a:lumMod val="65000"/>
+                    <a:lumOff val="35000"/>
+                  </a:schemeClr>
+                </a:solidFill>
+                <a:latin typeface="+mn-lt"/>
+                <a:ea typeface="+mn-ea"/>
+                <a:cs typeface="+mn-cs"/>
+              </a:defRPr>
+            </a:pPr>
+            <a:endParaRPr lang="pt-BR"/>
+          </a:p>
+        </c:txPr>
+        <c:crossAx val="2034360624"/>
+        <c:crosses val="autoZero"/>
+        <c:auto val="1"/>
+        <c:lblAlgn val="ctr"/>
+        <c:lblOffset val="100"/>
+        <c:noMultiLvlLbl val="0"/>
+      </c:catAx>
+      <c:valAx>
+        <c:axId val="2034360624"/>
+        <c:scaling>
+          <c:orientation val="minMax"/>
+        </c:scaling>
+        <c:delete val="1"/>
+        <c:axPos val="l"/>
+        <c:majorGridlines>
+          <c:spPr>
+            <a:ln w="9525" cap="flat" cmpd="sng" algn="ctr">
+              <a:solidFill>
+                <a:schemeClr val="tx1">
+                  <a:lumMod val="15000"/>
+                  <a:lumOff val="85000"/>
+                </a:schemeClr>
+              </a:solidFill>
+              <a:round/>
+            </a:ln>
+            <a:effectLst/>
+          </c:spPr>
+        </c:majorGridlines>
+        <c:numFmt formatCode="General" sourceLinked="1"/>
+        <c:majorTickMark val="none"/>
+        <c:minorTickMark val="none"/>
+        <c:tickLblPos val="nextTo"/>
+        <c:crossAx val="2034363024"/>
+        <c:crosses val="autoZero"/>
+        <c:crossBetween val="between"/>
+      </c:valAx>
+      <c:spPr>
+        <a:noFill/>
+        <a:ln>
+          <a:noFill/>
+        </a:ln>
+        <a:effectLst/>
+      </c:spPr>
+    </c:plotArea>
+    <c:legend>
+      <c:legendPos val="r"/>
+      <c:overlay val="0"/>
+      <c:spPr>
+        <a:noFill/>
+        <a:ln>
+          <a:noFill/>
+        </a:ln>
+        <a:effectLst/>
+      </c:spPr>
+      <c:txPr>
+        <a:bodyPr rot="0" spcFirstLastPara="1" vertOverflow="ellipsis" vert="horz" wrap="square" anchor="ctr" anchorCtr="1"/>
+        <a:lstStyle/>
+        <a:p>
+          <a:pPr>
+            <a:defRPr sz="900" b="0" i="0" u="none" strike="noStrike" kern="1200" baseline="0">
+              <a:solidFill>
+                <a:schemeClr val="tx1">
+                  <a:lumMod val="65000"/>
+                  <a:lumOff val="35000"/>
+                </a:schemeClr>
+              </a:solidFill>
+              <a:latin typeface="+mn-lt"/>
+              <a:ea typeface="+mn-ea"/>
+              <a:cs typeface="+mn-cs"/>
+            </a:defRPr>
+          </a:pPr>
+          <a:endParaRPr lang="pt-BR"/>
+        </a:p>
+      </c:txPr>
+    </c:legend>
+    <c:plotVisOnly val="1"/>
+    <c:dispBlanksAs val="gap"/>
+    <c:showDLblsOverMax val="0"/>
+    <c:extLst>
+      <c:ext xmlns:c16r3="http://schemas.microsoft.com/office/drawing/2017/03/chart" uri="{56B9EC1D-385E-4148-901F-78D8002777C0}">
+        <c16r3:dataDisplayOptions16>
+          <c16r3:dispNaAsBlank val="1"/>
+        </c16r3:dataDisplayOptions16>
+      </c:ext>
+    </c:extLst>
+  </c:chart>
+  <c:spPr>
+    <a:solidFill>
+      <a:schemeClr val="bg1"/>
+    </a:solidFill>
+    <a:ln w="9525" cap="flat" cmpd="sng" algn="ctr">
+      <a:solidFill>
+        <a:schemeClr val="tx1">
+          <a:lumMod val="15000"/>
+          <a:lumOff val="85000"/>
+        </a:schemeClr>
+      </a:solidFill>
+      <a:round/>
+    </a:ln>
+    <a:effectLst/>
+  </c:spPr>
+  <c:txPr>
+    <a:bodyPr/>
+    <a:lstStyle/>
+    <a:p>
+      <a:pPr>
+        <a:defRPr/>
+      </a:pPr>
+      <a:endParaRPr lang="pt-BR"/>
+    </a:p>
+  </c:txPr>
+  <c:externalData r:id="rId3">
+    <c:autoUpdate val="0"/>
+  </c:externalData>
+  <c:extLst>
+    <c:ext xmlns:c14="http://schemas.microsoft.com/office/drawing/2007/8/2/chart" uri="{781A3756-C4B2-4CAC-9D66-4F8BD8637D16}">
+      <c14:pivotOptions>
+        <c14:dropZoneFilter val="1"/>
+        <c14:dropZoneCategories val="1"/>
+        <c14:dropZoneData val="1"/>
+        <c14:dropZoneSeries val="1"/>
+        <c14:dropZonesVisible val="1"/>
+      </c14:pivotOptions>
+    </c:ext>
+    <c:ext xmlns:c16="http://schemas.microsoft.com/office/drawing/2014/chart" uri="{E28EC0CA-F0BB-4C9C-879D-F8772B89E7AC}">
+      <c16:pivotOptions16>
+        <c16:showExpandCollapseFieldButtons val="1"/>
+      </c16:pivotOptions16>
+    </c:ext>
+  </c:extLst>
+</c:chartSpace>
+</file>
+
+<file path=word/charts/chart5.xml><?xml version="1.0" encoding="utf-8"?>
+<c:chartSpace xmlns:c="http://schemas.openxmlformats.org/drawingml/2006/chart" xmlns:a="http://schemas.openxmlformats.org/drawingml/2006/main" xmlns:r="http://schemas.openxmlformats.org/officeDocument/2006/relationships" xmlns:c16r2="http://schemas.microsoft.com/office/drawing/2015/06/chart">
+  <c:date1904 val="0"/>
+  <c:lang val="pt-BR"/>
+  <c:roundedCorners val="0"/>
+  <mc:AlternateContent xmlns:mc="http://schemas.openxmlformats.org/markup-compatibility/2006">
+    <mc:Choice xmlns:c14="http://schemas.microsoft.com/office/drawing/2007/8/2/chart" Requires="c14">
+      <c14:style val="102"/>
+    </mc:Choice>
+    <mc:Fallback>
+      <c:style val="2"/>
+    </mc:Fallback>
+  </mc:AlternateContent>
+  <c:pivotSource>
+    <c:name>[relatorio_repositorios.xlsx]Planilha6!Tabela dinâmica5</c:name>
+    <c:fmtId val="-1"/>
+  </c:pivotSource>
+  <c:chart>
+    <c:title>
+      <c:tx>
+        <c:rich>
+          <a:bodyPr rot="0" spcFirstLastPara="1" vertOverflow="ellipsis" vert="horz" wrap="square" anchor="ctr" anchorCtr="1"/>
+          <a:lstStyle/>
+          <a:p>
+            <a:pPr>
+              <a:defRPr sz="1400" b="0" i="0" u="none" strike="noStrike" kern="1200" spc="0" baseline="0">
+                <a:solidFill>
+                  <a:schemeClr val="tx1">
+                    <a:lumMod val="65000"/>
+                    <a:lumOff val="35000"/>
+                  </a:schemeClr>
+                </a:solidFill>
+                <a:latin typeface="+mn-lt"/>
+                <a:ea typeface="+mn-ea"/>
+                <a:cs typeface="+mn-cs"/>
+              </a:defRPr>
+            </a:pPr>
+            <a:r>
+              <a:rPr lang="pt-BR" sz="1400" b="0" i="0" u="none" strike="noStrike" baseline="0"/>
+              <a:t>Top 10 Linguagens em Repositórios Populares</a:t>
+            </a:r>
+            <a:endParaRPr lang="en-US"/>
+          </a:p>
+        </c:rich>
+      </c:tx>
+      <c:layout>
+        <c:manualLayout>
+          <c:xMode val="edge"/>
+          <c:yMode val="edge"/>
+          <c:x val="0.21991361079865016"/>
+          <c:y val="3.6704963330770987E-2"/>
+        </c:manualLayout>
+      </c:layout>
+      <c:overlay val="0"/>
+      <c:spPr>
+        <a:noFill/>
+        <a:ln>
+          <a:noFill/>
+        </a:ln>
+        <a:effectLst/>
+      </c:spPr>
+      <c:txPr>
+        <a:bodyPr rot="0" spcFirstLastPara="1" vertOverflow="ellipsis" vert="horz" wrap="square" anchor="ctr" anchorCtr="1"/>
+        <a:lstStyle/>
+        <a:p>
+          <a:pPr>
+            <a:defRPr sz="1400" b="0" i="0" u="none" strike="noStrike" kern="1200" spc="0" baseline="0">
+              <a:solidFill>
+                <a:schemeClr val="tx1">
+                  <a:lumMod val="65000"/>
+                  <a:lumOff val="35000"/>
+                </a:schemeClr>
+              </a:solidFill>
+              <a:latin typeface="+mn-lt"/>
+              <a:ea typeface="+mn-ea"/>
+              <a:cs typeface="+mn-cs"/>
+            </a:defRPr>
+          </a:pPr>
+          <a:endParaRPr lang="en-US"/>
+        </a:p>
+      </c:txPr>
+    </c:title>
+    <c:autoTitleDeleted val="0"/>
+    <c:pivotFmts>
+      <c:pivotFmt>
+        <c:idx val="0"/>
+        <c:spPr>
+          <a:solidFill>
+            <a:schemeClr val="accent1"/>
+          </a:solidFill>
+          <a:ln>
+            <a:noFill/>
+          </a:ln>
+          <a:effectLst/>
+        </c:spPr>
+        <c:marker>
+          <c:symbol val="none"/>
+        </c:marker>
+        <c:dLbl>
+          <c:idx val="0"/>
+          <c:spPr>
+            <a:noFill/>
+            <a:ln>
+              <a:noFill/>
+            </a:ln>
+            <a:effectLst/>
+          </c:spPr>
+          <c:txPr>
+            <a:bodyPr rot="0" spcFirstLastPara="1" vertOverflow="ellipsis" vert="horz" wrap="square" lIns="38100" tIns="19050" rIns="38100" bIns="19050" anchor="ctr" anchorCtr="1">
+              <a:spAutoFit/>
+            </a:bodyPr>
+            <a:lstStyle/>
+            <a:p>
+              <a:pPr>
+                <a:defRPr sz="900" b="0" i="0" u="none" strike="noStrike" kern="1200" baseline="0">
+                  <a:solidFill>
+                    <a:schemeClr val="tx1">
+                      <a:lumMod val="75000"/>
+                      <a:lumOff val="25000"/>
+                    </a:schemeClr>
+                  </a:solidFill>
+                  <a:latin typeface="+mn-lt"/>
+                  <a:ea typeface="+mn-ea"/>
+                  <a:cs typeface="+mn-cs"/>
+                </a:defRPr>
+              </a:pPr>
+              <a:endParaRPr lang="pt-BR"/>
+            </a:p>
+          </c:txPr>
+          <c:showLegendKey val="0"/>
+          <c:showVal val="1"/>
+          <c:showCatName val="0"/>
+          <c:showSerName val="0"/>
+          <c:showPercent val="0"/>
+          <c:showBubbleSize val="0"/>
+          <c:extLst>
+            <c:ext xmlns:c15="http://schemas.microsoft.com/office/drawing/2012/chart" uri="{CE6537A1-D6FC-4f65-9D91-7224C49458BB}"/>
+          </c:extLst>
+        </c:dLbl>
+      </c:pivotFmt>
+      <c:pivotFmt>
+        <c:idx val="1"/>
+        <c:spPr>
+          <a:solidFill>
+            <a:schemeClr val="accent1"/>
+          </a:solidFill>
+          <a:ln>
+            <a:noFill/>
+          </a:ln>
+          <a:effectLst/>
+        </c:spPr>
+        <c:marker>
+          <c:symbol val="none"/>
+        </c:marker>
+        <c:dLbl>
+          <c:idx val="0"/>
+          <c:spPr>
+            <a:noFill/>
+            <a:ln>
+              <a:noFill/>
+            </a:ln>
+            <a:effectLst/>
+          </c:spPr>
+          <c:txPr>
+            <a:bodyPr rot="0" spcFirstLastPara="1" vertOverflow="ellipsis" vert="horz" wrap="square" lIns="38100" tIns="19050" rIns="38100" bIns="19050" anchor="ctr" anchorCtr="1">
+              <a:spAutoFit/>
+            </a:bodyPr>
+            <a:lstStyle/>
+            <a:p>
+              <a:pPr>
+                <a:defRPr sz="900" b="0" i="0" u="none" strike="noStrike" kern="1200" baseline="0">
+                  <a:solidFill>
+                    <a:schemeClr val="tx1">
+                      <a:lumMod val="75000"/>
+                      <a:lumOff val="25000"/>
+                    </a:schemeClr>
+                  </a:solidFill>
+                  <a:latin typeface="+mn-lt"/>
+                  <a:ea typeface="+mn-ea"/>
+                  <a:cs typeface="+mn-cs"/>
+                </a:defRPr>
+              </a:pPr>
+              <a:endParaRPr lang="pt-BR"/>
+            </a:p>
+          </c:txPr>
+          <c:showLegendKey val="0"/>
+          <c:showVal val="1"/>
+          <c:showCatName val="0"/>
+          <c:showSerName val="0"/>
+          <c:showPercent val="0"/>
+          <c:showBubbleSize val="0"/>
+          <c:extLst>
+            <c:ext xmlns:c15="http://schemas.microsoft.com/office/drawing/2012/chart" uri="{CE6537A1-D6FC-4f65-9D91-7224C49458BB}"/>
+          </c:extLst>
+        </c:dLbl>
+      </c:pivotFmt>
+      <c:pivotFmt>
+        <c:idx val="2"/>
+        <c:spPr>
+          <a:solidFill>
+            <a:schemeClr val="accent1"/>
+          </a:solidFill>
+          <a:ln>
+            <a:noFill/>
+          </a:ln>
+          <a:effectLst/>
+        </c:spPr>
+        <c:marker>
+          <c:symbol val="none"/>
+        </c:marker>
+        <c:dLbl>
+          <c:idx val="0"/>
+          <c:spPr>
+            <a:noFill/>
+            <a:ln>
+              <a:noFill/>
+            </a:ln>
+            <a:effectLst/>
+          </c:spPr>
+          <c:txPr>
+            <a:bodyPr rot="0" spcFirstLastPara="1" vertOverflow="ellipsis" vert="horz" wrap="square" lIns="38100" tIns="19050" rIns="38100" bIns="19050" anchor="ctr" anchorCtr="1">
+              <a:spAutoFit/>
+            </a:bodyPr>
+            <a:lstStyle/>
+            <a:p>
+              <a:pPr>
+                <a:defRPr sz="900" b="0" i="0" u="none" strike="noStrike" kern="1200" baseline="0">
+                  <a:solidFill>
+                    <a:schemeClr val="tx1">
+                      <a:lumMod val="75000"/>
+                      <a:lumOff val="25000"/>
+                    </a:schemeClr>
+                  </a:solidFill>
+                  <a:latin typeface="+mn-lt"/>
+                  <a:ea typeface="+mn-ea"/>
+                  <a:cs typeface="+mn-cs"/>
+                </a:defRPr>
+              </a:pPr>
+              <a:endParaRPr lang="pt-BR"/>
+            </a:p>
+          </c:txPr>
+          <c:showLegendKey val="0"/>
+          <c:showVal val="1"/>
+          <c:showCatName val="0"/>
+          <c:showSerName val="0"/>
+          <c:showPercent val="0"/>
+          <c:showBubbleSize val="0"/>
+          <c:extLst>
+            <c:ext xmlns:c15="http://schemas.microsoft.com/office/drawing/2012/chart" uri="{CE6537A1-D6FC-4f65-9D91-7224C49458BB}"/>
+          </c:extLst>
+        </c:dLbl>
+      </c:pivotFmt>
+    </c:pivotFmts>
+    <c:plotArea>
+      <c:layout/>
+      <c:barChart>
+        <c:barDir val="bar"/>
+        <c:grouping val="clustered"/>
+        <c:varyColors val="0"/>
+        <c:ser>
+          <c:idx val="0"/>
+          <c:order val="0"/>
+          <c:tx>
+            <c:strRef>
+              <c:f>Planilha6!$B$3</c:f>
+              <c:strCache>
+                <c:ptCount val="1"/>
+                <c:pt idx="0">
+                  <c:v>Total</c:v>
+                </c:pt>
+              </c:strCache>
+            </c:strRef>
+          </c:tx>
+          <c:spPr>
+            <a:solidFill>
+              <a:schemeClr val="accent1"/>
+            </a:solidFill>
+            <a:ln>
+              <a:noFill/>
+            </a:ln>
+            <a:effectLst/>
+          </c:spPr>
+          <c:invertIfNegative val="0"/>
+          <c:dLbls>
+            <c:spPr>
+              <a:noFill/>
+              <a:ln>
+                <a:noFill/>
+              </a:ln>
+              <a:effectLst/>
+            </c:spPr>
+            <c:txPr>
+              <a:bodyPr rot="0" spcFirstLastPara="1" vertOverflow="ellipsis" vert="horz" wrap="square" lIns="38100" tIns="19050" rIns="38100" bIns="19050" anchor="ctr" anchorCtr="1">
+                <a:spAutoFit/>
+              </a:bodyPr>
+              <a:lstStyle/>
+              <a:p>
+                <a:pPr>
+                  <a:defRPr sz="900" b="0" i="0" u="none" strike="noStrike" kern="1200" baseline="0">
+                    <a:solidFill>
+                      <a:schemeClr val="tx1">
+                        <a:lumMod val="75000"/>
+                        <a:lumOff val="25000"/>
+                      </a:schemeClr>
+                    </a:solidFill>
+                    <a:latin typeface="+mn-lt"/>
+                    <a:ea typeface="+mn-ea"/>
+                    <a:cs typeface="+mn-cs"/>
+                  </a:defRPr>
+                </a:pPr>
+                <a:endParaRPr lang="pt-BR"/>
+              </a:p>
+            </c:txPr>
+            <c:showLegendKey val="0"/>
+            <c:showVal val="1"/>
+            <c:showCatName val="0"/>
+            <c:showSerName val="0"/>
+            <c:showPercent val="0"/>
+            <c:showBubbleSize val="0"/>
+            <c:showLeaderLines val="0"/>
+            <c:extLst>
+              <c:ext xmlns:c15="http://schemas.microsoft.com/office/drawing/2012/chart" uri="{CE6537A1-D6FC-4f65-9D91-7224C49458BB}">
+                <c15:showLeaderLines val="1"/>
+                <c15:leaderLines>
+                  <c:spPr>
+                    <a:ln w="9525" cap="flat" cmpd="sng" algn="ctr">
+                      <a:solidFill>
+                        <a:schemeClr val="tx1">
+                          <a:lumMod val="35000"/>
+                          <a:lumOff val="65000"/>
+                        </a:schemeClr>
+                      </a:solidFill>
+                      <a:round/>
+                    </a:ln>
+                    <a:effectLst/>
+                  </c:spPr>
+                </c15:leaderLines>
+              </c:ext>
+            </c:extLst>
+          </c:dLbls>
+          <c:cat>
+            <c:strRef>
+              <c:f>Planilha6!$A$4:$A$14</c:f>
+              <c:strCache>
+                <c:ptCount val="10"/>
+                <c:pt idx="0">
+                  <c:v>Python</c:v>
+                </c:pt>
+                <c:pt idx="1">
+                  <c:v>TypeScript</c:v>
+                </c:pt>
+                <c:pt idx="2">
+                  <c:v>JavaScript</c:v>
+                </c:pt>
+                <c:pt idx="3">
+                  <c:v>Nenhuma</c:v>
+                </c:pt>
+                <c:pt idx="4">
+                  <c:v>Go</c:v>
+                </c:pt>
+                <c:pt idx="5">
+                  <c:v>Rust</c:v>
+                </c:pt>
+                <c:pt idx="6">
+                  <c:v>Java</c:v>
+                </c:pt>
+                <c:pt idx="7">
+                  <c:v>C++</c:v>
+                </c:pt>
+                <c:pt idx="8">
+                  <c:v>C</c:v>
+                </c:pt>
+                <c:pt idx="9">
+                  <c:v>Jupyter Notebook</c:v>
+                </c:pt>
+              </c:strCache>
+            </c:strRef>
+          </c:cat>
+          <c:val>
+            <c:numRef>
+              <c:f>Planilha6!$B$4:$B$14</c:f>
+              <c:numCache>
+                <c:formatCode>General</c:formatCode>
+                <c:ptCount val="10"/>
+                <c:pt idx="0">
+                  <c:v>200</c:v>
+                </c:pt>
+                <c:pt idx="1">
+                  <c:v>160</c:v>
+                </c:pt>
+                <c:pt idx="2">
+                  <c:v>116</c:v>
+                </c:pt>
+                <c:pt idx="3">
+                  <c:v>95</c:v>
+                </c:pt>
+                <c:pt idx="4">
+                  <c:v>76</c:v>
+                </c:pt>
+                <c:pt idx="5">
+                  <c:v>54</c:v>
+                </c:pt>
+                <c:pt idx="6">
+                  <c:v>47</c:v>
+                </c:pt>
+                <c:pt idx="7">
+                  <c:v>46</c:v>
+                </c:pt>
+                <c:pt idx="8">
+                  <c:v>25</c:v>
+                </c:pt>
+                <c:pt idx="9">
+                  <c:v>23</c:v>
+                </c:pt>
+              </c:numCache>
+            </c:numRef>
+          </c:val>
+          <c:extLst>
+            <c:ext xmlns:c16="http://schemas.microsoft.com/office/drawing/2014/chart" uri="{C3380CC4-5D6E-409C-BE32-E72D297353CC}">
+              <c16:uniqueId val="{00000000-995C-4AB7-A8F4-95C108F3620E}"/>
+            </c:ext>
+          </c:extLst>
+        </c:ser>
+        <c:dLbls>
+          <c:showLegendKey val="0"/>
+          <c:showVal val="0"/>
+          <c:showCatName val="0"/>
+          <c:showSerName val="0"/>
+          <c:showPercent val="0"/>
+          <c:showBubbleSize val="0"/>
+        </c:dLbls>
+        <c:gapWidth val="182"/>
+        <c:axId val="1185583"/>
+        <c:axId val="1180303"/>
+      </c:barChart>
+      <c:catAx>
+        <c:axId val="1185583"/>
+        <c:scaling>
+          <c:orientation val="minMax"/>
+        </c:scaling>
+        <c:delete val="0"/>
+        <c:axPos val="l"/>
+        <c:numFmt formatCode="General" sourceLinked="1"/>
+        <c:majorTickMark val="none"/>
+        <c:minorTickMark val="none"/>
+        <c:tickLblPos val="nextTo"/>
+        <c:spPr>
+          <a:noFill/>
+          <a:ln w="9525" cap="flat" cmpd="sng" algn="ctr">
+            <a:solidFill>
+              <a:schemeClr val="tx1">
+                <a:lumMod val="15000"/>
+                <a:lumOff val="85000"/>
+              </a:schemeClr>
+            </a:solidFill>
+            <a:round/>
+          </a:ln>
+          <a:effectLst/>
+        </c:spPr>
+        <c:txPr>
+          <a:bodyPr rot="-60000000" spcFirstLastPara="1" vertOverflow="ellipsis" vert="horz" wrap="square" anchor="ctr" anchorCtr="1"/>
+          <a:lstStyle/>
+          <a:p>
+            <a:pPr>
+              <a:defRPr sz="900" b="0" i="0" u="none" strike="noStrike" kern="1200" baseline="0">
+                <a:solidFill>
+                  <a:schemeClr val="tx1">
+                    <a:lumMod val="65000"/>
+                    <a:lumOff val="35000"/>
+                  </a:schemeClr>
+                </a:solidFill>
+                <a:latin typeface="+mn-lt"/>
+                <a:ea typeface="+mn-ea"/>
+                <a:cs typeface="+mn-cs"/>
+              </a:defRPr>
+            </a:pPr>
+            <a:endParaRPr lang="pt-BR"/>
+          </a:p>
+        </c:txPr>
+        <c:crossAx val="1180303"/>
+        <c:crosses val="autoZero"/>
+        <c:auto val="1"/>
+        <c:lblAlgn val="ctr"/>
+        <c:lblOffset val="100"/>
+        <c:noMultiLvlLbl val="0"/>
+      </c:catAx>
+      <c:valAx>
+        <c:axId val="1180303"/>
+        <c:scaling>
+          <c:orientation val="minMax"/>
+        </c:scaling>
+        <c:delete val="0"/>
+        <c:axPos val="b"/>
+        <c:majorGridlines>
+          <c:spPr>
+            <a:ln w="9525" cap="flat" cmpd="sng" algn="ctr">
+              <a:solidFill>
+                <a:schemeClr val="tx1">
+                  <a:lumMod val="15000"/>
+                  <a:lumOff val="85000"/>
+                </a:schemeClr>
+              </a:solidFill>
+              <a:round/>
+            </a:ln>
+            <a:effectLst/>
+          </c:spPr>
+        </c:majorGridlines>
+        <c:numFmt formatCode="General" sourceLinked="1"/>
+        <c:majorTickMark val="none"/>
+        <c:minorTickMark val="none"/>
+        <c:tickLblPos val="nextTo"/>
+        <c:spPr>
+          <a:noFill/>
+          <a:ln>
+            <a:noFill/>
+          </a:ln>
+          <a:effectLst/>
+        </c:spPr>
+        <c:txPr>
+          <a:bodyPr rot="-60000000" spcFirstLastPara="1" vertOverflow="ellipsis" vert="horz" wrap="square" anchor="ctr" anchorCtr="1"/>
+          <a:lstStyle/>
+          <a:p>
+            <a:pPr>
+              <a:defRPr sz="900" b="0" i="0" u="none" strike="noStrike" kern="1200" baseline="0">
+                <a:solidFill>
+                  <a:schemeClr val="tx1">
+                    <a:lumMod val="65000"/>
+                    <a:lumOff val="35000"/>
+                  </a:schemeClr>
+                </a:solidFill>
+                <a:latin typeface="+mn-lt"/>
+                <a:ea typeface="+mn-ea"/>
+                <a:cs typeface="+mn-cs"/>
+              </a:defRPr>
+            </a:pPr>
+            <a:endParaRPr lang="pt-BR"/>
+          </a:p>
+        </c:txPr>
+        <c:crossAx val="1185583"/>
+        <c:crosses val="autoZero"/>
+        <c:crossBetween val="between"/>
+      </c:valAx>
+      <c:spPr>
+        <a:noFill/>
+        <a:ln>
+          <a:noFill/>
+        </a:ln>
+        <a:effectLst/>
+      </c:spPr>
+    </c:plotArea>
+    <c:legend>
+      <c:legendPos val="r"/>
+      <c:overlay val="0"/>
+      <c:spPr>
+        <a:noFill/>
+        <a:ln>
+          <a:noFill/>
+        </a:ln>
+        <a:effectLst/>
+      </c:spPr>
+      <c:txPr>
+        <a:bodyPr rot="0" spcFirstLastPara="1" vertOverflow="ellipsis" vert="horz" wrap="square" anchor="ctr" anchorCtr="1"/>
+        <a:lstStyle/>
+        <a:p>
+          <a:pPr>
+            <a:defRPr sz="900" b="0" i="0" u="none" strike="noStrike" kern="1200" baseline="0">
+              <a:solidFill>
+                <a:schemeClr val="tx1">
+                  <a:lumMod val="65000"/>
+                  <a:lumOff val="35000"/>
+                </a:schemeClr>
+              </a:solidFill>
+              <a:latin typeface="+mn-lt"/>
+              <a:ea typeface="+mn-ea"/>
+              <a:cs typeface="+mn-cs"/>
+            </a:defRPr>
+          </a:pPr>
+          <a:endParaRPr lang="pt-BR"/>
+        </a:p>
+      </c:txPr>
+    </c:legend>
+    <c:plotVisOnly val="1"/>
+    <c:dispBlanksAs val="gap"/>
+    <c:showDLblsOverMax val="0"/>
+    <c:extLst>
+      <c:ext xmlns:c16r3="http://schemas.microsoft.com/office/drawing/2017/03/chart" uri="{56B9EC1D-385E-4148-901F-78D8002777C0}">
+        <c16r3:dataDisplayOptions16>
+          <c16r3:dispNaAsBlank val="1"/>
+        </c16r3:dataDisplayOptions16>
+      </c:ext>
+    </c:extLst>
+  </c:chart>
+  <c:spPr>
+    <a:solidFill>
+      <a:schemeClr val="bg1"/>
+    </a:solidFill>
+    <a:ln w="9525" cap="flat" cmpd="sng" algn="ctr">
+      <a:solidFill>
+        <a:schemeClr val="tx1">
+          <a:lumMod val="15000"/>
+          <a:lumOff val="85000"/>
+        </a:schemeClr>
+      </a:solidFill>
+      <a:round/>
+    </a:ln>
+    <a:effectLst/>
+  </c:spPr>
+  <c:txPr>
+    <a:bodyPr/>
+    <a:lstStyle/>
+    <a:p>
+      <a:pPr>
+        <a:defRPr/>
+      </a:pPr>
+      <a:endParaRPr lang="pt-BR"/>
+    </a:p>
+  </c:txPr>
+  <c:externalData r:id="rId3">
+    <c:autoUpdate val="0"/>
+  </c:externalData>
+  <c:extLst>
+    <c:ext xmlns:c14="http://schemas.microsoft.com/office/drawing/2007/8/2/chart" uri="{781A3756-C4B2-4CAC-9D66-4F8BD8637D16}">
+      <c14:pivotOptions>
+        <c14:dropZoneFilter val="1"/>
+        <c14:dropZoneCategories val="1"/>
+        <c14:dropZoneData val="1"/>
+        <c14:dropZoneSeries val="1"/>
+        <c14:dropZonesVisible val="1"/>
+      </c14:pivotOptions>
+    </c:ext>
+    <c:ext xmlns:c16="http://schemas.microsoft.com/office/drawing/2014/chart" uri="{E28EC0CA-F0BB-4C9C-879D-F8772B89E7AC}">
+      <c16:pivotOptions16>
+        <c16:showExpandCollapseFieldButtons val="1"/>
+      </c16:pivotOptions16>
+    </c:ext>
+  </c:extLst>
+</c:chartSpace>
+</file>
+
+<file path=word/charts/chart6.xml><?xml version="1.0" encoding="utf-8"?>
+<c:chartSpace xmlns:c="http://schemas.openxmlformats.org/drawingml/2006/chart" xmlns:a="http://schemas.openxmlformats.org/drawingml/2006/main" xmlns:r="http://schemas.openxmlformats.org/officeDocument/2006/relationships" xmlns:c16r2="http://schemas.microsoft.com/office/drawing/2015/06/chart">
+  <c:date1904 val="0"/>
+  <c:lang val="pt-BR"/>
+  <c:roundedCorners val="0"/>
+  <mc:AlternateContent xmlns:mc="http://schemas.openxmlformats.org/markup-compatibility/2006">
+    <mc:Choice xmlns:c14="http://schemas.microsoft.com/office/drawing/2007/8/2/chart" Requires="c14">
+      <c14:style val="102"/>
+    </mc:Choice>
+    <mc:Fallback>
+      <c:style val="2"/>
+    </mc:Fallback>
+  </mc:AlternateContent>
+  <c:pivotSource>
     <c:name>[relatorio_repositorios.xlsx]Planilha7!Tabela dinâmica6</c:name>
     <c:fmtId val="-1"/>
   </c:pivotSource>
@@ -8589,7 +11442,7 @@
           </c:val>
           <c:extLst>
             <c:ext xmlns:c16="http://schemas.microsoft.com/office/drawing/2014/chart" uri="{C3380CC4-5D6E-409C-BE32-E72D297353CC}">
-              <c16:uniqueId val="{00000000-428E-4681-982F-BAA6C3170D9F}"/>
+              <c16:uniqueId val="{00000000-03FC-4E7A-9454-5660EB6D0EAD}"/>
             </c:ext>
           </c:extLst>
         </c:ser>
@@ -8662,7 +11515,7 @@
         <c:scaling>
           <c:orientation val="minMax"/>
         </c:scaling>
-        <c:delete val="0"/>
+        <c:delete val="1"/>
         <c:axPos val="l"/>
         <c:majorGridlines>
           <c:spPr>
@@ -8682,33 +11535,6 @@
         <c:majorTickMark val="none"/>
         <c:minorTickMark val="none"/>
         <c:tickLblPos val="nextTo"/>
-        <c:spPr>
-          <a:noFill/>
-          <a:ln>
-            <a:noFill/>
-          </a:ln>
-          <a:effectLst/>
-        </c:spPr>
-        <c:txPr>
-          <a:bodyPr rot="-60000000" spcFirstLastPara="1" vertOverflow="ellipsis" vert="horz" wrap="square" anchor="ctr" anchorCtr="1"/>
-          <a:lstStyle/>
-          <a:p>
-            <a:pPr>
-              <a:defRPr sz="900" b="0" i="0" u="none" strike="noStrike" kern="1200" baseline="0">
-                <a:solidFill>
-                  <a:schemeClr val="tx1">
-                    <a:lumMod val="65000"/>
-                    <a:lumOff val="35000"/>
-                  </a:schemeClr>
-                </a:solidFill>
-                <a:latin typeface="+mn-lt"/>
-                <a:ea typeface="+mn-ea"/>
-                <a:cs typeface="+mn-cs"/>
-              </a:defRPr>
-            </a:pPr>
-            <a:endParaRPr lang="pt-BR"/>
-          </a:p>
-        </c:txPr>
         <c:crossAx val="2131528112"/>
         <c:crosses val="autoZero"/>
         <c:crossBetween val="between"/>
@@ -8850,7 +11676,2724 @@
 </cs:colorStyle>
 </file>
 
+<file path=word/charts/colors2.xml><?xml version="1.0" encoding="utf-8"?>
+<cs:colorStyle xmlns:cs="http://schemas.microsoft.com/office/drawing/2012/chartStyle" xmlns:a="http://schemas.openxmlformats.org/drawingml/2006/main" meth="cycle" id="10">
+  <a:schemeClr val="accent1"/>
+  <a:schemeClr val="accent2"/>
+  <a:schemeClr val="accent3"/>
+  <a:schemeClr val="accent4"/>
+  <a:schemeClr val="accent5"/>
+  <a:schemeClr val="accent6"/>
+  <cs:variation/>
+  <cs:variation>
+    <a:lumMod val="60000"/>
+  </cs:variation>
+  <cs:variation>
+    <a:lumMod val="80000"/>
+    <a:lumOff val="20000"/>
+  </cs:variation>
+  <cs:variation>
+    <a:lumMod val="80000"/>
+  </cs:variation>
+  <cs:variation>
+    <a:lumMod val="60000"/>
+    <a:lumOff val="40000"/>
+  </cs:variation>
+  <cs:variation>
+    <a:lumMod val="50000"/>
+  </cs:variation>
+  <cs:variation>
+    <a:lumMod val="70000"/>
+    <a:lumOff val="30000"/>
+  </cs:variation>
+  <cs:variation>
+    <a:lumMod val="70000"/>
+  </cs:variation>
+  <cs:variation>
+    <a:lumMod val="50000"/>
+    <a:lumOff val="50000"/>
+  </cs:variation>
+</cs:colorStyle>
+</file>
+
+<file path=word/charts/colors3.xml><?xml version="1.0" encoding="utf-8"?>
+<cs:colorStyle xmlns:cs="http://schemas.microsoft.com/office/drawing/2012/chartStyle" xmlns:a="http://schemas.openxmlformats.org/drawingml/2006/main" meth="cycle" id="10">
+  <a:schemeClr val="accent1"/>
+  <a:schemeClr val="accent2"/>
+  <a:schemeClr val="accent3"/>
+  <a:schemeClr val="accent4"/>
+  <a:schemeClr val="accent5"/>
+  <a:schemeClr val="accent6"/>
+  <cs:variation/>
+  <cs:variation>
+    <a:lumMod val="60000"/>
+  </cs:variation>
+  <cs:variation>
+    <a:lumMod val="80000"/>
+    <a:lumOff val="20000"/>
+  </cs:variation>
+  <cs:variation>
+    <a:lumMod val="80000"/>
+  </cs:variation>
+  <cs:variation>
+    <a:lumMod val="60000"/>
+    <a:lumOff val="40000"/>
+  </cs:variation>
+  <cs:variation>
+    <a:lumMod val="50000"/>
+  </cs:variation>
+  <cs:variation>
+    <a:lumMod val="70000"/>
+    <a:lumOff val="30000"/>
+  </cs:variation>
+  <cs:variation>
+    <a:lumMod val="70000"/>
+  </cs:variation>
+  <cs:variation>
+    <a:lumMod val="50000"/>
+    <a:lumOff val="50000"/>
+  </cs:variation>
+</cs:colorStyle>
+</file>
+
+<file path=word/charts/colors4.xml><?xml version="1.0" encoding="utf-8"?>
+<cs:colorStyle xmlns:cs="http://schemas.microsoft.com/office/drawing/2012/chartStyle" xmlns:a="http://schemas.openxmlformats.org/drawingml/2006/main" meth="cycle" id="10">
+  <a:schemeClr val="accent1"/>
+  <a:schemeClr val="accent2"/>
+  <a:schemeClr val="accent3"/>
+  <a:schemeClr val="accent4"/>
+  <a:schemeClr val="accent5"/>
+  <a:schemeClr val="accent6"/>
+  <cs:variation/>
+  <cs:variation>
+    <a:lumMod val="60000"/>
+  </cs:variation>
+  <cs:variation>
+    <a:lumMod val="80000"/>
+    <a:lumOff val="20000"/>
+  </cs:variation>
+  <cs:variation>
+    <a:lumMod val="80000"/>
+  </cs:variation>
+  <cs:variation>
+    <a:lumMod val="60000"/>
+    <a:lumOff val="40000"/>
+  </cs:variation>
+  <cs:variation>
+    <a:lumMod val="50000"/>
+  </cs:variation>
+  <cs:variation>
+    <a:lumMod val="70000"/>
+    <a:lumOff val="30000"/>
+  </cs:variation>
+  <cs:variation>
+    <a:lumMod val="70000"/>
+  </cs:variation>
+  <cs:variation>
+    <a:lumMod val="50000"/>
+    <a:lumOff val="50000"/>
+  </cs:variation>
+</cs:colorStyle>
+</file>
+
+<file path=word/charts/colors5.xml><?xml version="1.0" encoding="utf-8"?>
+<cs:colorStyle xmlns:cs="http://schemas.microsoft.com/office/drawing/2012/chartStyle" xmlns:a="http://schemas.openxmlformats.org/drawingml/2006/main" meth="cycle" id="10">
+  <a:schemeClr val="accent1"/>
+  <a:schemeClr val="accent2"/>
+  <a:schemeClr val="accent3"/>
+  <a:schemeClr val="accent4"/>
+  <a:schemeClr val="accent5"/>
+  <a:schemeClr val="accent6"/>
+  <cs:variation/>
+  <cs:variation>
+    <a:lumMod val="60000"/>
+  </cs:variation>
+  <cs:variation>
+    <a:lumMod val="80000"/>
+    <a:lumOff val="20000"/>
+  </cs:variation>
+  <cs:variation>
+    <a:lumMod val="80000"/>
+  </cs:variation>
+  <cs:variation>
+    <a:lumMod val="60000"/>
+    <a:lumOff val="40000"/>
+  </cs:variation>
+  <cs:variation>
+    <a:lumMod val="50000"/>
+  </cs:variation>
+  <cs:variation>
+    <a:lumMod val="70000"/>
+    <a:lumOff val="30000"/>
+  </cs:variation>
+  <cs:variation>
+    <a:lumMod val="70000"/>
+  </cs:variation>
+  <cs:variation>
+    <a:lumMod val="50000"/>
+    <a:lumOff val="50000"/>
+  </cs:variation>
+</cs:colorStyle>
+</file>
+
+<file path=word/charts/colors6.xml><?xml version="1.0" encoding="utf-8"?>
+<cs:colorStyle xmlns:cs="http://schemas.microsoft.com/office/drawing/2012/chartStyle" xmlns:a="http://schemas.openxmlformats.org/drawingml/2006/main" meth="cycle" id="10">
+  <a:schemeClr val="accent1"/>
+  <a:schemeClr val="accent2"/>
+  <a:schemeClr val="accent3"/>
+  <a:schemeClr val="accent4"/>
+  <a:schemeClr val="accent5"/>
+  <a:schemeClr val="accent6"/>
+  <cs:variation/>
+  <cs:variation>
+    <a:lumMod val="60000"/>
+  </cs:variation>
+  <cs:variation>
+    <a:lumMod val="80000"/>
+    <a:lumOff val="20000"/>
+  </cs:variation>
+  <cs:variation>
+    <a:lumMod val="80000"/>
+  </cs:variation>
+  <cs:variation>
+    <a:lumMod val="60000"/>
+    <a:lumOff val="40000"/>
+  </cs:variation>
+  <cs:variation>
+    <a:lumMod val="50000"/>
+  </cs:variation>
+  <cs:variation>
+    <a:lumMod val="70000"/>
+    <a:lumOff val="30000"/>
+  </cs:variation>
+  <cs:variation>
+    <a:lumMod val="70000"/>
+  </cs:variation>
+  <cs:variation>
+    <a:lumMod val="50000"/>
+    <a:lumOff val="50000"/>
+  </cs:variation>
+</cs:colorStyle>
+</file>
+
 <file path=word/charts/style1.xml><?xml version="1.0" encoding="utf-8"?>
+<cs:chartStyle xmlns:cs="http://schemas.microsoft.com/office/drawing/2012/chartStyle" xmlns:a="http://schemas.openxmlformats.org/drawingml/2006/main" id="201">
+  <cs:axisTitle>
+    <cs:lnRef idx="0"/>
+    <cs:fillRef idx="0"/>
+    <cs:effectRef idx="0"/>
+    <cs:fontRef idx="minor">
+      <a:schemeClr val="tx1">
+        <a:lumMod val="65000"/>
+        <a:lumOff val="35000"/>
+      </a:schemeClr>
+    </cs:fontRef>
+    <cs:defRPr sz="1000" kern="1200"/>
+  </cs:axisTitle>
+  <cs:categoryAxis>
+    <cs:lnRef idx="0"/>
+    <cs:fillRef idx="0"/>
+    <cs:effectRef idx="0"/>
+    <cs:fontRef idx="minor">
+      <a:schemeClr val="tx1">
+        <a:lumMod val="65000"/>
+        <a:lumOff val="35000"/>
+      </a:schemeClr>
+    </cs:fontRef>
+    <cs:spPr>
+      <a:ln w="9525" cap="flat" cmpd="sng" algn="ctr">
+        <a:solidFill>
+          <a:schemeClr val="tx1">
+            <a:lumMod val="15000"/>
+            <a:lumOff val="85000"/>
+          </a:schemeClr>
+        </a:solidFill>
+        <a:round/>
+      </a:ln>
+    </cs:spPr>
+    <cs:defRPr sz="900" kern="1200"/>
+  </cs:categoryAxis>
+  <cs:chartArea mods="allowNoFillOverride allowNoLineOverride">
+    <cs:lnRef idx="0"/>
+    <cs:fillRef idx="0"/>
+    <cs:effectRef idx="0"/>
+    <cs:fontRef idx="minor">
+      <a:schemeClr val="tx1"/>
+    </cs:fontRef>
+    <cs:spPr>
+      <a:solidFill>
+        <a:schemeClr val="bg1"/>
+      </a:solidFill>
+      <a:ln w="9525" cap="flat" cmpd="sng" algn="ctr">
+        <a:solidFill>
+          <a:schemeClr val="tx1">
+            <a:lumMod val="15000"/>
+            <a:lumOff val="85000"/>
+          </a:schemeClr>
+        </a:solidFill>
+        <a:round/>
+      </a:ln>
+    </cs:spPr>
+    <cs:defRPr sz="1000" kern="1200"/>
+  </cs:chartArea>
+  <cs:dataLabel>
+    <cs:lnRef idx="0"/>
+    <cs:fillRef idx="0"/>
+    <cs:effectRef idx="0"/>
+    <cs:fontRef idx="minor">
+      <a:schemeClr val="tx1">
+        <a:lumMod val="75000"/>
+        <a:lumOff val="25000"/>
+      </a:schemeClr>
+    </cs:fontRef>
+    <cs:defRPr sz="900" kern="1200"/>
+  </cs:dataLabel>
+  <cs:dataLabelCallout>
+    <cs:lnRef idx="0"/>
+    <cs:fillRef idx="0"/>
+    <cs:effectRef idx="0"/>
+    <cs:fontRef idx="minor">
+      <a:schemeClr val="dk1">
+        <a:lumMod val="65000"/>
+        <a:lumOff val="35000"/>
+      </a:schemeClr>
+    </cs:fontRef>
+    <cs:spPr>
+      <a:solidFill>
+        <a:schemeClr val="lt1"/>
+      </a:solidFill>
+      <a:ln>
+        <a:solidFill>
+          <a:schemeClr val="dk1">
+            <a:lumMod val="25000"/>
+            <a:lumOff val="75000"/>
+          </a:schemeClr>
+        </a:solidFill>
+      </a:ln>
+    </cs:spPr>
+    <cs:defRPr sz="900" kern="1200"/>
+    <cs:bodyPr rot="0" spcFirstLastPara="1" vertOverflow="clip" horzOverflow="clip" vert="horz" wrap="square" lIns="36576" tIns="18288" rIns="36576" bIns="18288" anchor="ctr" anchorCtr="1">
+      <a:spAutoFit/>
+    </cs:bodyPr>
+  </cs:dataLabelCallout>
+  <cs:dataPoint>
+    <cs:lnRef idx="0"/>
+    <cs:fillRef idx="1">
+      <cs:styleClr val="auto"/>
+    </cs:fillRef>
+    <cs:effectRef idx="0"/>
+    <cs:fontRef idx="minor">
+      <a:schemeClr val="tx1"/>
+    </cs:fontRef>
+  </cs:dataPoint>
+  <cs:dataPoint3D>
+    <cs:lnRef idx="0"/>
+    <cs:fillRef idx="1">
+      <cs:styleClr val="auto"/>
+    </cs:fillRef>
+    <cs:effectRef idx="0"/>
+    <cs:fontRef idx="minor">
+      <a:schemeClr val="tx1"/>
+    </cs:fontRef>
+  </cs:dataPoint3D>
+  <cs:dataPointLine>
+    <cs:lnRef idx="0">
+      <cs:styleClr val="auto"/>
+    </cs:lnRef>
+    <cs:fillRef idx="1"/>
+    <cs:effectRef idx="0"/>
+    <cs:fontRef idx="minor">
+      <a:schemeClr val="tx1"/>
+    </cs:fontRef>
+    <cs:spPr>
+      <a:ln w="28575" cap="rnd">
+        <a:solidFill>
+          <a:schemeClr val="phClr"/>
+        </a:solidFill>
+        <a:round/>
+      </a:ln>
+    </cs:spPr>
+  </cs:dataPointLine>
+  <cs:dataPointMarker>
+    <cs:lnRef idx="0">
+      <cs:styleClr val="auto"/>
+    </cs:lnRef>
+    <cs:fillRef idx="1">
+      <cs:styleClr val="auto"/>
+    </cs:fillRef>
+    <cs:effectRef idx="0"/>
+    <cs:fontRef idx="minor">
+      <a:schemeClr val="tx1"/>
+    </cs:fontRef>
+    <cs:spPr>
+      <a:ln w="9525">
+        <a:solidFill>
+          <a:schemeClr val="phClr"/>
+        </a:solidFill>
+      </a:ln>
+    </cs:spPr>
+  </cs:dataPointMarker>
+  <cs:dataPointMarkerLayout symbol="circle" size="5"/>
+  <cs:dataPointWireframe>
+    <cs:lnRef idx="0">
+      <cs:styleClr val="auto"/>
+    </cs:lnRef>
+    <cs:fillRef idx="1"/>
+    <cs:effectRef idx="0"/>
+    <cs:fontRef idx="minor">
+      <a:schemeClr val="tx1"/>
+    </cs:fontRef>
+    <cs:spPr>
+      <a:ln w="9525" cap="rnd">
+        <a:solidFill>
+          <a:schemeClr val="phClr"/>
+        </a:solidFill>
+        <a:round/>
+      </a:ln>
+    </cs:spPr>
+  </cs:dataPointWireframe>
+  <cs:dataTable>
+    <cs:lnRef idx="0"/>
+    <cs:fillRef idx="0"/>
+    <cs:effectRef idx="0"/>
+    <cs:fontRef idx="minor">
+      <a:schemeClr val="tx1">
+        <a:lumMod val="65000"/>
+        <a:lumOff val="35000"/>
+      </a:schemeClr>
+    </cs:fontRef>
+    <cs:spPr>
+      <a:noFill/>
+      <a:ln w="9525" cap="flat" cmpd="sng" algn="ctr">
+        <a:solidFill>
+          <a:schemeClr val="tx1">
+            <a:lumMod val="15000"/>
+            <a:lumOff val="85000"/>
+          </a:schemeClr>
+        </a:solidFill>
+        <a:round/>
+      </a:ln>
+    </cs:spPr>
+    <cs:defRPr sz="900" kern="1200"/>
+  </cs:dataTable>
+  <cs:downBar>
+    <cs:lnRef idx="0"/>
+    <cs:fillRef idx="0"/>
+    <cs:effectRef idx="0"/>
+    <cs:fontRef idx="minor">
+      <a:schemeClr val="dk1"/>
+    </cs:fontRef>
+    <cs:spPr>
+      <a:solidFill>
+        <a:schemeClr val="dk1">
+          <a:lumMod val="65000"/>
+          <a:lumOff val="35000"/>
+        </a:schemeClr>
+      </a:solidFill>
+      <a:ln w="9525">
+        <a:solidFill>
+          <a:schemeClr val="tx1">
+            <a:lumMod val="65000"/>
+            <a:lumOff val="35000"/>
+          </a:schemeClr>
+        </a:solidFill>
+      </a:ln>
+    </cs:spPr>
+  </cs:downBar>
+  <cs:dropLine>
+    <cs:lnRef idx="0"/>
+    <cs:fillRef idx="0"/>
+    <cs:effectRef idx="0"/>
+    <cs:fontRef idx="minor">
+      <a:schemeClr val="tx1"/>
+    </cs:fontRef>
+    <cs:spPr>
+      <a:ln w="9525" cap="flat" cmpd="sng" algn="ctr">
+        <a:solidFill>
+          <a:schemeClr val="tx1">
+            <a:lumMod val="35000"/>
+            <a:lumOff val="65000"/>
+          </a:schemeClr>
+        </a:solidFill>
+        <a:round/>
+      </a:ln>
+    </cs:spPr>
+  </cs:dropLine>
+  <cs:errorBar>
+    <cs:lnRef idx="0"/>
+    <cs:fillRef idx="0"/>
+    <cs:effectRef idx="0"/>
+    <cs:fontRef idx="minor">
+      <a:schemeClr val="tx1"/>
+    </cs:fontRef>
+    <cs:spPr>
+      <a:ln w="9525" cap="flat" cmpd="sng" algn="ctr">
+        <a:solidFill>
+          <a:schemeClr val="tx1">
+            <a:lumMod val="65000"/>
+            <a:lumOff val="35000"/>
+          </a:schemeClr>
+        </a:solidFill>
+        <a:round/>
+      </a:ln>
+    </cs:spPr>
+  </cs:errorBar>
+  <cs:floor>
+    <cs:lnRef idx="0"/>
+    <cs:fillRef idx="0"/>
+    <cs:effectRef idx="0"/>
+    <cs:fontRef idx="minor">
+      <a:schemeClr val="tx1"/>
+    </cs:fontRef>
+    <cs:spPr>
+      <a:noFill/>
+      <a:ln>
+        <a:noFill/>
+      </a:ln>
+    </cs:spPr>
+  </cs:floor>
+  <cs:gridlineMajor>
+    <cs:lnRef idx="0"/>
+    <cs:fillRef idx="0"/>
+    <cs:effectRef idx="0"/>
+    <cs:fontRef idx="minor">
+      <a:schemeClr val="tx1"/>
+    </cs:fontRef>
+    <cs:spPr>
+      <a:ln w="9525" cap="flat" cmpd="sng" algn="ctr">
+        <a:solidFill>
+          <a:schemeClr val="tx1">
+            <a:lumMod val="15000"/>
+            <a:lumOff val="85000"/>
+          </a:schemeClr>
+        </a:solidFill>
+        <a:round/>
+      </a:ln>
+    </cs:spPr>
+  </cs:gridlineMajor>
+  <cs:gridlineMinor>
+    <cs:lnRef idx="0"/>
+    <cs:fillRef idx="0"/>
+    <cs:effectRef idx="0"/>
+    <cs:fontRef idx="minor">
+      <a:schemeClr val="tx1"/>
+    </cs:fontRef>
+    <cs:spPr>
+      <a:ln w="9525" cap="flat" cmpd="sng" algn="ctr">
+        <a:solidFill>
+          <a:schemeClr val="tx1">
+            <a:lumMod val="5000"/>
+            <a:lumOff val="95000"/>
+          </a:schemeClr>
+        </a:solidFill>
+        <a:round/>
+      </a:ln>
+    </cs:spPr>
+  </cs:gridlineMinor>
+  <cs:hiLoLine>
+    <cs:lnRef idx="0"/>
+    <cs:fillRef idx="0"/>
+    <cs:effectRef idx="0"/>
+    <cs:fontRef idx="minor">
+      <a:schemeClr val="tx1"/>
+    </cs:fontRef>
+    <cs:spPr>
+      <a:ln w="9525" cap="flat" cmpd="sng" algn="ctr">
+        <a:solidFill>
+          <a:schemeClr val="tx1">
+            <a:lumMod val="75000"/>
+            <a:lumOff val="25000"/>
+          </a:schemeClr>
+        </a:solidFill>
+        <a:round/>
+      </a:ln>
+    </cs:spPr>
+  </cs:hiLoLine>
+  <cs:leaderLine>
+    <cs:lnRef idx="0"/>
+    <cs:fillRef idx="0"/>
+    <cs:effectRef idx="0"/>
+    <cs:fontRef idx="minor">
+      <a:schemeClr val="tx1"/>
+    </cs:fontRef>
+    <cs:spPr>
+      <a:ln w="9525" cap="flat" cmpd="sng" algn="ctr">
+        <a:solidFill>
+          <a:schemeClr val="tx1">
+            <a:lumMod val="35000"/>
+            <a:lumOff val="65000"/>
+          </a:schemeClr>
+        </a:solidFill>
+        <a:round/>
+      </a:ln>
+    </cs:spPr>
+  </cs:leaderLine>
+  <cs:legend>
+    <cs:lnRef idx="0"/>
+    <cs:fillRef idx="0"/>
+    <cs:effectRef idx="0"/>
+    <cs:fontRef idx="minor">
+      <a:schemeClr val="tx1">
+        <a:lumMod val="65000"/>
+        <a:lumOff val="35000"/>
+      </a:schemeClr>
+    </cs:fontRef>
+    <cs:defRPr sz="900" kern="1200"/>
+  </cs:legend>
+  <cs:plotArea mods="allowNoFillOverride allowNoLineOverride">
+    <cs:lnRef idx="0"/>
+    <cs:fillRef idx="0"/>
+    <cs:effectRef idx="0"/>
+    <cs:fontRef idx="minor">
+      <a:schemeClr val="tx1"/>
+    </cs:fontRef>
+  </cs:plotArea>
+  <cs:plotArea3D mods="allowNoFillOverride allowNoLineOverride">
+    <cs:lnRef idx="0"/>
+    <cs:fillRef idx="0"/>
+    <cs:effectRef idx="0"/>
+    <cs:fontRef idx="minor">
+      <a:schemeClr val="tx1"/>
+    </cs:fontRef>
+  </cs:plotArea3D>
+  <cs:seriesAxis>
+    <cs:lnRef idx="0"/>
+    <cs:fillRef idx="0"/>
+    <cs:effectRef idx="0"/>
+    <cs:fontRef idx="minor">
+      <a:schemeClr val="tx1">
+        <a:lumMod val="65000"/>
+        <a:lumOff val="35000"/>
+      </a:schemeClr>
+    </cs:fontRef>
+    <cs:defRPr sz="900" kern="1200"/>
+  </cs:seriesAxis>
+  <cs:seriesLine>
+    <cs:lnRef idx="0"/>
+    <cs:fillRef idx="0"/>
+    <cs:effectRef idx="0"/>
+    <cs:fontRef idx="minor">
+      <a:schemeClr val="tx1"/>
+    </cs:fontRef>
+    <cs:spPr>
+      <a:ln w="9525" cap="flat" cmpd="sng" algn="ctr">
+        <a:solidFill>
+          <a:schemeClr val="tx1">
+            <a:lumMod val="35000"/>
+            <a:lumOff val="65000"/>
+          </a:schemeClr>
+        </a:solidFill>
+        <a:round/>
+      </a:ln>
+    </cs:spPr>
+  </cs:seriesLine>
+  <cs:title>
+    <cs:lnRef idx="0"/>
+    <cs:fillRef idx="0"/>
+    <cs:effectRef idx="0"/>
+    <cs:fontRef idx="minor">
+      <a:schemeClr val="tx1">
+        <a:lumMod val="65000"/>
+        <a:lumOff val="35000"/>
+      </a:schemeClr>
+    </cs:fontRef>
+    <cs:defRPr sz="1400" b="0" kern="1200" spc="0" baseline="0"/>
+  </cs:title>
+  <cs:trendline>
+    <cs:lnRef idx="0">
+      <cs:styleClr val="auto"/>
+    </cs:lnRef>
+    <cs:fillRef idx="0"/>
+    <cs:effectRef idx="0"/>
+    <cs:fontRef idx="minor">
+      <a:schemeClr val="tx1"/>
+    </cs:fontRef>
+    <cs:spPr>
+      <a:ln w="19050" cap="rnd">
+        <a:solidFill>
+          <a:schemeClr val="phClr"/>
+        </a:solidFill>
+        <a:prstDash val="sysDot"/>
+      </a:ln>
+    </cs:spPr>
+  </cs:trendline>
+  <cs:trendlineLabel>
+    <cs:lnRef idx="0"/>
+    <cs:fillRef idx="0"/>
+    <cs:effectRef idx="0"/>
+    <cs:fontRef idx="minor">
+      <a:schemeClr val="tx1">
+        <a:lumMod val="65000"/>
+        <a:lumOff val="35000"/>
+      </a:schemeClr>
+    </cs:fontRef>
+    <cs:defRPr sz="900" kern="1200"/>
+  </cs:trendlineLabel>
+  <cs:upBar>
+    <cs:lnRef idx="0"/>
+    <cs:fillRef idx="0"/>
+    <cs:effectRef idx="0"/>
+    <cs:fontRef idx="minor">
+      <a:schemeClr val="dk1"/>
+    </cs:fontRef>
+    <cs:spPr>
+      <a:solidFill>
+        <a:schemeClr val="lt1"/>
+      </a:solidFill>
+      <a:ln w="9525">
+        <a:solidFill>
+          <a:schemeClr val="tx1">
+            <a:lumMod val="15000"/>
+            <a:lumOff val="85000"/>
+          </a:schemeClr>
+        </a:solidFill>
+      </a:ln>
+    </cs:spPr>
+  </cs:upBar>
+  <cs:valueAxis>
+    <cs:lnRef idx="0"/>
+    <cs:fillRef idx="0"/>
+    <cs:effectRef idx="0"/>
+    <cs:fontRef idx="minor">
+      <a:schemeClr val="tx1">
+        <a:lumMod val="65000"/>
+        <a:lumOff val="35000"/>
+      </a:schemeClr>
+    </cs:fontRef>
+    <cs:defRPr sz="900" kern="1200"/>
+  </cs:valueAxis>
+  <cs:wall>
+    <cs:lnRef idx="0"/>
+    <cs:fillRef idx="0"/>
+    <cs:effectRef idx="0"/>
+    <cs:fontRef idx="minor">
+      <a:schemeClr val="tx1"/>
+    </cs:fontRef>
+    <cs:spPr>
+      <a:noFill/>
+      <a:ln>
+        <a:noFill/>
+      </a:ln>
+    </cs:spPr>
+  </cs:wall>
+</cs:chartStyle>
+</file>
+
+<file path=word/charts/style2.xml><?xml version="1.0" encoding="utf-8"?>
+<cs:chartStyle xmlns:cs="http://schemas.microsoft.com/office/drawing/2012/chartStyle" xmlns:a="http://schemas.openxmlformats.org/drawingml/2006/main" id="201">
+  <cs:axisTitle>
+    <cs:lnRef idx="0"/>
+    <cs:fillRef idx="0"/>
+    <cs:effectRef idx="0"/>
+    <cs:fontRef idx="minor">
+      <a:schemeClr val="tx1">
+        <a:lumMod val="65000"/>
+        <a:lumOff val="35000"/>
+      </a:schemeClr>
+    </cs:fontRef>
+    <cs:defRPr sz="1000" kern="1200"/>
+  </cs:axisTitle>
+  <cs:categoryAxis>
+    <cs:lnRef idx="0"/>
+    <cs:fillRef idx="0"/>
+    <cs:effectRef idx="0"/>
+    <cs:fontRef idx="minor">
+      <a:schemeClr val="tx1">
+        <a:lumMod val="65000"/>
+        <a:lumOff val="35000"/>
+      </a:schemeClr>
+    </cs:fontRef>
+    <cs:spPr>
+      <a:ln w="9525" cap="flat" cmpd="sng" algn="ctr">
+        <a:solidFill>
+          <a:schemeClr val="tx1">
+            <a:lumMod val="15000"/>
+            <a:lumOff val="85000"/>
+          </a:schemeClr>
+        </a:solidFill>
+        <a:round/>
+      </a:ln>
+    </cs:spPr>
+    <cs:defRPr sz="900" kern="1200"/>
+  </cs:categoryAxis>
+  <cs:chartArea mods="allowNoFillOverride allowNoLineOverride">
+    <cs:lnRef idx="0"/>
+    <cs:fillRef idx="0"/>
+    <cs:effectRef idx="0"/>
+    <cs:fontRef idx="minor">
+      <a:schemeClr val="tx1"/>
+    </cs:fontRef>
+    <cs:spPr>
+      <a:solidFill>
+        <a:schemeClr val="bg1"/>
+      </a:solidFill>
+      <a:ln w="9525" cap="flat" cmpd="sng" algn="ctr">
+        <a:solidFill>
+          <a:schemeClr val="tx1">
+            <a:lumMod val="15000"/>
+            <a:lumOff val="85000"/>
+          </a:schemeClr>
+        </a:solidFill>
+        <a:round/>
+      </a:ln>
+    </cs:spPr>
+    <cs:defRPr sz="1000" kern="1200"/>
+  </cs:chartArea>
+  <cs:dataLabel>
+    <cs:lnRef idx="0"/>
+    <cs:fillRef idx="0"/>
+    <cs:effectRef idx="0"/>
+    <cs:fontRef idx="minor">
+      <a:schemeClr val="tx1">
+        <a:lumMod val="75000"/>
+        <a:lumOff val="25000"/>
+      </a:schemeClr>
+    </cs:fontRef>
+    <cs:defRPr sz="900" kern="1200"/>
+  </cs:dataLabel>
+  <cs:dataLabelCallout>
+    <cs:lnRef idx="0"/>
+    <cs:fillRef idx="0"/>
+    <cs:effectRef idx="0"/>
+    <cs:fontRef idx="minor">
+      <a:schemeClr val="dk1">
+        <a:lumMod val="65000"/>
+        <a:lumOff val="35000"/>
+      </a:schemeClr>
+    </cs:fontRef>
+    <cs:spPr>
+      <a:solidFill>
+        <a:schemeClr val="lt1"/>
+      </a:solidFill>
+      <a:ln>
+        <a:solidFill>
+          <a:schemeClr val="dk1">
+            <a:lumMod val="25000"/>
+            <a:lumOff val="75000"/>
+          </a:schemeClr>
+        </a:solidFill>
+      </a:ln>
+    </cs:spPr>
+    <cs:defRPr sz="900" kern="1200"/>
+    <cs:bodyPr rot="0" spcFirstLastPara="1" vertOverflow="clip" horzOverflow="clip" vert="horz" wrap="square" lIns="36576" tIns="18288" rIns="36576" bIns="18288" anchor="ctr" anchorCtr="1">
+      <a:spAutoFit/>
+    </cs:bodyPr>
+  </cs:dataLabelCallout>
+  <cs:dataPoint>
+    <cs:lnRef idx="0"/>
+    <cs:fillRef idx="1">
+      <cs:styleClr val="auto"/>
+    </cs:fillRef>
+    <cs:effectRef idx="0"/>
+    <cs:fontRef idx="minor">
+      <a:schemeClr val="tx1"/>
+    </cs:fontRef>
+  </cs:dataPoint>
+  <cs:dataPoint3D>
+    <cs:lnRef idx="0"/>
+    <cs:fillRef idx="1">
+      <cs:styleClr val="auto"/>
+    </cs:fillRef>
+    <cs:effectRef idx="0"/>
+    <cs:fontRef idx="minor">
+      <a:schemeClr val="tx1"/>
+    </cs:fontRef>
+  </cs:dataPoint3D>
+  <cs:dataPointLine>
+    <cs:lnRef idx="0">
+      <cs:styleClr val="auto"/>
+    </cs:lnRef>
+    <cs:fillRef idx="1"/>
+    <cs:effectRef idx="0"/>
+    <cs:fontRef idx="minor">
+      <a:schemeClr val="tx1"/>
+    </cs:fontRef>
+    <cs:spPr>
+      <a:ln w="28575" cap="rnd">
+        <a:solidFill>
+          <a:schemeClr val="phClr"/>
+        </a:solidFill>
+        <a:round/>
+      </a:ln>
+    </cs:spPr>
+  </cs:dataPointLine>
+  <cs:dataPointMarker>
+    <cs:lnRef idx="0">
+      <cs:styleClr val="auto"/>
+    </cs:lnRef>
+    <cs:fillRef idx="1">
+      <cs:styleClr val="auto"/>
+    </cs:fillRef>
+    <cs:effectRef idx="0"/>
+    <cs:fontRef idx="minor">
+      <a:schemeClr val="tx1"/>
+    </cs:fontRef>
+    <cs:spPr>
+      <a:ln w="9525">
+        <a:solidFill>
+          <a:schemeClr val="phClr"/>
+        </a:solidFill>
+      </a:ln>
+    </cs:spPr>
+  </cs:dataPointMarker>
+  <cs:dataPointMarkerLayout symbol="circle" size="5"/>
+  <cs:dataPointWireframe>
+    <cs:lnRef idx="0">
+      <cs:styleClr val="auto"/>
+    </cs:lnRef>
+    <cs:fillRef idx="1"/>
+    <cs:effectRef idx="0"/>
+    <cs:fontRef idx="minor">
+      <a:schemeClr val="tx1"/>
+    </cs:fontRef>
+    <cs:spPr>
+      <a:ln w="9525" cap="rnd">
+        <a:solidFill>
+          <a:schemeClr val="phClr"/>
+        </a:solidFill>
+        <a:round/>
+      </a:ln>
+    </cs:spPr>
+  </cs:dataPointWireframe>
+  <cs:dataTable>
+    <cs:lnRef idx="0"/>
+    <cs:fillRef idx="0"/>
+    <cs:effectRef idx="0"/>
+    <cs:fontRef idx="minor">
+      <a:schemeClr val="tx1">
+        <a:lumMod val="65000"/>
+        <a:lumOff val="35000"/>
+      </a:schemeClr>
+    </cs:fontRef>
+    <cs:spPr>
+      <a:noFill/>
+      <a:ln w="9525" cap="flat" cmpd="sng" algn="ctr">
+        <a:solidFill>
+          <a:schemeClr val="tx1">
+            <a:lumMod val="15000"/>
+            <a:lumOff val="85000"/>
+          </a:schemeClr>
+        </a:solidFill>
+        <a:round/>
+      </a:ln>
+    </cs:spPr>
+    <cs:defRPr sz="900" kern="1200"/>
+  </cs:dataTable>
+  <cs:downBar>
+    <cs:lnRef idx="0"/>
+    <cs:fillRef idx="0"/>
+    <cs:effectRef idx="0"/>
+    <cs:fontRef idx="minor">
+      <a:schemeClr val="dk1"/>
+    </cs:fontRef>
+    <cs:spPr>
+      <a:solidFill>
+        <a:schemeClr val="dk1">
+          <a:lumMod val="65000"/>
+          <a:lumOff val="35000"/>
+        </a:schemeClr>
+      </a:solidFill>
+      <a:ln w="9525">
+        <a:solidFill>
+          <a:schemeClr val="tx1">
+            <a:lumMod val="65000"/>
+            <a:lumOff val="35000"/>
+          </a:schemeClr>
+        </a:solidFill>
+      </a:ln>
+    </cs:spPr>
+  </cs:downBar>
+  <cs:dropLine>
+    <cs:lnRef idx="0"/>
+    <cs:fillRef idx="0"/>
+    <cs:effectRef idx="0"/>
+    <cs:fontRef idx="minor">
+      <a:schemeClr val="tx1"/>
+    </cs:fontRef>
+    <cs:spPr>
+      <a:ln w="9525" cap="flat" cmpd="sng" algn="ctr">
+        <a:solidFill>
+          <a:schemeClr val="tx1">
+            <a:lumMod val="35000"/>
+            <a:lumOff val="65000"/>
+          </a:schemeClr>
+        </a:solidFill>
+        <a:round/>
+      </a:ln>
+    </cs:spPr>
+  </cs:dropLine>
+  <cs:errorBar>
+    <cs:lnRef idx="0"/>
+    <cs:fillRef idx="0"/>
+    <cs:effectRef idx="0"/>
+    <cs:fontRef idx="minor">
+      <a:schemeClr val="tx1"/>
+    </cs:fontRef>
+    <cs:spPr>
+      <a:ln w="9525" cap="flat" cmpd="sng" algn="ctr">
+        <a:solidFill>
+          <a:schemeClr val="tx1">
+            <a:lumMod val="65000"/>
+            <a:lumOff val="35000"/>
+          </a:schemeClr>
+        </a:solidFill>
+        <a:round/>
+      </a:ln>
+    </cs:spPr>
+  </cs:errorBar>
+  <cs:floor>
+    <cs:lnRef idx="0"/>
+    <cs:fillRef idx="0"/>
+    <cs:effectRef idx="0"/>
+    <cs:fontRef idx="minor">
+      <a:schemeClr val="tx1"/>
+    </cs:fontRef>
+    <cs:spPr>
+      <a:noFill/>
+      <a:ln>
+        <a:noFill/>
+      </a:ln>
+    </cs:spPr>
+  </cs:floor>
+  <cs:gridlineMajor>
+    <cs:lnRef idx="0"/>
+    <cs:fillRef idx="0"/>
+    <cs:effectRef idx="0"/>
+    <cs:fontRef idx="minor">
+      <a:schemeClr val="tx1"/>
+    </cs:fontRef>
+    <cs:spPr>
+      <a:ln w="9525" cap="flat" cmpd="sng" algn="ctr">
+        <a:solidFill>
+          <a:schemeClr val="tx1">
+            <a:lumMod val="15000"/>
+            <a:lumOff val="85000"/>
+          </a:schemeClr>
+        </a:solidFill>
+        <a:round/>
+      </a:ln>
+    </cs:spPr>
+  </cs:gridlineMajor>
+  <cs:gridlineMinor>
+    <cs:lnRef idx="0"/>
+    <cs:fillRef idx="0"/>
+    <cs:effectRef idx="0"/>
+    <cs:fontRef idx="minor">
+      <a:schemeClr val="tx1"/>
+    </cs:fontRef>
+    <cs:spPr>
+      <a:ln w="9525" cap="flat" cmpd="sng" algn="ctr">
+        <a:solidFill>
+          <a:schemeClr val="tx1">
+            <a:lumMod val="5000"/>
+            <a:lumOff val="95000"/>
+          </a:schemeClr>
+        </a:solidFill>
+        <a:round/>
+      </a:ln>
+    </cs:spPr>
+  </cs:gridlineMinor>
+  <cs:hiLoLine>
+    <cs:lnRef idx="0"/>
+    <cs:fillRef idx="0"/>
+    <cs:effectRef idx="0"/>
+    <cs:fontRef idx="minor">
+      <a:schemeClr val="tx1"/>
+    </cs:fontRef>
+    <cs:spPr>
+      <a:ln w="9525" cap="flat" cmpd="sng" algn="ctr">
+        <a:solidFill>
+          <a:schemeClr val="tx1">
+            <a:lumMod val="75000"/>
+            <a:lumOff val="25000"/>
+          </a:schemeClr>
+        </a:solidFill>
+        <a:round/>
+      </a:ln>
+    </cs:spPr>
+  </cs:hiLoLine>
+  <cs:leaderLine>
+    <cs:lnRef idx="0"/>
+    <cs:fillRef idx="0"/>
+    <cs:effectRef idx="0"/>
+    <cs:fontRef idx="minor">
+      <a:schemeClr val="tx1"/>
+    </cs:fontRef>
+    <cs:spPr>
+      <a:ln w="9525" cap="flat" cmpd="sng" algn="ctr">
+        <a:solidFill>
+          <a:schemeClr val="tx1">
+            <a:lumMod val="35000"/>
+            <a:lumOff val="65000"/>
+          </a:schemeClr>
+        </a:solidFill>
+        <a:round/>
+      </a:ln>
+    </cs:spPr>
+  </cs:leaderLine>
+  <cs:legend>
+    <cs:lnRef idx="0"/>
+    <cs:fillRef idx="0"/>
+    <cs:effectRef idx="0"/>
+    <cs:fontRef idx="minor">
+      <a:schemeClr val="tx1">
+        <a:lumMod val="65000"/>
+        <a:lumOff val="35000"/>
+      </a:schemeClr>
+    </cs:fontRef>
+    <cs:defRPr sz="900" kern="1200"/>
+  </cs:legend>
+  <cs:plotArea mods="allowNoFillOverride allowNoLineOverride">
+    <cs:lnRef idx="0"/>
+    <cs:fillRef idx="0"/>
+    <cs:effectRef idx="0"/>
+    <cs:fontRef idx="minor">
+      <a:schemeClr val="tx1"/>
+    </cs:fontRef>
+  </cs:plotArea>
+  <cs:plotArea3D mods="allowNoFillOverride allowNoLineOverride">
+    <cs:lnRef idx="0"/>
+    <cs:fillRef idx="0"/>
+    <cs:effectRef idx="0"/>
+    <cs:fontRef idx="minor">
+      <a:schemeClr val="tx1"/>
+    </cs:fontRef>
+  </cs:plotArea3D>
+  <cs:seriesAxis>
+    <cs:lnRef idx="0"/>
+    <cs:fillRef idx="0"/>
+    <cs:effectRef idx="0"/>
+    <cs:fontRef idx="minor">
+      <a:schemeClr val="tx1">
+        <a:lumMod val="65000"/>
+        <a:lumOff val="35000"/>
+      </a:schemeClr>
+    </cs:fontRef>
+    <cs:defRPr sz="900" kern="1200"/>
+  </cs:seriesAxis>
+  <cs:seriesLine>
+    <cs:lnRef idx="0"/>
+    <cs:fillRef idx="0"/>
+    <cs:effectRef idx="0"/>
+    <cs:fontRef idx="minor">
+      <a:schemeClr val="tx1"/>
+    </cs:fontRef>
+    <cs:spPr>
+      <a:ln w="9525" cap="flat" cmpd="sng" algn="ctr">
+        <a:solidFill>
+          <a:schemeClr val="tx1">
+            <a:lumMod val="35000"/>
+            <a:lumOff val="65000"/>
+          </a:schemeClr>
+        </a:solidFill>
+        <a:round/>
+      </a:ln>
+    </cs:spPr>
+  </cs:seriesLine>
+  <cs:title>
+    <cs:lnRef idx="0"/>
+    <cs:fillRef idx="0"/>
+    <cs:effectRef idx="0"/>
+    <cs:fontRef idx="minor">
+      <a:schemeClr val="tx1">
+        <a:lumMod val="65000"/>
+        <a:lumOff val="35000"/>
+      </a:schemeClr>
+    </cs:fontRef>
+    <cs:defRPr sz="1400" b="0" kern="1200" spc="0" baseline="0"/>
+  </cs:title>
+  <cs:trendline>
+    <cs:lnRef idx="0">
+      <cs:styleClr val="auto"/>
+    </cs:lnRef>
+    <cs:fillRef idx="0"/>
+    <cs:effectRef idx="0"/>
+    <cs:fontRef idx="minor">
+      <a:schemeClr val="tx1"/>
+    </cs:fontRef>
+    <cs:spPr>
+      <a:ln w="19050" cap="rnd">
+        <a:solidFill>
+          <a:schemeClr val="phClr"/>
+        </a:solidFill>
+        <a:prstDash val="sysDot"/>
+      </a:ln>
+    </cs:spPr>
+  </cs:trendline>
+  <cs:trendlineLabel>
+    <cs:lnRef idx="0"/>
+    <cs:fillRef idx="0"/>
+    <cs:effectRef idx="0"/>
+    <cs:fontRef idx="minor">
+      <a:schemeClr val="tx1">
+        <a:lumMod val="65000"/>
+        <a:lumOff val="35000"/>
+      </a:schemeClr>
+    </cs:fontRef>
+    <cs:defRPr sz="900" kern="1200"/>
+  </cs:trendlineLabel>
+  <cs:upBar>
+    <cs:lnRef idx="0"/>
+    <cs:fillRef idx="0"/>
+    <cs:effectRef idx="0"/>
+    <cs:fontRef idx="minor">
+      <a:schemeClr val="dk1"/>
+    </cs:fontRef>
+    <cs:spPr>
+      <a:solidFill>
+        <a:schemeClr val="lt1"/>
+      </a:solidFill>
+      <a:ln w="9525">
+        <a:solidFill>
+          <a:schemeClr val="tx1">
+            <a:lumMod val="15000"/>
+            <a:lumOff val="85000"/>
+          </a:schemeClr>
+        </a:solidFill>
+      </a:ln>
+    </cs:spPr>
+  </cs:upBar>
+  <cs:valueAxis>
+    <cs:lnRef idx="0"/>
+    <cs:fillRef idx="0"/>
+    <cs:effectRef idx="0"/>
+    <cs:fontRef idx="minor">
+      <a:schemeClr val="tx1">
+        <a:lumMod val="65000"/>
+        <a:lumOff val="35000"/>
+      </a:schemeClr>
+    </cs:fontRef>
+    <cs:defRPr sz="900" kern="1200"/>
+  </cs:valueAxis>
+  <cs:wall>
+    <cs:lnRef idx="0"/>
+    <cs:fillRef idx="0"/>
+    <cs:effectRef idx="0"/>
+    <cs:fontRef idx="minor">
+      <a:schemeClr val="tx1"/>
+    </cs:fontRef>
+    <cs:spPr>
+      <a:noFill/>
+      <a:ln>
+        <a:noFill/>
+      </a:ln>
+    </cs:spPr>
+  </cs:wall>
+</cs:chartStyle>
+</file>
+
+<file path=word/charts/style3.xml><?xml version="1.0" encoding="utf-8"?>
+<cs:chartStyle xmlns:cs="http://schemas.microsoft.com/office/drawing/2012/chartStyle" xmlns:a="http://schemas.openxmlformats.org/drawingml/2006/main" id="201">
+  <cs:axisTitle>
+    <cs:lnRef idx="0"/>
+    <cs:fillRef idx="0"/>
+    <cs:effectRef idx="0"/>
+    <cs:fontRef idx="minor">
+      <a:schemeClr val="tx1">
+        <a:lumMod val="65000"/>
+        <a:lumOff val="35000"/>
+      </a:schemeClr>
+    </cs:fontRef>
+    <cs:defRPr sz="1000" kern="1200"/>
+  </cs:axisTitle>
+  <cs:categoryAxis>
+    <cs:lnRef idx="0"/>
+    <cs:fillRef idx="0"/>
+    <cs:effectRef idx="0"/>
+    <cs:fontRef idx="minor">
+      <a:schemeClr val="tx1">
+        <a:lumMod val="65000"/>
+        <a:lumOff val="35000"/>
+      </a:schemeClr>
+    </cs:fontRef>
+    <cs:spPr>
+      <a:ln w="9525" cap="flat" cmpd="sng" algn="ctr">
+        <a:solidFill>
+          <a:schemeClr val="tx1">
+            <a:lumMod val="15000"/>
+            <a:lumOff val="85000"/>
+          </a:schemeClr>
+        </a:solidFill>
+        <a:round/>
+      </a:ln>
+    </cs:spPr>
+    <cs:defRPr sz="900" kern="1200"/>
+  </cs:categoryAxis>
+  <cs:chartArea mods="allowNoFillOverride allowNoLineOverride">
+    <cs:lnRef idx="0"/>
+    <cs:fillRef idx="0"/>
+    <cs:effectRef idx="0"/>
+    <cs:fontRef idx="minor">
+      <a:schemeClr val="tx1"/>
+    </cs:fontRef>
+    <cs:spPr>
+      <a:solidFill>
+        <a:schemeClr val="bg1"/>
+      </a:solidFill>
+      <a:ln w="9525" cap="flat" cmpd="sng" algn="ctr">
+        <a:solidFill>
+          <a:schemeClr val="tx1">
+            <a:lumMod val="15000"/>
+            <a:lumOff val="85000"/>
+          </a:schemeClr>
+        </a:solidFill>
+        <a:round/>
+      </a:ln>
+    </cs:spPr>
+    <cs:defRPr sz="1000" kern="1200"/>
+  </cs:chartArea>
+  <cs:dataLabel>
+    <cs:lnRef idx="0"/>
+    <cs:fillRef idx="0"/>
+    <cs:effectRef idx="0"/>
+    <cs:fontRef idx="minor">
+      <a:schemeClr val="tx1">
+        <a:lumMod val="75000"/>
+        <a:lumOff val="25000"/>
+      </a:schemeClr>
+    </cs:fontRef>
+    <cs:defRPr sz="900" kern="1200"/>
+  </cs:dataLabel>
+  <cs:dataLabelCallout>
+    <cs:lnRef idx="0"/>
+    <cs:fillRef idx="0"/>
+    <cs:effectRef idx="0"/>
+    <cs:fontRef idx="minor">
+      <a:schemeClr val="dk1">
+        <a:lumMod val="65000"/>
+        <a:lumOff val="35000"/>
+      </a:schemeClr>
+    </cs:fontRef>
+    <cs:spPr>
+      <a:solidFill>
+        <a:schemeClr val="lt1"/>
+      </a:solidFill>
+      <a:ln>
+        <a:solidFill>
+          <a:schemeClr val="dk1">
+            <a:lumMod val="25000"/>
+            <a:lumOff val="75000"/>
+          </a:schemeClr>
+        </a:solidFill>
+      </a:ln>
+    </cs:spPr>
+    <cs:defRPr sz="900" kern="1200"/>
+    <cs:bodyPr rot="0" spcFirstLastPara="1" vertOverflow="clip" horzOverflow="clip" vert="horz" wrap="square" lIns="36576" tIns="18288" rIns="36576" bIns="18288" anchor="ctr" anchorCtr="1">
+      <a:spAutoFit/>
+    </cs:bodyPr>
+  </cs:dataLabelCallout>
+  <cs:dataPoint>
+    <cs:lnRef idx="0"/>
+    <cs:fillRef idx="1">
+      <cs:styleClr val="auto"/>
+    </cs:fillRef>
+    <cs:effectRef idx="0"/>
+    <cs:fontRef idx="minor">
+      <a:schemeClr val="tx1"/>
+    </cs:fontRef>
+  </cs:dataPoint>
+  <cs:dataPoint3D>
+    <cs:lnRef idx="0"/>
+    <cs:fillRef idx="1">
+      <cs:styleClr val="auto"/>
+    </cs:fillRef>
+    <cs:effectRef idx="0"/>
+    <cs:fontRef idx="minor">
+      <a:schemeClr val="tx1"/>
+    </cs:fontRef>
+  </cs:dataPoint3D>
+  <cs:dataPointLine>
+    <cs:lnRef idx="0">
+      <cs:styleClr val="auto"/>
+    </cs:lnRef>
+    <cs:fillRef idx="1"/>
+    <cs:effectRef idx="0"/>
+    <cs:fontRef idx="minor">
+      <a:schemeClr val="tx1"/>
+    </cs:fontRef>
+    <cs:spPr>
+      <a:ln w="28575" cap="rnd">
+        <a:solidFill>
+          <a:schemeClr val="phClr"/>
+        </a:solidFill>
+        <a:round/>
+      </a:ln>
+    </cs:spPr>
+  </cs:dataPointLine>
+  <cs:dataPointMarker>
+    <cs:lnRef idx="0">
+      <cs:styleClr val="auto"/>
+    </cs:lnRef>
+    <cs:fillRef idx="1">
+      <cs:styleClr val="auto"/>
+    </cs:fillRef>
+    <cs:effectRef idx="0"/>
+    <cs:fontRef idx="minor">
+      <a:schemeClr val="tx1"/>
+    </cs:fontRef>
+    <cs:spPr>
+      <a:ln w="9525">
+        <a:solidFill>
+          <a:schemeClr val="phClr"/>
+        </a:solidFill>
+      </a:ln>
+    </cs:spPr>
+  </cs:dataPointMarker>
+  <cs:dataPointMarkerLayout symbol="circle" size="5"/>
+  <cs:dataPointWireframe>
+    <cs:lnRef idx="0">
+      <cs:styleClr val="auto"/>
+    </cs:lnRef>
+    <cs:fillRef idx="1"/>
+    <cs:effectRef idx="0"/>
+    <cs:fontRef idx="minor">
+      <a:schemeClr val="tx1"/>
+    </cs:fontRef>
+    <cs:spPr>
+      <a:ln w="9525" cap="rnd">
+        <a:solidFill>
+          <a:schemeClr val="phClr"/>
+        </a:solidFill>
+        <a:round/>
+      </a:ln>
+    </cs:spPr>
+  </cs:dataPointWireframe>
+  <cs:dataTable>
+    <cs:lnRef idx="0"/>
+    <cs:fillRef idx="0"/>
+    <cs:effectRef idx="0"/>
+    <cs:fontRef idx="minor">
+      <a:schemeClr val="tx1">
+        <a:lumMod val="65000"/>
+        <a:lumOff val="35000"/>
+      </a:schemeClr>
+    </cs:fontRef>
+    <cs:spPr>
+      <a:noFill/>
+      <a:ln w="9525" cap="flat" cmpd="sng" algn="ctr">
+        <a:solidFill>
+          <a:schemeClr val="tx1">
+            <a:lumMod val="15000"/>
+            <a:lumOff val="85000"/>
+          </a:schemeClr>
+        </a:solidFill>
+        <a:round/>
+      </a:ln>
+    </cs:spPr>
+    <cs:defRPr sz="900" kern="1200"/>
+  </cs:dataTable>
+  <cs:downBar>
+    <cs:lnRef idx="0"/>
+    <cs:fillRef idx="0"/>
+    <cs:effectRef idx="0"/>
+    <cs:fontRef idx="minor">
+      <a:schemeClr val="dk1"/>
+    </cs:fontRef>
+    <cs:spPr>
+      <a:solidFill>
+        <a:schemeClr val="dk1">
+          <a:lumMod val="65000"/>
+          <a:lumOff val="35000"/>
+        </a:schemeClr>
+      </a:solidFill>
+      <a:ln w="9525">
+        <a:solidFill>
+          <a:schemeClr val="tx1">
+            <a:lumMod val="65000"/>
+            <a:lumOff val="35000"/>
+          </a:schemeClr>
+        </a:solidFill>
+      </a:ln>
+    </cs:spPr>
+  </cs:downBar>
+  <cs:dropLine>
+    <cs:lnRef idx="0"/>
+    <cs:fillRef idx="0"/>
+    <cs:effectRef idx="0"/>
+    <cs:fontRef idx="minor">
+      <a:schemeClr val="tx1"/>
+    </cs:fontRef>
+    <cs:spPr>
+      <a:ln w="9525" cap="flat" cmpd="sng" algn="ctr">
+        <a:solidFill>
+          <a:schemeClr val="tx1">
+            <a:lumMod val="35000"/>
+            <a:lumOff val="65000"/>
+          </a:schemeClr>
+        </a:solidFill>
+        <a:round/>
+      </a:ln>
+    </cs:spPr>
+  </cs:dropLine>
+  <cs:errorBar>
+    <cs:lnRef idx="0"/>
+    <cs:fillRef idx="0"/>
+    <cs:effectRef idx="0"/>
+    <cs:fontRef idx="minor">
+      <a:schemeClr val="tx1"/>
+    </cs:fontRef>
+    <cs:spPr>
+      <a:ln w="9525" cap="flat" cmpd="sng" algn="ctr">
+        <a:solidFill>
+          <a:schemeClr val="tx1">
+            <a:lumMod val="65000"/>
+            <a:lumOff val="35000"/>
+          </a:schemeClr>
+        </a:solidFill>
+        <a:round/>
+      </a:ln>
+    </cs:spPr>
+  </cs:errorBar>
+  <cs:floor>
+    <cs:lnRef idx="0"/>
+    <cs:fillRef idx="0"/>
+    <cs:effectRef idx="0"/>
+    <cs:fontRef idx="minor">
+      <a:schemeClr val="tx1"/>
+    </cs:fontRef>
+    <cs:spPr>
+      <a:noFill/>
+      <a:ln>
+        <a:noFill/>
+      </a:ln>
+    </cs:spPr>
+  </cs:floor>
+  <cs:gridlineMajor>
+    <cs:lnRef idx="0"/>
+    <cs:fillRef idx="0"/>
+    <cs:effectRef idx="0"/>
+    <cs:fontRef idx="minor">
+      <a:schemeClr val="tx1"/>
+    </cs:fontRef>
+    <cs:spPr>
+      <a:ln w="9525" cap="flat" cmpd="sng" algn="ctr">
+        <a:solidFill>
+          <a:schemeClr val="tx1">
+            <a:lumMod val="15000"/>
+            <a:lumOff val="85000"/>
+          </a:schemeClr>
+        </a:solidFill>
+        <a:round/>
+      </a:ln>
+    </cs:spPr>
+  </cs:gridlineMajor>
+  <cs:gridlineMinor>
+    <cs:lnRef idx="0"/>
+    <cs:fillRef idx="0"/>
+    <cs:effectRef idx="0"/>
+    <cs:fontRef idx="minor">
+      <a:schemeClr val="tx1"/>
+    </cs:fontRef>
+    <cs:spPr>
+      <a:ln w="9525" cap="flat" cmpd="sng" algn="ctr">
+        <a:solidFill>
+          <a:schemeClr val="tx1">
+            <a:lumMod val="5000"/>
+            <a:lumOff val="95000"/>
+          </a:schemeClr>
+        </a:solidFill>
+        <a:round/>
+      </a:ln>
+    </cs:spPr>
+  </cs:gridlineMinor>
+  <cs:hiLoLine>
+    <cs:lnRef idx="0"/>
+    <cs:fillRef idx="0"/>
+    <cs:effectRef idx="0"/>
+    <cs:fontRef idx="minor">
+      <a:schemeClr val="tx1"/>
+    </cs:fontRef>
+    <cs:spPr>
+      <a:ln w="9525" cap="flat" cmpd="sng" algn="ctr">
+        <a:solidFill>
+          <a:schemeClr val="tx1">
+            <a:lumMod val="75000"/>
+            <a:lumOff val="25000"/>
+          </a:schemeClr>
+        </a:solidFill>
+        <a:round/>
+      </a:ln>
+    </cs:spPr>
+  </cs:hiLoLine>
+  <cs:leaderLine>
+    <cs:lnRef idx="0"/>
+    <cs:fillRef idx="0"/>
+    <cs:effectRef idx="0"/>
+    <cs:fontRef idx="minor">
+      <a:schemeClr val="tx1"/>
+    </cs:fontRef>
+    <cs:spPr>
+      <a:ln w="9525" cap="flat" cmpd="sng" algn="ctr">
+        <a:solidFill>
+          <a:schemeClr val="tx1">
+            <a:lumMod val="35000"/>
+            <a:lumOff val="65000"/>
+          </a:schemeClr>
+        </a:solidFill>
+        <a:round/>
+      </a:ln>
+    </cs:spPr>
+  </cs:leaderLine>
+  <cs:legend>
+    <cs:lnRef idx="0"/>
+    <cs:fillRef idx="0"/>
+    <cs:effectRef idx="0"/>
+    <cs:fontRef idx="minor">
+      <a:schemeClr val="tx1">
+        <a:lumMod val="65000"/>
+        <a:lumOff val="35000"/>
+      </a:schemeClr>
+    </cs:fontRef>
+    <cs:defRPr sz="900" kern="1200"/>
+  </cs:legend>
+  <cs:plotArea mods="allowNoFillOverride allowNoLineOverride">
+    <cs:lnRef idx="0"/>
+    <cs:fillRef idx="0"/>
+    <cs:effectRef idx="0"/>
+    <cs:fontRef idx="minor">
+      <a:schemeClr val="tx1"/>
+    </cs:fontRef>
+  </cs:plotArea>
+  <cs:plotArea3D mods="allowNoFillOverride allowNoLineOverride">
+    <cs:lnRef idx="0"/>
+    <cs:fillRef idx="0"/>
+    <cs:effectRef idx="0"/>
+    <cs:fontRef idx="minor">
+      <a:schemeClr val="tx1"/>
+    </cs:fontRef>
+  </cs:plotArea3D>
+  <cs:seriesAxis>
+    <cs:lnRef idx="0"/>
+    <cs:fillRef idx="0"/>
+    <cs:effectRef idx="0"/>
+    <cs:fontRef idx="minor">
+      <a:schemeClr val="tx1">
+        <a:lumMod val="65000"/>
+        <a:lumOff val="35000"/>
+      </a:schemeClr>
+    </cs:fontRef>
+    <cs:defRPr sz="900" kern="1200"/>
+  </cs:seriesAxis>
+  <cs:seriesLine>
+    <cs:lnRef idx="0"/>
+    <cs:fillRef idx="0"/>
+    <cs:effectRef idx="0"/>
+    <cs:fontRef idx="minor">
+      <a:schemeClr val="tx1"/>
+    </cs:fontRef>
+    <cs:spPr>
+      <a:ln w="9525" cap="flat" cmpd="sng" algn="ctr">
+        <a:solidFill>
+          <a:schemeClr val="tx1">
+            <a:lumMod val="35000"/>
+            <a:lumOff val="65000"/>
+          </a:schemeClr>
+        </a:solidFill>
+        <a:round/>
+      </a:ln>
+    </cs:spPr>
+  </cs:seriesLine>
+  <cs:title>
+    <cs:lnRef idx="0"/>
+    <cs:fillRef idx="0"/>
+    <cs:effectRef idx="0"/>
+    <cs:fontRef idx="minor">
+      <a:schemeClr val="tx1">
+        <a:lumMod val="65000"/>
+        <a:lumOff val="35000"/>
+      </a:schemeClr>
+    </cs:fontRef>
+    <cs:defRPr sz="1400" b="0" kern="1200" spc="0" baseline="0"/>
+  </cs:title>
+  <cs:trendline>
+    <cs:lnRef idx="0">
+      <cs:styleClr val="auto"/>
+    </cs:lnRef>
+    <cs:fillRef idx="0"/>
+    <cs:effectRef idx="0"/>
+    <cs:fontRef idx="minor">
+      <a:schemeClr val="tx1"/>
+    </cs:fontRef>
+    <cs:spPr>
+      <a:ln w="19050" cap="rnd">
+        <a:solidFill>
+          <a:schemeClr val="phClr"/>
+        </a:solidFill>
+        <a:prstDash val="sysDot"/>
+      </a:ln>
+    </cs:spPr>
+  </cs:trendline>
+  <cs:trendlineLabel>
+    <cs:lnRef idx="0"/>
+    <cs:fillRef idx="0"/>
+    <cs:effectRef idx="0"/>
+    <cs:fontRef idx="minor">
+      <a:schemeClr val="tx1">
+        <a:lumMod val="65000"/>
+        <a:lumOff val="35000"/>
+      </a:schemeClr>
+    </cs:fontRef>
+    <cs:defRPr sz="900" kern="1200"/>
+  </cs:trendlineLabel>
+  <cs:upBar>
+    <cs:lnRef idx="0"/>
+    <cs:fillRef idx="0"/>
+    <cs:effectRef idx="0"/>
+    <cs:fontRef idx="minor">
+      <a:schemeClr val="dk1"/>
+    </cs:fontRef>
+    <cs:spPr>
+      <a:solidFill>
+        <a:schemeClr val="lt1"/>
+      </a:solidFill>
+      <a:ln w="9525">
+        <a:solidFill>
+          <a:schemeClr val="tx1">
+            <a:lumMod val="15000"/>
+            <a:lumOff val="85000"/>
+          </a:schemeClr>
+        </a:solidFill>
+      </a:ln>
+    </cs:spPr>
+  </cs:upBar>
+  <cs:valueAxis>
+    <cs:lnRef idx="0"/>
+    <cs:fillRef idx="0"/>
+    <cs:effectRef idx="0"/>
+    <cs:fontRef idx="minor">
+      <a:schemeClr val="tx1">
+        <a:lumMod val="65000"/>
+        <a:lumOff val="35000"/>
+      </a:schemeClr>
+    </cs:fontRef>
+    <cs:defRPr sz="900" kern="1200"/>
+  </cs:valueAxis>
+  <cs:wall>
+    <cs:lnRef idx="0"/>
+    <cs:fillRef idx="0"/>
+    <cs:effectRef idx="0"/>
+    <cs:fontRef idx="minor">
+      <a:schemeClr val="tx1"/>
+    </cs:fontRef>
+    <cs:spPr>
+      <a:noFill/>
+      <a:ln>
+        <a:noFill/>
+      </a:ln>
+    </cs:spPr>
+  </cs:wall>
+</cs:chartStyle>
+</file>
+
+<file path=word/charts/style4.xml><?xml version="1.0" encoding="utf-8"?>
+<cs:chartStyle xmlns:cs="http://schemas.microsoft.com/office/drawing/2012/chartStyle" xmlns:a="http://schemas.openxmlformats.org/drawingml/2006/main" id="201">
+  <cs:axisTitle>
+    <cs:lnRef idx="0"/>
+    <cs:fillRef idx="0"/>
+    <cs:effectRef idx="0"/>
+    <cs:fontRef idx="minor">
+      <a:schemeClr val="tx1">
+        <a:lumMod val="65000"/>
+        <a:lumOff val="35000"/>
+      </a:schemeClr>
+    </cs:fontRef>
+    <cs:defRPr sz="1000" kern="1200"/>
+  </cs:axisTitle>
+  <cs:categoryAxis>
+    <cs:lnRef idx="0"/>
+    <cs:fillRef idx="0"/>
+    <cs:effectRef idx="0"/>
+    <cs:fontRef idx="minor">
+      <a:schemeClr val="tx1">
+        <a:lumMod val="65000"/>
+        <a:lumOff val="35000"/>
+      </a:schemeClr>
+    </cs:fontRef>
+    <cs:spPr>
+      <a:ln w="9525" cap="flat" cmpd="sng" algn="ctr">
+        <a:solidFill>
+          <a:schemeClr val="tx1">
+            <a:lumMod val="15000"/>
+            <a:lumOff val="85000"/>
+          </a:schemeClr>
+        </a:solidFill>
+        <a:round/>
+      </a:ln>
+    </cs:spPr>
+    <cs:defRPr sz="900" kern="1200"/>
+  </cs:categoryAxis>
+  <cs:chartArea mods="allowNoFillOverride allowNoLineOverride">
+    <cs:lnRef idx="0"/>
+    <cs:fillRef idx="0"/>
+    <cs:effectRef idx="0"/>
+    <cs:fontRef idx="minor">
+      <a:schemeClr val="tx1"/>
+    </cs:fontRef>
+    <cs:spPr>
+      <a:solidFill>
+        <a:schemeClr val="bg1"/>
+      </a:solidFill>
+      <a:ln w="9525" cap="flat" cmpd="sng" algn="ctr">
+        <a:solidFill>
+          <a:schemeClr val="tx1">
+            <a:lumMod val="15000"/>
+            <a:lumOff val="85000"/>
+          </a:schemeClr>
+        </a:solidFill>
+        <a:round/>
+      </a:ln>
+    </cs:spPr>
+    <cs:defRPr sz="1000" kern="1200"/>
+  </cs:chartArea>
+  <cs:dataLabel>
+    <cs:lnRef idx="0"/>
+    <cs:fillRef idx="0"/>
+    <cs:effectRef idx="0"/>
+    <cs:fontRef idx="minor">
+      <a:schemeClr val="tx1">
+        <a:lumMod val="75000"/>
+        <a:lumOff val="25000"/>
+      </a:schemeClr>
+    </cs:fontRef>
+    <cs:defRPr sz="900" kern="1200"/>
+  </cs:dataLabel>
+  <cs:dataLabelCallout>
+    <cs:lnRef idx="0"/>
+    <cs:fillRef idx="0"/>
+    <cs:effectRef idx="0"/>
+    <cs:fontRef idx="minor">
+      <a:schemeClr val="dk1">
+        <a:lumMod val="65000"/>
+        <a:lumOff val="35000"/>
+      </a:schemeClr>
+    </cs:fontRef>
+    <cs:spPr>
+      <a:solidFill>
+        <a:schemeClr val="lt1"/>
+      </a:solidFill>
+      <a:ln>
+        <a:solidFill>
+          <a:schemeClr val="dk1">
+            <a:lumMod val="25000"/>
+            <a:lumOff val="75000"/>
+          </a:schemeClr>
+        </a:solidFill>
+      </a:ln>
+    </cs:spPr>
+    <cs:defRPr sz="900" kern="1200"/>
+    <cs:bodyPr rot="0" spcFirstLastPara="1" vertOverflow="clip" horzOverflow="clip" vert="horz" wrap="square" lIns="36576" tIns="18288" rIns="36576" bIns="18288" anchor="ctr" anchorCtr="1">
+      <a:spAutoFit/>
+    </cs:bodyPr>
+  </cs:dataLabelCallout>
+  <cs:dataPoint>
+    <cs:lnRef idx="0"/>
+    <cs:fillRef idx="1">
+      <cs:styleClr val="auto"/>
+    </cs:fillRef>
+    <cs:effectRef idx="0"/>
+    <cs:fontRef idx="minor">
+      <a:schemeClr val="tx1"/>
+    </cs:fontRef>
+  </cs:dataPoint>
+  <cs:dataPoint3D>
+    <cs:lnRef idx="0"/>
+    <cs:fillRef idx="1">
+      <cs:styleClr val="auto"/>
+    </cs:fillRef>
+    <cs:effectRef idx="0"/>
+    <cs:fontRef idx="minor">
+      <a:schemeClr val="tx1"/>
+    </cs:fontRef>
+  </cs:dataPoint3D>
+  <cs:dataPointLine>
+    <cs:lnRef idx="0">
+      <cs:styleClr val="auto"/>
+    </cs:lnRef>
+    <cs:fillRef idx="1"/>
+    <cs:effectRef idx="0"/>
+    <cs:fontRef idx="minor">
+      <a:schemeClr val="tx1"/>
+    </cs:fontRef>
+    <cs:spPr>
+      <a:ln w="28575" cap="rnd">
+        <a:solidFill>
+          <a:schemeClr val="phClr"/>
+        </a:solidFill>
+        <a:round/>
+      </a:ln>
+    </cs:spPr>
+  </cs:dataPointLine>
+  <cs:dataPointMarker>
+    <cs:lnRef idx="0">
+      <cs:styleClr val="auto"/>
+    </cs:lnRef>
+    <cs:fillRef idx="1">
+      <cs:styleClr val="auto"/>
+    </cs:fillRef>
+    <cs:effectRef idx="0"/>
+    <cs:fontRef idx="minor">
+      <a:schemeClr val="tx1"/>
+    </cs:fontRef>
+    <cs:spPr>
+      <a:ln w="9525">
+        <a:solidFill>
+          <a:schemeClr val="phClr"/>
+        </a:solidFill>
+      </a:ln>
+    </cs:spPr>
+  </cs:dataPointMarker>
+  <cs:dataPointMarkerLayout symbol="circle" size="5"/>
+  <cs:dataPointWireframe>
+    <cs:lnRef idx="0">
+      <cs:styleClr val="auto"/>
+    </cs:lnRef>
+    <cs:fillRef idx="1"/>
+    <cs:effectRef idx="0"/>
+    <cs:fontRef idx="minor">
+      <a:schemeClr val="tx1"/>
+    </cs:fontRef>
+    <cs:spPr>
+      <a:ln w="9525" cap="rnd">
+        <a:solidFill>
+          <a:schemeClr val="phClr"/>
+        </a:solidFill>
+        <a:round/>
+      </a:ln>
+    </cs:spPr>
+  </cs:dataPointWireframe>
+  <cs:dataTable>
+    <cs:lnRef idx="0"/>
+    <cs:fillRef idx="0"/>
+    <cs:effectRef idx="0"/>
+    <cs:fontRef idx="minor">
+      <a:schemeClr val="tx1">
+        <a:lumMod val="65000"/>
+        <a:lumOff val="35000"/>
+      </a:schemeClr>
+    </cs:fontRef>
+    <cs:spPr>
+      <a:noFill/>
+      <a:ln w="9525" cap="flat" cmpd="sng" algn="ctr">
+        <a:solidFill>
+          <a:schemeClr val="tx1">
+            <a:lumMod val="15000"/>
+            <a:lumOff val="85000"/>
+          </a:schemeClr>
+        </a:solidFill>
+        <a:round/>
+      </a:ln>
+    </cs:spPr>
+    <cs:defRPr sz="900" kern="1200"/>
+  </cs:dataTable>
+  <cs:downBar>
+    <cs:lnRef idx="0"/>
+    <cs:fillRef idx="0"/>
+    <cs:effectRef idx="0"/>
+    <cs:fontRef idx="minor">
+      <a:schemeClr val="dk1"/>
+    </cs:fontRef>
+    <cs:spPr>
+      <a:solidFill>
+        <a:schemeClr val="dk1">
+          <a:lumMod val="65000"/>
+          <a:lumOff val="35000"/>
+        </a:schemeClr>
+      </a:solidFill>
+      <a:ln w="9525">
+        <a:solidFill>
+          <a:schemeClr val="tx1">
+            <a:lumMod val="65000"/>
+            <a:lumOff val="35000"/>
+          </a:schemeClr>
+        </a:solidFill>
+      </a:ln>
+    </cs:spPr>
+  </cs:downBar>
+  <cs:dropLine>
+    <cs:lnRef idx="0"/>
+    <cs:fillRef idx="0"/>
+    <cs:effectRef idx="0"/>
+    <cs:fontRef idx="minor">
+      <a:schemeClr val="tx1"/>
+    </cs:fontRef>
+    <cs:spPr>
+      <a:ln w="9525" cap="flat" cmpd="sng" algn="ctr">
+        <a:solidFill>
+          <a:schemeClr val="tx1">
+            <a:lumMod val="35000"/>
+            <a:lumOff val="65000"/>
+          </a:schemeClr>
+        </a:solidFill>
+        <a:round/>
+      </a:ln>
+    </cs:spPr>
+  </cs:dropLine>
+  <cs:errorBar>
+    <cs:lnRef idx="0"/>
+    <cs:fillRef idx="0"/>
+    <cs:effectRef idx="0"/>
+    <cs:fontRef idx="minor">
+      <a:schemeClr val="tx1"/>
+    </cs:fontRef>
+    <cs:spPr>
+      <a:ln w="9525" cap="flat" cmpd="sng" algn="ctr">
+        <a:solidFill>
+          <a:schemeClr val="tx1">
+            <a:lumMod val="65000"/>
+            <a:lumOff val="35000"/>
+          </a:schemeClr>
+        </a:solidFill>
+        <a:round/>
+      </a:ln>
+    </cs:spPr>
+  </cs:errorBar>
+  <cs:floor>
+    <cs:lnRef idx="0"/>
+    <cs:fillRef idx="0"/>
+    <cs:effectRef idx="0"/>
+    <cs:fontRef idx="minor">
+      <a:schemeClr val="tx1"/>
+    </cs:fontRef>
+    <cs:spPr>
+      <a:noFill/>
+      <a:ln>
+        <a:noFill/>
+      </a:ln>
+    </cs:spPr>
+  </cs:floor>
+  <cs:gridlineMajor>
+    <cs:lnRef idx="0"/>
+    <cs:fillRef idx="0"/>
+    <cs:effectRef idx="0"/>
+    <cs:fontRef idx="minor">
+      <a:schemeClr val="tx1"/>
+    </cs:fontRef>
+    <cs:spPr>
+      <a:ln w="9525" cap="flat" cmpd="sng" algn="ctr">
+        <a:solidFill>
+          <a:schemeClr val="tx1">
+            <a:lumMod val="15000"/>
+            <a:lumOff val="85000"/>
+          </a:schemeClr>
+        </a:solidFill>
+        <a:round/>
+      </a:ln>
+    </cs:spPr>
+  </cs:gridlineMajor>
+  <cs:gridlineMinor>
+    <cs:lnRef idx="0"/>
+    <cs:fillRef idx="0"/>
+    <cs:effectRef idx="0"/>
+    <cs:fontRef idx="minor">
+      <a:schemeClr val="tx1"/>
+    </cs:fontRef>
+    <cs:spPr>
+      <a:ln w="9525" cap="flat" cmpd="sng" algn="ctr">
+        <a:solidFill>
+          <a:schemeClr val="tx1">
+            <a:lumMod val="5000"/>
+            <a:lumOff val="95000"/>
+          </a:schemeClr>
+        </a:solidFill>
+        <a:round/>
+      </a:ln>
+    </cs:spPr>
+  </cs:gridlineMinor>
+  <cs:hiLoLine>
+    <cs:lnRef idx="0"/>
+    <cs:fillRef idx="0"/>
+    <cs:effectRef idx="0"/>
+    <cs:fontRef idx="minor">
+      <a:schemeClr val="tx1"/>
+    </cs:fontRef>
+    <cs:spPr>
+      <a:ln w="9525" cap="flat" cmpd="sng" algn="ctr">
+        <a:solidFill>
+          <a:schemeClr val="tx1">
+            <a:lumMod val="75000"/>
+            <a:lumOff val="25000"/>
+          </a:schemeClr>
+        </a:solidFill>
+        <a:round/>
+      </a:ln>
+    </cs:spPr>
+  </cs:hiLoLine>
+  <cs:leaderLine>
+    <cs:lnRef idx="0"/>
+    <cs:fillRef idx="0"/>
+    <cs:effectRef idx="0"/>
+    <cs:fontRef idx="minor">
+      <a:schemeClr val="tx1"/>
+    </cs:fontRef>
+    <cs:spPr>
+      <a:ln w="9525" cap="flat" cmpd="sng" algn="ctr">
+        <a:solidFill>
+          <a:schemeClr val="tx1">
+            <a:lumMod val="35000"/>
+            <a:lumOff val="65000"/>
+          </a:schemeClr>
+        </a:solidFill>
+        <a:round/>
+      </a:ln>
+    </cs:spPr>
+  </cs:leaderLine>
+  <cs:legend>
+    <cs:lnRef idx="0"/>
+    <cs:fillRef idx="0"/>
+    <cs:effectRef idx="0"/>
+    <cs:fontRef idx="minor">
+      <a:schemeClr val="tx1">
+        <a:lumMod val="65000"/>
+        <a:lumOff val="35000"/>
+      </a:schemeClr>
+    </cs:fontRef>
+    <cs:defRPr sz="900" kern="1200"/>
+  </cs:legend>
+  <cs:plotArea mods="allowNoFillOverride allowNoLineOverride">
+    <cs:lnRef idx="0"/>
+    <cs:fillRef idx="0"/>
+    <cs:effectRef idx="0"/>
+    <cs:fontRef idx="minor">
+      <a:schemeClr val="tx1"/>
+    </cs:fontRef>
+  </cs:plotArea>
+  <cs:plotArea3D mods="allowNoFillOverride allowNoLineOverride">
+    <cs:lnRef idx="0"/>
+    <cs:fillRef idx="0"/>
+    <cs:effectRef idx="0"/>
+    <cs:fontRef idx="minor">
+      <a:schemeClr val="tx1"/>
+    </cs:fontRef>
+  </cs:plotArea3D>
+  <cs:seriesAxis>
+    <cs:lnRef idx="0"/>
+    <cs:fillRef idx="0"/>
+    <cs:effectRef idx="0"/>
+    <cs:fontRef idx="minor">
+      <a:schemeClr val="tx1">
+        <a:lumMod val="65000"/>
+        <a:lumOff val="35000"/>
+      </a:schemeClr>
+    </cs:fontRef>
+    <cs:defRPr sz="900" kern="1200"/>
+  </cs:seriesAxis>
+  <cs:seriesLine>
+    <cs:lnRef idx="0"/>
+    <cs:fillRef idx="0"/>
+    <cs:effectRef idx="0"/>
+    <cs:fontRef idx="minor">
+      <a:schemeClr val="tx1"/>
+    </cs:fontRef>
+    <cs:spPr>
+      <a:ln w="9525" cap="flat" cmpd="sng" algn="ctr">
+        <a:solidFill>
+          <a:schemeClr val="tx1">
+            <a:lumMod val="35000"/>
+            <a:lumOff val="65000"/>
+          </a:schemeClr>
+        </a:solidFill>
+        <a:round/>
+      </a:ln>
+    </cs:spPr>
+  </cs:seriesLine>
+  <cs:title>
+    <cs:lnRef idx="0"/>
+    <cs:fillRef idx="0"/>
+    <cs:effectRef idx="0"/>
+    <cs:fontRef idx="minor">
+      <a:schemeClr val="tx1">
+        <a:lumMod val="65000"/>
+        <a:lumOff val="35000"/>
+      </a:schemeClr>
+    </cs:fontRef>
+    <cs:defRPr sz="1400" b="0" kern="1200" spc="0" baseline="0"/>
+  </cs:title>
+  <cs:trendline>
+    <cs:lnRef idx="0">
+      <cs:styleClr val="auto"/>
+    </cs:lnRef>
+    <cs:fillRef idx="0"/>
+    <cs:effectRef idx="0"/>
+    <cs:fontRef idx="minor">
+      <a:schemeClr val="tx1"/>
+    </cs:fontRef>
+    <cs:spPr>
+      <a:ln w="19050" cap="rnd">
+        <a:solidFill>
+          <a:schemeClr val="phClr"/>
+        </a:solidFill>
+        <a:prstDash val="sysDot"/>
+      </a:ln>
+    </cs:spPr>
+  </cs:trendline>
+  <cs:trendlineLabel>
+    <cs:lnRef idx="0"/>
+    <cs:fillRef idx="0"/>
+    <cs:effectRef idx="0"/>
+    <cs:fontRef idx="minor">
+      <a:schemeClr val="tx1">
+        <a:lumMod val="65000"/>
+        <a:lumOff val="35000"/>
+      </a:schemeClr>
+    </cs:fontRef>
+    <cs:defRPr sz="900" kern="1200"/>
+  </cs:trendlineLabel>
+  <cs:upBar>
+    <cs:lnRef idx="0"/>
+    <cs:fillRef idx="0"/>
+    <cs:effectRef idx="0"/>
+    <cs:fontRef idx="minor">
+      <a:schemeClr val="dk1"/>
+    </cs:fontRef>
+    <cs:spPr>
+      <a:solidFill>
+        <a:schemeClr val="lt1"/>
+      </a:solidFill>
+      <a:ln w="9525">
+        <a:solidFill>
+          <a:schemeClr val="tx1">
+            <a:lumMod val="15000"/>
+            <a:lumOff val="85000"/>
+          </a:schemeClr>
+        </a:solidFill>
+      </a:ln>
+    </cs:spPr>
+  </cs:upBar>
+  <cs:valueAxis>
+    <cs:lnRef idx="0"/>
+    <cs:fillRef idx="0"/>
+    <cs:effectRef idx="0"/>
+    <cs:fontRef idx="minor">
+      <a:schemeClr val="tx1">
+        <a:lumMod val="65000"/>
+        <a:lumOff val="35000"/>
+      </a:schemeClr>
+    </cs:fontRef>
+    <cs:defRPr sz="900" kern="1200"/>
+  </cs:valueAxis>
+  <cs:wall>
+    <cs:lnRef idx="0"/>
+    <cs:fillRef idx="0"/>
+    <cs:effectRef idx="0"/>
+    <cs:fontRef idx="minor">
+      <a:schemeClr val="tx1"/>
+    </cs:fontRef>
+    <cs:spPr>
+      <a:noFill/>
+      <a:ln>
+        <a:noFill/>
+      </a:ln>
+    </cs:spPr>
+  </cs:wall>
+</cs:chartStyle>
+</file>
+
+<file path=word/charts/style5.xml><?xml version="1.0" encoding="utf-8"?>
+<cs:chartStyle xmlns:cs="http://schemas.microsoft.com/office/drawing/2012/chartStyle" xmlns:a="http://schemas.openxmlformats.org/drawingml/2006/main" id="216">
+  <cs:axisTitle>
+    <cs:lnRef idx="0"/>
+    <cs:fillRef idx="0"/>
+    <cs:effectRef idx="0"/>
+    <cs:fontRef idx="minor">
+      <a:schemeClr val="tx1">
+        <a:lumMod val="65000"/>
+        <a:lumOff val="35000"/>
+      </a:schemeClr>
+    </cs:fontRef>
+    <cs:defRPr sz="1000" kern="1200"/>
+  </cs:axisTitle>
+  <cs:categoryAxis>
+    <cs:lnRef idx="0"/>
+    <cs:fillRef idx="0"/>
+    <cs:effectRef idx="0"/>
+    <cs:fontRef idx="minor">
+      <a:schemeClr val="tx1">
+        <a:lumMod val="65000"/>
+        <a:lumOff val="35000"/>
+      </a:schemeClr>
+    </cs:fontRef>
+    <cs:spPr>
+      <a:ln w="9525" cap="flat" cmpd="sng" algn="ctr">
+        <a:solidFill>
+          <a:schemeClr val="tx1">
+            <a:lumMod val="15000"/>
+            <a:lumOff val="85000"/>
+          </a:schemeClr>
+        </a:solidFill>
+        <a:round/>
+      </a:ln>
+    </cs:spPr>
+    <cs:defRPr sz="900" kern="1200"/>
+  </cs:categoryAxis>
+  <cs:chartArea mods="allowNoFillOverride allowNoLineOverride">
+    <cs:lnRef idx="0"/>
+    <cs:fillRef idx="0"/>
+    <cs:effectRef idx="0"/>
+    <cs:fontRef idx="minor">
+      <a:schemeClr val="tx1"/>
+    </cs:fontRef>
+    <cs:spPr>
+      <a:solidFill>
+        <a:schemeClr val="bg1"/>
+      </a:solidFill>
+      <a:ln w="9525" cap="flat" cmpd="sng" algn="ctr">
+        <a:solidFill>
+          <a:schemeClr val="tx1">
+            <a:lumMod val="15000"/>
+            <a:lumOff val="85000"/>
+          </a:schemeClr>
+        </a:solidFill>
+        <a:round/>
+      </a:ln>
+    </cs:spPr>
+    <cs:defRPr sz="1000" kern="1200"/>
+  </cs:chartArea>
+  <cs:dataLabel>
+    <cs:lnRef idx="0"/>
+    <cs:fillRef idx="0"/>
+    <cs:effectRef idx="0"/>
+    <cs:fontRef idx="minor">
+      <a:schemeClr val="tx1">
+        <a:lumMod val="75000"/>
+        <a:lumOff val="25000"/>
+      </a:schemeClr>
+    </cs:fontRef>
+    <cs:defRPr sz="900" kern="1200"/>
+  </cs:dataLabel>
+  <cs:dataLabelCallout>
+    <cs:lnRef idx="0"/>
+    <cs:fillRef idx="0"/>
+    <cs:effectRef idx="0"/>
+    <cs:fontRef idx="minor">
+      <a:schemeClr val="dk1">
+        <a:lumMod val="65000"/>
+        <a:lumOff val="35000"/>
+      </a:schemeClr>
+    </cs:fontRef>
+    <cs:spPr>
+      <a:solidFill>
+        <a:schemeClr val="lt1"/>
+      </a:solidFill>
+      <a:ln>
+        <a:solidFill>
+          <a:schemeClr val="dk1">
+            <a:lumMod val="25000"/>
+            <a:lumOff val="75000"/>
+          </a:schemeClr>
+        </a:solidFill>
+      </a:ln>
+    </cs:spPr>
+    <cs:defRPr sz="900" kern="1200"/>
+    <cs:bodyPr rot="0" spcFirstLastPara="1" vertOverflow="clip" horzOverflow="clip" vert="horz" wrap="square" lIns="36576" tIns="18288" rIns="36576" bIns="18288" anchor="ctr" anchorCtr="1">
+      <a:spAutoFit/>
+    </cs:bodyPr>
+  </cs:dataLabelCallout>
+  <cs:dataPoint>
+    <cs:lnRef idx="0"/>
+    <cs:fillRef idx="1">
+      <cs:styleClr val="auto"/>
+    </cs:fillRef>
+    <cs:effectRef idx="0"/>
+    <cs:fontRef idx="minor">
+      <a:schemeClr val="tx1"/>
+    </cs:fontRef>
+  </cs:dataPoint>
+  <cs:dataPoint3D>
+    <cs:lnRef idx="0"/>
+    <cs:fillRef idx="1">
+      <cs:styleClr val="auto"/>
+    </cs:fillRef>
+    <cs:effectRef idx="0"/>
+    <cs:fontRef idx="minor">
+      <a:schemeClr val="tx1"/>
+    </cs:fontRef>
+  </cs:dataPoint3D>
+  <cs:dataPointLine>
+    <cs:lnRef idx="0">
+      <cs:styleClr val="auto"/>
+    </cs:lnRef>
+    <cs:fillRef idx="1"/>
+    <cs:effectRef idx="0"/>
+    <cs:fontRef idx="minor">
+      <a:schemeClr val="tx1"/>
+    </cs:fontRef>
+    <cs:spPr>
+      <a:ln w="28575" cap="rnd">
+        <a:solidFill>
+          <a:schemeClr val="phClr"/>
+        </a:solidFill>
+        <a:round/>
+      </a:ln>
+    </cs:spPr>
+  </cs:dataPointLine>
+  <cs:dataPointMarker>
+    <cs:lnRef idx="0">
+      <cs:styleClr val="auto"/>
+    </cs:lnRef>
+    <cs:fillRef idx="1">
+      <cs:styleClr val="auto"/>
+    </cs:fillRef>
+    <cs:effectRef idx="0"/>
+    <cs:fontRef idx="minor">
+      <a:schemeClr val="tx1"/>
+    </cs:fontRef>
+    <cs:spPr>
+      <a:ln w="9525">
+        <a:solidFill>
+          <a:schemeClr val="phClr"/>
+        </a:solidFill>
+      </a:ln>
+    </cs:spPr>
+  </cs:dataPointMarker>
+  <cs:dataPointMarkerLayout symbol="circle" size="5"/>
+  <cs:dataPointWireframe>
+    <cs:lnRef idx="0">
+      <cs:styleClr val="auto"/>
+    </cs:lnRef>
+    <cs:fillRef idx="1"/>
+    <cs:effectRef idx="0"/>
+    <cs:fontRef idx="minor">
+      <a:schemeClr val="tx1"/>
+    </cs:fontRef>
+    <cs:spPr>
+      <a:ln w="9525" cap="rnd">
+        <a:solidFill>
+          <a:schemeClr val="phClr"/>
+        </a:solidFill>
+        <a:round/>
+      </a:ln>
+    </cs:spPr>
+  </cs:dataPointWireframe>
+  <cs:dataTable>
+    <cs:lnRef idx="0"/>
+    <cs:fillRef idx="0"/>
+    <cs:effectRef idx="0"/>
+    <cs:fontRef idx="minor">
+      <a:schemeClr val="tx1">
+        <a:lumMod val="65000"/>
+        <a:lumOff val="35000"/>
+      </a:schemeClr>
+    </cs:fontRef>
+    <cs:spPr>
+      <a:noFill/>
+      <a:ln w="9525" cap="flat" cmpd="sng" algn="ctr">
+        <a:solidFill>
+          <a:schemeClr val="tx1">
+            <a:lumMod val="15000"/>
+            <a:lumOff val="85000"/>
+          </a:schemeClr>
+        </a:solidFill>
+        <a:round/>
+      </a:ln>
+    </cs:spPr>
+    <cs:defRPr sz="900" kern="1200"/>
+  </cs:dataTable>
+  <cs:downBar>
+    <cs:lnRef idx="0"/>
+    <cs:fillRef idx="0"/>
+    <cs:effectRef idx="0"/>
+    <cs:fontRef idx="minor">
+      <a:schemeClr val="tx1"/>
+    </cs:fontRef>
+    <cs:spPr>
+      <a:solidFill>
+        <a:schemeClr val="dk1">
+          <a:lumMod val="75000"/>
+          <a:lumOff val="25000"/>
+        </a:schemeClr>
+      </a:solidFill>
+      <a:ln w="9525" cap="flat" cmpd="sng" algn="ctr">
+        <a:solidFill>
+          <a:schemeClr val="tx1">
+            <a:lumMod val="65000"/>
+            <a:lumOff val="35000"/>
+          </a:schemeClr>
+        </a:solidFill>
+        <a:round/>
+      </a:ln>
+    </cs:spPr>
+  </cs:downBar>
+  <cs:dropLine>
+    <cs:lnRef idx="0"/>
+    <cs:fillRef idx="0"/>
+    <cs:effectRef idx="0"/>
+    <cs:fontRef idx="minor">
+      <a:schemeClr val="tx1"/>
+    </cs:fontRef>
+    <cs:spPr>
+      <a:ln w="9525" cap="flat" cmpd="sng" algn="ctr">
+        <a:solidFill>
+          <a:schemeClr val="tx1">
+            <a:lumMod val="35000"/>
+            <a:lumOff val="65000"/>
+          </a:schemeClr>
+        </a:solidFill>
+        <a:round/>
+      </a:ln>
+    </cs:spPr>
+  </cs:dropLine>
+  <cs:errorBar>
+    <cs:lnRef idx="0"/>
+    <cs:fillRef idx="0"/>
+    <cs:effectRef idx="0"/>
+    <cs:fontRef idx="minor">
+      <a:schemeClr val="tx1"/>
+    </cs:fontRef>
+    <cs:spPr>
+      <a:ln w="9525" cap="flat" cmpd="sng" algn="ctr">
+        <a:solidFill>
+          <a:schemeClr val="tx1">
+            <a:lumMod val="65000"/>
+            <a:lumOff val="35000"/>
+          </a:schemeClr>
+        </a:solidFill>
+        <a:round/>
+      </a:ln>
+    </cs:spPr>
+  </cs:errorBar>
+  <cs:floor>
+    <cs:lnRef idx="0"/>
+    <cs:fillRef idx="0"/>
+    <cs:effectRef idx="0"/>
+    <cs:fontRef idx="minor">
+      <a:schemeClr val="tx1"/>
+    </cs:fontRef>
+    <cs:spPr>
+      <a:noFill/>
+      <a:ln>
+        <a:noFill/>
+      </a:ln>
+    </cs:spPr>
+  </cs:floor>
+  <cs:gridlineMajor>
+    <cs:lnRef idx="0"/>
+    <cs:fillRef idx="0"/>
+    <cs:effectRef idx="0"/>
+    <cs:fontRef idx="minor">
+      <a:schemeClr val="tx1"/>
+    </cs:fontRef>
+    <cs:spPr>
+      <a:ln w="9525" cap="flat" cmpd="sng" algn="ctr">
+        <a:solidFill>
+          <a:schemeClr val="tx1">
+            <a:lumMod val="15000"/>
+            <a:lumOff val="85000"/>
+          </a:schemeClr>
+        </a:solidFill>
+        <a:round/>
+      </a:ln>
+    </cs:spPr>
+  </cs:gridlineMajor>
+  <cs:gridlineMinor>
+    <cs:lnRef idx="0"/>
+    <cs:fillRef idx="0"/>
+    <cs:effectRef idx="0"/>
+    <cs:fontRef idx="minor">
+      <a:schemeClr val="tx1"/>
+    </cs:fontRef>
+    <cs:spPr>
+      <a:ln w="9525" cap="flat" cmpd="sng" algn="ctr">
+        <a:solidFill>
+          <a:schemeClr val="tx1">
+            <a:lumMod val="5000"/>
+            <a:lumOff val="95000"/>
+          </a:schemeClr>
+        </a:solidFill>
+        <a:round/>
+      </a:ln>
+    </cs:spPr>
+  </cs:gridlineMinor>
+  <cs:hiLoLine>
+    <cs:lnRef idx="0"/>
+    <cs:fillRef idx="0"/>
+    <cs:effectRef idx="0"/>
+    <cs:fontRef idx="minor">
+      <a:schemeClr val="tx1"/>
+    </cs:fontRef>
+    <cs:spPr>
+      <a:ln w="9525" cap="flat" cmpd="sng" algn="ctr">
+        <a:solidFill>
+          <a:schemeClr val="tx1">
+            <a:lumMod val="50000"/>
+            <a:lumOff val="50000"/>
+          </a:schemeClr>
+        </a:solidFill>
+        <a:round/>
+      </a:ln>
+    </cs:spPr>
+  </cs:hiLoLine>
+  <cs:leaderLine>
+    <cs:lnRef idx="0"/>
+    <cs:fillRef idx="0"/>
+    <cs:effectRef idx="0"/>
+    <cs:fontRef idx="minor">
+      <a:schemeClr val="tx1"/>
+    </cs:fontRef>
+    <cs:spPr>
+      <a:ln w="9525" cap="flat" cmpd="sng" algn="ctr">
+        <a:solidFill>
+          <a:schemeClr val="tx1">
+            <a:lumMod val="35000"/>
+            <a:lumOff val="65000"/>
+          </a:schemeClr>
+        </a:solidFill>
+        <a:round/>
+      </a:ln>
+    </cs:spPr>
+  </cs:leaderLine>
+  <cs:legend>
+    <cs:lnRef idx="0"/>
+    <cs:fillRef idx="0"/>
+    <cs:effectRef idx="0"/>
+    <cs:fontRef idx="minor">
+      <a:schemeClr val="tx1">
+        <a:lumMod val="65000"/>
+        <a:lumOff val="35000"/>
+      </a:schemeClr>
+    </cs:fontRef>
+    <cs:defRPr sz="900" kern="1200"/>
+  </cs:legend>
+  <cs:plotArea mods="allowNoFillOverride allowNoLineOverride">
+    <cs:lnRef idx="0"/>
+    <cs:fillRef idx="0"/>
+    <cs:effectRef idx="0"/>
+    <cs:fontRef idx="minor">
+      <a:schemeClr val="tx1"/>
+    </cs:fontRef>
+  </cs:plotArea>
+  <cs:plotArea3D mods="allowNoFillOverride allowNoLineOverride">
+    <cs:lnRef idx="0"/>
+    <cs:fillRef idx="0"/>
+    <cs:effectRef idx="0"/>
+    <cs:fontRef idx="minor">
+      <a:schemeClr val="tx1"/>
+    </cs:fontRef>
+  </cs:plotArea3D>
+  <cs:seriesAxis>
+    <cs:lnRef idx="0"/>
+    <cs:fillRef idx="0"/>
+    <cs:effectRef idx="0"/>
+    <cs:fontRef idx="minor">
+      <a:schemeClr val="tx1">
+        <a:lumMod val="65000"/>
+        <a:lumOff val="35000"/>
+      </a:schemeClr>
+    </cs:fontRef>
+    <cs:defRPr sz="900" kern="1200"/>
+  </cs:seriesAxis>
+  <cs:seriesLine>
+    <cs:lnRef idx="0"/>
+    <cs:fillRef idx="0"/>
+    <cs:effectRef idx="0"/>
+    <cs:fontRef idx="minor">
+      <a:schemeClr val="tx1"/>
+    </cs:fontRef>
+    <cs:spPr>
+      <a:ln w="9525" cap="flat" cmpd="sng" algn="ctr">
+        <a:solidFill>
+          <a:schemeClr val="tx1">
+            <a:lumMod val="35000"/>
+            <a:lumOff val="65000"/>
+          </a:schemeClr>
+        </a:solidFill>
+        <a:round/>
+      </a:ln>
+    </cs:spPr>
+  </cs:seriesLine>
+  <cs:title>
+    <cs:lnRef idx="0"/>
+    <cs:fillRef idx="0"/>
+    <cs:effectRef idx="0"/>
+    <cs:fontRef idx="minor">
+      <a:schemeClr val="tx1">
+        <a:lumMod val="65000"/>
+        <a:lumOff val="35000"/>
+      </a:schemeClr>
+    </cs:fontRef>
+    <cs:defRPr sz="1400" b="0" kern="1200" spc="0" baseline="0"/>
+  </cs:title>
+  <cs:trendline>
+    <cs:lnRef idx="0">
+      <cs:styleClr val="auto"/>
+    </cs:lnRef>
+    <cs:fillRef idx="0"/>
+    <cs:effectRef idx="0"/>
+    <cs:fontRef idx="minor">
+      <a:schemeClr val="tx1"/>
+    </cs:fontRef>
+    <cs:spPr>
+      <a:ln w="19050" cap="rnd">
+        <a:solidFill>
+          <a:schemeClr val="phClr"/>
+        </a:solidFill>
+        <a:prstDash val="sysDot"/>
+      </a:ln>
+    </cs:spPr>
+  </cs:trendline>
+  <cs:trendlineLabel>
+    <cs:lnRef idx="0"/>
+    <cs:fillRef idx="0"/>
+    <cs:effectRef idx="0"/>
+    <cs:fontRef idx="minor">
+      <a:schemeClr val="tx1">
+        <a:lumMod val="65000"/>
+        <a:lumOff val="35000"/>
+      </a:schemeClr>
+    </cs:fontRef>
+    <cs:defRPr sz="900" kern="1200"/>
+  </cs:trendlineLabel>
+  <cs:upBar>
+    <cs:lnRef idx="0"/>
+    <cs:fillRef idx="0"/>
+    <cs:effectRef idx="0"/>
+    <cs:fontRef idx="minor">
+      <a:schemeClr val="tx1"/>
+    </cs:fontRef>
+    <cs:spPr>
+      <a:solidFill>
+        <a:schemeClr val="lt1"/>
+      </a:solidFill>
+      <a:ln w="9525" cap="flat" cmpd="sng" algn="ctr">
+        <a:solidFill>
+          <a:schemeClr val="tx1">
+            <a:lumMod val="65000"/>
+            <a:lumOff val="35000"/>
+          </a:schemeClr>
+        </a:solidFill>
+        <a:round/>
+      </a:ln>
+    </cs:spPr>
+  </cs:upBar>
+  <cs:valueAxis>
+    <cs:lnRef idx="0"/>
+    <cs:fillRef idx="0"/>
+    <cs:effectRef idx="0"/>
+    <cs:fontRef idx="minor">
+      <a:schemeClr val="tx1">
+        <a:lumMod val="65000"/>
+        <a:lumOff val="35000"/>
+      </a:schemeClr>
+    </cs:fontRef>
+    <cs:defRPr sz="900" kern="1200"/>
+  </cs:valueAxis>
+  <cs:wall>
+    <cs:lnRef idx="0"/>
+    <cs:fillRef idx="0"/>
+    <cs:effectRef idx="0"/>
+    <cs:fontRef idx="minor">
+      <a:schemeClr val="tx1"/>
+    </cs:fontRef>
+    <cs:spPr>
+      <a:noFill/>
+      <a:ln>
+        <a:noFill/>
+      </a:ln>
+    </cs:spPr>
+  </cs:wall>
+</cs:chartStyle>
+</file>
+
+<file path=word/charts/style6.xml><?xml version="1.0" encoding="utf-8"?>
 <cs:chartStyle xmlns:cs="http://schemas.microsoft.com/office/drawing/2012/chartStyle" xmlns:a="http://schemas.openxmlformats.org/drawingml/2006/main" id="201">
   <cs:axisTitle>
     <cs:lnRef idx="0"/>
